--- a/docs/manuscript/Chloride_Fushe_Kuqe_Supplementary_Material.docx
+++ b/docs/manuscript/Chloride_Fushe_Kuqe_Supplementary_Material.docx
@@ -109,7 +109,7 @@
       <w:r>
         <w:t xml:space="preserve">Paths refer to the code repository </w:t>
       </w:r>
-      <w:hyperlink w:history="1" r:id="rIdz6mjuk18r3ihfca6oinc8">
+      <w:hyperlink w:history="1" r:id="rId110y8f_tytglgovsuhcwk">
         <w:r>
           <w:rPr>
             <w:color w:val="1D4ED8"/>
@@ -1520,7 +1520,7 @@
             <w:tcBorders>
               <w:top w:val="none" w:color="FFFFFF" w:sz="0"/>
               <w:left w:val="none" w:color="FFFFFF" w:sz="0"/>
-              <w:bottom w:val="single" w:color="000000" w:sz="6"/>
+              <w:bottom w:val="none" w:color="FFFFFF" w:sz="0"/>
               <w:right w:val="none" w:color="FFFFFF" w:sz="0"/>
             </w:tcBorders>
             <w:tcMar>
@@ -1552,7 +1552,7 @@
             <w:tcBorders>
               <w:top w:val="none" w:color="FFFFFF" w:sz="0"/>
               <w:left w:val="none" w:color="FFFFFF" w:sz="0"/>
-              <w:bottom w:val="single" w:color="000000" w:sz="6"/>
+              <w:bottom w:val="none" w:color="FFFFFF" w:sz="0"/>
               <w:right w:val="none" w:color="FFFFFF" w:sz="0"/>
             </w:tcBorders>
             <w:tcMar>
@@ -1584,7 +1584,7 @@
             <w:tcBorders>
               <w:top w:val="none" w:color="FFFFFF" w:sz="0"/>
               <w:left w:val="none" w:color="FFFFFF" w:sz="0"/>
-              <w:bottom w:val="single" w:color="000000" w:sz="6"/>
+              <w:bottom w:val="none" w:color="FFFFFF" w:sz="0"/>
               <w:right w:val="none" w:color="FFFFFF" w:sz="0"/>
             </w:tcBorders>
             <w:tcMar>
@@ -1607,6 +1607,107 @@
                 <w:szCs w:val="17"/>
               </w:rPr>
               <w:t xml:space="preserve">fkcl_calib.py</w:t>
+            </w:r>
+          </w:p>
+        </w:tc>
+      </w:tr>
+      <w:tr>
+        <w:trPr>
+          <w:cantSplit/>
+        </w:trPr>
+        <w:tc>
+          <w:tcPr>
+            <w:tcW w:type="dxa" w:w="3000"/>
+            <w:tcBorders>
+              <w:top w:val="none" w:color="FFFFFF" w:sz="0"/>
+              <w:left w:val="none" w:color="FFFFFF" w:sz="0"/>
+              <w:bottom w:val="single" w:color="000000" w:sz="6"/>
+              <w:right w:val="none" w:color="FFFFFF" w:sz="0"/>
+            </w:tcBorders>
+            <w:tcMar>
+              <w:top w:type="dxa" w:w="40"/>
+              <w:left w:type="dxa" w:w="80"/>
+              <w:bottom w:type="dxa" w:w="40"/>
+              <w:right w:type="dxa" w:w="80"/>
+            </w:tcMar>
+          </w:tcPr>
+          <w:p>
+            <w:pPr>
+              <w:spacing w:line="240"/>
+              <w:jc w:val="left"/>
+            </w:pPr>
+            <w:r>
+              <w:rPr>
+                <w:b w:val="false"/>
+                <w:bCs w:val="false"/>
+                <w:sz w:val="17"/>
+                <w:szCs w:val="17"/>
+              </w:rPr>
+              <w:t xml:space="preserve">experiments/prag_go_fushe_kuqe/res_geo/</w:t>
+            </w:r>
+          </w:p>
+        </w:tc>
+        <w:tc>
+          <w:tcPr>
+            <w:tcW w:type="dxa" w:w="4200"/>
+            <w:tcBorders>
+              <w:top w:val="none" w:color="FFFFFF" w:sz="0"/>
+              <w:left w:val="none" w:color="FFFFFF" w:sz="0"/>
+              <w:bottom w:val="single" w:color="000000" w:sz="6"/>
+              <w:right w:val="none" w:color="FFFFFF" w:sz="0"/>
+            </w:tcBorders>
+            <w:tcMar>
+              <w:top w:type="dxa" w:w="40"/>
+              <w:left w:type="dxa" w:w="80"/>
+              <w:bottom w:type="dxa" w:w="40"/>
+              <w:right w:type="dxa" w:w="80"/>
+            </w:tcMar>
+          </w:tcPr>
+          <w:p>
+            <w:pPr>
+              <w:spacing w:line="240"/>
+              <w:jc w:val="left"/>
+            </w:pPr>
+            <w:r>
+              <w:rPr>
+                <w:b w:val="false"/>
+                <w:bCs w:val="false"/>
+                <w:sz w:val="17"/>
+                <w:szCs w:val="17"/>
+              </w:rPr>
+              <w:t xml:space="preserve">PRAG-MAR with the geolocated boundary: results, fields and the prior draws shared with MATLAB</w:t>
+            </w:r>
+          </w:p>
+        </w:tc>
+        <w:tc>
+          <w:tcPr>
+            <w:tcW w:type="dxa" w:w="1870"/>
+            <w:tcBorders>
+              <w:top w:val="none" w:color="FFFFFF" w:sz="0"/>
+              <w:left w:val="none" w:color="FFFFFF" w:sz="0"/>
+              <w:bottom w:val="single" w:color="000000" w:sz="6"/>
+              <w:right w:val="none" w:color="FFFFFF" w:sz="0"/>
+            </w:tcBorders>
+            <w:tcMar>
+              <w:top w:type="dxa" w:w="40"/>
+              <w:left w:type="dxa" w:w="80"/>
+              <w:bottom w:type="dxa" w:w="40"/>
+              <w:right w:type="dxa" w:w="80"/>
+            </w:tcMar>
+          </w:tcPr>
+          <w:p>
+            <w:pPr>
+              <w:spacing w:line="240"/>
+              <w:jc w:val="left"/>
+            </w:pPr>
+            <w:r>
+              <w:rPr>
+                <w:b w:val="false"/>
+                <w:bCs w:val="false"/>
+                <w:sz w:val="17"/>
+                <w:szCs w:val="17"/>
+              </w:rPr>
+              <w:t xml:space="preserve">fk_mar_geo.py</w:t>
             </w:r>
           </w:p>
         </w:tc>
@@ -20163,7 +20264,7 @@
         <w:jc w:val="both"/>
       </w:pPr>
       <w:r>
-        <w:t xml:space="preserve">Each module is a Python experiment in the folder experiments/ of the repository, with its own README, scripts, result file and figures; PRAG-MAR is also implemented in MATLAB (src/prag_mar.m). The tests use simplified models parameterized for Fushë-Kuqe with a known truth. PRAG-GO and PRAG-MAR used the companion field model with its full-margin sea boundary (see Section 5.2 of the main text); their site-specific numbers illustrate the methods and should be recomputed with the sea contact of Section 2.3. The summaries below give, for each module, the question, the model, the criterion, the experiment, the results, the limitations and the files.</w:t>
+        <w:t xml:space="preserve">Each module is a Python experiment in the folder experiments/ of the repository, with its own README, scripts, result file and figures; PRAG-MAR is also implemented in MATLAB (src/prag_mar.m). The tests use simplified models parameterized for Fushë-Kuqe with a known truth. PRAG-GO used the companion field model with its full-margin sea boundary (see Section 5.2 of the main text), so its site-specific numbers illustrate the method. PRAG-MAR is reported with that boundary (S7.2) and recomputed with the geolocated sea contact of Section 2.3 (S7.2a, Fig. S1, Tables S10–S11). The summaries below give, for each module, the question, the model, the criterion, the experiment, the results, the limitations and the files.</w:t>
       </w:r>
     </w:p>
     <w:p>
@@ -21895,6 +21996,4237 @@
           <w:sz w:val="23"/>
           <w:szCs w:val="23"/>
         </w:rPr>
+        <w:t xml:space="preserve">S7.2a. PRAG-MAR recomputed with the geolocated sea boundary</w:t>
+      </w:r>
+    </w:p>
+    <w:p>
+      <w:pPr>
+        <w:spacing w:after="120" w:line="360"/>
+        <w:jc w:val="both"/>
+      </w:pPr>
+      <w:r>
+        <w:rPr>
+          <w:i/>
+          <w:iCs/>
+        </w:rPr>
+        <w:t xml:space="preserve">Code:</w:t>
+      </w:r>
+      <w:r>
+        <w:t xml:space="preserve"> experiments/prag_go_fushe_kuqe/fk_geo.py (model), fk_mar_geo.py (experiment); MATLAB chloride_fk/matlab/fkcl_prag_mar.m, which reproduces the probabilities below exactly from the same prior draws.</w:t>
+      </w:r>
+    </w:p>
+    <w:p>
+      <w:pPr>
+        <w:spacing w:after="120" w:line="360"/>
+        <w:jc w:val="both"/>
+      </w:pPr>
+      <w:r>
+        <w:rPr>
+          <w:b/>
+          <w:bCs/>
+        </w:rPr>
+        <w:t xml:space="preserve">Model.</w:t>
+      </w:r>
+      <w:r>
+        <w:t xml:space="preserve"> The companion model of S7.1–S7.2 with only its boundary changed to that of the chloride study (Section 2.3 of the main text): the western-edge cells of the 92 rows in contact with the Adriatic drain to h = 0 at the shoreline over the GLOBE gap, the model covers the coastal sector y ≥ 24 km (221.6 km²) and every other margin, including the southern cut, is no-flow. Confined flow with T = K b (b = 30 m), recharge 5 × 10⁻⁴ m/d, the 12 pilot zones with the facies prior (ρ</w:t>
+      </w:r>
+      <w:r>
+        <w:rPr>
+          <w:vertAlign w:val="subscript"/>
+        </w:rPr>
+        <w:t xml:space="preserve">F</w:t>
+      </w:r>
+      <w:r>
+        <w:t xml:space="preserve"> = 0.6) and the Ghyben–Herzberg criterion h &lt; δ base = 1.0 m are unchanged. With this boundary the intruded area at the prior mean is 10.1 km² (92.7 km² with the full-margin boundary), confined to the northern coast, and no inside well is at risk without pumping: the lowest prior-mean head of an inside K-well in the sector is 2.56 m (A1).</w:t>
+      </w:r>
+    </w:p>
+    <w:p>
+      <w:pPr>
+        <w:spacing w:after="120" w:line="360"/>
+        <w:jc w:val="both"/>
+      </w:pPr>
+      <w:r>
+        <w:rPr>
+          <w:b/>
+          <w:bCs/>
+        </w:rPr>
+        <w:t xml:space="preserve">Rules, fixed before the comparison.</w:t>
+      </w:r>
+      <w:r>
+        <w:t xml:space="preserve"> (i) Supply wells: the sector is split at section A–A′ (y = 36.5 km, through the Fushë-Kuqe well field), and in each half the supply well is the inside K-well with the lowest prior-mean head, outside the published monitoring design: A = A1 (3.0, 36.5) and B = P10 (4.0, 35.0). The old pair A23/R16 does not fit, because R16 lies in the southern plain, outside the sector. (ii) Pumping: the companion rule chose wells whose prior intrusion probability was closest to ½; since no well is at risk here without pumping, the pumping takes that role, and Q</w:t>
+      </w:r>
+      <w:r>
+        <w:rPr>
+          <w:vertAlign w:val="subscript"/>
+        </w:rPr>
+        <w:t xml:space="preserve">A</w:t>
+      </w:r>
+      <w:r>
+        <w:t xml:space="preserve">, Q</w:t>
+      </w:r>
+      <w:r>
+        <w:rPr>
+          <w:vertAlign w:val="subscript"/>
+        </w:rPr>
+        <w:t xml:space="preserve">B</w:t>
+      </w:r>
+      <w:r>
+        <w:t xml:space="preserve"> are set so that each well's own prior intrusion probability is ½ with both wells pumping (calibration ensemble of 2000 draws, independent of the evaluation ensemble). This gives Q</w:t>
+      </w:r>
+      <w:r>
+        <w:rPr>
+          <w:vertAlign w:val="subscript"/>
+        </w:rPr>
+        <w:t xml:space="preserve">A</w:t>
+      </w:r>
+      <w:r>
+        <w:t xml:space="preserve"> = 3757 and Q</w:t>
+      </w:r>
+      <w:r>
+        <w:rPr>
+          <w:vertAlign w:val="subscript"/>
+        </w:rPr>
+        <w:t xml:space="preserve">B</w:t>
+      </w:r>
+      <w:r>
+        <w:t xml:space="preserve"> = 17183 m³/d, with mean drawdowns of 1.56 and 3.25 m. (iii) Recharge candidates: sector cells at least 1 km from both supply wells, since recharge at the pumping well itself would only mean pumping less (the full-margin experiment placed two of its sites at the supply wells). (iv) All designs use the published selection rule: three cells, at least 6 km apart in northing. The designs are compared exactly on 2000 prior realizations (Table S10, Fig. S1).</w:t>
+      </w:r>
+    </w:p>
+    <w:p>
+      <w:pPr>
+        <w:keepNext/>
+        <w:spacing w:after="80" w:before="200" w:line="276"/>
+      </w:pPr>
+      <w:r>
+        <w:rPr>
+          <w:b/>
+          <w:bCs/>
+          <w:sz w:val="20"/>
+          <w:szCs w:val="20"/>
+        </w:rPr>
+        <w:t xml:space="preserve">Table S10.</w:t>
+      </w:r>
+      <w:r>
+        <w:rPr>
+          <w:sz w:val="20"/>
+          <w:szCs w:val="20"/>
+        </w:rPr>
+        <w:t xml:space="preserve"> PRAG-MAR with the geolocated sea boundary: probability that supply well A, B, or either is intruded, and mean intruded area, for recharge Q per site (2000 prior realizations). Sites: nearest K-well (cell coordinates in km); † outside the sector, no effect.</w:t>
+      </w:r>
+    </w:p>
+    <w:tbl>
+      <w:tblPr>
+        <w:tblW w:type="dxa" w:w="9070"/>
+        <w:tblBorders>
+          <w:top w:val="none" w:color="FFFFFF" w:sz="0"/>
+          <w:left w:val="none" w:color="FFFFFF" w:sz="0"/>
+          <w:bottom w:val="none" w:color="FFFFFF" w:sz="0"/>
+          <w:right w:val="none" w:color="FFFFFF" w:sz="0"/>
+          <w:insideH w:val="none" w:color="FFFFFF" w:sz="0"/>
+          <w:insideV w:val="none" w:color="FFFFFF" w:sz="0"/>
+        </w:tblBorders>
+        <w:tblLayout w:type="fixed"/>
+      </w:tblPr>
+      <w:tblGrid>
+        <w:gridCol w:w="1700"/>
+        <w:gridCol w:w="3000"/>
+        <w:gridCol w:w="800"/>
+        <w:gridCol w:w="800"/>
+        <w:gridCol w:w="800"/>
+        <w:gridCol w:w="1000"/>
+        <w:gridCol w:w="970"/>
+      </w:tblGrid>
+      <w:tr>
+        <w:trPr>
+          <w:cantSplit/>
+          <w:tblHeader/>
+        </w:trPr>
+        <w:tc>
+          <w:tcPr>
+            <w:tcW w:type="dxa" w:w="1700"/>
+            <w:tcBorders>
+              <w:top w:val="single" w:color="000000" w:sz="6"/>
+              <w:left w:val="none" w:color="FFFFFF" w:sz="0"/>
+              <w:bottom w:val="single" w:color="000000" w:sz="6"/>
+              <w:right w:val="none" w:color="FFFFFF" w:sz="0"/>
+            </w:tcBorders>
+            <w:tcMar>
+              <w:top w:type="dxa" w:w="40"/>
+              <w:left w:type="dxa" w:w="80"/>
+              <w:bottom w:type="dxa" w:w="40"/>
+              <w:right w:type="dxa" w:w="80"/>
+            </w:tcMar>
+          </w:tcPr>
+          <w:p>
+            <w:pPr>
+              <w:spacing w:line="240"/>
+              <w:jc w:val="left"/>
+            </w:pPr>
+            <w:r>
+              <w:rPr>
+                <w:b/>
+                <w:bCs/>
+                <w:sz w:val="15"/>
+                <w:szCs w:val="15"/>
+              </w:rPr>
+              <w:t xml:space="preserve">Design</w:t>
+            </w:r>
+          </w:p>
+        </w:tc>
+        <w:tc>
+          <w:tcPr>
+            <w:tcW w:type="dxa" w:w="3000"/>
+            <w:tcBorders>
+              <w:top w:val="single" w:color="000000" w:sz="6"/>
+              <w:left w:val="none" w:color="FFFFFF" w:sz="0"/>
+              <w:bottom w:val="single" w:color="000000" w:sz="6"/>
+              <w:right w:val="none" w:color="FFFFFF" w:sz="0"/>
+            </w:tcBorders>
+            <w:tcMar>
+              <w:top w:type="dxa" w:w="40"/>
+              <w:left w:type="dxa" w:w="80"/>
+              <w:bottom w:type="dxa" w:w="40"/>
+              <w:right w:type="dxa" w:w="80"/>
+            </w:tcMar>
+          </w:tcPr>
+          <w:p>
+            <w:pPr>
+              <w:spacing w:line="240"/>
+              <w:jc w:val="left"/>
+            </w:pPr>
+            <w:r>
+              <w:rPr>
+                <w:b/>
+                <w:bCs/>
+                <w:sz w:val="15"/>
+                <w:szCs w:val="15"/>
+              </w:rPr>
+              <w:t xml:space="preserve">Sites</w:t>
+            </w:r>
+          </w:p>
+        </w:tc>
+        <w:tc>
+          <w:tcPr>
+            <w:tcW w:type="dxa" w:w="800"/>
+            <w:tcBorders>
+              <w:top w:val="single" w:color="000000" w:sz="6"/>
+              <w:left w:val="none" w:color="FFFFFF" w:sz="0"/>
+              <w:bottom w:val="single" w:color="000000" w:sz="6"/>
+              <w:right w:val="none" w:color="FFFFFF" w:sz="0"/>
+            </w:tcBorders>
+            <w:tcMar>
+              <w:top w:type="dxa" w:w="40"/>
+              <w:left w:type="dxa" w:w="80"/>
+              <w:bottom w:type="dxa" w:w="40"/>
+              <w:right w:type="dxa" w:w="80"/>
+            </w:tcMar>
+          </w:tcPr>
+          <w:p>
+            <w:pPr>
+              <w:spacing w:line="240"/>
+              <w:jc w:val="left"/>
+            </w:pPr>
+            <w:r>
+              <w:rPr>
+                <w:b/>
+                <w:bCs/>
+                <w:sz w:val="15"/>
+                <w:szCs w:val="15"/>
+              </w:rPr>
+              <w:t xml:space="preserve">Q [m³/d]</w:t>
+            </w:r>
+          </w:p>
+        </w:tc>
+        <w:tc>
+          <w:tcPr>
+            <w:tcW w:type="dxa" w:w="800"/>
+            <w:tcBorders>
+              <w:top w:val="single" w:color="000000" w:sz="6"/>
+              <w:left w:val="none" w:color="FFFFFF" w:sz="0"/>
+              <w:bottom w:val="single" w:color="000000" w:sz="6"/>
+              <w:right w:val="none" w:color="FFFFFF" w:sz="0"/>
+            </w:tcBorders>
+            <w:tcMar>
+              <w:top w:type="dxa" w:w="40"/>
+              <w:left w:type="dxa" w:w="80"/>
+              <w:bottom w:type="dxa" w:w="40"/>
+              <w:right w:type="dxa" w:w="80"/>
+            </w:tcMar>
+          </w:tcPr>
+          <w:p>
+            <w:pPr>
+              <w:spacing w:line="240"/>
+              <w:jc w:val="left"/>
+            </w:pPr>
+            <w:r>
+              <w:rPr>
+                <w:b/>
+                <w:bCs/>
+                <w:sz w:val="15"/>
+                <w:szCs w:val="15"/>
+              </w:rPr>
+              <w:t xml:space="preserve">P(A)</w:t>
+            </w:r>
+          </w:p>
+        </w:tc>
+        <w:tc>
+          <w:tcPr>
+            <w:tcW w:type="dxa" w:w="800"/>
+            <w:tcBorders>
+              <w:top w:val="single" w:color="000000" w:sz="6"/>
+              <w:left w:val="none" w:color="FFFFFF" w:sz="0"/>
+              <w:bottom w:val="single" w:color="000000" w:sz="6"/>
+              <w:right w:val="none" w:color="FFFFFF" w:sz="0"/>
+            </w:tcBorders>
+            <w:tcMar>
+              <w:top w:type="dxa" w:w="40"/>
+              <w:left w:type="dxa" w:w="80"/>
+              <w:bottom w:type="dxa" w:w="40"/>
+              <w:right w:type="dxa" w:w="80"/>
+            </w:tcMar>
+          </w:tcPr>
+          <w:p>
+            <w:pPr>
+              <w:spacing w:line="240"/>
+              <w:jc w:val="left"/>
+            </w:pPr>
+            <w:r>
+              <w:rPr>
+                <w:b/>
+                <w:bCs/>
+                <w:sz w:val="15"/>
+                <w:szCs w:val="15"/>
+              </w:rPr>
+              <w:t xml:space="preserve">P(B)</w:t>
+            </w:r>
+          </w:p>
+        </w:tc>
+        <w:tc>
+          <w:tcPr>
+            <w:tcW w:type="dxa" w:w="1000"/>
+            <w:tcBorders>
+              <w:top w:val="single" w:color="000000" w:sz="6"/>
+              <w:left w:val="none" w:color="FFFFFF" w:sz="0"/>
+              <w:bottom w:val="single" w:color="000000" w:sz="6"/>
+              <w:right w:val="none" w:color="FFFFFF" w:sz="0"/>
+            </w:tcBorders>
+            <w:tcMar>
+              <w:top w:type="dxa" w:w="40"/>
+              <w:left w:type="dxa" w:w="80"/>
+              <w:bottom w:type="dxa" w:w="40"/>
+              <w:right w:type="dxa" w:w="80"/>
+            </w:tcMar>
+          </w:tcPr>
+          <w:p>
+            <w:pPr>
+              <w:spacing w:line="240"/>
+              <w:jc w:val="left"/>
+            </w:pPr>
+            <w:r>
+              <w:rPr>
+                <w:b/>
+                <w:bCs/>
+                <w:sz w:val="15"/>
+                <w:szCs w:val="15"/>
+              </w:rPr>
+              <w:t xml:space="preserve">P(A or B)</w:t>
+            </w:r>
+          </w:p>
+        </w:tc>
+        <w:tc>
+          <w:tcPr>
+            <w:tcW w:type="dxa" w:w="970"/>
+            <w:tcBorders>
+              <w:top w:val="single" w:color="000000" w:sz="6"/>
+              <w:left w:val="none" w:color="FFFFFF" w:sz="0"/>
+              <w:bottom w:val="single" w:color="000000" w:sz="6"/>
+              <w:right w:val="none" w:color="FFFFFF" w:sz="0"/>
+            </w:tcBorders>
+            <w:tcMar>
+              <w:top w:type="dxa" w:w="40"/>
+              <w:left w:type="dxa" w:w="80"/>
+              <w:bottom w:type="dxa" w:w="40"/>
+              <w:right w:type="dxa" w:w="80"/>
+            </w:tcMar>
+          </w:tcPr>
+          <w:p>
+            <w:pPr>
+              <w:spacing w:line="240"/>
+              <w:jc w:val="left"/>
+            </w:pPr>
+            <w:r>
+              <w:rPr>
+                <w:b/>
+                <w:bCs/>
+                <w:sz w:val="15"/>
+                <w:szCs w:val="15"/>
+              </w:rPr>
+              <w:t xml:space="preserve">Area [km²]</w:t>
+            </w:r>
+          </w:p>
+        </w:tc>
+      </w:tr>
+      <w:tr>
+        <w:trPr>
+          <w:cantSplit/>
+        </w:trPr>
+        <w:tc>
+          <w:tcPr>
+            <w:tcW w:type="dxa" w:w="1700"/>
+            <w:tcBorders>
+              <w:top w:val="none" w:color="FFFFFF" w:sz="0"/>
+              <w:left w:val="none" w:color="FFFFFF" w:sz="0"/>
+              <w:bottom w:val="none" w:color="FFFFFF" w:sz="0"/>
+              <w:right w:val="none" w:color="FFFFFF" w:sz="0"/>
+            </w:tcBorders>
+            <w:tcMar>
+              <w:top w:type="dxa" w:w="40"/>
+              <w:left w:type="dxa" w:w="80"/>
+              <w:bottom w:type="dxa" w:w="40"/>
+              <w:right w:type="dxa" w:w="80"/>
+            </w:tcMar>
+          </w:tcPr>
+          <w:p>
+            <w:pPr>
+              <w:spacing w:line="240"/>
+              <w:jc w:val="left"/>
+            </w:pPr>
+            <w:r>
+              <w:rPr>
+                <w:b w:val="false"/>
+                <w:bCs w:val="false"/>
+                <w:sz w:val="15"/>
+                <w:szCs w:val="15"/>
+              </w:rPr>
+              <w:t xml:space="preserve">none</w:t>
+            </w:r>
+          </w:p>
+        </w:tc>
+        <w:tc>
+          <w:tcPr>
+            <w:tcW w:type="dxa" w:w="3000"/>
+            <w:tcBorders>
+              <w:top w:val="none" w:color="FFFFFF" w:sz="0"/>
+              <w:left w:val="none" w:color="FFFFFF" w:sz="0"/>
+              <w:bottom w:val="none" w:color="FFFFFF" w:sz="0"/>
+              <w:right w:val="none" w:color="FFFFFF" w:sz="0"/>
+            </w:tcBorders>
+            <w:tcMar>
+              <w:top w:type="dxa" w:w="40"/>
+              <w:left w:type="dxa" w:w="80"/>
+              <w:bottom w:type="dxa" w:w="40"/>
+              <w:right w:type="dxa" w:w="80"/>
+            </w:tcMar>
+          </w:tcPr>
+          <w:p>
+            <w:pPr>
+              <w:spacing w:line="240"/>
+              <w:jc w:val="left"/>
+            </w:pPr>
+            <w:r>
+              <w:rPr>
+                <w:b w:val="false"/>
+                <w:bCs w:val="false"/>
+                <w:sz w:val="15"/>
+                <w:szCs w:val="15"/>
+              </w:rPr>
+              <w:t xml:space="preserve">–</w:t>
+            </w:r>
+          </w:p>
+        </w:tc>
+        <w:tc>
+          <w:tcPr>
+            <w:tcW w:type="dxa" w:w="800"/>
+            <w:tcBorders>
+              <w:top w:val="none" w:color="FFFFFF" w:sz="0"/>
+              <w:left w:val="none" w:color="FFFFFF" w:sz="0"/>
+              <w:bottom w:val="none" w:color="FFFFFF" w:sz="0"/>
+              <w:right w:val="none" w:color="FFFFFF" w:sz="0"/>
+            </w:tcBorders>
+            <w:tcMar>
+              <w:top w:type="dxa" w:w="40"/>
+              <w:left w:type="dxa" w:w="80"/>
+              <w:bottom w:type="dxa" w:w="40"/>
+              <w:right w:type="dxa" w:w="80"/>
+            </w:tcMar>
+          </w:tcPr>
+          <w:p>
+            <w:pPr>
+              <w:spacing w:line="240"/>
+              <w:jc w:val="left"/>
+            </w:pPr>
+            <w:r>
+              <w:rPr>
+                <w:b w:val="false"/>
+                <w:bCs w:val="false"/>
+                <w:sz w:val="15"/>
+                <w:szCs w:val="15"/>
+              </w:rPr>
+              <w:t xml:space="preserve">0</w:t>
+            </w:r>
+          </w:p>
+        </w:tc>
+        <w:tc>
+          <w:tcPr>
+            <w:tcW w:type="dxa" w:w="800"/>
+            <w:tcBorders>
+              <w:top w:val="none" w:color="FFFFFF" w:sz="0"/>
+              <w:left w:val="none" w:color="FFFFFF" w:sz="0"/>
+              <w:bottom w:val="none" w:color="FFFFFF" w:sz="0"/>
+              <w:right w:val="none" w:color="FFFFFF" w:sz="0"/>
+            </w:tcBorders>
+            <w:tcMar>
+              <w:top w:type="dxa" w:w="40"/>
+              <w:left w:type="dxa" w:w="80"/>
+              <w:bottom w:type="dxa" w:w="40"/>
+              <w:right w:type="dxa" w:w="80"/>
+            </w:tcMar>
+          </w:tcPr>
+          <w:p>
+            <w:pPr>
+              <w:spacing w:line="240"/>
+              <w:jc w:val="left"/>
+            </w:pPr>
+            <w:r>
+              <w:rPr>
+                <w:b w:val="false"/>
+                <w:bCs w:val="false"/>
+                <w:sz w:val="15"/>
+                <w:szCs w:val="15"/>
+              </w:rPr>
+              <w:t xml:space="preserve">0.477</w:t>
+            </w:r>
+          </w:p>
+        </w:tc>
+        <w:tc>
+          <w:tcPr>
+            <w:tcW w:type="dxa" w:w="800"/>
+            <w:tcBorders>
+              <w:top w:val="none" w:color="FFFFFF" w:sz="0"/>
+              <w:left w:val="none" w:color="FFFFFF" w:sz="0"/>
+              <w:bottom w:val="none" w:color="FFFFFF" w:sz="0"/>
+              <w:right w:val="none" w:color="FFFFFF" w:sz="0"/>
+            </w:tcBorders>
+            <w:tcMar>
+              <w:top w:type="dxa" w:w="40"/>
+              <w:left w:type="dxa" w:w="80"/>
+              <w:bottom w:type="dxa" w:w="40"/>
+              <w:right w:type="dxa" w:w="80"/>
+            </w:tcMar>
+          </w:tcPr>
+          <w:p>
+            <w:pPr>
+              <w:spacing w:line="240"/>
+              <w:jc w:val="left"/>
+            </w:pPr>
+            <w:r>
+              <w:rPr>
+                <w:b w:val="false"/>
+                <w:bCs w:val="false"/>
+                <w:sz w:val="15"/>
+                <w:szCs w:val="15"/>
+              </w:rPr>
+              <w:t xml:space="preserve">0.474</w:t>
+            </w:r>
+          </w:p>
+        </w:tc>
+        <w:tc>
+          <w:tcPr>
+            <w:tcW w:type="dxa" w:w="1000"/>
+            <w:tcBorders>
+              <w:top w:val="none" w:color="FFFFFF" w:sz="0"/>
+              <w:left w:val="none" w:color="FFFFFF" w:sz="0"/>
+              <w:bottom w:val="none" w:color="FFFFFF" w:sz="0"/>
+              <w:right w:val="none" w:color="FFFFFF" w:sz="0"/>
+            </w:tcBorders>
+            <w:tcMar>
+              <w:top w:type="dxa" w:w="40"/>
+              <w:left w:type="dxa" w:w="80"/>
+              <w:bottom w:type="dxa" w:w="40"/>
+              <w:right w:type="dxa" w:w="80"/>
+            </w:tcMar>
+          </w:tcPr>
+          <w:p>
+            <w:pPr>
+              <w:spacing w:line="240"/>
+              <w:jc w:val="left"/>
+            </w:pPr>
+            <w:r>
+              <w:rPr>
+                <w:b w:val="false"/>
+                <w:bCs w:val="false"/>
+                <w:sz w:val="15"/>
+                <w:szCs w:val="15"/>
+              </w:rPr>
+              <w:t xml:space="preserve">0.559</w:t>
+            </w:r>
+          </w:p>
+        </w:tc>
+        <w:tc>
+          <w:tcPr>
+            <w:tcW w:type="dxa" w:w="970"/>
+            <w:tcBorders>
+              <w:top w:val="none" w:color="FFFFFF" w:sz="0"/>
+              <w:left w:val="none" w:color="FFFFFF" w:sz="0"/>
+              <w:bottom w:val="none" w:color="FFFFFF" w:sz="0"/>
+              <w:right w:val="none" w:color="FFFFFF" w:sz="0"/>
+            </w:tcBorders>
+            <w:tcMar>
+              <w:top w:type="dxa" w:w="40"/>
+              <w:left w:type="dxa" w:w="80"/>
+              <w:bottom w:type="dxa" w:w="40"/>
+              <w:right w:type="dxa" w:w="80"/>
+            </w:tcMar>
+          </w:tcPr>
+          <w:p>
+            <w:pPr>
+              <w:spacing w:line="240"/>
+              <w:jc w:val="left"/>
+            </w:pPr>
+            <w:r>
+              <w:rPr>
+                <w:b w:val="false"/>
+                <w:bCs w:val="false"/>
+                <w:sz w:val="15"/>
+                <w:szCs w:val="15"/>
+              </w:rPr>
+              <w:t xml:space="preserve">12.9</w:t>
+            </w:r>
+          </w:p>
+        </w:tc>
+      </w:tr>
+      <w:tr>
+        <w:trPr>
+          <w:cantSplit/>
+        </w:trPr>
+        <w:tc>
+          <w:tcPr>
+            <w:tcW w:type="dxa" w:w="1700"/>
+            <w:tcBorders>
+              <w:top w:val="none" w:color="FFFFFF" w:sz="0"/>
+              <w:left w:val="none" w:color="FFFFFF" w:sz="0"/>
+              <w:bottom w:val="none" w:color="FFFFFF" w:sz="0"/>
+              <w:right w:val="none" w:color="FFFFFF" w:sz="0"/>
+            </w:tcBorders>
+            <w:tcMar>
+              <w:top w:type="dxa" w:w="40"/>
+              <w:left w:type="dxa" w:w="80"/>
+              <w:bottom w:type="dxa" w:w="40"/>
+              <w:right w:type="dxa" w:w="80"/>
+            </w:tcMar>
+          </w:tcPr>
+          <w:p>
+            <w:pPr>
+              <w:spacing w:line="240"/>
+              <w:jc w:val="left"/>
+            </w:pPr>
+            <w:r>
+              <w:rPr>
+                <w:b w:val="false"/>
+                <w:bCs w:val="false"/>
+                <w:sz w:val="15"/>
+                <w:szCs w:val="15"/>
+              </w:rPr>
+              <w:t xml:space="preserve">published (A18, P21, P16)</w:t>
+            </w:r>
+          </w:p>
+        </w:tc>
+        <w:tc>
+          <w:tcPr>
+            <w:tcW w:type="dxa" w:w="3000"/>
+            <w:tcBorders>
+              <w:top w:val="none" w:color="FFFFFF" w:sz="0"/>
+              <w:left w:val="none" w:color="FFFFFF" w:sz="0"/>
+              <w:bottom w:val="none" w:color="FFFFFF" w:sz="0"/>
+              <w:right w:val="none" w:color="FFFFFF" w:sz="0"/>
+            </w:tcBorders>
+            <w:tcMar>
+              <w:top w:type="dxa" w:w="40"/>
+              <w:left w:type="dxa" w:w="80"/>
+              <w:bottom w:type="dxa" w:w="40"/>
+              <w:right w:type="dxa" w:w="80"/>
+            </w:tcMar>
+          </w:tcPr>
+          <w:p>
+            <w:pPr>
+              <w:spacing w:line="240"/>
+              <w:jc w:val="left"/>
+            </w:pPr>
+            <w:r>
+              <w:rPr>
+                <w:b w:val="false"/>
+                <w:bCs w:val="false"/>
+                <w:sz w:val="15"/>
+                <w:szCs w:val="15"/>
+              </w:rPr>
+              <w:t xml:space="preserve">A18 (12.3, 12.8)†; P21 (11.3, 18.8)†; P16 (6.5, 51.0)</w:t>
+            </w:r>
+          </w:p>
+        </w:tc>
+        <w:tc>
+          <w:tcPr>
+            <w:tcW w:type="dxa" w:w="800"/>
+            <w:tcBorders>
+              <w:top w:val="none" w:color="FFFFFF" w:sz="0"/>
+              <w:left w:val="none" w:color="FFFFFF" w:sz="0"/>
+              <w:bottom w:val="none" w:color="FFFFFF" w:sz="0"/>
+              <w:right w:val="none" w:color="FFFFFF" w:sz="0"/>
+            </w:tcBorders>
+            <w:tcMar>
+              <w:top w:type="dxa" w:w="40"/>
+              <w:left w:type="dxa" w:w="80"/>
+              <w:bottom w:type="dxa" w:w="40"/>
+              <w:right w:type="dxa" w:w="80"/>
+            </w:tcMar>
+          </w:tcPr>
+          <w:p>
+            <w:pPr>
+              <w:spacing w:line="240"/>
+              <w:jc w:val="left"/>
+            </w:pPr>
+            <w:r>
+              <w:rPr>
+                <w:b w:val="false"/>
+                <w:bCs w:val="false"/>
+                <w:sz w:val="15"/>
+                <w:szCs w:val="15"/>
+              </w:rPr>
+              <w:t xml:space="preserve">2500</w:t>
+            </w:r>
+          </w:p>
+        </w:tc>
+        <w:tc>
+          <w:tcPr>
+            <w:tcW w:type="dxa" w:w="800"/>
+            <w:tcBorders>
+              <w:top w:val="none" w:color="FFFFFF" w:sz="0"/>
+              <w:left w:val="none" w:color="FFFFFF" w:sz="0"/>
+              <w:bottom w:val="none" w:color="FFFFFF" w:sz="0"/>
+              <w:right w:val="none" w:color="FFFFFF" w:sz="0"/>
+            </w:tcBorders>
+            <w:tcMar>
+              <w:top w:type="dxa" w:w="40"/>
+              <w:left w:type="dxa" w:w="80"/>
+              <w:bottom w:type="dxa" w:w="40"/>
+              <w:right w:type="dxa" w:w="80"/>
+            </w:tcMar>
+          </w:tcPr>
+          <w:p>
+            <w:pPr>
+              <w:spacing w:line="240"/>
+              <w:jc w:val="left"/>
+            </w:pPr>
+            <w:r>
+              <w:rPr>
+                <w:b w:val="false"/>
+                <w:bCs w:val="false"/>
+                <w:sz w:val="15"/>
+                <w:szCs w:val="15"/>
+              </w:rPr>
+              <w:t xml:space="preserve">0.463</w:t>
+            </w:r>
+          </w:p>
+        </w:tc>
+        <w:tc>
+          <w:tcPr>
+            <w:tcW w:type="dxa" w:w="800"/>
+            <w:tcBorders>
+              <w:top w:val="none" w:color="FFFFFF" w:sz="0"/>
+              <w:left w:val="none" w:color="FFFFFF" w:sz="0"/>
+              <w:bottom w:val="none" w:color="FFFFFF" w:sz="0"/>
+              <w:right w:val="none" w:color="FFFFFF" w:sz="0"/>
+            </w:tcBorders>
+            <w:tcMar>
+              <w:top w:type="dxa" w:w="40"/>
+              <w:left w:type="dxa" w:w="80"/>
+              <w:bottom w:type="dxa" w:w="40"/>
+              <w:right w:type="dxa" w:w="80"/>
+            </w:tcMar>
+          </w:tcPr>
+          <w:p>
+            <w:pPr>
+              <w:spacing w:line="240"/>
+              <w:jc w:val="left"/>
+            </w:pPr>
+            <w:r>
+              <w:rPr>
+                <w:b w:val="false"/>
+                <w:bCs w:val="false"/>
+                <w:sz w:val="15"/>
+                <w:szCs w:val="15"/>
+              </w:rPr>
+              <w:t xml:space="preserve">0.456</w:t>
+            </w:r>
+          </w:p>
+        </w:tc>
+        <w:tc>
+          <w:tcPr>
+            <w:tcW w:type="dxa" w:w="1000"/>
+            <w:tcBorders>
+              <w:top w:val="none" w:color="FFFFFF" w:sz="0"/>
+              <w:left w:val="none" w:color="FFFFFF" w:sz="0"/>
+              <w:bottom w:val="none" w:color="FFFFFF" w:sz="0"/>
+              <w:right w:val="none" w:color="FFFFFF" w:sz="0"/>
+            </w:tcBorders>
+            <w:tcMar>
+              <w:top w:type="dxa" w:w="40"/>
+              <w:left w:type="dxa" w:w="80"/>
+              <w:bottom w:type="dxa" w:w="40"/>
+              <w:right w:type="dxa" w:w="80"/>
+            </w:tcMar>
+          </w:tcPr>
+          <w:p>
+            <w:pPr>
+              <w:spacing w:line="240"/>
+              <w:jc w:val="left"/>
+            </w:pPr>
+            <w:r>
+              <w:rPr>
+                <w:b w:val="false"/>
+                <w:bCs w:val="false"/>
+                <w:sz w:val="15"/>
+                <w:szCs w:val="15"/>
+              </w:rPr>
+              <w:t xml:space="preserve">0.542</w:t>
+            </w:r>
+          </w:p>
+        </w:tc>
+        <w:tc>
+          <w:tcPr>
+            <w:tcW w:type="dxa" w:w="970"/>
+            <w:tcBorders>
+              <w:top w:val="none" w:color="FFFFFF" w:sz="0"/>
+              <w:left w:val="none" w:color="FFFFFF" w:sz="0"/>
+              <w:bottom w:val="none" w:color="FFFFFF" w:sz="0"/>
+              <w:right w:val="none" w:color="FFFFFF" w:sz="0"/>
+            </w:tcBorders>
+            <w:tcMar>
+              <w:top w:type="dxa" w:w="40"/>
+              <w:left w:type="dxa" w:w="80"/>
+              <w:bottom w:type="dxa" w:w="40"/>
+              <w:right w:type="dxa" w:w="80"/>
+            </w:tcMar>
+          </w:tcPr>
+          <w:p>
+            <w:pPr>
+              <w:spacing w:line="240"/>
+              <w:jc w:val="left"/>
+            </w:pPr>
+            <w:r>
+              <w:rPr>
+                <w:b w:val="false"/>
+                <w:bCs w:val="false"/>
+                <w:sz w:val="15"/>
+                <w:szCs w:val="15"/>
+              </w:rPr>
+              <w:t xml:space="preserve">11.8</w:t>
+            </w:r>
+          </w:p>
+        </w:tc>
+      </w:tr>
+      <w:tr>
+        <w:trPr>
+          <w:cantSplit/>
+        </w:trPr>
+        <w:tc>
+          <w:tcPr>
+            <w:tcW w:type="dxa" w:w="1700"/>
+            <w:tcBorders>
+              <w:top w:val="none" w:color="FFFFFF" w:sz="0"/>
+              <w:left w:val="none" w:color="FFFFFF" w:sz="0"/>
+              <w:bottom w:val="none" w:color="FFFFFF" w:sz="0"/>
+              <w:right w:val="none" w:color="FFFFFF" w:sz="0"/>
+            </w:tcBorders>
+            <w:tcMar>
+              <w:top w:type="dxa" w:w="40"/>
+              <w:left w:type="dxa" w:w="80"/>
+              <w:bottom w:type="dxa" w:w="40"/>
+              <w:right w:type="dxa" w:w="80"/>
+            </w:tcMar>
+          </w:tcPr>
+          <w:p>
+            <w:pPr>
+              <w:spacing w:line="240"/>
+              <w:jc w:val="left"/>
+            </w:pPr>
+          </w:p>
+        </w:tc>
+        <w:tc>
+          <w:tcPr>
+            <w:tcW w:type="dxa" w:w="3000"/>
+            <w:tcBorders>
+              <w:top w:val="none" w:color="FFFFFF" w:sz="0"/>
+              <w:left w:val="none" w:color="FFFFFF" w:sz="0"/>
+              <w:bottom w:val="none" w:color="FFFFFF" w:sz="0"/>
+              <w:right w:val="none" w:color="FFFFFF" w:sz="0"/>
+            </w:tcBorders>
+            <w:tcMar>
+              <w:top w:type="dxa" w:w="40"/>
+              <w:left w:type="dxa" w:w="80"/>
+              <w:bottom w:type="dxa" w:w="40"/>
+              <w:right w:type="dxa" w:w="80"/>
+            </w:tcMar>
+          </w:tcPr>
+          <w:p>
+            <w:pPr>
+              <w:spacing w:line="240"/>
+              <w:jc w:val="left"/>
+            </w:pPr>
+          </w:p>
+        </w:tc>
+        <w:tc>
+          <w:tcPr>
+            <w:tcW w:type="dxa" w:w="800"/>
+            <w:tcBorders>
+              <w:top w:val="none" w:color="FFFFFF" w:sz="0"/>
+              <w:left w:val="none" w:color="FFFFFF" w:sz="0"/>
+              <w:bottom w:val="none" w:color="FFFFFF" w:sz="0"/>
+              <w:right w:val="none" w:color="FFFFFF" w:sz="0"/>
+            </w:tcBorders>
+            <w:tcMar>
+              <w:top w:type="dxa" w:w="40"/>
+              <w:left w:type="dxa" w:w="80"/>
+              <w:bottom w:type="dxa" w:w="40"/>
+              <w:right w:type="dxa" w:w="80"/>
+            </w:tcMar>
+          </w:tcPr>
+          <w:p>
+            <w:pPr>
+              <w:spacing w:line="240"/>
+              <w:jc w:val="left"/>
+            </w:pPr>
+            <w:r>
+              <w:rPr>
+                <w:b w:val="false"/>
+                <w:bCs w:val="false"/>
+                <w:sz w:val="15"/>
+                <w:szCs w:val="15"/>
+              </w:rPr>
+              <w:t xml:space="preserve">5000</w:t>
+            </w:r>
+          </w:p>
+        </w:tc>
+        <w:tc>
+          <w:tcPr>
+            <w:tcW w:type="dxa" w:w="800"/>
+            <w:tcBorders>
+              <w:top w:val="none" w:color="FFFFFF" w:sz="0"/>
+              <w:left w:val="none" w:color="FFFFFF" w:sz="0"/>
+              <w:bottom w:val="none" w:color="FFFFFF" w:sz="0"/>
+              <w:right w:val="none" w:color="FFFFFF" w:sz="0"/>
+            </w:tcBorders>
+            <w:tcMar>
+              <w:top w:type="dxa" w:w="40"/>
+              <w:left w:type="dxa" w:w="80"/>
+              <w:bottom w:type="dxa" w:w="40"/>
+              <w:right w:type="dxa" w:w="80"/>
+            </w:tcMar>
+          </w:tcPr>
+          <w:p>
+            <w:pPr>
+              <w:spacing w:line="240"/>
+              <w:jc w:val="left"/>
+            </w:pPr>
+            <w:r>
+              <w:rPr>
+                <w:b w:val="false"/>
+                <w:bCs w:val="false"/>
+                <w:sz w:val="15"/>
+                <w:szCs w:val="15"/>
+              </w:rPr>
+              <w:t xml:space="preserve">0.444</w:t>
+            </w:r>
+          </w:p>
+        </w:tc>
+        <w:tc>
+          <w:tcPr>
+            <w:tcW w:type="dxa" w:w="800"/>
+            <w:tcBorders>
+              <w:top w:val="none" w:color="FFFFFF" w:sz="0"/>
+              <w:left w:val="none" w:color="FFFFFF" w:sz="0"/>
+              <w:bottom w:val="none" w:color="FFFFFF" w:sz="0"/>
+              <w:right w:val="none" w:color="FFFFFF" w:sz="0"/>
+            </w:tcBorders>
+            <w:tcMar>
+              <w:top w:type="dxa" w:w="40"/>
+              <w:left w:type="dxa" w:w="80"/>
+              <w:bottom w:type="dxa" w:w="40"/>
+              <w:right w:type="dxa" w:w="80"/>
+            </w:tcMar>
+          </w:tcPr>
+          <w:p>
+            <w:pPr>
+              <w:spacing w:line="240"/>
+              <w:jc w:val="left"/>
+            </w:pPr>
+            <w:r>
+              <w:rPr>
+                <w:b w:val="false"/>
+                <w:bCs w:val="false"/>
+                <w:sz w:val="15"/>
+                <w:szCs w:val="15"/>
+              </w:rPr>
+              <w:t xml:space="preserve">0.440</w:t>
+            </w:r>
+          </w:p>
+        </w:tc>
+        <w:tc>
+          <w:tcPr>
+            <w:tcW w:type="dxa" w:w="1000"/>
+            <w:tcBorders>
+              <w:top w:val="none" w:color="FFFFFF" w:sz="0"/>
+              <w:left w:val="none" w:color="FFFFFF" w:sz="0"/>
+              <w:bottom w:val="none" w:color="FFFFFF" w:sz="0"/>
+              <w:right w:val="none" w:color="FFFFFF" w:sz="0"/>
+            </w:tcBorders>
+            <w:tcMar>
+              <w:top w:type="dxa" w:w="40"/>
+              <w:left w:type="dxa" w:w="80"/>
+              <w:bottom w:type="dxa" w:w="40"/>
+              <w:right w:type="dxa" w:w="80"/>
+            </w:tcMar>
+          </w:tcPr>
+          <w:p>
+            <w:pPr>
+              <w:spacing w:line="240"/>
+              <w:jc w:val="left"/>
+            </w:pPr>
+            <w:r>
+              <w:rPr>
+                <w:b w:val="false"/>
+                <w:bCs w:val="false"/>
+                <w:sz w:val="15"/>
+                <w:szCs w:val="15"/>
+              </w:rPr>
+              <w:t xml:space="preserve">0.525</w:t>
+            </w:r>
+          </w:p>
+        </w:tc>
+        <w:tc>
+          <w:tcPr>
+            <w:tcW w:type="dxa" w:w="970"/>
+            <w:tcBorders>
+              <w:top w:val="none" w:color="FFFFFF" w:sz="0"/>
+              <w:left w:val="none" w:color="FFFFFF" w:sz="0"/>
+              <w:bottom w:val="none" w:color="FFFFFF" w:sz="0"/>
+              <w:right w:val="none" w:color="FFFFFF" w:sz="0"/>
+            </w:tcBorders>
+            <w:tcMar>
+              <w:top w:type="dxa" w:w="40"/>
+              <w:left w:type="dxa" w:w="80"/>
+              <w:bottom w:type="dxa" w:w="40"/>
+              <w:right w:type="dxa" w:w="80"/>
+            </w:tcMar>
+          </w:tcPr>
+          <w:p>
+            <w:pPr>
+              <w:spacing w:line="240"/>
+              <w:jc w:val="left"/>
+            </w:pPr>
+            <w:r>
+              <w:rPr>
+                <w:b w:val="false"/>
+                <w:bCs w:val="false"/>
+                <w:sz w:val="15"/>
+                <w:szCs w:val="15"/>
+              </w:rPr>
+              <w:t xml:space="preserve">11.0</w:t>
+            </w:r>
+          </w:p>
+        </w:tc>
+      </w:tr>
+      <w:tr>
+        <w:trPr>
+          <w:cantSplit/>
+        </w:trPr>
+        <w:tc>
+          <w:tcPr>
+            <w:tcW w:type="dxa" w:w="1700"/>
+            <w:tcBorders>
+              <w:top w:val="none" w:color="FFFFFF" w:sz="0"/>
+              <w:left w:val="none" w:color="FFFFFF" w:sz="0"/>
+              <w:bottom w:val="none" w:color="FFFFFF" w:sz="0"/>
+              <w:right w:val="none" w:color="FFFFFF" w:sz="0"/>
+            </w:tcBorders>
+            <w:tcMar>
+              <w:top w:type="dxa" w:w="40"/>
+              <w:left w:type="dxa" w:w="80"/>
+              <w:bottom w:type="dxa" w:w="40"/>
+              <w:right w:type="dxa" w:w="80"/>
+            </w:tcMar>
+          </w:tcPr>
+          <w:p>
+            <w:pPr>
+              <w:spacing w:line="240"/>
+              <w:jc w:val="left"/>
+            </w:pPr>
+          </w:p>
+        </w:tc>
+        <w:tc>
+          <w:tcPr>
+            <w:tcW w:type="dxa" w:w="3000"/>
+            <w:tcBorders>
+              <w:top w:val="none" w:color="FFFFFF" w:sz="0"/>
+              <w:left w:val="none" w:color="FFFFFF" w:sz="0"/>
+              <w:bottom w:val="none" w:color="FFFFFF" w:sz="0"/>
+              <w:right w:val="none" w:color="FFFFFF" w:sz="0"/>
+            </w:tcBorders>
+            <w:tcMar>
+              <w:top w:type="dxa" w:w="40"/>
+              <w:left w:type="dxa" w:w="80"/>
+              <w:bottom w:type="dxa" w:w="40"/>
+              <w:right w:type="dxa" w:w="80"/>
+            </w:tcMar>
+          </w:tcPr>
+          <w:p>
+            <w:pPr>
+              <w:spacing w:line="240"/>
+              <w:jc w:val="left"/>
+            </w:pPr>
+          </w:p>
+        </w:tc>
+        <w:tc>
+          <w:tcPr>
+            <w:tcW w:type="dxa" w:w="800"/>
+            <w:tcBorders>
+              <w:top w:val="none" w:color="FFFFFF" w:sz="0"/>
+              <w:left w:val="none" w:color="FFFFFF" w:sz="0"/>
+              <w:bottom w:val="none" w:color="FFFFFF" w:sz="0"/>
+              <w:right w:val="none" w:color="FFFFFF" w:sz="0"/>
+            </w:tcBorders>
+            <w:tcMar>
+              <w:top w:type="dxa" w:w="40"/>
+              <w:left w:type="dxa" w:w="80"/>
+              <w:bottom w:type="dxa" w:w="40"/>
+              <w:right w:type="dxa" w:w="80"/>
+            </w:tcMar>
+          </w:tcPr>
+          <w:p>
+            <w:pPr>
+              <w:spacing w:line="240"/>
+              <w:jc w:val="left"/>
+            </w:pPr>
+            <w:r>
+              <w:rPr>
+                <w:b w:val="false"/>
+                <w:bCs w:val="false"/>
+                <w:sz w:val="15"/>
+                <w:szCs w:val="15"/>
+              </w:rPr>
+              <w:t xml:space="preserve">10000</w:t>
+            </w:r>
+          </w:p>
+        </w:tc>
+        <w:tc>
+          <w:tcPr>
+            <w:tcW w:type="dxa" w:w="800"/>
+            <w:tcBorders>
+              <w:top w:val="none" w:color="FFFFFF" w:sz="0"/>
+              <w:left w:val="none" w:color="FFFFFF" w:sz="0"/>
+              <w:bottom w:val="none" w:color="FFFFFF" w:sz="0"/>
+              <w:right w:val="none" w:color="FFFFFF" w:sz="0"/>
+            </w:tcBorders>
+            <w:tcMar>
+              <w:top w:type="dxa" w:w="40"/>
+              <w:left w:type="dxa" w:w="80"/>
+              <w:bottom w:type="dxa" w:w="40"/>
+              <w:right w:type="dxa" w:w="80"/>
+            </w:tcMar>
+          </w:tcPr>
+          <w:p>
+            <w:pPr>
+              <w:spacing w:line="240"/>
+              <w:jc w:val="left"/>
+            </w:pPr>
+            <w:r>
+              <w:rPr>
+                <w:b w:val="false"/>
+                <w:bCs w:val="false"/>
+                <w:sz w:val="15"/>
+                <w:szCs w:val="15"/>
+              </w:rPr>
+              <w:t xml:space="preserve">0.405</w:t>
+            </w:r>
+          </w:p>
+        </w:tc>
+        <w:tc>
+          <w:tcPr>
+            <w:tcW w:type="dxa" w:w="800"/>
+            <w:tcBorders>
+              <w:top w:val="none" w:color="FFFFFF" w:sz="0"/>
+              <w:left w:val="none" w:color="FFFFFF" w:sz="0"/>
+              <w:bottom w:val="none" w:color="FFFFFF" w:sz="0"/>
+              <w:right w:val="none" w:color="FFFFFF" w:sz="0"/>
+            </w:tcBorders>
+            <w:tcMar>
+              <w:top w:type="dxa" w:w="40"/>
+              <w:left w:type="dxa" w:w="80"/>
+              <w:bottom w:type="dxa" w:w="40"/>
+              <w:right w:type="dxa" w:w="80"/>
+            </w:tcMar>
+          </w:tcPr>
+          <w:p>
+            <w:pPr>
+              <w:spacing w:line="240"/>
+              <w:jc w:val="left"/>
+            </w:pPr>
+            <w:r>
+              <w:rPr>
+                <w:b w:val="false"/>
+                <w:bCs w:val="false"/>
+                <w:sz w:val="15"/>
+                <w:szCs w:val="15"/>
+              </w:rPr>
+              <w:t xml:space="preserve">0.414</w:t>
+            </w:r>
+          </w:p>
+        </w:tc>
+        <w:tc>
+          <w:tcPr>
+            <w:tcW w:type="dxa" w:w="1000"/>
+            <w:tcBorders>
+              <w:top w:val="none" w:color="FFFFFF" w:sz="0"/>
+              <w:left w:val="none" w:color="FFFFFF" w:sz="0"/>
+              <w:bottom w:val="none" w:color="FFFFFF" w:sz="0"/>
+              <w:right w:val="none" w:color="FFFFFF" w:sz="0"/>
+            </w:tcBorders>
+            <w:tcMar>
+              <w:top w:type="dxa" w:w="40"/>
+              <w:left w:type="dxa" w:w="80"/>
+              <w:bottom w:type="dxa" w:w="40"/>
+              <w:right w:type="dxa" w:w="80"/>
+            </w:tcMar>
+          </w:tcPr>
+          <w:p>
+            <w:pPr>
+              <w:spacing w:line="240"/>
+              <w:jc w:val="left"/>
+            </w:pPr>
+            <w:r>
+              <w:rPr>
+                <w:b w:val="false"/>
+                <w:bCs w:val="false"/>
+                <w:sz w:val="15"/>
+                <w:szCs w:val="15"/>
+              </w:rPr>
+              <w:t xml:space="preserve">0.491</w:t>
+            </w:r>
+          </w:p>
+        </w:tc>
+        <w:tc>
+          <w:tcPr>
+            <w:tcW w:type="dxa" w:w="970"/>
+            <w:tcBorders>
+              <w:top w:val="none" w:color="FFFFFF" w:sz="0"/>
+              <w:left w:val="none" w:color="FFFFFF" w:sz="0"/>
+              <w:bottom w:val="none" w:color="FFFFFF" w:sz="0"/>
+              <w:right w:val="none" w:color="FFFFFF" w:sz="0"/>
+            </w:tcBorders>
+            <w:tcMar>
+              <w:top w:type="dxa" w:w="40"/>
+              <w:left w:type="dxa" w:w="80"/>
+              <w:bottom w:type="dxa" w:w="40"/>
+              <w:right w:type="dxa" w:w="80"/>
+            </w:tcMar>
+          </w:tcPr>
+          <w:p>
+            <w:pPr>
+              <w:spacing w:line="240"/>
+              <w:jc w:val="left"/>
+            </w:pPr>
+            <w:r>
+              <w:rPr>
+                <w:b w:val="false"/>
+                <w:bCs w:val="false"/>
+                <w:sz w:val="15"/>
+                <w:szCs w:val="15"/>
+              </w:rPr>
+              <w:t xml:space="preserve">9.7</w:t>
+            </w:r>
+          </w:p>
+        </w:tc>
+      </w:tr>
+      <w:tr>
+        <w:trPr>
+          <w:cantSplit/>
+        </w:trPr>
+        <w:tc>
+          <w:tcPr>
+            <w:tcW w:type="dxa" w:w="1700"/>
+            <w:tcBorders>
+              <w:top w:val="none" w:color="FFFFFF" w:sz="0"/>
+              <w:left w:val="none" w:color="FFFFFF" w:sz="0"/>
+              <w:bottom w:val="none" w:color="FFFFFF" w:sz="0"/>
+              <w:right w:val="none" w:color="FFFFFF" w:sz="0"/>
+            </w:tcBorders>
+            <w:tcMar>
+              <w:top w:type="dxa" w:w="40"/>
+              <w:left w:type="dxa" w:w="80"/>
+              <w:bottom w:type="dxa" w:w="40"/>
+              <w:right w:type="dxa" w:w="80"/>
+            </w:tcMar>
+          </w:tcPr>
+          <w:p>
+            <w:pPr>
+              <w:spacing w:line="240"/>
+              <w:jc w:val="left"/>
+            </w:pPr>
+            <w:r>
+              <w:rPr>
+                <w:b w:val="false"/>
+                <w:bCs w:val="false"/>
+                <w:sz w:val="15"/>
+                <w:szCs w:val="15"/>
+              </w:rPr>
+              <w:t xml:space="preserve">area adjoint, recomputed</w:t>
+            </w:r>
+          </w:p>
+        </w:tc>
+        <w:tc>
+          <w:tcPr>
+            <w:tcW w:type="dxa" w:w="3000"/>
+            <w:tcBorders>
+              <w:top w:val="none" w:color="FFFFFF" w:sz="0"/>
+              <w:left w:val="none" w:color="FFFFFF" w:sz="0"/>
+              <w:bottom w:val="none" w:color="FFFFFF" w:sz="0"/>
+              <w:right w:val="none" w:color="FFFFFF" w:sz="0"/>
+            </w:tcBorders>
+            <w:tcMar>
+              <w:top w:type="dxa" w:w="40"/>
+              <w:left w:type="dxa" w:w="80"/>
+              <w:bottom w:type="dxa" w:w="40"/>
+              <w:right w:type="dxa" w:w="80"/>
+            </w:tcMar>
+          </w:tcPr>
+          <w:p>
+            <w:pPr>
+              <w:spacing w:line="240"/>
+              <w:jc w:val="left"/>
+            </w:pPr>
+            <w:r>
+              <w:rPr>
+                <w:b w:val="false"/>
+                <w:bCs w:val="false"/>
+                <w:sz w:val="15"/>
+                <w:szCs w:val="15"/>
+              </w:rPr>
+              <w:t xml:space="preserve">P16 (5.0, 52.0); P16 (5.0, 46.0); A3 (10.3, 40.0)</w:t>
+            </w:r>
+          </w:p>
+        </w:tc>
+        <w:tc>
+          <w:tcPr>
+            <w:tcW w:type="dxa" w:w="800"/>
+            <w:tcBorders>
+              <w:top w:val="none" w:color="FFFFFF" w:sz="0"/>
+              <w:left w:val="none" w:color="FFFFFF" w:sz="0"/>
+              <w:bottom w:val="none" w:color="FFFFFF" w:sz="0"/>
+              <w:right w:val="none" w:color="FFFFFF" w:sz="0"/>
+            </w:tcBorders>
+            <w:tcMar>
+              <w:top w:type="dxa" w:w="40"/>
+              <w:left w:type="dxa" w:w="80"/>
+              <w:bottom w:type="dxa" w:w="40"/>
+              <w:right w:type="dxa" w:w="80"/>
+            </w:tcMar>
+          </w:tcPr>
+          <w:p>
+            <w:pPr>
+              <w:spacing w:line="240"/>
+              <w:jc w:val="left"/>
+            </w:pPr>
+            <w:r>
+              <w:rPr>
+                <w:b w:val="false"/>
+                <w:bCs w:val="false"/>
+                <w:sz w:val="15"/>
+                <w:szCs w:val="15"/>
+              </w:rPr>
+              <w:t xml:space="preserve">2500</w:t>
+            </w:r>
+          </w:p>
+        </w:tc>
+        <w:tc>
+          <w:tcPr>
+            <w:tcW w:type="dxa" w:w="800"/>
+            <w:tcBorders>
+              <w:top w:val="none" w:color="FFFFFF" w:sz="0"/>
+              <w:left w:val="none" w:color="FFFFFF" w:sz="0"/>
+              <w:bottom w:val="none" w:color="FFFFFF" w:sz="0"/>
+              <w:right w:val="none" w:color="FFFFFF" w:sz="0"/>
+            </w:tcBorders>
+            <w:tcMar>
+              <w:top w:type="dxa" w:w="40"/>
+              <w:left w:type="dxa" w:w="80"/>
+              <w:bottom w:type="dxa" w:w="40"/>
+              <w:right w:type="dxa" w:w="80"/>
+            </w:tcMar>
+          </w:tcPr>
+          <w:p>
+            <w:pPr>
+              <w:spacing w:line="240"/>
+              <w:jc w:val="left"/>
+            </w:pPr>
+            <w:r>
+              <w:rPr>
+                <w:b w:val="false"/>
+                <w:bCs w:val="false"/>
+                <w:sz w:val="15"/>
+                <w:szCs w:val="15"/>
+              </w:rPr>
+              <w:t xml:space="preserve">0.337</w:t>
+            </w:r>
+          </w:p>
+        </w:tc>
+        <w:tc>
+          <w:tcPr>
+            <w:tcW w:type="dxa" w:w="800"/>
+            <w:tcBorders>
+              <w:top w:val="none" w:color="FFFFFF" w:sz="0"/>
+              <w:left w:val="none" w:color="FFFFFF" w:sz="0"/>
+              <w:bottom w:val="none" w:color="FFFFFF" w:sz="0"/>
+              <w:right w:val="none" w:color="FFFFFF" w:sz="0"/>
+            </w:tcBorders>
+            <w:tcMar>
+              <w:top w:type="dxa" w:w="40"/>
+              <w:left w:type="dxa" w:w="80"/>
+              <w:bottom w:type="dxa" w:w="40"/>
+              <w:right w:type="dxa" w:w="80"/>
+            </w:tcMar>
+          </w:tcPr>
+          <w:p>
+            <w:pPr>
+              <w:spacing w:line="240"/>
+              <w:jc w:val="left"/>
+            </w:pPr>
+            <w:r>
+              <w:rPr>
+                <w:b w:val="false"/>
+                <w:bCs w:val="false"/>
+                <w:sz w:val="15"/>
+                <w:szCs w:val="15"/>
+              </w:rPr>
+              <w:t xml:space="preserve">0.357</w:t>
+            </w:r>
+          </w:p>
+        </w:tc>
+        <w:tc>
+          <w:tcPr>
+            <w:tcW w:type="dxa" w:w="1000"/>
+            <w:tcBorders>
+              <w:top w:val="none" w:color="FFFFFF" w:sz="0"/>
+              <w:left w:val="none" w:color="FFFFFF" w:sz="0"/>
+              <w:bottom w:val="none" w:color="FFFFFF" w:sz="0"/>
+              <w:right w:val="none" w:color="FFFFFF" w:sz="0"/>
+            </w:tcBorders>
+            <w:tcMar>
+              <w:top w:type="dxa" w:w="40"/>
+              <w:left w:type="dxa" w:w="80"/>
+              <w:bottom w:type="dxa" w:w="40"/>
+              <w:right w:type="dxa" w:w="80"/>
+            </w:tcMar>
+          </w:tcPr>
+          <w:p>
+            <w:pPr>
+              <w:spacing w:line="240"/>
+              <w:jc w:val="left"/>
+            </w:pPr>
+            <w:r>
+              <w:rPr>
+                <w:b w:val="false"/>
+                <w:bCs w:val="false"/>
+                <w:sz w:val="15"/>
+                <w:szCs w:val="15"/>
+              </w:rPr>
+              <w:t xml:space="preserve">0.427</w:t>
+            </w:r>
+          </w:p>
+        </w:tc>
+        <w:tc>
+          <w:tcPr>
+            <w:tcW w:type="dxa" w:w="970"/>
+            <w:tcBorders>
+              <w:top w:val="none" w:color="FFFFFF" w:sz="0"/>
+              <w:left w:val="none" w:color="FFFFFF" w:sz="0"/>
+              <w:bottom w:val="none" w:color="FFFFFF" w:sz="0"/>
+              <w:right w:val="none" w:color="FFFFFF" w:sz="0"/>
+            </w:tcBorders>
+            <w:tcMar>
+              <w:top w:type="dxa" w:w="40"/>
+              <w:left w:type="dxa" w:w="80"/>
+              <w:bottom w:type="dxa" w:w="40"/>
+              <w:right w:type="dxa" w:w="80"/>
+            </w:tcMar>
+          </w:tcPr>
+          <w:p>
+            <w:pPr>
+              <w:spacing w:line="240"/>
+              <w:jc w:val="left"/>
+            </w:pPr>
+            <w:r>
+              <w:rPr>
+                <w:b w:val="false"/>
+                <w:bCs w:val="false"/>
+                <w:sz w:val="15"/>
+                <w:szCs w:val="15"/>
+              </w:rPr>
+              <w:t xml:space="preserve">10.7</w:t>
+            </w:r>
+          </w:p>
+        </w:tc>
+      </w:tr>
+      <w:tr>
+        <w:trPr>
+          <w:cantSplit/>
+        </w:trPr>
+        <w:tc>
+          <w:tcPr>
+            <w:tcW w:type="dxa" w:w="1700"/>
+            <w:tcBorders>
+              <w:top w:val="none" w:color="FFFFFF" w:sz="0"/>
+              <w:left w:val="none" w:color="FFFFFF" w:sz="0"/>
+              <w:bottom w:val="none" w:color="FFFFFF" w:sz="0"/>
+              <w:right w:val="none" w:color="FFFFFF" w:sz="0"/>
+            </w:tcBorders>
+            <w:tcMar>
+              <w:top w:type="dxa" w:w="40"/>
+              <w:left w:type="dxa" w:w="80"/>
+              <w:bottom w:type="dxa" w:w="40"/>
+              <w:right w:type="dxa" w:w="80"/>
+            </w:tcMar>
+          </w:tcPr>
+          <w:p>
+            <w:pPr>
+              <w:spacing w:line="240"/>
+              <w:jc w:val="left"/>
+            </w:pPr>
+          </w:p>
+        </w:tc>
+        <w:tc>
+          <w:tcPr>
+            <w:tcW w:type="dxa" w:w="3000"/>
+            <w:tcBorders>
+              <w:top w:val="none" w:color="FFFFFF" w:sz="0"/>
+              <w:left w:val="none" w:color="FFFFFF" w:sz="0"/>
+              <w:bottom w:val="none" w:color="FFFFFF" w:sz="0"/>
+              <w:right w:val="none" w:color="FFFFFF" w:sz="0"/>
+            </w:tcBorders>
+            <w:tcMar>
+              <w:top w:type="dxa" w:w="40"/>
+              <w:left w:type="dxa" w:w="80"/>
+              <w:bottom w:type="dxa" w:w="40"/>
+              <w:right w:type="dxa" w:w="80"/>
+            </w:tcMar>
+          </w:tcPr>
+          <w:p>
+            <w:pPr>
+              <w:spacing w:line="240"/>
+              <w:jc w:val="left"/>
+            </w:pPr>
+          </w:p>
+        </w:tc>
+        <w:tc>
+          <w:tcPr>
+            <w:tcW w:type="dxa" w:w="800"/>
+            <w:tcBorders>
+              <w:top w:val="none" w:color="FFFFFF" w:sz="0"/>
+              <w:left w:val="none" w:color="FFFFFF" w:sz="0"/>
+              <w:bottom w:val="none" w:color="FFFFFF" w:sz="0"/>
+              <w:right w:val="none" w:color="FFFFFF" w:sz="0"/>
+            </w:tcBorders>
+            <w:tcMar>
+              <w:top w:type="dxa" w:w="40"/>
+              <w:left w:type="dxa" w:w="80"/>
+              <w:bottom w:type="dxa" w:w="40"/>
+              <w:right w:type="dxa" w:w="80"/>
+            </w:tcMar>
+          </w:tcPr>
+          <w:p>
+            <w:pPr>
+              <w:spacing w:line="240"/>
+              <w:jc w:val="left"/>
+            </w:pPr>
+            <w:r>
+              <w:rPr>
+                <w:b w:val="false"/>
+                <w:bCs w:val="false"/>
+                <w:sz w:val="15"/>
+                <w:szCs w:val="15"/>
+              </w:rPr>
+              <w:t xml:space="preserve">5000</w:t>
+            </w:r>
+          </w:p>
+        </w:tc>
+        <w:tc>
+          <w:tcPr>
+            <w:tcW w:type="dxa" w:w="800"/>
+            <w:tcBorders>
+              <w:top w:val="none" w:color="FFFFFF" w:sz="0"/>
+              <w:left w:val="none" w:color="FFFFFF" w:sz="0"/>
+              <w:bottom w:val="none" w:color="FFFFFF" w:sz="0"/>
+              <w:right w:val="none" w:color="FFFFFF" w:sz="0"/>
+            </w:tcBorders>
+            <w:tcMar>
+              <w:top w:type="dxa" w:w="40"/>
+              <w:left w:type="dxa" w:w="80"/>
+              <w:bottom w:type="dxa" w:w="40"/>
+              <w:right w:type="dxa" w:w="80"/>
+            </w:tcMar>
+          </w:tcPr>
+          <w:p>
+            <w:pPr>
+              <w:spacing w:line="240"/>
+              <w:jc w:val="left"/>
+            </w:pPr>
+            <w:r>
+              <w:rPr>
+                <w:b w:val="false"/>
+                <w:bCs w:val="false"/>
+                <w:sz w:val="15"/>
+                <w:szCs w:val="15"/>
+              </w:rPr>
+              <w:t xml:space="preserve">0.214</w:t>
+            </w:r>
+          </w:p>
+        </w:tc>
+        <w:tc>
+          <w:tcPr>
+            <w:tcW w:type="dxa" w:w="800"/>
+            <w:tcBorders>
+              <w:top w:val="none" w:color="FFFFFF" w:sz="0"/>
+              <w:left w:val="none" w:color="FFFFFF" w:sz="0"/>
+              <w:bottom w:val="none" w:color="FFFFFF" w:sz="0"/>
+              <w:right w:val="none" w:color="FFFFFF" w:sz="0"/>
+            </w:tcBorders>
+            <w:tcMar>
+              <w:top w:type="dxa" w:w="40"/>
+              <w:left w:type="dxa" w:w="80"/>
+              <w:bottom w:type="dxa" w:w="40"/>
+              <w:right w:type="dxa" w:w="80"/>
+            </w:tcMar>
+          </w:tcPr>
+          <w:p>
+            <w:pPr>
+              <w:spacing w:line="240"/>
+              <w:jc w:val="left"/>
+            </w:pPr>
+            <w:r>
+              <w:rPr>
+                <w:b w:val="false"/>
+                <w:bCs w:val="false"/>
+                <w:sz w:val="15"/>
+                <w:szCs w:val="15"/>
+              </w:rPr>
+              <w:t xml:space="preserve">0.265</w:t>
+            </w:r>
+          </w:p>
+        </w:tc>
+        <w:tc>
+          <w:tcPr>
+            <w:tcW w:type="dxa" w:w="1000"/>
+            <w:tcBorders>
+              <w:top w:val="none" w:color="FFFFFF" w:sz="0"/>
+              <w:left w:val="none" w:color="FFFFFF" w:sz="0"/>
+              <w:bottom w:val="none" w:color="FFFFFF" w:sz="0"/>
+              <w:right w:val="none" w:color="FFFFFF" w:sz="0"/>
+            </w:tcBorders>
+            <w:tcMar>
+              <w:top w:type="dxa" w:w="40"/>
+              <w:left w:type="dxa" w:w="80"/>
+              <w:bottom w:type="dxa" w:w="40"/>
+              <w:right w:type="dxa" w:w="80"/>
+            </w:tcMar>
+          </w:tcPr>
+          <w:p>
+            <w:pPr>
+              <w:spacing w:line="240"/>
+              <w:jc w:val="left"/>
+            </w:pPr>
+            <w:r>
+              <w:rPr>
+                <w:b w:val="false"/>
+                <w:bCs w:val="false"/>
+                <w:sz w:val="15"/>
+                <w:szCs w:val="15"/>
+              </w:rPr>
+              <w:t xml:space="preserve">0.305</w:t>
+            </w:r>
+          </w:p>
+        </w:tc>
+        <w:tc>
+          <w:tcPr>
+            <w:tcW w:type="dxa" w:w="970"/>
+            <w:tcBorders>
+              <w:top w:val="none" w:color="FFFFFF" w:sz="0"/>
+              <w:left w:val="none" w:color="FFFFFF" w:sz="0"/>
+              <w:bottom w:val="none" w:color="FFFFFF" w:sz="0"/>
+              <w:right w:val="none" w:color="FFFFFF" w:sz="0"/>
+            </w:tcBorders>
+            <w:tcMar>
+              <w:top w:type="dxa" w:w="40"/>
+              <w:left w:type="dxa" w:w="80"/>
+              <w:bottom w:type="dxa" w:w="40"/>
+              <w:right w:type="dxa" w:w="80"/>
+            </w:tcMar>
+          </w:tcPr>
+          <w:p>
+            <w:pPr>
+              <w:spacing w:line="240"/>
+              <w:jc w:val="left"/>
+            </w:pPr>
+            <w:r>
+              <w:rPr>
+                <w:b w:val="false"/>
+                <w:bCs w:val="false"/>
+                <w:sz w:val="15"/>
+                <w:szCs w:val="15"/>
+              </w:rPr>
+              <w:t xml:space="preserve">9.2</w:t>
+            </w:r>
+          </w:p>
+        </w:tc>
+      </w:tr>
+      <w:tr>
+        <w:trPr>
+          <w:cantSplit/>
+        </w:trPr>
+        <w:tc>
+          <w:tcPr>
+            <w:tcW w:type="dxa" w:w="1700"/>
+            <w:tcBorders>
+              <w:top w:val="none" w:color="FFFFFF" w:sz="0"/>
+              <w:left w:val="none" w:color="FFFFFF" w:sz="0"/>
+              <w:bottom w:val="none" w:color="FFFFFF" w:sz="0"/>
+              <w:right w:val="none" w:color="FFFFFF" w:sz="0"/>
+            </w:tcBorders>
+            <w:tcMar>
+              <w:top w:type="dxa" w:w="40"/>
+              <w:left w:type="dxa" w:w="80"/>
+              <w:bottom w:type="dxa" w:w="40"/>
+              <w:right w:type="dxa" w:w="80"/>
+            </w:tcMar>
+          </w:tcPr>
+          <w:p>
+            <w:pPr>
+              <w:spacing w:line="240"/>
+              <w:jc w:val="left"/>
+            </w:pPr>
+          </w:p>
+        </w:tc>
+        <w:tc>
+          <w:tcPr>
+            <w:tcW w:type="dxa" w:w="3000"/>
+            <w:tcBorders>
+              <w:top w:val="none" w:color="FFFFFF" w:sz="0"/>
+              <w:left w:val="none" w:color="FFFFFF" w:sz="0"/>
+              <w:bottom w:val="none" w:color="FFFFFF" w:sz="0"/>
+              <w:right w:val="none" w:color="FFFFFF" w:sz="0"/>
+            </w:tcBorders>
+            <w:tcMar>
+              <w:top w:type="dxa" w:w="40"/>
+              <w:left w:type="dxa" w:w="80"/>
+              <w:bottom w:type="dxa" w:w="40"/>
+              <w:right w:type="dxa" w:w="80"/>
+            </w:tcMar>
+          </w:tcPr>
+          <w:p>
+            <w:pPr>
+              <w:spacing w:line="240"/>
+              <w:jc w:val="left"/>
+            </w:pPr>
+          </w:p>
+        </w:tc>
+        <w:tc>
+          <w:tcPr>
+            <w:tcW w:type="dxa" w:w="800"/>
+            <w:tcBorders>
+              <w:top w:val="none" w:color="FFFFFF" w:sz="0"/>
+              <w:left w:val="none" w:color="FFFFFF" w:sz="0"/>
+              <w:bottom w:val="none" w:color="FFFFFF" w:sz="0"/>
+              <w:right w:val="none" w:color="FFFFFF" w:sz="0"/>
+            </w:tcBorders>
+            <w:tcMar>
+              <w:top w:type="dxa" w:w="40"/>
+              <w:left w:type="dxa" w:w="80"/>
+              <w:bottom w:type="dxa" w:w="40"/>
+              <w:right w:type="dxa" w:w="80"/>
+            </w:tcMar>
+          </w:tcPr>
+          <w:p>
+            <w:pPr>
+              <w:spacing w:line="240"/>
+              <w:jc w:val="left"/>
+            </w:pPr>
+            <w:r>
+              <w:rPr>
+                <w:b w:val="false"/>
+                <w:bCs w:val="false"/>
+                <w:sz w:val="15"/>
+                <w:szCs w:val="15"/>
+              </w:rPr>
+              <w:t xml:space="preserve">10000</w:t>
+            </w:r>
+          </w:p>
+        </w:tc>
+        <w:tc>
+          <w:tcPr>
+            <w:tcW w:type="dxa" w:w="800"/>
+            <w:tcBorders>
+              <w:top w:val="none" w:color="FFFFFF" w:sz="0"/>
+              <w:left w:val="none" w:color="FFFFFF" w:sz="0"/>
+              <w:bottom w:val="none" w:color="FFFFFF" w:sz="0"/>
+              <w:right w:val="none" w:color="FFFFFF" w:sz="0"/>
+            </w:tcBorders>
+            <w:tcMar>
+              <w:top w:type="dxa" w:w="40"/>
+              <w:left w:type="dxa" w:w="80"/>
+              <w:bottom w:type="dxa" w:w="40"/>
+              <w:right w:type="dxa" w:w="80"/>
+            </w:tcMar>
+          </w:tcPr>
+          <w:p>
+            <w:pPr>
+              <w:spacing w:line="240"/>
+              <w:jc w:val="left"/>
+            </w:pPr>
+            <w:r>
+              <w:rPr>
+                <w:b w:val="false"/>
+                <w:bCs w:val="false"/>
+                <w:sz w:val="15"/>
+                <w:szCs w:val="15"/>
+              </w:rPr>
+              <w:t xml:space="preserve">0.076</w:t>
+            </w:r>
+          </w:p>
+        </w:tc>
+        <w:tc>
+          <w:tcPr>
+            <w:tcW w:type="dxa" w:w="800"/>
+            <w:tcBorders>
+              <w:top w:val="none" w:color="FFFFFF" w:sz="0"/>
+              <w:left w:val="none" w:color="FFFFFF" w:sz="0"/>
+              <w:bottom w:val="none" w:color="FFFFFF" w:sz="0"/>
+              <w:right w:val="none" w:color="FFFFFF" w:sz="0"/>
+            </w:tcBorders>
+            <w:tcMar>
+              <w:top w:type="dxa" w:w="40"/>
+              <w:left w:type="dxa" w:w="80"/>
+              <w:bottom w:type="dxa" w:w="40"/>
+              <w:right w:type="dxa" w:w="80"/>
+            </w:tcMar>
+          </w:tcPr>
+          <w:p>
+            <w:pPr>
+              <w:spacing w:line="240"/>
+              <w:jc w:val="left"/>
+            </w:pPr>
+            <w:r>
+              <w:rPr>
+                <w:b w:val="false"/>
+                <w:bCs w:val="false"/>
+                <w:sz w:val="15"/>
+                <w:szCs w:val="15"/>
+              </w:rPr>
+              <w:t xml:space="preserve">0.136</w:t>
+            </w:r>
+          </w:p>
+        </w:tc>
+        <w:tc>
+          <w:tcPr>
+            <w:tcW w:type="dxa" w:w="1000"/>
+            <w:tcBorders>
+              <w:top w:val="none" w:color="FFFFFF" w:sz="0"/>
+              <w:left w:val="none" w:color="FFFFFF" w:sz="0"/>
+              <w:bottom w:val="none" w:color="FFFFFF" w:sz="0"/>
+              <w:right w:val="none" w:color="FFFFFF" w:sz="0"/>
+            </w:tcBorders>
+            <w:tcMar>
+              <w:top w:type="dxa" w:w="40"/>
+              <w:left w:type="dxa" w:w="80"/>
+              <w:bottom w:type="dxa" w:w="40"/>
+              <w:right w:type="dxa" w:w="80"/>
+            </w:tcMar>
+          </w:tcPr>
+          <w:p>
+            <w:pPr>
+              <w:spacing w:line="240"/>
+              <w:jc w:val="left"/>
+            </w:pPr>
+            <w:r>
+              <w:rPr>
+                <w:b w:val="false"/>
+                <w:bCs w:val="false"/>
+                <w:sz w:val="15"/>
+                <w:szCs w:val="15"/>
+              </w:rPr>
+              <w:t xml:space="preserve">0.153</w:t>
+            </w:r>
+          </w:p>
+        </w:tc>
+        <w:tc>
+          <w:tcPr>
+            <w:tcW w:type="dxa" w:w="970"/>
+            <w:tcBorders>
+              <w:top w:val="none" w:color="FFFFFF" w:sz="0"/>
+              <w:left w:val="none" w:color="FFFFFF" w:sz="0"/>
+              <w:bottom w:val="none" w:color="FFFFFF" w:sz="0"/>
+              <w:right w:val="none" w:color="FFFFFF" w:sz="0"/>
+            </w:tcBorders>
+            <w:tcMar>
+              <w:top w:type="dxa" w:w="40"/>
+              <w:left w:type="dxa" w:w="80"/>
+              <w:bottom w:type="dxa" w:w="40"/>
+              <w:right w:type="dxa" w:w="80"/>
+            </w:tcMar>
+          </w:tcPr>
+          <w:p>
+            <w:pPr>
+              <w:spacing w:line="240"/>
+              <w:jc w:val="left"/>
+            </w:pPr>
+            <w:r>
+              <w:rPr>
+                <w:b w:val="false"/>
+                <w:bCs w:val="false"/>
+                <w:sz w:val="15"/>
+                <w:szCs w:val="15"/>
+              </w:rPr>
+              <w:t xml:space="preserve">7.3</w:t>
+            </w:r>
+          </w:p>
+        </w:tc>
+      </w:tr>
+      <w:tr>
+        <w:trPr>
+          <w:cantSplit/>
+        </w:trPr>
+        <w:tc>
+          <w:tcPr>
+            <w:tcW w:type="dxa" w:w="1700"/>
+            <w:tcBorders>
+              <w:top w:val="none" w:color="FFFFFF" w:sz="0"/>
+              <w:left w:val="none" w:color="FFFFFF" w:sz="0"/>
+              <w:bottom w:val="none" w:color="FFFFFF" w:sz="0"/>
+              <w:right w:val="none" w:color="FFFFFF" w:sz="0"/>
+            </w:tcBorders>
+            <w:tcMar>
+              <w:top w:type="dxa" w:w="40"/>
+              <w:left w:type="dxa" w:w="80"/>
+              <w:bottom w:type="dxa" w:w="40"/>
+              <w:right w:type="dxa" w:w="80"/>
+            </w:tcMar>
+          </w:tcPr>
+          <w:p>
+            <w:pPr>
+              <w:spacing w:line="240"/>
+              <w:jc w:val="left"/>
+            </w:pPr>
+            <w:r>
+              <w:rPr>
+                <w:b w:val="false"/>
+                <w:bCs w:val="false"/>
+                <w:sz w:val="15"/>
+                <w:szCs w:val="15"/>
+              </w:rPr>
+              <w:t xml:space="preserve">PRAG-MAR</w:t>
+            </w:r>
+          </w:p>
+        </w:tc>
+        <w:tc>
+          <w:tcPr>
+            <w:tcW w:type="dxa" w:w="3000"/>
+            <w:tcBorders>
+              <w:top w:val="none" w:color="FFFFFF" w:sz="0"/>
+              <w:left w:val="none" w:color="FFFFFF" w:sz="0"/>
+              <w:bottom w:val="none" w:color="FFFFFF" w:sz="0"/>
+              <w:right w:val="none" w:color="FFFFFF" w:sz="0"/>
+            </w:tcBorders>
+            <w:tcMar>
+              <w:top w:type="dxa" w:w="40"/>
+              <w:left w:type="dxa" w:w="80"/>
+              <w:bottom w:type="dxa" w:w="40"/>
+              <w:right w:type="dxa" w:w="80"/>
+            </w:tcMar>
+          </w:tcPr>
+          <w:p>
+            <w:pPr>
+              <w:spacing w:line="240"/>
+              <w:jc w:val="left"/>
+            </w:pPr>
+            <w:r>
+              <w:rPr>
+                <w:b w:val="false"/>
+                <w:bCs w:val="false"/>
+                <w:sz w:val="15"/>
+                <w:szCs w:val="15"/>
+              </w:rPr>
+              <w:t xml:space="preserve">P9 (3.3, 34.3); A25 (8.8, 28.3); A3 (9.8, 40.3)</w:t>
+            </w:r>
+          </w:p>
+        </w:tc>
+        <w:tc>
+          <w:tcPr>
+            <w:tcW w:type="dxa" w:w="800"/>
+            <w:tcBorders>
+              <w:top w:val="none" w:color="FFFFFF" w:sz="0"/>
+              <w:left w:val="none" w:color="FFFFFF" w:sz="0"/>
+              <w:bottom w:val="none" w:color="FFFFFF" w:sz="0"/>
+              <w:right w:val="none" w:color="FFFFFF" w:sz="0"/>
+            </w:tcBorders>
+            <w:tcMar>
+              <w:top w:type="dxa" w:w="40"/>
+              <w:left w:type="dxa" w:w="80"/>
+              <w:bottom w:type="dxa" w:w="40"/>
+              <w:right w:type="dxa" w:w="80"/>
+            </w:tcMar>
+          </w:tcPr>
+          <w:p>
+            <w:pPr>
+              <w:spacing w:line="240"/>
+              <w:jc w:val="left"/>
+            </w:pPr>
+            <w:r>
+              <w:rPr>
+                <w:b w:val="false"/>
+                <w:bCs w:val="false"/>
+                <w:sz w:val="15"/>
+                <w:szCs w:val="15"/>
+              </w:rPr>
+              <w:t xml:space="preserve">2500</w:t>
+            </w:r>
+          </w:p>
+        </w:tc>
+        <w:tc>
+          <w:tcPr>
+            <w:tcW w:type="dxa" w:w="800"/>
+            <w:tcBorders>
+              <w:top w:val="none" w:color="FFFFFF" w:sz="0"/>
+              <w:left w:val="none" w:color="FFFFFF" w:sz="0"/>
+              <w:bottom w:val="none" w:color="FFFFFF" w:sz="0"/>
+              <w:right w:val="none" w:color="FFFFFF" w:sz="0"/>
+            </w:tcBorders>
+            <w:tcMar>
+              <w:top w:type="dxa" w:w="40"/>
+              <w:left w:type="dxa" w:w="80"/>
+              <w:bottom w:type="dxa" w:w="40"/>
+              <w:right w:type="dxa" w:w="80"/>
+            </w:tcMar>
+          </w:tcPr>
+          <w:p>
+            <w:pPr>
+              <w:spacing w:line="240"/>
+              <w:jc w:val="left"/>
+            </w:pPr>
+            <w:r>
+              <w:rPr>
+                <w:b w:val="false"/>
+                <w:bCs w:val="false"/>
+                <w:sz w:val="15"/>
+                <w:szCs w:val="15"/>
+              </w:rPr>
+              <w:t xml:space="preserve">0.192</w:t>
+            </w:r>
+          </w:p>
+        </w:tc>
+        <w:tc>
+          <w:tcPr>
+            <w:tcW w:type="dxa" w:w="800"/>
+            <w:tcBorders>
+              <w:top w:val="none" w:color="FFFFFF" w:sz="0"/>
+              <w:left w:val="none" w:color="FFFFFF" w:sz="0"/>
+              <w:bottom w:val="none" w:color="FFFFFF" w:sz="0"/>
+              <w:right w:val="none" w:color="FFFFFF" w:sz="0"/>
+            </w:tcBorders>
+            <w:tcMar>
+              <w:top w:type="dxa" w:w="40"/>
+              <w:left w:type="dxa" w:w="80"/>
+              <w:bottom w:type="dxa" w:w="40"/>
+              <w:right w:type="dxa" w:w="80"/>
+            </w:tcMar>
+          </w:tcPr>
+          <w:p>
+            <w:pPr>
+              <w:spacing w:line="240"/>
+              <w:jc w:val="left"/>
+            </w:pPr>
+            <w:r>
+              <w:rPr>
+                <w:b w:val="false"/>
+                <w:bCs w:val="false"/>
+                <w:sz w:val="15"/>
+                <w:szCs w:val="15"/>
+              </w:rPr>
+              <w:t xml:space="preserve">0.118</w:t>
+            </w:r>
+          </w:p>
+        </w:tc>
+        <w:tc>
+          <w:tcPr>
+            <w:tcW w:type="dxa" w:w="1000"/>
+            <w:tcBorders>
+              <w:top w:val="none" w:color="FFFFFF" w:sz="0"/>
+              <w:left w:val="none" w:color="FFFFFF" w:sz="0"/>
+              <w:bottom w:val="none" w:color="FFFFFF" w:sz="0"/>
+              <w:right w:val="none" w:color="FFFFFF" w:sz="0"/>
+            </w:tcBorders>
+            <w:tcMar>
+              <w:top w:type="dxa" w:w="40"/>
+              <w:left w:type="dxa" w:w="80"/>
+              <w:bottom w:type="dxa" w:w="40"/>
+              <w:right w:type="dxa" w:w="80"/>
+            </w:tcMar>
+          </w:tcPr>
+          <w:p>
+            <w:pPr>
+              <w:spacing w:line="240"/>
+              <w:jc w:val="left"/>
+            </w:pPr>
+            <w:r>
+              <w:rPr>
+                <w:b w:val="false"/>
+                <w:bCs w:val="false"/>
+                <w:sz w:val="15"/>
+                <w:szCs w:val="15"/>
+              </w:rPr>
+              <w:t xml:space="preserve">0.212</w:t>
+            </w:r>
+          </w:p>
+        </w:tc>
+        <w:tc>
+          <w:tcPr>
+            <w:tcW w:type="dxa" w:w="970"/>
+            <w:tcBorders>
+              <w:top w:val="none" w:color="FFFFFF" w:sz="0"/>
+              <w:left w:val="none" w:color="FFFFFF" w:sz="0"/>
+              <w:bottom w:val="none" w:color="FFFFFF" w:sz="0"/>
+              <w:right w:val="none" w:color="FFFFFF" w:sz="0"/>
+            </w:tcBorders>
+            <w:tcMar>
+              <w:top w:type="dxa" w:w="40"/>
+              <w:left w:type="dxa" w:w="80"/>
+              <w:bottom w:type="dxa" w:w="40"/>
+              <w:right w:type="dxa" w:w="80"/>
+            </w:tcMar>
+          </w:tcPr>
+          <w:p>
+            <w:pPr>
+              <w:spacing w:line="240"/>
+              <w:jc w:val="left"/>
+            </w:pPr>
+            <w:r>
+              <w:rPr>
+                <w:b w:val="false"/>
+                <w:bCs w:val="false"/>
+                <w:sz w:val="15"/>
+                <w:szCs w:val="15"/>
+              </w:rPr>
+              <w:t xml:space="preserve">11.8</w:t>
+            </w:r>
+          </w:p>
+        </w:tc>
+      </w:tr>
+      <w:tr>
+        <w:trPr>
+          <w:cantSplit/>
+        </w:trPr>
+        <w:tc>
+          <w:tcPr>
+            <w:tcW w:type="dxa" w:w="1700"/>
+            <w:tcBorders>
+              <w:top w:val="none" w:color="FFFFFF" w:sz="0"/>
+              <w:left w:val="none" w:color="FFFFFF" w:sz="0"/>
+              <w:bottom w:val="none" w:color="FFFFFF" w:sz="0"/>
+              <w:right w:val="none" w:color="FFFFFF" w:sz="0"/>
+            </w:tcBorders>
+            <w:tcMar>
+              <w:top w:type="dxa" w:w="40"/>
+              <w:left w:type="dxa" w:w="80"/>
+              <w:bottom w:type="dxa" w:w="40"/>
+              <w:right w:type="dxa" w:w="80"/>
+            </w:tcMar>
+          </w:tcPr>
+          <w:p>
+            <w:pPr>
+              <w:spacing w:line="240"/>
+              <w:jc w:val="left"/>
+            </w:pPr>
+          </w:p>
+        </w:tc>
+        <w:tc>
+          <w:tcPr>
+            <w:tcW w:type="dxa" w:w="3000"/>
+            <w:tcBorders>
+              <w:top w:val="none" w:color="FFFFFF" w:sz="0"/>
+              <w:left w:val="none" w:color="FFFFFF" w:sz="0"/>
+              <w:bottom w:val="none" w:color="FFFFFF" w:sz="0"/>
+              <w:right w:val="none" w:color="FFFFFF" w:sz="0"/>
+            </w:tcBorders>
+            <w:tcMar>
+              <w:top w:type="dxa" w:w="40"/>
+              <w:left w:type="dxa" w:w="80"/>
+              <w:bottom w:type="dxa" w:w="40"/>
+              <w:right w:type="dxa" w:w="80"/>
+            </w:tcMar>
+          </w:tcPr>
+          <w:p>
+            <w:pPr>
+              <w:spacing w:line="240"/>
+              <w:jc w:val="left"/>
+            </w:pPr>
+          </w:p>
+        </w:tc>
+        <w:tc>
+          <w:tcPr>
+            <w:tcW w:type="dxa" w:w="800"/>
+            <w:tcBorders>
+              <w:top w:val="none" w:color="FFFFFF" w:sz="0"/>
+              <w:left w:val="none" w:color="FFFFFF" w:sz="0"/>
+              <w:bottom w:val="none" w:color="FFFFFF" w:sz="0"/>
+              <w:right w:val="none" w:color="FFFFFF" w:sz="0"/>
+            </w:tcBorders>
+            <w:tcMar>
+              <w:top w:type="dxa" w:w="40"/>
+              <w:left w:type="dxa" w:w="80"/>
+              <w:bottom w:type="dxa" w:w="40"/>
+              <w:right w:type="dxa" w:w="80"/>
+            </w:tcMar>
+          </w:tcPr>
+          <w:p>
+            <w:pPr>
+              <w:spacing w:line="240"/>
+              <w:jc w:val="left"/>
+            </w:pPr>
+            <w:r>
+              <w:rPr>
+                <w:b w:val="false"/>
+                <w:bCs w:val="false"/>
+                <w:sz w:val="15"/>
+                <w:szCs w:val="15"/>
+              </w:rPr>
+              <w:t xml:space="preserve">5000</w:t>
+            </w:r>
+          </w:p>
+        </w:tc>
+        <w:tc>
+          <w:tcPr>
+            <w:tcW w:type="dxa" w:w="800"/>
+            <w:tcBorders>
+              <w:top w:val="none" w:color="FFFFFF" w:sz="0"/>
+              <w:left w:val="none" w:color="FFFFFF" w:sz="0"/>
+              <w:bottom w:val="none" w:color="FFFFFF" w:sz="0"/>
+              <w:right w:val="none" w:color="FFFFFF" w:sz="0"/>
+            </w:tcBorders>
+            <w:tcMar>
+              <w:top w:type="dxa" w:w="40"/>
+              <w:left w:type="dxa" w:w="80"/>
+              <w:bottom w:type="dxa" w:w="40"/>
+              <w:right w:type="dxa" w:w="80"/>
+            </w:tcMar>
+          </w:tcPr>
+          <w:p>
+            <w:pPr>
+              <w:spacing w:line="240"/>
+              <w:jc w:val="left"/>
+            </w:pPr>
+            <w:r>
+              <w:rPr>
+                <w:b w:val="false"/>
+                <w:bCs w:val="false"/>
+                <w:sz w:val="15"/>
+                <w:szCs w:val="15"/>
+              </w:rPr>
+              <w:t xml:space="preserve">0.054</w:t>
+            </w:r>
+          </w:p>
+        </w:tc>
+        <w:tc>
+          <w:tcPr>
+            <w:tcW w:type="dxa" w:w="800"/>
+            <w:tcBorders>
+              <w:top w:val="none" w:color="FFFFFF" w:sz="0"/>
+              <w:left w:val="none" w:color="FFFFFF" w:sz="0"/>
+              <w:bottom w:val="none" w:color="FFFFFF" w:sz="0"/>
+              <w:right w:val="none" w:color="FFFFFF" w:sz="0"/>
+            </w:tcBorders>
+            <w:tcMar>
+              <w:top w:type="dxa" w:w="40"/>
+              <w:left w:type="dxa" w:w="80"/>
+              <w:bottom w:type="dxa" w:w="40"/>
+              <w:right w:type="dxa" w:w="80"/>
+            </w:tcMar>
+          </w:tcPr>
+          <w:p>
+            <w:pPr>
+              <w:spacing w:line="240"/>
+              <w:jc w:val="left"/>
+            </w:pPr>
+            <w:r>
+              <w:rPr>
+                <w:b w:val="false"/>
+                <w:bCs w:val="false"/>
+                <w:sz w:val="15"/>
+                <w:szCs w:val="15"/>
+              </w:rPr>
+              <w:t xml:space="preserve">0.013</w:t>
+            </w:r>
+          </w:p>
+        </w:tc>
+        <w:tc>
+          <w:tcPr>
+            <w:tcW w:type="dxa" w:w="1000"/>
+            <w:tcBorders>
+              <w:top w:val="none" w:color="FFFFFF" w:sz="0"/>
+              <w:left w:val="none" w:color="FFFFFF" w:sz="0"/>
+              <w:bottom w:val="none" w:color="FFFFFF" w:sz="0"/>
+              <w:right w:val="none" w:color="FFFFFF" w:sz="0"/>
+            </w:tcBorders>
+            <w:tcMar>
+              <w:top w:type="dxa" w:w="40"/>
+              <w:left w:type="dxa" w:w="80"/>
+              <w:bottom w:type="dxa" w:w="40"/>
+              <w:right w:type="dxa" w:w="80"/>
+            </w:tcMar>
+          </w:tcPr>
+          <w:p>
+            <w:pPr>
+              <w:spacing w:line="240"/>
+              <w:jc w:val="left"/>
+            </w:pPr>
+            <w:r>
+              <w:rPr>
+                <w:b w:val="false"/>
+                <w:bCs w:val="false"/>
+                <w:sz w:val="15"/>
+                <w:szCs w:val="15"/>
+              </w:rPr>
+              <w:t xml:space="preserve">0.058</w:t>
+            </w:r>
+          </w:p>
+        </w:tc>
+        <w:tc>
+          <w:tcPr>
+            <w:tcW w:type="dxa" w:w="970"/>
+            <w:tcBorders>
+              <w:top w:val="none" w:color="FFFFFF" w:sz="0"/>
+              <w:left w:val="none" w:color="FFFFFF" w:sz="0"/>
+              <w:bottom w:val="none" w:color="FFFFFF" w:sz="0"/>
+              <w:right w:val="none" w:color="FFFFFF" w:sz="0"/>
+            </w:tcBorders>
+            <w:tcMar>
+              <w:top w:type="dxa" w:w="40"/>
+              <w:left w:type="dxa" w:w="80"/>
+              <w:bottom w:type="dxa" w:w="40"/>
+              <w:right w:type="dxa" w:w="80"/>
+            </w:tcMar>
+          </w:tcPr>
+          <w:p>
+            <w:pPr>
+              <w:spacing w:line="240"/>
+              <w:jc w:val="left"/>
+            </w:pPr>
+            <w:r>
+              <w:rPr>
+                <w:b w:val="false"/>
+                <w:bCs w:val="false"/>
+                <w:sz w:val="15"/>
+                <w:szCs w:val="15"/>
+              </w:rPr>
+              <w:t xml:space="preserve">11.0</w:t>
+            </w:r>
+          </w:p>
+        </w:tc>
+      </w:tr>
+      <w:tr>
+        <w:trPr>
+          <w:cantSplit/>
+        </w:trPr>
+        <w:tc>
+          <w:tcPr>
+            <w:tcW w:type="dxa" w:w="1700"/>
+            <w:tcBorders>
+              <w:top w:val="none" w:color="FFFFFF" w:sz="0"/>
+              <w:left w:val="none" w:color="FFFFFF" w:sz="0"/>
+              <w:bottom w:val="none" w:color="FFFFFF" w:sz="0"/>
+              <w:right w:val="none" w:color="FFFFFF" w:sz="0"/>
+            </w:tcBorders>
+            <w:tcMar>
+              <w:top w:type="dxa" w:w="40"/>
+              <w:left w:type="dxa" w:w="80"/>
+              <w:bottom w:type="dxa" w:w="40"/>
+              <w:right w:type="dxa" w:w="80"/>
+            </w:tcMar>
+          </w:tcPr>
+          <w:p>
+            <w:pPr>
+              <w:spacing w:line="240"/>
+              <w:jc w:val="left"/>
+            </w:pPr>
+          </w:p>
+        </w:tc>
+        <w:tc>
+          <w:tcPr>
+            <w:tcW w:type="dxa" w:w="3000"/>
+            <w:tcBorders>
+              <w:top w:val="none" w:color="FFFFFF" w:sz="0"/>
+              <w:left w:val="none" w:color="FFFFFF" w:sz="0"/>
+              <w:bottom w:val="none" w:color="FFFFFF" w:sz="0"/>
+              <w:right w:val="none" w:color="FFFFFF" w:sz="0"/>
+            </w:tcBorders>
+            <w:tcMar>
+              <w:top w:type="dxa" w:w="40"/>
+              <w:left w:type="dxa" w:w="80"/>
+              <w:bottom w:type="dxa" w:w="40"/>
+              <w:right w:type="dxa" w:w="80"/>
+            </w:tcMar>
+          </w:tcPr>
+          <w:p>
+            <w:pPr>
+              <w:spacing w:line="240"/>
+              <w:jc w:val="left"/>
+            </w:pPr>
+          </w:p>
+        </w:tc>
+        <w:tc>
+          <w:tcPr>
+            <w:tcW w:type="dxa" w:w="800"/>
+            <w:tcBorders>
+              <w:top w:val="none" w:color="FFFFFF" w:sz="0"/>
+              <w:left w:val="none" w:color="FFFFFF" w:sz="0"/>
+              <w:bottom w:val="none" w:color="FFFFFF" w:sz="0"/>
+              <w:right w:val="none" w:color="FFFFFF" w:sz="0"/>
+            </w:tcBorders>
+            <w:tcMar>
+              <w:top w:type="dxa" w:w="40"/>
+              <w:left w:type="dxa" w:w="80"/>
+              <w:bottom w:type="dxa" w:w="40"/>
+              <w:right w:type="dxa" w:w="80"/>
+            </w:tcMar>
+          </w:tcPr>
+          <w:p>
+            <w:pPr>
+              <w:spacing w:line="240"/>
+              <w:jc w:val="left"/>
+            </w:pPr>
+            <w:r>
+              <w:rPr>
+                <w:b w:val="false"/>
+                <w:bCs w:val="false"/>
+                <w:sz w:val="15"/>
+                <w:szCs w:val="15"/>
+              </w:rPr>
+              <w:t xml:space="preserve">10000</w:t>
+            </w:r>
+          </w:p>
+        </w:tc>
+        <w:tc>
+          <w:tcPr>
+            <w:tcW w:type="dxa" w:w="800"/>
+            <w:tcBorders>
+              <w:top w:val="none" w:color="FFFFFF" w:sz="0"/>
+              <w:left w:val="none" w:color="FFFFFF" w:sz="0"/>
+              <w:bottom w:val="none" w:color="FFFFFF" w:sz="0"/>
+              <w:right w:val="none" w:color="FFFFFF" w:sz="0"/>
+            </w:tcBorders>
+            <w:tcMar>
+              <w:top w:type="dxa" w:w="40"/>
+              <w:left w:type="dxa" w:w="80"/>
+              <w:bottom w:type="dxa" w:w="40"/>
+              <w:right w:type="dxa" w:w="80"/>
+            </w:tcMar>
+          </w:tcPr>
+          <w:p>
+            <w:pPr>
+              <w:spacing w:line="240"/>
+              <w:jc w:val="left"/>
+            </w:pPr>
+            <w:r>
+              <w:rPr>
+                <w:b w:val="false"/>
+                <w:bCs w:val="false"/>
+                <w:sz w:val="15"/>
+                <w:szCs w:val="15"/>
+              </w:rPr>
+              <w:t xml:space="preserve">0.004</w:t>
+            </w:r>
+          </w:p>
+        </w:tc>
+        <w:tc>
+          <w:tcPr>
+            <w:tcW w:type="dxa" w:w="800"/>
+            <w:tcBorders>
+              <w:top w:val="none" w:color="FFFFFF" w:sz="0"/>
+              <w:left w:val="none" w:color="FFFFFF" w:sz="0"/>
+              <w:bottom w:val="none" w:color="FFFFFF" w:sz="0"/>
+              <w:right w:val="none" w:color="FFFFFF" w:sz="0"/>
+            </w:tcBorders>
+            <w:tcMar>
+              <w:top w:type="dxa" w:w="40"/>
+              <w:left w:type="dxa" w:w="80"/>
+              <w:bottom w:type="dxa" w:w="40"/>
+              <w:right w:type="dxa" w:w="80"/>
+            </w:tcMar>
+          </w:tcPr>
+          <w:p>
+            <w:pPr>
+              <w:spacing w:line="240"/>
+              <w:jc w:val="left"/>
+            </w:pPr>
+            <w:r>
+              <w:rPr>
+                <w:b w:val="false"/>
+                <w:bCs w:val="false"/>
+                <w:sz w:val="15"/>
+                <w:szCs w:val="15"/>
+              </w:rPr>
+              <w:t xml:space="preserve">0.000</w:t>
+            </w:r>
+          </w:p>
+        </w:tc>
+        <w:tc>
+          <w:tcPr>
+            <w:tcW w:type="dxa" w:w="1000"/>
+            <w:tcBorders>
+              <w:top w:val="none" w:color="FFFFFF" w:sz="0"/>
+              <w:left w:val="none" w:color="FFFFFF" w:sz="0"/>
+              <w:bottom w:val="none" w:color="FFFFFF" w:sz="0"/>
+              <w:right w:val="none" w:color="FFFFFF" w:sz="0"/>
+            </w:tcBorders>
+            <w:tcMar>
+              <w:top w:type="dxa" w:w="40"/>
+              <w:left w:type="dxa" w:w="80"/>
+              <w:bottom w:type="dxa" w:w="40"/>
+              <w:right w:type="dxa" w:w="80"/>
+            </w:tcMar>
+          </w:tcPr>
+          <w:p>
+            <w:pPr>
+              <w:spacing w:line="240"/>
+              <w:jc w:val="left"/>
+            </w:pPr>
+            <w:r>
+              <w:rPr>
+                <w:b w:val="false"/>
+                <w:bCs w:val="false"/>
+                <w:sz w:val="15"/>
+                <w:szCs w:val="15"/>
+              </w:rPr>
+              <w:t xml:space="preserve">0.004</w:t>
+            </w:r>
+          </w:p>
+        </w:tc>
+        <w:tc>
+          <w:tcPr>
+            <w:tcW w:type="dxa" w:w="970"/>
+            <w:tcBorders>
+              <w:top w:val="none" w:color="FFFFFF" w:sz="0"/>
+              <w:left w:val="none" w:color="FFFFFF" w:sz="0"/>
+              <w:bottom w:val="none" w:color="FFFFFF" w:sz="0"/>
+              <w:right w:val="none" w:color="FFFFFF" w:sz="0"/>
+            </w:tcBorders>
+            <w:tcMar>
+              <w:top w:type="dxa" w:w="40"/>
+              <w:left w:type="dxa" w:w="80"/>
+              <w:bottom w:type="dxa" w:w="40"/>
+              <w:right w:type="dxa" w:w="80"/>
+            </w:tcMar>
+          </w:tcPr>
+          <w:p>
+            <w:pPr>
+              <w:spacing w:line="240"/>
+              <w:jc w:val="left"/>
+            </w:pPr>
+            <w:r>
+              <w:rPr>
+                <w:b w:val="false"/>
+                <w:bCs w:val="false"/>
+                <w:sz w:val="15"/>
+                <w:szCs w:val="15"/>
+              </w:rPr>
+              <w:t xml:space="preserve">9.7</w:t>
+            </w:r>
+          </w:p>
+        </w:tc>
+      </w:tr>
+      <w:tr>
+        <w:trPr>
+          <w:cantSplit/>
+        </w:trPr>
+        <w:tc>
+          <w:tcPr>
+            <w:tcW w:type="dxa" w:w="1700"/>
+            <w:tcBorders>
+              <w:top w:val="none" w:color="FFFFFF" w:sz="0"/>
+              <w:left w:val="none" w:color="FFFFFF" w:sz="0"/>
+              <w:bottom w:val="none" w:color="FFFFFF" w:sz="0"/>
+              <w:right w:val="none" w:color="FFFFFF" w:sz="0"/>
+            </w:tcBorders>
+            <w:tcMar>
+              <w:top w:type="dxa" w:w="40"/>
+              <w:left w:type="dxa" w:w="80"/>
+              <w:bottom w:type="dxa" w:w="40"/>
+              <w:right w:type="dxa" w:w="80"/>
+            </w:tcMar>
+          </w:tcPr>
+          <w:p>
+            <w:pPr>
+              <w:spacing w:line="240"/>
+              <w:jc w:val="left"/>
+            </w:pPr>
+            <w:r>
+              <w:rPr>
+                <w:b w:val="false"/>
+                <w:bCs w:val="false"/>
+                <w:sz w:val="15"/>
+                <w:szCs w:val="15"/>
+              </w:rPr>
+              <w:t xml:space="preserve">exact optimum (greedy)</w:t>
+            </w:r>
+          </w:p>
+        </w:tc>
+        <w:tc>
+          <w:tcPr>
+            <w:tcW w:type="dxa" w:w="3000"/>
+            <w:tcBorders>
+              <w:top w:val="none" w:color="FFFFFF" w:sz="0"/>
+              <w:left w:val="none" w:color="FFFFFF" w:sz="0"/>
+              <w:bottom w:val="none" w:color="FFFFFF" w:sz="0"/>
+              <w:right w:val="none" w:color="FFFFFF" w:sz="0"/>
+            </w:tcBorders>
+            <w:tcMar>
+              <w:top w:type="dxa" w:w="40"/>
+              <w:left w:type="dxa" w:w="80"/>
+              <w:bottom w:type="dxa" w:w="40"/>
+              <w:right w:type="dxa" w:w="80"/>
+            </w:tcMar>
+          </w:tcPr>
+          <w:p>
+            <w:pPr>
+              <w:spacing w:line="240"/>
+              <w:jc w:val="left"/>
+            </w:pPr>
+            <w:r>
+              <w:rPr>
+                <w:b w:val="false"/>
+                <w:bCs w:val="false"/>
+                <w:sz w:val="15"/>
+                <w:szCs w:val="15"/>
+              </w:rPr>
+              <w:t xml:space="preserve">A30 (4.0, 36.0); A25 (9.0, 30.0); A13 (10.0, 24.0)</w:t>
+            </w:r>
+          </w:p>
+        </w:tc>
+        <w:tc>
+          <w:tcPr>
+            <w:tcW w:type="dxa" w:w="800"/>
+            <w:tcBorders>
+              <w:top w:val="none" w:color="FFFFFF" w:sz="0"/>
+              <w:left w:val="none" w:color="FFFFFF" w:sz="0"/>
+              <w:bottom w:val="none" w:color="FFFFFF" w:sz="0"/>
+              <w:right w:val="none" w:color="FFFFFF" w:sz="0"/>
+            </w:tcBorders>
+            <w:tcMar>
+              <w:top w:type="dxa" w:w="40"/>
+              <w:left w:type="dxa" w:w="80"/>
+              <w:bottom w:type="dxa" w:w="40"/>
+              <w:right w:type="dxa" w:w="80"/>
+            </w:tcMar>
+          </w:tcPr>
+          <w:p>
+            <w:pPr>
+              <w:spacing w:line="240"/>
+              <w:jc w:val="left"/>
+            </w:pPr>
+            <w:r>
+              <w:rPr>
+                <w:b w:val="false"/>
+                <w:bCs w:val="false"/>
+                <w:sz w:val="15"/>
+                <w:szCs w:val="15"/>
+              </w:rPr>
+              <w:t xml:space="preserve">2500</w:t>
+            </w:r>
+          </w:p>
+        </w:tc>
+        <w:tc>
+          <w:tcPr>
+            <w:tcW w:type="dxa" w:w="800"/>
+            <w:tcBorders>
+              <w:top w:val="none" w:color="FFFFFF" w:sz="0"/>
+              <w:left w:val="none" w:color="FFFFFF" w:sz="0"/>
+              <w:bottom w:val="none" w:color="FFFFFF" w:sz="0"/>
+              <w:right w:val="none" w:color="FFFFFF" w:sz="0"/>
+            </w:tcBorders>
+            <w:tcMar>
+              <w:top w:type="dxa" w:w="40"/>
+              <w:left w:type="dxa" w:w="80"/>
+              <w:bottom w:type="dxa" w:w="40"/>
+              <w:right w:type="dxa" w:w="80"/>
+            </w:tcMar>
+          </w:tcPr>
+          <w:p>
+            <w:pPr>
+              <w:spacing w:line="240"/>
+              <w:jc w:val="left"/>
+            </w:pPr>
+            <w:r>
+              <w:rPr>
+                <w:b w:val="false"/>
+                <w:bCs w:val="false"/>
+                <w:sz w:val="15"/>
+                <w:szCs w:val="15"/>
+              </w:rPr>
+              <w:t xml:space="preserve">0.134</w:t>
+            </w:r>
+          </w:p>
+        </w:tc>
+        <w:tc>
+          <w:tcPr>
+            <w:tcW w:type="dxa" w:w="800"/>
+            <w:tcBorders>
+              <w:top w:val="none" w:color="FFFFFF" w:sz="0"/>
+              <w:left w:val="none" w:color="FFFFFF" w:sz="0"/>
+              <w:bottom w:val="none" w:color="FFFFFF" w:sz="0"/>
+              <w:right w:val="none" w:color="FFFFFF" w:sz="0"/>
+            </w:tcBorders>
+            <w:tcMar>
+              <w:top w:type="dxa" w:w="40"/>
+              <w:left w:type="dxa" w:w="80"/>
+              <w:bottom w:type="dxa" w:w="40"/>
+              <w:right w:type="dxa" w:w="80"/>
+            </w:tcMar>
+          </w:tcPr>
+          <w:p>
+            <w:pPr>
+              <w:spacing w:line="240"/>
+              <w:jc w:val="left"/>
+            </w:pPr>
+            <w:r>
+              <w:rPr>
+                <w:b w:val="false"/>
+                <w:bCs w:val="false"/>
+                <w:sz w:val="15"/>
+                <w:szCs w:val="15"/>
+              </w:rPr>
+              <w:t xml:space="preserve">0.138</w:t>
+            </w:r>
+          </w:p>
+        </w:tc>
+        <w:tc>
+          <w:tcPr>
+            <w:tcW w:type="dxa" w:w="1000"/>
+            <w:tcBorders>
+              <w:top w:val="none" w:color="FFFFFF" w:sz="0"/>
+              <w:left w:val="none" w:color="FFFFFF" w:sz="0"/>
+              <w:bottom w:val="none" w:color="FFFFFF" w:sz="0"/>
+              <w:right w:val="none" w:color="FFFFFF" w:sz="0"/>
+            </w:tcBorders>
+            <w:tcMar>
+              <w:top w:type="dxa" w:w="40"/>
+              <w:left w:type="dxa" w:w="80"/>
+              <w:bottom w:type="dxa" w:w="40"/>
+              <w:right w:type="dxa" w:w="80"/>
+            </w:tcMar>
+          </w:tcPr>
+          <w:p>
+            <w:pPr>
+              <w:spacing w:line="240"/>
+              <w:jc w:val="left"/>
+            </w:pPr>
+            <w:r>
+              <w:rPr>
+                <w:b w:val="false"/>
+                <w:bCs w:val="false"/>
+                <w:sz w:val="15"/>
+                <w:szCs w:val="15"/>
+              </w:rPr>
+              <w:t xml:space="preserve">0.182</w:t>
+            </w:r>
+          </w:p>
+        </w:tc>
+        <w:tc>
+          <w:tcPr>
+            <w:tcW w:type="dxa" w:w="970"/>
+            <w:tcBorders>
+              <w:top w:val="none" w:color="FFFFFF" w:sz="0"/>
+              <w:left w:val="none" w:color="FFFFFF" w:sz="0"/>
+              <w:bottom w:val="none" w:color="FFFFFF" w:sz="0"/>
+              <w:right w:val="none" w:color="FFFFFF" w:sz="0"/>
+            </w:tcBorders>
+            <w:tcMar>
+              <w:top w:type="dxa" w:w="40"/>
+              <w:left w:type="dxa" w:w="80"/>
+              <w:bottom w:type="dxa" w:w="40"/>
+              <w:right w:type="dxa" w:w="80"/>
+            </w:tcMar>
+          </w:tcPr>
+          <w:p>
+            <w:pPr>
+              <w:spacing w:line="240"/>
+              <w:jc w:val="left"/>
+            </w:pPr>
+            <w:r>
+              <w:rPr>
+                <w:b w:val="false"/>
+                <w:bCs w:val="false"/>
+                <w:sz w:val="15"/>
+                <w:szCs w:val="15"/>
+              </w:rPr>
+              <w:t xml:space="preserve">12.0</w:t>
+            </w:r>
+          </w:p>
+        </w:tc>
+      </w:tr>
+      <w:tr>
+        <w:trPr>
+          <w:cantSplit/>
+        </w:trPr>
+        <w:tc>
+          <w:tcPr>
+            <w:tcW w:type="dxa" w:w="1700"/>
+            <w:tcBorders>
+              <w:top w:val="none" w:color="FFFFFF" w:sz="0"/>
+              <w:left w:val="none" w:color="FFFFFF" w:sz="0"/>
+              <w:bottom w:val="none" w:color="FFFFFF" w:sz="0"/>
+              <w:right w:val="none" w:color="FFFFFF" w:sz="0"/>
+            </w:tcBorders>
+            <w:tcMar>
+              <w:top w:type="dxa" w:w="40"/>
+              <w:left w:type="dxa" w:w="80"/>
+              <w:bottom w:type="dxa" w:w="40"/>
+              <w:right w:type="dxa" w:w="80"/>
+            </w:tcMar>
+          </w:tcPr>
+          <w:p>
+            <w:pPr>
+              <w:spacing w:line="240"/>
+              <w:jc w:val="left"/>
+            </w:pPr>
+          </w:p>
+        </w:tc>
+        <w:tc>
+          <w:tcPr>
+            <w:tcW w:type="dxa" w:w="3000"/>
+            <w:tcBorders>
+              <w:top w:val="none" w:color="FFFFFF" w:sz="0"/>
+              <w:left w:val="none" w:color="FFFFFF" w:sz="0"/>
+              <w:bottom w:val="none" w:color="FFFFFF" w:sz="0"/>
+              <w:right w:val="none" w:color="FFFFFF" w:sz="0"/>
+            </w:tcBorders>
+            <w:tcMar>
+              <w:top w:type="dxa" w:w="40"/>
+              <w:left w:type="dxa" w:w="80"/>
+              <w:bottom w:type="dxa" w:w="40"/>
+              <w:right w:type="dxa" w:w="80"/>
+            </w:tcMar>
+          </w:tcPr>
+          <w:p>
+            <w:pPr>
+              <w:spacing w:line="240"/>
+              <w:jc w:val="left"/>
+            </w:pPr>
+          </w:p>
+        </w:tc>
+        <w:tc>
+          <w:tcPr>
+            <w:tcW w:type="dxa" w:w="800"/>
+            <w:tcBorders>
+              <w:top w:val="none" w:color="FFFFFF" w:sz="0"/>
+              <w:left w:val="none" w:color="FFFFFF" w:sz="0"/>
+              <w:bottom w:val="none" w:color="FFFFFF" w:sz="0"/>
+              <w:right w:val="none" w:color="FFFFFF" w:sz="0"/>
+            </w:tcBorders>
+            <w:tcMar>
+              <w:top w:type="dxa" w:w="40"/>
+              <w:left w:type="dxa" w:w="80"/>
+              <w:bottom w:type="dxa" w:w="40"/>
+              <w:right w:type="dxa" w:w="80"/>
+            </w:tcMar>
+          </w:tcPr>
+          <w:p>
+            <w:pPr>
+              <w:spacing w:line="240"/>
+              <w:jc w:val="left"/>
+            </w:pPr>
+            <w:r>
+              <w:rPr>
+                <w:b w:val="false"/>
+                <w:bCs w:val="false"/>
+                <w:sz w:val="15"/>
+                <w:szCs w:val="15"/>
+              </w:rPr>
+              <w:t xml:space="preserve">5000</w:t>
+            </w:r>
+          </w:p>
+        </w:tc>
+        <w:tc>
+          <w:tcPr>
+            <w:tcW w:type="dxa" w:w="800"/>
+            <w:tcBorders>
+              <w:top w:val="none" w:color="FFFFFF" w:sz="0"/>
+              <w:left w:val="none" w:color="FFFFFF" w:sz="0"/>
+              <w:bottom w:val="none" w:color="FFFFFF" w:sz="0"/>
+              <w:right w:val="none" w:color="FFFFFF" w:sz="0"/>
+            </w:tcBorders>
+            <w:tcMar>
+              <w:top w:type="dxa" w:w="40"/>
+              <w:left w:type="dxa" w:w="80"/>
+              <w:bottom w:type="dxa" w:w="40"/>
+              <w:right w:type="dxa" w:w="80"/>
+            </w:tcMar>
+          </w:tcPr>
+          <w:p>
+            <w:pPr>
+              <w:spacing w:line="240"/>
+              <w:jc w:val="left"/>
+            </w:pPr>
+            <w:r>
+              <w:rPr>
+                <w:b w:val="false"/>
+                <w:bCs w:val="false"/>
+                <w:sz w:val="15"/>
+                <w:szCs w:val="15"/>
+              </w:rPr>
+              <w:t xml:space="preserve">0.026</w:t>
+            </w:r>
+          </w:p>
+        </w:tc>
+        <w:tc>
+          <w:tcPr>
+            <w:tcW w:type="dxa" w:w="800"/>
+            <w:tcBorders>
+              <w:top w:val="none" w:color="FFFFFF" w:sz="0"/>
+              <w:left w:val="none" w:color="FFFFFF" w:sz="0"/>
+              <w:bottom w:val="none" w:color="FFFFFF" w:sz="0"/>
+              <w:right w:val="none" w:color="FFFFFF" w:sz="0"/>
+            </w:tcBorders>
+            <w:tcMar>
+              <w:top w:type="dxa" w:w="40"/>
+              <w:left w:type="dxa" w:w="80"/>
+              <w:bottom w:type="dxa" w:w="40"/>
+              <w:right w:type="dxa" w:w="80"/>
+            </w:tcMar>
+          </w:tcPr>
+          <w:p>
+            <w:pPr>
+              <w:spacing w:line="240"/>
+              <w:jc w:val="left"/>
+            </w:pPr>
+            <w:r>
+              <w:rPr>
+                <w:b w:val="false"/>
+                <w:bCs w:val="false"/>
+                <w:sz w:val="15"/>
+                <w:szCs w:val="15"/>
+              </w:rPr>
+              <w:t xml:space="preserve">0.018</w:t>
+            </w:r>
+          </w:p>
+        </w:tc>
+        <w:tc>
+          <w:tcPr>
+            <w:tcW w:type="dxa" w:w="1000"/>
+            <w:tcBorders>
+              <w:top w:val="none" w:color="FFFFFF" w:sz="0"/>
+              <w:left w:val="none" w:color="FFFFFF" w:sz="0"/>
+              <w:bottom w:val="none" w:color="FFFFFF" w:sz="0"/>
+              <w:right w:val="none" w:color="FFFFFF" w:sz="0"/>
+            </w:tcBorders>
+            <w:tcMar>
+              <w:top w:type="dxa" w:w="40"/>
+              <w:left w:type="dxa" w:w="80"/>
+              <w:bottom w:type="dxa" w:w="40"/>
+              <w:right w:type="dxa" w:w="80"/>
+            </w:tcMar>
+          </w:tcPr>
+          <w:p>
+            <w:pPr>
+              <w:spacing w:line="240"/>
+              <w:jc w:val="left"/>
+            </w:pPr>
+            <w:r>
+              <w:rPr>
+                <w:b w:val="false"/>
+                <w:bCs w:val="false"/>
+                <w:sz w:val="15"/>
+                <w:szCs w:val="15"/>
+              </w:rPr>
+              <w:t xml:space="preserve">0.035</w:t>
+            </w:r>
+          </w:p>
+        </w:tc>
+        <w:tc>
+          <w:tcPr>
+            <w:tcW w:type="dxa" w:w="970"/>
+            <w:tcBorders>
+              <w:top w:val="none" w:color="FFFFFF" w:sz="0"/>
+              <w:left w:val="none" w:color="FFFFFF" w:sz="0"/>
+              <w:bottom w:val="none" w:color="FFFFFF" w:sz="0"/>
+              <w:right w:val="none" w:color="FFFFFF" w:sz="0"/>
+            </w:tcBorders>
+            <w:tcMar>
+              <w:top w:type="dxa" w:w="40"/>
+              <w:left w:type="dxa" w:w="80"/>
+              <w:bottom w:type="dxa" w:w="40"/>
+              <w:right w:type="dxa" w:w="80"/>
+            </w:tcMar>
+          </w:tcPr>
+          <w:p>
+            <w:pPr>
+              <w:spacing w:line="240"/>
+              <w:jc w:val="left"/>
+            </w:pPr>
+            <w:r>
+              <w:rPr>
+                <w:b w:val="false"/>
+                <w:bCs w:val="false"/>
+                <w:sz w:val="15"/>
+                <w:szCs w:val="15"/>
+              </w:rPr>
+              <w:t xml:space="preserve">11.3</w:t>
+            </w:r>
+          </w:p>
+        </w:tc>
+      </w:tr>
+      <w:tr>
+        <w:trPr>
+          <w:cantSplit/>
+        </w:trPr>
+        <w:tc>
+          <w:tcPr>
+            <w:tcW w:type="dxa" w:w="1700"/>
+            <w:tcBorders>
+              <w:top w:val="none" w:color="FFFFFF" w:sz="0"/>
+              <w:left w:val="none" w:color="FFFFFF" w:sz="0"/>
+              <w:bottom w:val="single" w:color="000000" w:sz="6"/>
+              <w:right w:val="none" w:color="FFFFFF" w:sz="0"/>
+            </w:tcBorders>
+            <w:tcMar>
+              <w:top w:type="dxa" w:w="40"/>
+              <w:left w:type="dxa" w:w="80"/>
+              <w:bottom w:type="dxa" w:w="40"/>
+              <w:right w:type="dxa" w:w="80"/>
+            </w:tcMar>
+          </w:tcPr>
+          <w:p>
+            <w:pPr>
+              <w:spacing w:line="240"/>
+              <w:jc w:val="left"/>
+            </w:pPr>
+          </w:p>
+        </w:tc>
+        <w:tc>
+          <w:tcPr>
+            <w:tcW w:type="dxa" w:w="3000"/>
+            <w:tcBorders>
+              <w:top w:val="none" w:color="FFFFFF" w:sz="0"/>
+              <w:left w:val="none" w:color="FFFFFF" w:sz="0"/>
+              <w:bottom w:val="single" w:color="000000" w:sz="6"/>
+              <w:right w:val="none" w:color="FFFFFF" w:sz="0"/>
+            </w:tcBorders>
+            <w:tcMar>
+              <w:top w:type="dxa" w:w="40"/>
+              <w:left w:type="dxa" w:w="80"/>
+              <w:bottom w:type="dxa" w:w="40"/>
+              <w:right w:type="dxa" w:w="80"/>
+            </w:tcMar>
+          </w:tcPr>
+          <w:p>
+            <w:pPr>
+              <w:spacing w:line="240"/>
+              <w:jc w:val="left"/>
+            </w:pPr>
+          </w:p>
+        </w:tc>
+        <w:tc>
+          <w:tcPr>
+            <w:tcW w:type="dxa" w:w="800"/>
+            <w:tcBorders>
+              <w:top w:val="none" w:color="FFFFFF" w:sz="0"/>
+              <w:left w:val="none" w:color="FFFFFF" w:sz="0"/>
+              <w:bottom w:val="single" w:color="000000" w:sz="6"/>
+              <w:right w:val="none" w:color="FFFFFF" w:sz="0"/>
+            </w:tcBorders>
+            <w:tcMar>
+              <w:top w:type="dxa" w:w="40"/>
+              <w:left w:type="dxa" w:w="80"/>
+              <w:bottom w:type="dxa" w:w="40"/>
+              <w:right w:type="dxa" w:w="80"/>
+            </w:tcMar>
+          </w:tcPr>
+          <w:p>
+            <w:pPr>
+              <w:spacing w:line="240"/>
+              <w:jc w:val="left"/>
+            </w:pPr>
+            <w:r>
+              <w:rPr>
+                <w:b w:val="false"/>
+                <w:bCs w:val="false"/>
+                <w:sz w:val="15"/>
+                <w:szCs w:val="15"/>
+              </w:rPr>
+              <w:t xml:space="preserve">10000</w:t>
+            </w:r>
+          </w:p>
+        </w:tc>
+        <w:tc>
+          <w:tcPr>
+            <w:tcW w:type="dxa" w:w="800"/>
+            <w:tcBorders>
+              <w:top w:val="none" w:color="FFFFFF" w:sz="0"/>
+              <w:left w:val="none" w:color="FFFFFF" w:sz="0"/>
+              <w:bottom w:val="single" w:color="000000" w:sz="6"/>
+              <w:right w:val="none" w:color="FFFFFF" w:sz="0"/>
+            </w:tcBorders>
+            <w:tcMar>
+              <w:top w:type="dxa" w:w="40"/>
+              <w:left w:type="dxa" w:w="80"/>
+              <w:bottom w:type="dxa" w:w="40"/>
+              <w:right w:type="dxa" w:w="80"/>
+            </w:tcMar>
+          </w:tcPr>
+          <w:p>
+            <w:pPr>
+              <w:spacing w:line="240"/>
+              <w:jc w:val="left"/>
+            </w:pPr>
+            <w:r>
+              <w:rPr>
+                <w:b w:val="false"/>
+                <w:bCs w:val="false"/>
+                <w:sz w:val="15"/>
+                <w:szCs w:val="15"/>
+              </w:rPr>
+              <w:t xml:space="preserve">0.001</w:t>
+            </w:r>
+          </w:p>
+        </w:tc>
+        <w:tc>
+          <w:tcPr>
+            <w:tcW w:type="dxa" w:w="800"/>
+            <w:tcBorders>
+              <w:top w:val="none" w:color="FFFFFF" w:sz="0"/>
+              <w:left w:val="none" w:color="FFFFFF" w:sz="0"/>
+              <w:bottom w:val="single" w:color="000000" w:sz="6"/>
+              <w:right w:val="none" w:color="FFFFFF" w:sz="0"/>
+            </w:tcBorders>
+            <w:tcMar>
+              <w:top w:type="dxa" w:w="40"/>
+              <w:left w:type="dxa" w:w="80"/>
+              <w:bottom w:type="dxa" w:w="40"/>
+              <w:right w:type="dxa" w:w="80"/>
+            </w:tcMar>
+          </w:tcPr>
+          <w:p>
+            <w:pPr>
+              <w:spacing w:line="240"/>
+              <w:jc w:val="left"/>
+            </w:pPr>
+            <w:r>
+              <w:rPr>
+                <w:b w:val="false"/>
+                <w:bCs w:val="false"/>
+                <w:sz w:val="15"/>
+                <w:szCs w:val="15"/>
+              </w:rPr>
+              <w:t xml:space="preserve">0.000</w:t>
+            </w:r>
+          </w:p>
+        </w:tc>
+        <w:tc>
+          <w:tcPr>
+            <w:tcW w:type="dxa" w:w="1000"/>
+            <w:tcBorders>
+              <w:top w:val="none" w:color="FFFFFF" w:sz="0"/>
+              <w:left w:val="none" w:color="FFFFFF" w:sz="0"/>
+              <w:bottom w:val="single" w:color="000000" w:sz="6"/>
+              <w:right w:val="none" w:color="FFFFFF" w:sz="0"/>
+            </w:tcBorders>
+            <w:tcMar>
+              <w:top w:type="dxa" w:w="40"/>
+              <w:left w:type="dxa" w:w="80"/>
+              <w:bottom w:type="dxa" w:w="40"/>
+              <w:right w:type="dxa" w:w="80"/>
+            </w:tcMar>
+          </w:tcPr>
+          <w:p>
+            <w:pPr>
+              <w:spacing w:line="240"/>
+              <w:jc w:val="left"/>
+            </w:pPr>
+            <w:r>
+              <w:rPr>
+                <w:b w:val="false"/>
+                <w:bCs w:val="false"/>
+                <w:sz w:val="15"/>
+                <w:szCs w:val="15"/>
+              </w:rPr>
+              <w:t xml:space="preserve">0.001</w:t>
+            </w:r>
+          </w:p>
+        </w:tc>
+        <w:tc>
+          <w:tcPr>
+            <w:tcW w:type="dxa" w:w="970"/>
+            <w:tcBorders>
+              <w:top w:val="none" w:color="FFFFFF" w:sz="0"/>
+              <w:left w:val="none" w:color="FFFFFF" w:sz="0"/>
+              <w:bottom w:val="single" w:color="000000" w:sz="6"/>
+              <w:right w:val="none" w:color="FFFFFF" w:sz="0"/>
+            </w:tcBorders>
+            <w:tcMar>
+              <w:top w:type="dxa" w:w="40"/>
+              <w:left w:type="dxa" w:w="80"/>
+              <w:bottom w:type="dxa" w:w="40"/>
+              <w:right w:type="dxa" w:w="80"/>
+            </w:tcMar>
+          </w:tcPr>
+          <w:p>
+            <w:pPr>
+              <w:spacing w:line="240"/>
+              <w:jc w:val="left"/>
+            </w:pPr>
+            <w:r>
+              <w:rPr>
+                <w:b w:val="false"/>
+                <w:bCs w:val="false"/>
+                <w:sz w:val="15"/>
+                <w:szCs w:val="15"/>
+              </w:rPr>
+              <w:t xml:space="preserve">10.2</w:t>
+            </w:r>
+          </w:p>
+        </w:tc>
+      </w:tr>
+    </w:tbl>
+    <w:p>
+      <w:pPr>
+        <w:spacing w:after="160"/>
+      </w:pPr>
+    </w:p>
+    <w:p>
+      <w:pPr>
+        <w:keepNext/>
+        <w:spacing w:after="60" w:before="120"/>
+        <w:jc w:val="center"/>
+      </w:pPr>
+      <w:r>
+        <w:drawing>
+          <wp:inline distT="0" distB="0" distL="0" distR="0">
+            <wp:extent cx="5762625" cy="3200400"/>
+            <wp:effectExtent t="0" r="0" b="0" l="0"/>
+            <wp:docPr id="1" name="" descr="" title=""/>
+            <wp:cNvGraphicFramePr>
+              <a:graphicFrameLocks xmlns:a="http://schemas.openxmlformats.org/drawingml/2006/main" noChangeAspect="1"/>
+            </wp:cNvGraphicFramePr>
+            <a:graphic xmlns:a="http://schemas.openxmlformats.org/drawingml/2006/main">
+              <a:graphicData uri="http://schemas.openxmlformats.org/drawingml/2006/picture">
+                <pic:pic xmlns:pic="http://schemas.openxmlformats.org/drawingml/2006/picture">
+                  <pic:nvPicPr>
+                    <pic:cNvPr id="0" name="" descr=""/>
+                    <pic:cNvPicPr>
+                      <a:picLocks noChangeAspect="1" noChangeArrowheads="1"/>
+                    </pic:cNvPicPr>
+                  </pic:nvPicPr>
+                  <pic:blipFill>
+                    <a:blip r:embed="rId9" cstate="none"/>
+                    <a:srcRect/>
+                    <a:stretch>
+                      <a:fillRect/>
+                    </a:stretch>
+                  </pic:blipFill>
+                  <pic:spPr bwMode="auto">
+                    <a:xfrm>
+                      <a:off x="0" y="0"/>
+                      <a:ext cx="5762625" cy="3200400"/>
+                    </a:xfrm>
+                    <a:prstGeom prst="rect">
+                      <a:avLst/>
+                    </a:prstGeom>
+                  </pic:spPr>
+                </pic:pic>
+              </a:graphicData>
+            </a:graphic>
+          </wp:inline>
+        </w:drawing>
+      </w:r>
+    </w:p>
+    <w:p>
+      <w:pPr>
+        <w:spacing w:after="240" w:line="276"/>
+        <w:jc w:val="both"/>
+      </w:pPr>
+      <w:r>
+        <w:rPr>
+          <w:b/>
+          <w:bCs/>
+          <w:sz w:val="20"/>
+          <w:szCs w:val="20"/>
+        </w:rPr>
+        <w:t xml:space="preserve">Fig. S1.</w:t>
+      </w:r>
+      <w:r>
+        <w:rPr>
+          <w:sz w:val="20"/>
+          <w:szCs w:val="20"/>
+        </w:rPr>
+        <w:t xml:space="preserve"> PRAG-MAR with the geolocated sea boundary. (a) PRAG-MAR field: reduction of the probability that supply well A or B is intruded per unit recharge, at the prior mean, with the three PRAG-MAR sites. (b) Area-adjoint field (the published pipeline, recomputed): reduction of the intruded area per unit recharge, with its three sites and the published site that lies in the sector. (c) Exact probability that A or B is intruded against the recharge per site; solid: each well pumped to a prior intrusion probability of ½ (Table S10); dashed: one pumping rate at both wells with P(A or B) = ½ (Table S11).</w:t>
+      </w:r>
+    </w:p>
+    <w:p>
+      <w:pPr>
+        <w:spacing w:after="120" w:line="360"/>
+        <w:jc w:val="both"/>
+      </w:pPr>
+      <w:r>
+        <w:rPr>
+          <w:b/>
+          <w:bCs/>
+        </w:rPr>
+        <w:t xml:space="preserve">Results.</w:t>
+      </w:r>
+      <w:r>
+        <w:t xml:space="preserve"> Without recharge the probability that A or B is intruded is 0.559. At 5000 m³/d per site, the PRAG-MAR sites lower it to 0.06, close to the exact optimum of the ensemble (0.04); the sites chosen for the intruded area lower it to 0.30, and the published sites to 0.53, because two of them lie outside the sector and the third acts on the northern coast. The area design is the best for its own goal (mean intruded area 9.2 against 11.0 km² for PRAG-MAR), since it recharges the northern coastal strip where the intrusion is, far from the well field: the two goals call for different sites. The ranking does not depend on the pumping rule (Table S11): with one pumping rate at both wells the probability falls from 0.48 to 0.02 with PRAG-MAR, equal to the exact optimum (0.02), against 0.23 for the area design and 0.45 for the published sites.</w:t>
+      </w:r>
+    </w:p>
+    <w:p>
+      <w:pPr>
+        <w:keepNext/>
+        <w:spacing w:after="80" w:before="200" w:line="276"/>
+      </w:pPr>
+      <w:r>
+        <w:rPr>
+          <w:b/>
+          <w:bCs/>
+          <w:sz w:val="20"/>
+          <w:szCs w:val="20"/>
+        </w:rPr>
+        <w:t xml:space="preserve">Table S11.</w:t>
+      </w:r>
+      <w:r>
+        <w:rPr>
+          <w:sz w:val="20"/>
+          <w:szCs w:val="20"/>
+        </w:rPr>
+        <w:t xml:space="preserve"> Sensitivity to the pumping rule: one rate at both wells (Q</w:t>
+      </w:r>
+      <w:r>
+        <w:rPr>
+          <w:sz w:val="20"/>
+          <w:szCs w:val="20"/>
+          <w:vertAlign w:val="subscript"/>
+        </w:rPr>
+        <w:t xml:space="preserve">A</w:t>
+      </w:r>
+      <w:r>
+        <w:rPr>
+          <w:sz w:val="20"/>
+          <w:szCs w:val="20"/>
+        </w:rPr>
+        <w:t xml:space="preserve"> = Q</w:t>
+      </w:r>
+      <w:r>
+        <w:rPr>
+          <w:sz w:val="20"/>
+          <w:szCs w:val="20"/>
+          <w:vertAlign w:val="subscript"/>
+        </w:rPr>
+        <w:t xml:space="preserve">B</w:t>
+      </w:r>
+      <w:r>
+        <w:rPr>
+          <w:sz w:val="20"/>
+          <w:szCs w:val="20"/>
+        </w:rPr>
+        <w:t xml:space="preserve"> = 5638 m³/d) with P(A or B intruded) = ½. Probability that A or B is intruded (without recharge 0.476).</w:t>
+      </w:r>
+    </w:p>
+    <w:tbl>
+      <w:tblPr>
+        <w:tblW w:type="dxa" w:w="9070"/>
+        <w:tblBorders>
+          <w:top w:val="none" w:color="FFFFFF" w:sz="0"/>
+          <w:left w:val="none" w:color="FFFFFF" w:sz="0"/>
+          <w:bottom w:val="none" w:color="FFFFFF" w:sz="0"/>
+          <w:right w:val="none" w:color="FFFFFF" w:sz="0"/>
+          <w:insideH w:val="none" w:color="FFFFFF" w:sz="0"/>
+          <w:insideV w:val="none" w:color="FFFFFF" w:sz="0"/>
+        </w:tblBorders>
+        <w:tblLayout w:type="fixed"/>
+      </w:tblPr>
+      <w:tblGrid>
+        <w:gridCol w:w="1900"/>
+        <w:gridCol w:w="3870"/>
+        <w:gridCol w:w="1100"/>
+        <w:gridCol w:w="1100"/>
+        <w:gridCol w:w="1100"/>
+      </w:tblGrid>
+      <w:tr>
+        <w:trPr>
+          <w:cantSplit/>
+          <w:tblHeader/>
+        </w:trPr>
+        <w:tc>
+          <w:tcPr>
+            <w:tcW w:type="dxa" w:w="1900"/>
+            <w:tcBorders>
+              <w:top w:val="single" w:color="000000" w:sz="6"/>
+              <w:left w:val="none" w:color="FFFFFF" w:sz="0"/>
+              <w:bottom w:val="single" w:color="000000" w:sz="6"/>
+              <w:right w:val="none" w:color="FFFFFF" w:sz="0"/>
+            </w:tcBorders>
+            <w:tcMar>
+              <w:top w:type="dxa" w:w="40"/>
+              <w:left w:type="dxa" w:w="80"/>
+              <w:bottom w:type="dxa" w:w="40"/>
+              <w:right w:type="dxa" w:w="80"/>
+            </w:tcMar>
+          </w:tcPr>
+          <w:p>
+            <w:pPr>
+              <w:spacing w:line="240"/>
+              <w:jc w:val="left"/>
+            </w:pPr>
+            <w:r>
+              <w:rPr>
+                <w:b/>
+                <w:bCs/>
+                <w:sz w:val="15"/>
+                <w:szCs w:val="15"/>
+              </w:rPr>
+              <w:t xml:space="preserve">Design</w:t>
+            </w:r>
+          </w:p>
+        </w:tc>
+        <w:tc>
+          <w:tcPr>
+            <w:tcW w:type="dxa" w:w="3870"/>
+            <w:tcBorders>
+              <w:top w:val="single" w:color="000000" w:sz="6"/>
+              <w:left w:val="none" w:color="FFFFFF" w:sz="0"/>
+              <w:bottom w:val="single" w:color="000000" w:sz="6"/>
+              <w:right w:val="none" w:color="FFFFFF" w:sz="0"/>
+            </w:tcBorders>
+            <w:tcMar>
+              <w:top w:type="dxa" w:w="40"/>
+              <w:left w:type="dxa" w:w="80"/>
+              <w:bottom w:type="dxa" w:w="40"/>
+              <w:right w:type="dxa" w:w="80"/>
+            </w:tcMar>
+          </w:tcPr>
+          <w:p>
+            <w:pPr>
+              <w:spacing w:line="240"/>
+              <w:jc w:val="left"/>
+            </w:pPr>
+            <w:r>
+              <w:rPr>
+                <w:b/>
+                <w:bCs/>
+                <w:sz w:val="15"/>
+                <w:szCs w:val="15"/>
+              </w:rPr>
+              <w:t xml:space="preserve">Sites</w:t>
+            </w:r>
+          </w:p>
+        </w:tc>
+        <w:tc>
+          <w:tcPr>
+            <w:tcW w:type="dxa" w:w="1100"/>
+            <w:tcBorders>
+              <w:top w:val="single" w:color="000000" w:sz="6"/>
+              <w:left w:val="none" w:color="FFFFFF" w:sz="0"/>
+              <w:bottom w:val="single" w:color="000000" w:sz="6"/>
+              <w:right w:val="none" w:color="FFFFFF" w:sz="0"/>
+            </w:tcBorders>
+            <w:tcMar>
+              <w:top w:type="dxa" w:w="40"/>
+              <w:left w:type="dxa" w:w="80"/>
+              <w:bottom w:type="dxa" w:w="40"/>
+              <w:right w:type="dxa" w:w="80"/>
+            </w:tcMar>
+          </w:tcPr>
+          <w:p>
+            <w:pPr>
+              <w:spacing w:line="240"/>
+              <w:jc w:val="left"/>
+            </w:pPr>
+            <w:r>
+              <w:rPr>
+                <w:b/>
+                <w:bCs/>
+                <w:sz w:val="15"/>
+                <w:szCs w:val="15"/>
+              </w:rPr>
+              <w:t xml:space="preserve">Q = 2500</w:t>
+            </w:r>
+          </w:p>
+        </w:tc>
+        <w:tc>
+          <w:tcPr>
+            <w:tcW w:type="dxa" w:w="1100"/>
+            <w:tcBorders>
+              <w:top w:val="single" w:color="000000" w:sz="6"/>
+              <w:left w:val="none" w:color="FFFFFF" w:sz="0"/>
+              <w:bottom w:val="single" w:color="000000" w:sz="6"/>
+              <w:right w:val="none" w:color="FFFFFF" w:sz="0"/>
+            </w:tcBorders>
+            <w:tcMar>
+              <w:top w:type="dxa" w:w="40"/>
+              <w:left w:type="dxa" w:w="80"/>
+              <w:bottom w:type="dxa" w:w="40"/>
+              <w:right w:type="dxa" w:w="80"/>
+            </w:tcMar>
+          </w:tcPr>
+          <w:p>
+            <w:pPr>
+              <w:spacing w:line="240"/>
+              <w:jc w:val="left"/>
+            </w:pPr>
+            <w:r>
+              <w:rPr>
+                <w:b/>
+                <w:bCs/>
+                <w:sz w:val="15"/>
+                <w:szCs w:val="15"/>
+              </w:rPr>
+              <w:t xml:space="preserve">Q = 5000</w:t>
+            </w:r>
+          </w:p>
+        </w:tc>
+        <w:tc>
+          <w:tcPr>
+            <w:tcW w:type="dxa" w:w="1100"/>
+            <w:tcBorders>
+              <w:top w:val="single" w:color="000000" w:sz="6"/>
+              <w:left w:val="none" w:color="FFFFFF" w:sz="0"/>
+              <w:bottom w:val="single" w:color="000000" w:sz="6"/>
+              <w:right w:val="none" w:color="FFFFFF" w:sz="0"/>
+            </w:tcBorders>
+            <w:tcMar>
+              <w:top w:type="dxa" w:w="40"/>
+              <w:left w:type="dxa" w:w="80"/>
+              <w:bottom w:type="dxa" w:w="40"/>
+              <w:right w:type="dxa" w:w="80"/>
+            </w:tcMar>
+          </w:tcPr>
+          <w:p>
+            <w:pPr>
+              <w:spacing w:line="240"/>
+              <w:jc w:val="left"/>
+            </w:pPr>
+            <w:r>
+              <w:rPr>
+                <w:b/>
+                <w:bCs/>
+                <w:sz w:val="15"/>
+                <w:szCs w:val="15"/>
+              </w:rPr>
+              <w:t xml:space="preserve">Q = 10000</w:t>
+            </w:r>
+          </w:p>
+        </w:tc>
+      </w:tr>
+      <w:tr>
+        <w:trPr>
+          <w:cantSplit/>
+        </w:trPr>
+        <w:tc>
+          <w:tcPr>
+            <w:tcW w:type="dxa" w:w="1900"/>
+            <w:tcBorders>
+              <w:top w:val="none" w:color="FFFFFF" w:sz="0"/>
+              <w:left w:val="none" w:color="FFFFFF" w:sz="0"/>
+              <w:bottom w:val="none" w:color="FFFFFF" w:sz="0"/>
+              <w:right w:val="none" w:color="FFFFFF" w:sz="0"/>
+            </w:tcBorders>
+            <w:tcMar>
+              <w:top w:type="dxa" w:w="40"/>
+              <w:left w:type="dxa" w:w="80"/>
+              <w:bottom w:type="dxa" w:w="40"/>
+              <w:right w:type="dxa" w:w="80"/>
+            </w:tcMar>
+          </w:tcPr>
+          <w:p>
+            <w:pPr>
+              <w:spacing w:line="240"/>
+              <w:jc w:val="left"/>
+            </w:pPr>
+            <w:r>
+              <w:rPr>
+                <w:b w:val="false"/>
+                <w:bCs w:val="false"/>
+                <w:sz w:val="15"/>
+                <w:szCs w:val="15"/>
+              </w:rPr>
+              <w:t xml:space="preserve">published (A18, P21, P16)</w:t>
+            </w:r>
+          </w:p>
+        </w:tc>
+        <w:tc>
+          <w:tcPr>
+            <w:tcW w:type="dxa" w:w="3870"/>
+            <w:tcBorders>
+              <w:top w:val="none" w:color="FFFFFF" w:sz="0"/>
+              <w:left w:val="none" w:color="FFFFFF" w:sz="0"/>
+              <w:bottom w:val="none" w:color="FFFFFF" w:sz="0"/>
+              <w:right w:val="none" w:color="FFFFFF" w:sz="0"/>
+            </w:tcBorders>
+            <w:tcMar>
+              <w:top w:type="dxa" w:w="40"/>
+              <w:left w:type="dxa" w:w="80"/>
+              <w:bottom w:type="dxa" w:w="40"/>
+              <w:right w:type="dxa" w:w="80"/>
+            </w:tcMar>
+          </w:tcPr>
+          <w:p>
+            <w:pPr>
+              <w:spacing w:line="240"/>
+              <w:jc w:val="left"/>
+            </w:pPr>
+            <w:r>
+              <w:rPr>
+                <w:b w:val="false"/>
+                <w:bCs w:val="false"/>
+                <w:sz w:val="15"/>
+                <w:szCs w:val="15"/>
+              </w:rPr>
+              <w:t xml:space="preserve">A18 (12.3, 12.8)†; P21 (11.3, 18.8)†; P16 (6.5, 51.0)</w:t>
+            </w:r>
+          </w:p>
+        </w:tc>
+        <w:tc>
+          <w:tcPr>
+            <w:tcW w:type="dxa" w:w="1100"/>
+            <w:tcBorders>
+              <w:top w:val="none" w:color="FFFFFF" w:sz="0"/>
+              <w:left w:val="none" w:color="FFFFFF" w:sz="0"/>
+              <w:bottom w:val="none" w:color="FFFFFF" w:sz="0"/>
+              <w:right w:val="none" w:color="FFFFFF" w:sz="0"/>
+            </w:tcBorders>
+            <w:tcMar>
+              <w:top w:type="dxa" w:w="40"/>
+              <w:left w:type="dxa" w:w="80"/>
+              <w:bottom w:type="dxa" w:w="40"/>
+              <w:right w:type="dxa" w:w="80"/>
+            </w:tcMar>
+          </w:tcPr>
+          <w:p>
+            <w:pPr>
+              <w:spacing w:line="240"/>
+              <w:jc w:val="left"/>
+            </w:pPr>
+            <w:r>
+              <w:rPr>
+                <w:b w:val="false"/>
+                <w:bCs w:val="false"/>
+                <w:sz w:val="15"/>
+                <w:szCs w:val="15"/>
+              </w:rPr>
+              <w:t xml:space="preserve">0.461</w:t>
+            </w:r>
+          </w:p>
+        </w:tc>
+        <w:tc>
+          <w:tcPr>
+            <w:tcW w:type="dxa" w:w="1100"/>
+            <w:tcBorders>
+              <w:top w:val="none" w:color="FFFFFF" w:sz="0"/>
+              <w:left w:val="none" w:color="FFFFFF" w:sz="0"/>
+              <w:bottom w:val="none" w:color="FFFFFF" w:sz="0"/>
+              <w:right w:val="none" w:color="FFFFFF" w:sz="0"/>
+            </w:tcBorders>
+            <w:tcMar>
+              <w:top w:type="dxa" w:w="40"/>
+              <w:left w:type="dxa" w:w="80"/>
+              <w:bottom w:type="dxa" w:w="40"/>
+              <w:right w:type="dxa" w:w="80"/>
+            </w:tcMar>
+          </w:tcPr>
+          <w:p>
+            <w:pPr>
+              <w:spacing w:line="240"/>
+              <w:jc w:val="left"/>
+            </w:pPr>
+            <w:r>
+              <w:rPr>
+                <w:b w:val="false"/>
+                <w:bCs w:val="false"/>
+                <w:sz w:val="15"/>
+                <w:szCs w:val="15"/>
+              </w:rPr>
+              <w:t xml:space="preserve">0.448</w:t>
+            </w:r>
+          </w:p>
+        </w:tc>
+        <w:tc>
+          <w:tcPr>
+            <w:tcW w:type="dxa" w:w="1100"/>
+            <w:tcBorders>
+              <w:top w:val="none" w:color="FFFFFF" w:sz="0"/>
+              <w:left w:val="none" w:color="FFFFFF" w:sz="0"/>
+              <w:bottom w:val="none" w:color="FFFFFF" w:sz="0"/>
+              <w:right w:val="none" w:color="FFFFFF" w:sz="0"/>
+            </w:tcBorders>
+            <w:tcMar>
+              <w:top w:type="dxa" w:w="40"/>
+              <w:left w:type="dxa" w:w="80"/>
+              <w:bottom w:type="dxa" w:w="40"/>
+              <w:right w:type="dxa" w:w="80"/>
+            </w:tcMar>
+          </w:tcPr>
+          <w:p>
+            <w:pPr>
+              <w:spacing w:line="240"/>
+              <w:jc w:val="left"/>
+            </w:pPr>
+            <w:r>
+              <w:rPr>
+                <w:b w:val="false"/>
+                <w:bCs w:val="false"/>
+                <w:sz w:val="15"/>
+                <w:szCs w:val="15"/>
+              </w:rPr>
+              <w:t xml:space="preserve">0.413</w:t>
+            </w:r>
+          </w:p>
+        </w:tc>
+      </w:tr>
+      <w:tr>
+        <w:trPr>
+          <w:cantSplit/>
+        </w:trPr>
+        <w:tc>
+          <w:tcPr>
+            <w:tcW w:type="dxa" w:w="1900"/>
+            <w:tcBorders>
+              <w:top w:val="none" w:color="FFFFFF" w:sz="0"/>
+              <w:left w:val="none" w:color="FFFFFF" w:sz="0"/>
+              <w:bottom w:val="none" w:color="FFFFFF" w:sz="0"/>
+              <w:right w:val="none" w:color="FFFFFF" w:sz="0"/>
+            </w:tcBorders>
+            <w:tcMar>
+              <w:top w:type="dxa" w:w="40"/>
+              <w:left w:type="dxa" w:w="80"/>
+              <w:bottom w:type="dxa" w:w="40"/>
+              <w:right w:type="dxa" w:w="80"/>
+            </w:tcMar>
+          </w:tcPr>
+          <w:p>
+            <w:pPr>
+              <w:spacing w:line="240"/>
+              <w:jc w:val="left"/>
+            </w:pPr>
+            <w:r>
+              <w:rPr>
+                <w:b w:val="false"/>
+                <w:bCs w:val="false"/>
+                <w:sz w:val="15"/>
+                <w:szCs w:val="15"/>
+              </w:rPr>
+              <w:t xml:space="preserve">area adjoint, recomputed</w:t>
+            </w:r>
+          </w:p>
+        </w:tc>
+        <w:tc>
+          <w:tcPr>
+            <w:tcW w:type="dxa" w:w="3870"/>
+            <w:tcBorders>
+              <w:top w:val="none" w:color="FFFFFF" w:sz="0"/>
+              <w:left w:val="none" w:color="FFFFFF" w:sz="0"/>
+              <w:bottom w:val="none" w:color="FFFFFF" w:sz="0"/>
+              <w:right w:val="none" w:color="FFFFFF" w:sz="0"/>
+            </w:tcBorders>
+            <w:tcMar>
+              <w:top w:type="dxa" w:w="40"/>
+              <w:left w:type="dxa" w:w="80"/>
+              <w:bottom w:type="dxa" w:w="40"/>
+              <w:right w:type="dxa" w:w="80"/>
+            </w:tcMar>
+          </w:tcPr>
+          <w:p>
+            <w:pPr>
+              <w:spacing w:line="240"/>
+              <w:jc w:val="left"/>
+            </w:pPr>
+            <w:r>
+              <w:rPr>
+                <w:b w:val="false"/>
+                <w:bCs w:val="false"/>
+                <w:sz w:val="15"/>
+                <w:szCs w:val="15"/>
+              </w:rPr>
+              <w:t xml:space="preserve">P16 (5.0, 52.0); P16 (4.8, 46.0); A3 (10.3, 40.0)</w:t>
+            </w:r>
+          </w:p>
+        </w:tc>
+        <w:tc>
+          <w:tcPr>
+            <w:tcW w:type="dxa" w:w="1100"/>
+            <w:tcBorders>
+              <w:top w:val="none" w:color="FFFFFF" w:sz="0"/>
+              <w:left w:val="none" w:color="FFFFFF" w:sz="0"/>
+              <w:bottom w:val="none" w:color="FFFFFF" w:sz="0"/>
+              <w:right w:val="none" w:color="FFFFFF" w:sz="0"/>
+            </w:tcBorders>
+            <w:tcMar>
+              <w:top w:type="dxa" w:w="40"/>
+              <w:left w:type="dxa" w:w="80"/>
+              <w:bottom w:type="dxa" w:w="40"/>
+              <w:right w:type="dxa" w:w="80"/>
+            </w:tcMar>
+          </w:tcPr>
+          <w:p>
+            <w:pPr>
+              <w:spacing w:line="240"/>
+              <w:jc w:val="left"/>
+            </w:pPr>
+            <w:r>
+              <w:rPr>
+                <w:b w:val="false"/>
+                <w:bCs w:val="false"/>
+                <w:sz w:val="15"/>
+                <w:szCs w:val="15"/>
+              </w:rPr>
+              <w:t xml:space="preserve">0.341</w:t>
+            </w:r>
+          </w:p>
+        </w:tc>
+        <w:tc>
+          <w:tcPr>
+            <w:tcW w:type="dxa" w:w="1100"/>
+            <w:tcBorders>
+              <w:top w:val="none" w:color="FFFFFF" w:sz="0"/>
+              <w:left w:val="none" w:color="FFFFFF" w:sz="0"/>
+              <w:bottom w:val="none" w:color="FFFFFF" w:sz="0"/>
+              <w:right w:val="none" w:color="FFFFFF" w:sz="0"/>
+            </w:tcBorders>
+            <w:tcMar>
+              <w:top w:type="dxa" w:w="40"/>
+              <w:left w:type="dxa" w:w="80"/>
+              <w:bottom w:type="dxa" w:w="40"/>
+              <w:right w:type="dxa" w:w="80"/>
+            </w:tcMar>
+          </w:tcPr>
+          <w:p>
+            <w:pPr>
+              <w:spacing w:line="240"/>
+              <w:jc w:val="left"/>
+            </w:pPr>
+            <w:r>
+              <w:rPr>
+                <w:b w:val="false"/>
+                <w:bCs w:val="false"/>
+                <w:sz w:val="15"/>
+                <w:szCs w:val="15"/>
+              </w:rPr>
+              <w:t xml:space="preserve">0.226</w:t>
+            </w:r>
+          </w:p>
+        </w:tc>
+        <w:tc>
+          <w:tcPr>
+            <w:tcW w:type="dxa" w:w="1100"/>
+            <w:tcBorders>
+              <w:top w:val="none" w:color="FFFFFF" w:sz="0"/>
+              <w:left w:val="none" w:color="FFFFFF" w:sz="0"/>
+              <w:bottom w:val="none" w:color="FFFFFF" w:sz="0"/>
+              <w:right w:val="none" w:color="FFFFFF" w:sz="0"/>
+            </w:tcBorders>
+            <w:tcMar>
+              <w:top w:type="dxa" w:w="40"/>
+              <w:left w:type="dxa" w:w="80"/>
+              <w:bottom w:type="dxa" w:w="40"/>
+              <w:right w:type="dxa" w:w="80"/>
+            </w:tcMar>
+          </w:tcPr>
+          <w:p>
+            <w:pPr>
+              <w:spacing w:line="240"/>
+              <w:jc w:val="left"/>
+            </w:pPr>
+            <w:r>
+              <w:rPr>
+                <w:b w:val="false"/>
+                <w:bCs w:val="false"/>
+                <w:sz w:val="15"/>
+                <w:szCs w:val="15"/>
+              </w:rPr>
+              <w:t xml:space="preserve">0.088</w:t>
+            </w:r>
+          </w:p>
+        </w:tc>
+      </w:tr>
+      <w:tr>
+        <w:trPr>
+          <w:cantSplit/>
+        </w:trPr>
+        <w:tc>
+          <w:tcPr>
+            <w:tcW w:type="dxa" w:w="1900"/>
+            <w:tcBorders>
+              <w:top w:val="none" w:color="FFFFFF" w:sz="0"/>
+              <w:left w:val="none" w:color="FFFFFF" w:sz="0"/>
+              <w:bottom w:val="none" w:color="FFFFFF" w:sz="0"/>
+              <w:right w:val="none" w:color="FFFFFF" w:sz="0"/>
+            </w:tcBorders>
+            <w:tcMar>
+              <w:top w:type="dxa" w:w="40"/>
+              <w:left w:type="dxa" w:w="80"/>
+              <w:bottom w:type="dxa" w:w="40"/>
+              <w:right w:type="dxa" w:w="80"/>
+            </w:tcMar>
+          </w:tcPr>
+          <w:p>
+            <w:pPr>
+              <w:spacing w:line="240"/>
+              <w:jc w:val="left"/>
+            </w:pPr>
+            <w:r>
+              <w:rPr>
+                <w:b w:val="false"/>
+                <w:bCs w:val="false"/>
+                <w:sz w:val="15"/>
+                <w:szCs w:val="15"/>
+              </w:rPr>
+              <w:t xml:space="preserve">PRAG-MAR</w:t>
+            </w:r>
+          </w:p>
+        </w:tc>
+        <w:tc>
+          <w:tcPr>
+            <w:tcW w:type="dxa" w:w="3870"/>
+            <w:tcBorders>
+              <w:top w:val="none" w:color="FFFFFF" w:sz="0"/>
+              <w:left w:val="none" w:color="FFFFFF" w:sz="0"/>
+              <w:bottom w:val="none" w:color="FFFFFF" w:sz="0"/>
+              <w:right w:val="none" w:color="FFFFFF" w:sz="0"/>
+            </w:tcBorders>
+            <w:tcMar>
+              <w:top w:type="dxa" w:w="40"/>
+              <w:left w:type="dxa" w:w="80"/>
+              <w:bottom w:type="dxa" w:w="40"/>
+              <w:right w:type="dxa" w:w="80"/>
+            </w:tcMar>
+          </w:tcPr>
+          <w:p>
+            <w:pPr>
+              <w:spacing w:line="240"/>
+              <w:jc w:val="left"/>
+            </w:pPr>
+            <w:r>
+              <w:rPr>
+                <w:b w:val="false"/>
+                <w:bCs w:val="false"/>
+                <w:sz w:val="15"/>
+                <w:szCs w:val="15"/>
+              </w:rPr>
+              <w:t xml:space="preserve">A30 (4.0, 36.8); A25 (11.0, 30.5); A13 (10.5, 24.5)</w:t>
+            </w:r>
+          </w:p>
+        </w:tc>
+        <w:tc>
+          <w:tcPr>
+            <w:tcW w:type="dxa" w:w="1100"/>
+            <w:tcBorders>
+              <w:top w:val="none" w:color="FFFFFF" w:sz="0"/>
+              <w:left w:val="none" w:color="FFFFFF" w:sz="0"/>
+              <w:bottom w:val="none" w:color="FFFFFF" w:sz="0"/>
+              <w:right w:val="none" w:color="FFFFFF" w:sz="0"/>
+            </w:tcBorders>
+            <w:tcMar>
+              <w:top w:type="dxa" w:w="40"/>
+              <w:left w:type="dxa" w:w="80"/>
+              <w:bottom w:type="dxa" w:w="40"/>
+              <w:right w:type="dxa" w:w="80"/>
+            </w:tcMar>
+          </w:tcPr>
+          <w:p>
+            <w:pPr>
+              <w:spacing w:line="240"/>
+              <w:jc w:val="left"/>
+            </w:pPr>
+            <w:r>
+              <w:rPr>
+                <w:b w:val="false"/>
+                <w:bCs w:val="false"/>
+                <w:sz w:val="15"/>
+                <w:szCs w:val="15"/>
+              </w:rPr>
+              <w:t xml:space="preserve">0.115</w:t>
+            </w:r>
+          </w:p>
+        </w:tc>
+        <w:tc>
+          <w:tcPr>
+            <w:tcW w:type="dxa" w:w="1100"/>
+            <w:tcBorders>
+              <w:top w:val="none" w:color="FFFFFF" w:sz="0"/>
+              <w:left w:val="none" w:color="FFFFFF" w:sz="0"/>
+              <w:bottom w:val="none" w:color="FFFFFF" w:sz="0"/>
+              <w:right w:val="none" w:color="FFFFFF" w:sz="0"/>
+            </w:tcBorders>
+            <w:tcMar>
+              <w:top w:type="dxa" w:w="40"/>
+              <w:left w:type="dxa" w:w="80"/>
+              <w:bottom w:type="dxa" w:w="40"/>
+              <w:right w:type="dxa" w:w="80"/>
+            </w:tcMar>
+          </w:tcPr>
+          <w:p>
+            <w:pPr>
+              <w:spacing w:line="240"/>
+              <w:jc w:val="left"/>
+            </w:pPr>
+            <w:r>
+              <w:rPr>
+                <w:b w:val="false"/>
+                <w:bCs w:val="false"/>
+                <w:sz w:val="15"/>
+                <w:szCs w:val="15"/>
+              </w:rPr>
+              <w:t xml:space="preserve">0.017</w:t>
+            </w:r>
+          </w:p>
+        </w:tc>
+        <w:tc>
+          <w:tcPr>
+            <w:tcW w:type="dxa" w:w="1100"/>
+            <w:tcBorders>
+              <w:top w:val="none" w:color="FFFFFF" w:sz="0"/>
+              <w:left w:val="none" w:color="FFFFFF" w:sz="0"/>
+              <w:bottom w:val="none" w:color="FFFFFF" w:sz="0"/>
+              <w:right w:val="none" w:color="FFFFFF" w:sz="0"/>
+            </w:tcBorders>
+            <w:tcMar>
+              <w:top w:type="dxa" w:w="40"/>
+              <w:left w:type="dxa" w:w="80"/>
+              <w:bottom w:type="dxa" w:w="40"/>
+              <w:right w:type="dxa" w:w="80"/>
+            </w:tcMar>
+          </w:tcPr>
+          <w:p>
+            <w:pPr>
+              <w:spacing w:line="240"/>
+              <w:jc w:val="left"/>
+            </w:pPr>
+            <w:r>
+              <w:rPr>
+                <w:b w:val="false"/>
+                <w:bCs w:val="false"/>
+                <w:sz w:val="15"/>
+                <w:szCs w:val="15"/>
+              </w:rPr>
+              <w:t xml:space="preserve">0.000</w:t>
+            </w:r>
+          </w:p>
+        </w:tc>
+      </w:tr>
+      <w:tr>
+        <w:trPr>
+          <w:cantSplit/>
+        </w:trPr>
+        <w:tc>
+          <w:tcPr>
+            <w:tcW w:type="dxa" w:w="1900"/>
+            <w:tcBorders>
+              <w:top w:val="none" w:color="FFFFFF" w:sz="0"/>
+              <w:left w:val="none" w:color="FFFFFF" w:sz="0"/>
+              <w:bottom w:val="single" w:color="000000" w:sz="6"/>
+              <w:right w:val="none" w:color="FFFFFF" w:sz="0"/>
+            </w:tcBorders>
+            <w:tcMar>
+              <w:top w:type="dxa" w:w="40"/>
+              <w:left w:type="dxa" w:w="80"/>
+              <w:bottom w:type="dxa" w:w="40"/>
+              <w:right w:type="dxa" w:w="80"/>
+            </w:tcMar>
+          </w:tcPr>
+          <w:p>
+            <w:pPr>
+              <w:spacing w:line="240"/>
+              <w:jc w:val="left"/>
+            </w:pPr>
+            <w:r>
+              <w:rPr>
+                <w:b w:val="false"/>
+                <w:bCs w:val="false"/>
+                <w:sz w:val="15"/>
+                <w:szCs w:val="15"/>
+              </w:rPr>
+              <w:t xml:space="preserve">exact optimum (greedy)</w:t>
+            </w:r>
+          </w:p>
+        </w:tc>
+        <w:tc>
+          <w:tcPr>
+            <w:tcW w:type="dxa" w:w="3870"/>
+            <w:tcBorders>
+              <w:top w:val="none" w:color="FFFFFF" w:sz="0"/>
+              <w:left w:val="none" w:color="FFFFFF" w:sz="0"/>
+              <w:bottom w:val="single" w:color="000000" w:sz="6"/>
+              <w:right w:val="none" w:color="FFFFFF" w:sz="0"/>
+            </w:tcBorders>
+            <w:tcMar>
+              <w:top w:type="dxa" w:w="40"/>
+              <w:left w:type="dxa" w:w="80"/>
+              <w:bottom w:type="dxa" w:w="40"/>
+              <w:right w:type="dxa" w:w="80"/>
+            </w:tcMar>
+          </w:tcPr>
+          <w:p>
+            <w:pPr>
+              <w:spacing w:line="240"/>
+              <w:jc w:val="left"/>
+            </w:pPr>
+            <w:r>
+              <w:rPr>
+                <w:b w:val="false"/>
+                <w:bCs w:val="false"/>
+                <w:sz w:val="15"/>
+                <w:szCs w:val="15"/>
+              </w:rPr>
+              <w:t xml:space="preserve">A30 (4.0, 36.8); A25 (11.3, 30.3); A3 (11.5, 42.8)</w:t>
+            </w:r>
+          </w:p>
+        </w:tc>
+        <w:tc>
+          <w:tcPr>
+            <w:tcW w:type="dxa" w:w="1100"/>
+            <w:tcBorders>
+              <w:top w:val="none" w:color="FFFFFF" w:sz="0"/>
+              <w:left w:val="none" w:color="FFFFFF" w:sz="0"/>
+              <w:bottom w:val="single" w:color="000000" w:sz="6"/>
+              <w:right w:val="none" w:color="FFFFFF" w:sz="0"/>
+            </w:tcBorders>
+            <w:tcMar>
+              <w:top w:type="dxa" w:w="40"/>
+              <w:left w:type="dxa" w:w="80"/>
+              <w:bottom w:type="dxa" w:w="40"/>
+              <w:right w:type="dxa" w:w="80"/>
+            </w:tcMar>
+          </w:tcPr>
+          <w:p>
+            <w:pPr>
+              <w:spacing w:line="240"/>
+              <w:jc w:val="left"/>
+            </w:pPr>
+            <w:r>
+              <w:rPr>
+                <w:b w:val="false"/>
+                <w:bCs w:val="false"/>
+                <w:sz w:val="15"/>
+                <w:szCs w:val="15"/>
+              </w:rPr>
+              <w:t xml:space="preserve">0.117</w:t>
+            </w:r>
+          </w:p>
+        </w:tc>
+        <w:tc>
+          <w:tcPr>
+            <w:tcW w:type="dxa" w:w="1100"/>
+            <w:tcBorders>
+              <w:top w:val="none" w:color="FFFFFF" w:sz="0"/>
+              <w:left w:val="none" w:color="FFFFFF" w:sz="0"/>
+              <w:bottom w:val="single" w:color="000000" w:sz="6"/>
+              <w:right w:val="none" w:color="FFFFFF" w:sz="0"/>
+            </w:tcBorders>
+            <w:tcMar>
+              <w:top w:type="dxa" w:w="40"/>
+              <w:left w:type="dxa" w:w="80"/>
+              <w:bottom w:type="dxa" w:w="40"/>
+              <w:right w:type="dxa" w:w="80"/>
+            </w:tcMar>
+          </w:tcPr>
+          <w:p>
+            <w:pPr>
+              <w:spacing w:line="240"/>
+              <w:jc w:val="left"/>
+            </w:pPr>
+            <w:r>
+              <w:rPr>
+                <w:b w:val="false"/>
+                <w:bCs w:val="false"/>
+                <w:sz w:val="15"/>
+                <w:szCs w:val="15"/>
+              </w:rPr>
+              <w:t xml:space="preserve">0.017</w:t>
+            </w:r>
+          </w:p>
+        </w:tc>
+        <w:tc>
+          <w:tcPr>
+            <w:tcW w:type="dxa" w:w="1100"/>
+            <w:tcBorders>
+              <w:top w:val="none" w:color="FFFFFF" w:sz="0"/>
+              <w:left w:val="none" w:color="FFFFFF" w:sz="0"/>
+              <w:bottom w:val="single" w:color="000000" w:sz="6"/>
+              <w:right w:val="none" w:color="FFFFFF" w:sz="0"/>
+            </w:tcBorders>
+            <w:tcMar>
+              <w:top w:type="dxa" w:w="40"/>
+              <w:left w:type="dxa" w:w="80"/>
+              <w:bottom w:type="dxa" w:w="40"/>
+              <w:right w:type="dxa" w:w="80"/>
+            </w:tcMar>
+          </w:tcPr>
+          <w:p>
+            <w:pPr>
+              <w:spacing w:line="240"/>
+              <w:jc w:val="left"/>
+            </w:pPr>
+            <w:r>
+              <w:rPr>
+                <w:b w:val="false"/>
+                <w:bCs w:val="false"/>
+                <w:sz w:val="15"/>
+                <w:szCs w:val="15"/>
+              </w:rPr>
+              <w:t xml:space="preserve">0.000</w:t>
+            </w:r>
+          </w:p>
+        </w:tc>
+      </w:tr>
+    </w:tbl>
+    <w:p>
+      <w:pPr>
+        <w:spacing w:after="160"/>
+      </w:pPr>
+    </w:p>
+    <w:p>
+      <w:pPr>
+        <w:spacing w:after="120" w:line="360"/>
+        <w:jc w:val="both"/>
+      </w:pPr>
+      <w:r>
+        <w:rPr>
+          <w:b/>
+          <w:bCs/>
+        </w:rPr>
+        <w:t xml:space="preserve">Limitations.</w:t>
+      </w:r>
+      <w:r>
+        <w:t xml:space="preserve"> The physics is that of the uncalibrated companion model (b = 30 m, base 40 m), not the calibrated chloride model of the main text; the supply wells stand in for the Gorre and Fushë-Kuqe pumping stations, whose coordinates are not in the data; and the pumping rates follow the ½ rule rather than records. A pumping that reproduced the documented head decline at the well field (8.0 to 1.5 m above ground) would make intrusion of both wells certain in this model, leaving no risk to design for. The result to retain is the comparison: for a given pumping, recharge sited on the supply-well risk protects the wells several times better than recharge sited on the intruded area.</w:t>
+      </w:r>
+    </w:p>
+    <w:p>
+      <w:pPr>
+        <w:pStyle w:val="Heading2"/>
+        <w:keepNext/>
+        <w:spacing w:after="120" w:before="200" w:line="360"/>
+      </w:pPr>
+      <w:r>
+        <w:rPr>
+          <w:rFonts w:ascii="Times New Roman" w:cs="Times New Roman" w:eastAsia="Times New Roman" w:hAnsi="Times New Roman"/>
+          <w:b/>
+          <w:bCs/>
+          <w:i w:val="false"/>
+          <w:iCs w:val="false"/>
+          <w:color w:val="000000"/>
+          <w:sz w:val="23"/>
+          <w:szCs w:val="23"/>
+        </w:rPr>
         <w:t xml:space="preserve">S7.3. KRITIK-GO (early warning of a saddle-node tipping of the toe)</w:t>
       </w:r>
     </w:p>
@@ -24609,7 +28941,7 @@
         <w:jc w:val="both"/>
       </w:pPr>
       <w:r>
-        <w:t xml:space="preserve">The folder chloride_fk/matlab contains 31 functions that use base MATLAB only (no toolboxes). They were written for MATLAB R2026b and run unchanged in GNU Octave 8.4, where the workbook sheets are read from TSV copies (fkcl_export.py --tsv) because readcell is not available. To reproduce the study:</w:t>
+        <w:t xml:space="preserve">The folder chloride_fk/matlab contains 32 functions that use base MATLAB only (no toolboxes). They were written for MATLAB R2026b and run unchanged in GNU Octave 8.4, where the workbook sheets are read from TSV copies (fkcl_export.py --tsv) because readcell is not available. To reproduce the study:</w:t>
       </w:r>
     </w:p>
     <w:p>
@@ -24652,6 +28984,20 @@
       </w:pPr>
       <w:r>
         <w:t xml:space="preserve">fkcl_figures(load('results_matlab/fkcl_results.mat')) redraws the figures from saved results.</w:t>
+      </w:r>
+    </w:p>
+    <w:p>
+      <w:pPr>
+        <w:pStyle w:val="ListParagraph"/>
+        <w:numPr>
+          <w:ilvl w:val="0"/>
+          <w:numId w:val="2"/>
+        </w:numPr>
+        <w:spacing w:after="60" w:line="360"/>
+        <w:jc w:val="both"/>
+      </w:pPr>
+      <w:r>
+        <w:t xml:space="preserve">out = fkcl_prag_mar(); recomputes PRAG-MAR with the geolocated sea boundary (Section S7.2a, Fig. S1) in about a minute; struct('mode', 'equal') gives Table S11.</w:t>
       </w:r>
     </w:p>
     <w:p>
@@ -25715,6 +30061,107 @@
                 <w:szCs w:val="17"/>
               </w:rPr>
               <w:t xml:space="preserve">experiments/*</w:t>
+            </w:r>
+          </w:p>
+        </w:tc>
+      </w:tr>
+      <w:tr>
+        <w:trPr>
+          <w:cantSplit/>
+        </w:trPr>
+        <w:tc>
+          <w:tcPr>
+            <w:tcW w:type="dxa" w:w="3600"/>
+            <w:tcBorders>
+              <w:top w:val="none" w:color="FFFFFF" w:sz="0"/>
+              <w:left w:val="none" w:color="FFFFFF" w:sz="0"/>
+              <w:bottom w:val="none" w:color="FFFFFF" w:sz="0"/>
+              <w:right w:val="none" w:color="FFFFFF" w:sz="0"/>
+            </w:tcBorders>
+            <w:tcMar>
+              <w:top w:type="dxa" w:w="40"/>
+              <w:left w:type="dxa" w:w="80"/>
+              <w:bottom w:type="dxa" w:w="40"/>
+              <w:right w:type="dxa" w:w="80"/>
+            </w:tcMar>
+          </w:tcPr>
+          <w:p>
+            <w:pPr>
+              <w:spacing w:line="240"/>
+              <w:jc w:val="left"/>
+            </w:pPr>
+            <w:r>
+              <w:rPr>
+                <w:b w:val="false"/>
+                <w:bCs w:val="false"/>
+                <w:sz w:val="17"/>
+                <w:szCs w:val="17"/>
+              </w:rPr>
+              <w:t xml:space="preserve">PRAG-MAR, geolocated boundary (Fig. S1, Tables S10–S11)</w:t>
+            </w:r>
+          </w:p>
+        </w:tc>
+        <w:tc>
+          <w:tcPr>
+            <w:tcW w:type="dxa" w:w="2900"/>
+            <w:tcBorders>
+              <w:top w:val="none" w:color="FFFFFF" w:sz="0"/>
+              <w:left w:val="none" w:color="FFFFFF" w:sz="0"/>
+              <w:bottom w:val="none" w:color="FFFFFF" w:sz="0"/>
+              <w:right w:val="none" w:color="FFFFFF" w:sz="0"/>
+            </w:tcBorders>
+            <w:tcMar>
+              <w:top w:type="dxa" w:w="40"/>
+              <w:left w:type="dxa" w:w="80"/>
+              <w:bottom w:type="dxa" w:w="40"/>
+              <w:right w:type="dxa" w:w="80"/>
+            </w:tcMar>
+          </w:tcPr>
+          <w:p>
+            <w:pPr>
+              <w:spacing w:line="240"/>
+              <w:jc w:val="left"/>
+            </w:pPr>
+            <w:r>
+              <w:rPr>
+                <w:b w:val="false"/>
+                <w:bCs w:val="false"/>
+                <w:sz w:val="17"/>
+                <w:szCs w:val="17"/>
+              </w:rPr>
+              <w:t xml:space="preserve">fkcl_prag_mar.m</w:t>
+            </w:r>
+          </w:p>
+        </w:tc>
+        <w:tc>
+          <w:tcPr>
+            <w:tcW w:type="dxa" w:w="2570"/>
+            <w:tcBorders>
+              <w:top w:val="none" w:color="FFFFFF" w:sz="0"/>
+              <w:left w:val="none" w:color="FFFFFF" w:sz="0"/>
+              <w:bottom w:val="none" w:color="FFFFFF" w:sz="0"/>
+              <w:right w:val="none" w:color="FFFFFF" w:sz="0"/>
+            </w:tcBorders>
+            <w:tcMar>
+              <w:top w:type="dxa" w:w="40"/>
+              <w:left w:type="dxa" w:w="80"/>
+              <w:bottom w:type="dxa" w:w="40"/>
+              <w:right w:type="dxa" w:w="80"/>
+            </w:tcMar>
+          </w:tcPr>
+          <w:p>
+            <w:pPr>
+              <w:spacing w:line="240"/>
+              <w:jc w:val="left"/>
+            </w:pPr>
+            <w:r>
+              <w:rPr>
+                <w:b w:val="false"/>
+                <w:bCs w:val="false"/>
+                <w:sz w:val="17"/>
+                <w:szCs w:val="17"/>
+              </w:rPr>
+              <w:t xml:space="preserve">experiments/prag_go_fushe_kuqe/fk_mar_geo.py</w:t>
             </w:r>
           </w:p>
         </w:tc>

--- a/docs/manuscript/Chloride_Fushe_Kuqe_Supplementary_Material.docx
+++ b/docs/manuscript/Chloride_Fushe_Kuqe_Supplementary_Material.docx
@@ -109,7 +109,7 @@
       <w:r>
         <w:t xml:space="preserve">Paths refer to the code repository </w:t>
       </w:r>
-      <w:hyperlink w:history="1" r:id="rId110y8f_tytglgovsuhcwk">
+      <w:hyperlink w:history="1" r:id="rIdynaufi1ydzfvd1qy3vwpq">
         <w:r>
           <w:rPr>
             <w:color w:val="1D4ED8"/>
@@ -1675,7 +1675,7 @@
                 <w:sz w:val="17"/>
                 <w:szCs w:val="17"/>
               </w:rPr>
-              <w:t xml:space="preserve">PRAG-MAR with the geolocated boundary: results, fields and the prior draws shared with MATLAB</w:t>
+              <w:t xml:space="preserve">PRAG-MAR and PRAG-GO with the geolocated boundary: results, fields, design scores and the prior draws shared with MATLAB</w:t>
             </w:r>
           </w:p>
         </w:tc>
@@ -1707,7 +1707,7 @@
                 <w:sz w:val="17"/>
                 <w:szCs w:val="17"/>
               </w:rPr>
-              <w:t xml:space="preserve">fk_mar_geo.py</w:t>
+              <w:t xml:space="preserve">fk_mar_geo.py, fk_prag_geo.py</w:t>
             </w:r>
           </w:p>
         </w:tc>
@@ -20264,7 +20264,7 @@
         <w:jc w:val="both"/>
       </w:pPr>
       <w:r>
-        <w:t xml:space="preserve">Each module is a Python experiment in the folder experiments/ of the repository, with its own README, scripts, result file and figures; PRAG-MAR is also implemented in MATLAB (src/prag_mar.m). The tests use simplified models parameterized for Fushë-Kuqe with a known truth. PRAG-GO used the companion field model with its full-margin sea boundary (see Section 5.2 of the main text), so its site-specific numbers illustrate the method. PRAG-MAR is reported with that boundary (S7.2) and recomputed with the geolocated sea contact of Section 2.3 (S7.2a, Fig. S1, Tables S10–S11). The summaries below give, for each module, the question, the model, the criterion, the experiment, the results, the limitations and the files.</w:t>
+        <w:t xml:space="preserve">Each module is a Python experiment in the folder experiments/ of the repository, with its own README, scripts, result file and figures; PRAG-MAR is also implemented in MATLAB (src/prag_mar.m). The tests use simplified models parameterized for Fushë-Kuqe with a known truth. PRAG-GO and PRAG-MAR were first tested on the companion field model with its full-margin sea boundary (S7.1–S7.2; see Section 5.2 of the main text) and then recomputed with the geolocated sea contact of Section 2.3: PRAG-MAR in S7.2a (Fig. S1, Tables S10–S11) and PRAG-GO in S7.2b (Fig. S2, Tables S12–S13). The summaries below give, for each module, the question, the model, the criterion, the experiment, the results, the limitations and the files.</w:t>
       </w:r>
     </w:p>
     <w:p>
@@ -26227,6 +26227,4917 @@
           <w:sz w:val="23"/>
           <w:szCs w:val="23"/>
         </w:rPr>
+        <w:t xml:space="preserve">S7.2b. PRAG-GO recomputed with the geolocated sea boundary</w:t>
+      </w:r>
+    </w:p>
+    <w:p>
+      <w:pPr>
+        <w:spacing w:after="120" w:line="360"/>
+        <w:jc w:val="both"/>
+      </w:pPr>
+      <w:r>
+        <w:rPr>
+          <w:i/>
+          <w:iCs/>
+        </w:rPr>
+        <w:t xml:space="preserve">Code:</w:t>
+      </w:r>
+      <w:r>
+        <w:t xml:space="preserve"> experiments/prag_go_fushe_kuqe/fk_prag_geo.py (designs, exact EIG), fk_prag_geo_check.py (re-check of the 5-well results with a 4× larger inner ensemble).</w:t>
+      </w:r>
+    </w:p>
+    <w:p>
+      <w:pPr>
+        <w:spacing w:after="120" w:line="360"/>
+        <w:jc w:val="both"/>
+      </w:pPr>
+      <w:r>
+        <w:rPr>
+          <w:b/>
+          <w:bCs/>
+        </w:rPr>
+        <w:t xml:space="preserve">Setting.</w:t>
+      </w:r>
+      <w:r>
+        <w:t xml:space="preserve"> The model, the supply wells A = A1 and B = P10 and their pumping are those of S7.2a: without pumping no well in the sector is at risk, so there would be no threshold question to design for. The three goals of S7.1 are kept: A intruded (rA), A or B intruded (rAB) and the intruded area of the sector above a threshold (rArea), now 12 km², the prior median rounded to 1 km² (the full-margin test used 100 km², near its baseline area of 92.7 km²). Prior probabilities are 0.49, 0.57, 0.50. The candidates are the 16 other inside K-wells of the sector (P3, P4, P12, P13, P17, A3, A4, A9, A10, A11, A13, A23, A24, A25, A28, A30), read with a head error of 0.2 m. With 16 candidates every design can be evaluated exactly: all 560 three-well and 4368 five-well designs, by likelihood re-weighting of 12 000 inner and 2 000 outer prior realizations. The eight criteria of S7.1 rank the designs, and the best design of each is scored by its exact EIG as a percentage of the exact optimum (Table S12, Fig. S2).</w:t>
+      </w:r>
+    </w:p>
+    <w:p>
+      <w:pPr>
+        <w:keepNext/>
+        <w:spacing w:after="80" w:before="200" w:line="276"/>
+      </w:pPr>
+      <w:r>
+        <w:rPr>
+          <w:b/>
+          <w:bCs/>
+          <w:sz w:val="20"/>
+          <w:szCs w:val="20"/>
+        </w:rPr>
+        <w:t xml:space="preserve">Table S12.</w:t>
+      </w:r>
+      <w:r>
+        <w:rPr>
+          <w:sz w:val="20"/>
+          <w:szCs w:val="20"/>
+        </w:rPr>
+        <w:t xml:space="preserve"> PRAG-GO with the geolocated sea boundary (base prior): exact EIG of each criterion's best design, in % of the exact optimum, for three and five wells; ρ</w:t>
+      </w:r>
+      <w:r>
+        <w:rPr>
+          <w:sz w:val="20"/>
+          <w:szCs w:val="20"/>
+          <w:vertAlign w:val="subscript"/>
+        </w:rPr>
+        <w:t xml:space="preserve">s</w:t>
+      </w:r>
+      <w:r>
+        <w:rPr>
+          <w:sz w:val="20"/>
+          <w:szCs w:val="20"/>
+        </w:rPr>
+        <w:t xml:space="preserve"> is the Spearman correlation of the criterion with the exact EIG over the 560 three-well designs.</w:t>
+      </w:r>
+    </w:p>
+    <w:tbl>
+      <w:tblPr>
+        <w:tblW w:type="dxa" w:w="8070"/>
+        <w:tblBorders>
+          <w:top w:val="none" w:color="FFFFFF" w:sz="0"/>
+          <w:left w:val="none" w:color="FFFFFF" w:sz="0"/>
+          <w:bottom w:val="none" w:color="FFFFFF" w:sz="0"/>
+          <w:right w:val="none" w:color="FFFFFF" w:sz="0"/>
+          <w:insideH w:val="none" w:color="FFFFFF" w:sz="0"/>
+          <w:insideV w:val="none" w:color="FFFFFF" w:sz="0"/>
+        </w:tblBorders>
+        <w:tblLayout w:type="fixed"/>
+      </w:tblPr>
+      <w:tblGrid>
+        <w:gridCol w:w="2470"/>
+        <w:gridCol w:w="750"/>
+        <w:gridCol w:w="750"/>
+        <w:gridCol w:w="800"/>
+        <w:gridCol w:w="750"/>
+        <w:gridCol w:w="750"/>
+        <w:gridCol w:w="800"/>
+        <w:gridCol w:w="500"/>
+        <w:gridCol w:w="500"/>
+      </w:tblGrid>
+      <w:tr>
+        <w:trPr>
+          <w:cantSplit/>
+          <w:tblHeader/>
+        </w:trPr>
+        <w:tc>
+          <w:tcPr>
+            <w:tcW w:type="dxa" w:w="2470"/>
+            <w:tcBorders>
+              <w:top w:val="single" w:color="000000" w:sz="6"/>
+              <w:left w:val="none" w:color="FFFFFF" w:sz="0"/>
+              <w:bottom w:val="single" w:color="000000" w:sz="6"/>
+              <w:right w:val="none" w:color="FFFFFF" w:sz="0"/>
+            </w:tcBorders>
+            <w:tcMar>
+              <w:top w:type="dxa" w:w="40"/>
+              <w:left w:type="dxa" w:w="80"/>
+              <w:bottom w:type="dxa" w:w="40"/>
+              <w:right w:type="dxa" w:w="80"/>
+            </w:tcMar>
+          </w:tcPr>
+          <w:p>
+            <w:pPr>
+              <w:spacing w:line="240"/>
+              <w:jc w:val="left"/>
+            </w:pPr>
+            <w:r>
+              <w:rPr>
+                <w:b/>
+                <w:bCs/>
+                <w:sz w:val="15"/>
+                <w:szCs w:val="15"/>
+              </w:rPr>
+              <w:t xml:space="preserve">Criterion</w:t>
+            </w:r>
+          </w:p>
+        </w:tc>
+        <w:tc>
+          <w:tcPr>
+            <w:tcW w:type="dxa" w:w="750"/>
+            <w:tcBorders>
+              <w:top w:val="single" w:color="000000" w:sz="6"/>
+              <w:left w:val="none" w:color="FFFFFF" w:sz="0"/>
+              <w:bottom w:val="single" w:color="000000" w:sz="6"/>
+              <w:right w:val="none" w:color="FFFFFF" w:sz="0"/>
+            </w:tcBorders>
+            <w:tcMar>
+              <w:top w:type="dxa" w:w="40"/>
+              <w:left w:type="dxa" w:w="80"/>
+              <w:bottom w:type="dxa" w:w="40"/>
+              <w:right w:type="dxa" w:w="80"/>
+            </w:tcMar>
+          </w:tcPr>
+          <w:p>
+            <w:pPr>
+              <w:spacing w:line="240"/>
+              <w:jc w:val="left"/>
+            </w:pPr>
+            <w:r>
+              <w:rPr>
+                <w:b/>
+                <w:bCs/>
+                <w:sz w:val="15"/>
+                <w:szCs w:val="15"/>
+              </w:rPr>
+              <w:t xml:space="preserve">rA, 3</w:t>
+            </w:r>
+          </w:p>
+        </w:tc>
+        <w:tc>
+          <w:tcPr>
+            <w:tcW w:type="dxa" w:w="750"/>
+            <w:tcBorders>
+              <w:top w:val="single" w:color="000000" w:sz="6"/>
+              <w:left w:val="none" w:color="FFFFFF" w:sz="0"/>
+              <w:bottom w:val="single" w:color="000000" w:sz="6"/>
+              <w:right w:val="none" w:color="FFFFFF" w:sz="0"/>
+            </w:tcBorders>
+            <w:tcMar>
+              <w:top w:type="dxa" w:w="40"/>
+              <w:left w:type="dxa" w:w="80"/>
+              <w:bottom w:type="dxa" w:w="40"/>
+              <w:right w:type="dxa" w:w="80"/>
+            </w:tcMar>
+          </w:tcPr>
+          <w:p>
+            <w:pPr>
+              <w:spacing w:line="240"/>
+              <w:jc w:val="left"/>
+            </w:pPr>
+            <w:r>
+              <w:rPr>
+                <w:b/>
+                <w:bCs/>
+                <w:sz w:val="15"/>
+                <w:szCs w:val="15"/>
+              </w:rPr>
+              <w:t xml:space="preserve">rAB, 3</w:t>
+            </w:r>
+          </w:p>
+        </w:tc>
+        <w:tc>
+          <w:tcPr>
+            <w:tcW w:type="dxa" w:w="800"/>
+            <w:tcBorders>
+              <w:top w:val="single" w:color="000000" w:sz="6"/>
+              <w:left w:val="none" w:color="FFFFFF" w:sz="0"/>
+              <w:bottom w:val="single" w:color="000000" w:sz="6"/>
+              <w:right w:val="none" w:color="FFFFFF" w:sz="0"/>
+            </w:tcBorders>
+            <w:tcMar>
+              <w:top w:type="dxa" w:w="40"/>
+              <w:left w:type="dxa" w:w="80"/>
+              <w:bottom w:type="dxa" w:w="40"/>
+              <w:right w:type="dxa" w:w="80"/>
+            </w:tcMar>
+          </w:tcPr>
+          <w:p>
+            <w:pPr>
+              <w:spacing w:line="240"/>
+              <w:jc w:val="left"/>
+            </w:pPr>
+            <w:r>
+              <w:rPr>
+                <w:b/>
+                <w:bCs/>
+                <w:sz w:val="15"/>
+                <w:szCs w:val="15"/>
+              </w:rPr>
+              <w:t xml:space="preserve">rArea, 3</w:t>
+            </w:r>
+          </w:p>
+        </w:tc>
+        <w:tc>
+          <w:tcPr>
+            <w:tcW w:type="dxa" w:w="750"/>
+            <w:tcBorders>
+              <w:top w:val="single" w:color="000000" w:sz="6"/>
+              <w:left w:val="none" w:color="FFFFFF" w:sz="0"/>
+              <w:bottom w:val="single" w:color="000000" w:sz="6"/>
+              <w:right w:val="none" w:color="FFFFFF" w:sz="0"/>
+            </w:tcBorders>
+            <w:tcMar>
+              <w:top w:type="dxa" w:w="40"/>
+              <w:left w:type="dxa" w:w="80"/>
+              <w:bottom w:type="dxa" w:w="40"/>
+              <w:right w:type="dxa" w:w="80"/>
+            </w:tcMar>
+          </w:tcPr>
+          <w:p>
+            <w:pPr>
+              <w:spacing w:line="240"/>
+              <w:jc w:val="left"/>
+            </w:pPr>
+            <w:r>
+              <w:rPr>
+                <w:b/>
+                <w:bCs/>
+                <w:sz w:val="15"/>
+                <w:szCs w:val="15"/>
+              </w:rPr>
+              <w:t xml:space="preserve">rA, 5</w:t>
+            </w:r>
+          </w:p>
+        </w:tc>
+        <w:tc>
+          <w:tcPr>
+            <w:tcW w:type="dxa" w:w="750"/>
+            <w:tcBorders>
+              <w:top w:val="single" w:color="000000" w:sz="6"/>
+              <w:left w:val="none" w:color="FFFFFF" w:sz="0"/>
+              <w:bottom w:val="single" w:color="000000" w:sz="6"/>
+              <w:right w:val="none" w:color="FFFFFF" w:sz="0"/>
+            </w:tcBorders>
+            <w:tcMar>
+              <w:top w:type="dxa" w:w="40"/>
+              <w:left w:type="dxa" w:w="80"/>
+              <w:bottom w:type="dxa" w:w="40"/>
+              <w:right w:type="dxa" w:w="80"/>
+            </w:tcMar>
+          </w:tcPr>
+          <w:p>
+            <w:pPr>
+              <w:spacing w:line="240"/>
+              <w:jc w:val="left"/>
+            </w:pPr>
+            <w:r>
+              <w:rPr>
+                <w:b/>
+                <w:bCs/>
+                <w:sz w:val="15"/>
+                <w:szCs w:val="15"/>
+              </w:rPr>
+              <w:t xml:space="preserve">rAB, 5</w:t>
+            </w:r>
+          </w:p>
+        </w:tc>
+        <w:tc>
+          <w:tcPr>
+            <w:tcW w:type="dxa" w:w="800"/>
+            <w:tcBorders>
+              <w:top w:val="single" w:color="000000" w:sz="6"/>
+              <w:left w:val="none" w:color="FFFFFF" w:sz="0"/>
+              <w:bottom w:val="single" w:color="000000" w:sz="6"/>
+              <w:right w:val="none" w:color="FFFFFF" w:sz="0"/>
+            </w:tcBorders>
+            <w:tcMar>
+              <w:top w:type="dxa" w:w="40"/>
+              <w:left w:type="dxa" w:w="80"/>
+              <w:bottom w:type="dxa" w:w="40"/>
+              <w:right w:type="dxa" w:w="80"/>
+            </w:tcMar>
+          </w:tcPr>
+          <w:p>
+            <w:pPr>
+              <w:spacing w:line="240"/>
+              <w:jc w:val="left"/>
+            </w:pPr>
+            <w:r>
+              <w:rPr>
+                <w:b/>
+                <w:bCs/>
+                <w:sz w:val="15"/>
+                <w:szCs w:val="15"/>
+              </w:rPr>
+              <w:t xml:space="preserve">rArea, 5</w:t>
+            </w:r>
+          </w:p>
+        </w:tc>
+        <w:tc>
+          <w:tcPr>
+            <w:tcW w:type="dxa" w:w="500"/>
+            <w:tcBorders>
+              <w:top w:val="single" w:color="000000" w:sz="6"/>
+              <w:left w:val="none" w:color="FFFFFF" w:sz="0"/>
+              <w:bottom w:val="single" w:color="000000" w:sz="6"/>
+              <w:right w:val="none" w:color="FFFFFF" w:sz="0"/>
+            </w:tcBorders>
+            <w:tcMar>
+              <w:top w:type="dxa" w:w="40"/>
+              <w:left w:type="dxa" w:w="80"/>
+              <w:bottom w:type="dxa" w:w="40"/>
+              <w:right w:type="dxa" w:w="80"/>
+            </w:tcMar>
+          </w:tcPr>
+          <w:p>
+            <w:pPr>
+              <w:spacing w:line="240"/>
+              <w:jc w:val="left"/>
+            </w:pPr>
+            <w:r>
+              <w:rPr>
+                <w:b/>
+                <w:bCs/>
+                <w:sz w:val="15"/>
+                <w:szCs w:val="15"/>
+              </w:rPr>
+              <w:t xml:space="preserve">ρ</w:t>
+            </w:r>
+            <w:r>
+              <w:rPr>
+                <w:b/>
+                <w:bCs/>
+                <w:sz w:val="15"/>
+                <w:szCs w:val="15"/>
+                <w:vertAlign w:val="subscript"/>
+              </w:rPr>
+              <w:t xml:space="preserve">s</w:t>
+            </w:r>
+            <w:r>
+              <w:rPr>
+                <w:b/>
+                <w:bCs/>
+                <w:sz w:val="15"/>
+                <w:szCs w:val="15"/>
+              </w:rPr>
+              <w:t xml:space="preserve"> rA</w:t>
+            </w:r>
+          </w:p>
+        </w:tc>
+        <w:tc>
+          <w:tcPr>
+            <w:tcW w:type="dxa" w:w="500"/>
+            <w:tcBorders>
+              <w:top w:val="single" w:color="000000" w:sz="6"/>
+              <w:left w:val="none" w:color="FFFFFF" w:sz="0"/>
+              <w:bottom w:val="single" w:color="000000" w:sz="6"/>
+              <w:right w:val="none" w:color="FFFFFF" w:sz="0"/>
+            </w:tcBorders>
+            <w:tcMar>
+              <w:top w:type="dxa" w:w="40"/>
+              <w:left w:type="dxa" w:w="80"/>
+              <w:bottom w:type="dxa" w:w="40"/>
+              <w:right w:type="dxa" w:w="80"/>
+            </w:tcMar>
+          </w:tcPr>
+          <w:p>
+            <w:pPr>
+              <w:spacing w:line="240"/>
+              <w:jc w:val="left"/>
+            </w:pPr>
+            <w:r>
+              <w:rPr>
+                <w:b/>
+                <w:bCs/>
+                <w:sz w:val="15"/>
+                <w:szCs w:val="15"/>
+              </w:rPr>
+              <w:t xml:space="preserve">ρ</w:t>
+            </w:r>
+            <w:r>
+              <w:rPr>
+                <w:b/>
+                <w:bCs/>
+                <w:sz w:val="15"/>
+                <w:szCs w:val="15"/>
+                <w:vertAlign w:val="subscript"/>
+              </w:rPr>
+              <w:t xml:space="preserve">s</w:t>
+            </w:r>
+            <w:r>
+              <w:rPr>
+                <w:b/>
+                <w:bCs/>
+                <w:sz w:val="15"/>
+                <w:szCs w:val="15"/>
+              </w:rPr>
+              <w:t xml:space="preserve"> rAB</w:t>
+            </w:r>
+          </w:p>
+        </w:tc>
+      </w:tr>
+      <w:tr>
+        <w:trPr>
+          <w:cantSplit/>
+        </w:trPr>
+        <w:tc>
+          <w:tcPr>
+            <w:tcW w:type="dxa" w:w="2470"/>
+            <w:tcBorders>
+              <w:top w:val="none" w:color="FFFFFF" w:sz="0"/>
+              <w:left w:val="none" w:color="FFFFFF" w:sz="0"/>
+              <w:bottom w:val="none" w:color="FFFFFF" w:sz="0"/>
+              <w:right w:val="none" w:color="FFFFFF" w:sz="0"/>
+            </w:tcBorders>
+            <w:tcMar>
+              <w:top w:type="dxa" w:w="40"/>
+              <w:left w:type="dxa" w:w="80"/>
+              <w:bottom w:type="dxa" w:w="40"/>
+              <w:right w:type="dxa" w:w="80"/>
+            </w:tcMar>
+          </w:tcPr>
+          <w:p>
+            <w:pPr>
+              <w:spacing w:line="240"/>
+              <w:jc w:val="left"/>
+            </w:pPr>
+            <w:r>
+              <w:rPr>
+                <w:b w:val="false"/>
+                <w:bCs w:val="false"/>
+                <w:sz w:val="15"/>
+                <w:szCs w:val="15"/>
+              </w:rPr>
+              <w:t xml:space="preserve">exact optimum [nats]</w:t>
+            </w:r>
+          </w:p>
+        </w:tc>
+        <w:tc>
+          <w:tcPr>
+            <w:tcW w:type="dxa" w:w="750"/>
+            <w:tcBorders>
+              <w:top w:val="none" w:color="FFFFFF" w:sz="0"/>
+              <w:left w:val="none" w:color="FFFFFF" w:sz="0"/>
+              <w:bottom w:val="none" w:color="FFFFFF" w:sz="0"/>
+              <w:right w:val="none" w:color="FFFFFF" w:sz="0"/>
+            </w:tcBorders>
+            <w:tcMar>
+              <w:top w:type="dxa" w:w="40"/>
+              <w:left w:type="dxa" w:w="80"/>
+              <w:bottom w:type="dxa" w:w="40"/>
+              <w:right w:type="dxa" w:w="80"/>
+            </w:tcMar>
+          </w:tcPr>
+          <w:p>
+            <w:pPr>
+              <w:spacing w:line="240"/>
+              <w:jc w:val="left"/>
+            </w:pPr>
+            <w:r>
+              <w:rPr>
+                <w:b w:val="false"/>
+                <w:bCs w:val="false"/>
+                <w:sz w:val="15"/>
+                <w:szCs w:val="15"/>
+              </w:rPr>
+              <w:t xml:space="preserve">0.428</w:t>
+            </w:r>
+          </w:p>
+        </w:tc>
+        <w:tc>
+          <w:tcPr>
+            <w:tcW w:type="dxa" w:w="750"/>
+            <w:tcBorders>
+              <w:top w:val="none" w:color="FFFFFF" w:sz="0"/>
+              <w:left w:val="none" w:color="FFFFFF" w:sz="0"/>
+              <w:bottom w:val="none" w:color="FFFFFF" w:sz="0"/>
+              <w:right w:val="none" w:color="FFFFFF" w:sz="0"/>
+            </w:tcBorders>
+            <w:tcMar>
+              <w:top w:type="dxa" w:w="40"/>
+              <w:left w:type="dxa" w:w="80"/>
+              <w:bottom w:type="dxa" w:w="40"/>
+              <w:right w:type="dxa" w:w="80"/>
+            </w:tcMar>
+          </w:tcPr>
+          <w:p>
+            <w:pPr>
+              <w:spacing w:line="240"/>
+              <w:jc w:val="left"/>
+            </w:pPr>
+            <w:r>
+              <w:rPr>
+                <w:b w:val="false"/>
+                <w:bCs w:val="false"/>
+                <w:sz w:val="15"/>
+                <w:szCs w:val="15"/>
+              </w:rPr>
+              <w:t xml:space="preserve">0.402</w:t>
+            </w:r>
+          </w:p>
+        </w:tc>
+        <w:tc>
+          <w:tcPr>
+            <w:tcW w:type="dxa" w:w="800"/>
+            <w:tcBorders>
+              <w:top w:val="none" w:color="FFFFFF" w:sz="0"/>
+              <w:left w:val="none" w:color="FFFFFF" w:sz="0"/>
+              <w:bottom w:val="none" w:color="FFFFFF" w:sz="0"/>
+              <w:right w:val="none" w:color="FFFFFF" w:sz="0"/>
+            </w:tcBorders>
+            <w:tcMar>
+              <w:top w:type="dxa" w:w="40"/>
+              <w:left w:type="dxa" w:w="80"/>
+              <w:bottom w:type="dxa" w:w="40"/>
+              <w:right w:type="dxa" w:w="80"/>
+            </w:tcMar>
+          </w:tcPr>
+          <w:p>
+            <w:pPr>
+              <w:spacing w:line="240"/>
+              <w:jc w:val="left"/>
+            </w:pPr>
+            <w:r>
+              <w:rPr>
+                <w:b w:val="false"/>
+                <w:bCs w:val="false"/>
+                <w:sz w:val="15"/>
+                <w:szCs w:val="15"/>
+              </w:rPr>
+              <w:t xml:space="preserve">0.388</w:t>
+            </w:r>
+          </w:p>
+        </w:tc>
+        <w:tc>
+          <w:tcPr>
+            <w:tcW w:type="dxa" w:w="750"/>
+            <w:tcBorders>
+              <w:top w:val="none" w:color="FFFFFF" w:sz="0"/>
+              <w:left w:val="none" w:color="FFFFFF" w:sz="0"/>
+              <w:bottom w:val="none" w:color="FFFFFF" w:sz="0"/>
+              <w:right w:val="none" w:color="FFFFFF" w:sz="0"/>
+            </w:tcBorders>
+            <w:tcMar>
+              <w:top w:type="dxa" w:w="40"/>
+              <w:left w:type="dxa" w:w="80"/>
+              <w:bottom w:type="dxa" w:w="40"/>
+              <w:right w:type="dxa" w:w="80"/>
+            </w:tcMar>
+          </w:tcPr>
+          <w:p>
+            <w:pPr>
+              <w:spacing w:line="240"/>
+              <w:jc w:val="left"/>
+            </w:pPr>
+            <w:r>
+              <w:rPr>
+                <w:b w:val="false"/>
+                <w:bCs w:val="false"/>
+                <w:sz w:val="15"/>
+                <w:szCs w:val="15"/>
+              </w:rPr>
+              <w:t xml:space="preserve">0.464</w:t>
+            </w:r>
+          </w:p>
+        </w:tc>
+        <w:tc>
+          <w:tcPr>
+            <w:tcW w:type="dxa" w:w="750"/>
+            <w:tcBorders>
+              <w:top w:val="none" w:color="FFFFFF" w:sz="0"/>
+              <w:left w:val="none" w:color="FFFFFF" w:sz="0"/>
+              <w:bottom w:val="none" w:color="FFFFFF" w:sz="0"/>
+              <w:right w:val="none" w:color="FFFFFF" w:sz="0"/>
+            </w:tcBorders>
+            <w:tcMar>
+              <w:top w:type="dxa" w:w="40"/>
+              <w:left w:type="dxa" w:w="80"/>
+              <w:bottom w:type="dxa" w:w="40"/>
+              <w:right w:type="dxa" w:w="80"/>
+            </w:tcMar>
+          </w:tcPr>
+          <w:p>
+            <w:pPr>
+              <w:spacing w:line="240"/>
+              <w:jc w:val="left"/>
+            </w:pPr>
+            <w:r>
+              <w:rPr>
+                <w:b w:val="false"/>
+                <w:bCs w:val="false"/>
+                <w:sz w:val="15"/>
+                <w:szCs w:val="15"/>
+              </w:rPr>
+              <w:t xml:space="preserve">0.448</w:t>
+            </w:r>
+          </w:p>
+        </w:tc>
+        <w:tc>
+          <w:tcPr>
+            <w:tcW w:type="dxa" w:w="800"/>
+            <w:tcBorders>
+              <w:top w:val="none" w:color="FFFFFF" w:sz="0"/>
+              <w:left w:val="none" w:color="FFFFFF" w:sz="0"/>
+              <w:bottom w:val="none" w:color="FFFFFF" w:sz="0"/>
+              <w:right w:val="none" w:color="FFFFFF" w:sz="0"/>
+            </w:tcBorders>
+            <w:tcMar>
+              <w:top w:type="dxa" w:w="40"/>
+              <w:left w:type="dxa" w:w="80"/>
+              <w:bottom w:type="dxa" w:w="40"/>
+              <w:right w:type="dxa" w:w="80"/>
+            </w:tcMar>
+          </w:tcPr>
+          <w:p>
+            <w:pPr>
+              <w:spacing w:line="240"/>
+              <w:jc w:val="left"/>
+            </w:pPr>
+            <w:r>
+              <w:rPr>
+                <w:b w:val="false"/>
+                <w:bCs w:val="false"/>
+                <w:sz w:val="15"/>
+                <w:szCs w:val="15"/>
+              </w:rPr>
+              <w:t xml:space="preserve">0.415</w:t>
+            </w:r>
+          </w:p>
+        </w:tc>
+        <w:tc>
+          <w:tcPr>
+            <w:tcW w:type="dxa" w:w="500"/>
+            <w:tcBorders>
+              <w:top w:val="none" w:color="FFFFFF" w:sz="0"/>
+              <w:left w:val="none" w:color="FFFFFF" w:sz="0"/>
+              <w:bottom w:val="none" w:color="FFFFFF" w:sz="0"/>
+              <w:right w:val="none" w:color="FFFFFF" w:sz="0"/>
+            </w:tcBorders>
+            <w:tcMar>
+              <w:top w:type="dxa" w:w="40"/>
+              <w:left w:type="dxa" w:w="80"/>
+              <w:bottom w:type="dxa" w:w="40"/>
+              <w:right w:type="dxa" w:w="80"/>
+            </w:tcMar>
+          </w:tcPr>
+          <w:p>
+            <w:pPr>
+              <w:spacing w:line="240"/>
+              <w:jc w:val="left"/>
+            </w:pPr>
+          </w:p>
+        </w:tc>
+        <w:tc>
+          <w:tcPr>
+            <w:tcW w:type="dxa" w:w="500"/>
+            <w:tcBorders>
+              <w:top w:val="none" w:color="FFFFFF" w:sz="0"/>
+              <w:left w:val="none" w:color="FFFFFF" w:sz="0"/>
+              <w:bottom w:val="none" w:color="FFFFFF" w:sz="0"/>
+              <w:right w:val="none" w:color="FFFFFF" w:sz="0"/>
+            </w:tcBorders>
+            <w:tcMar>
+              <w:top w:type="dxa" w:w="40"/>
+              <w:left w:type="dxa" w:w="80"/>
+              <w:bottom w:type="dxa" w:w="40"/>
+              <w:right w:type="dxa" w:w="80"/>
+            </w:tcMar>
+          </w:tcPr>
+          <w:p>
+            <w:pPr>
+              <w:spacing w:line="240"/>
+              <w:jc w:val="left"/>
+            </w:pPr>
+          </w:p>
+        </w:tc>
+      </w:tr>
+      <w:tr>
+        <w:trPr>
+          <w:cantSplit/>
+        </w:trPr>
+        <w:tc>
+          <w:tcPr>
+            <w:tcW w:type="dxa" w:w="2470"/>
+            <w:tcBorders>
+              <w:top w:val="none" w:color="FFFFFF" w:sz="0"/>
+              <w:left w:val="none" w:color="FFFFFF" w:sz="0"/>
+              <w:bottom w:val="none" w:color="FFFFFF" w:sz="0"/>
+              <w:right w:val="none" w:color="FFFFFF" w:sz="0"/>
+            </w:tcBorders>
+            <w:tcMar>
+              <w:top w:type="dxa" w:w="40"/>
+              <w:left w:type="dxa" w:w="80"/>
+              <w:bottom w:type="dxa" w:w="40"/>
+              <w:right w:type="dxa" w:w="80"/>
+            </w:tcMar>
+          </w:tcPr>
+          <w:p>
+            <w:pPr>
+              <w:spacing w:line="240"/>
+              <w:jc w:val="left"/>
+            </w:pPr>
+            <w:r>
+              <w:rPr>
+                <w:b w:val="false"/>
+                <w:bCs w:val="false"/>
+                <w:sz w:val="15"/>
+                <w:szCs w:val="15"/>
+              </w:rPr>
+              <w:t xml:space="preserve">area (published pipeline)</w:t>
+            </w:r>
+          </w:p>
+        </w:tc>
+        <w:tc>
+          <w:tcPr>
+            <w:tcW w:type="dxa" w:w="750"/>
+            <w:tcBorders>
+              <w:top w:val="none" w:color="FFFFFF" w:sz="0"/>
+              <w:left w:val="none" w:color="FFFFFF" w:sz="0"/>
+              <w:bottom w:val="none" w:color="FFFFFF" w:sz="0"/>
+              <w:right w:val="none" w:color="FFFFFF" w:sz="0"/>
+            </w:tcBorders>
+            <w:tcMar>
+              <w:top w:type="dxa" w:w="40"/>
+              <w:left w:type="dxa" w:w="80"/>
+              <w:bottom w:type="dxa" w:w="40"/>
+              <w:right w:type="dxa" w:w="80"/>
+            </w:tcMar>
+          </w:tcPr>
+          <w:p>
+            <w:pPr>
+              <w:spacing w:line="240"/>
+              <w:jc w:val="left"/>
+            </w:pPr>
+            <w:r>
+              <w:rPr>
+                <w:b w:val="false"/>
+                <w:bCs w:val="false"/>
+                <w:sz w:val="15"/>
+                <w:szCs w:val="15"/>
+              </w:rPr>
+              <w:t xml:space="preserve">74</w:t>
+            </w:r>
+          </w:p>
+        </w:tc>
+        <w:tc>
+          <w:tcPr>
+            <w:tcW w:type="dxa" w:w="750"/>
+            <w:tcBorders>
+              <w:top w:val="none" w:color="FFFFFF" w:sz="0"/>
+              <w:left w:val="none" w:color="FFFFFF" w:sz="0"/>
+              <w:bottom w:val="none" w:color="FFFFFF" w:sz="0"/>
+              <w:right w:val="none" w:color="FFFFFF" w:sz="0"/>
+            </w:tcBorders>
+            <w:tcMar>
+              <w:top w:type="dxa" w:w="40"/>
+              <w:left w:type="dxa" w:w="80"/>
+              <w:bottom w:type="dxa" w:w="40"/>
+              <w:right w:type="dxa" w:w="80"/>
+            </w:tcMar>
+          </w:tcPr>
+          <w:p>
+            <w:pPr>
+              <w:spacing w:line="240"/>
+              <w:jc w:val="left"/>
+            </w:pPr>
+            <w:r>
+              <w:rPr>
+                <w:b w:val="false"/>
+                <w:bCs w:val="false"/>
+                <w:sz w:val="15"/>
+                <w:szCs w:val="15"/>
+              </w:rPr>
+              <w:t xml:space="preserve">52</w:t>
+            </w:r>
+          </w:p>
+        </w:tc>
+        <w:tc>
+          <w:tcPr>
+            <w:tcW w:type="dxa" w:w="800"/>
+            <w:tcBorders>
+              <w:top w:val="none" w:color="FFFFFF" w:sz="0"/>
+              <w:left w:val="none" w:color="FFFFFF" w:sz="0"/>
+              <w:bottom w:val="none" w:color="FFFFFF" w:sz="0"/>
+              <w:right w:val="none" w:color="FFFFFF" w:sz="0"/>
+            </w:tcBorders>
+            <w:tcMar>
+              <w:top w:type="dxa" w:w="40"/>
+              <w:left w:type="dxa" w:w="80"/>
+              <w:bottom w:type="dxa" w:w="40"/>
+              <w:right w:type="dxa" w:w="80"/>
+            </w:tcMar>
+          </w:tcPr>
+          <w:p>
+            <w:pPr>
+              <w:spacing w:line="240"/>
+              <w:jc w:val="left"/>
+            </w:pPr>
+            <w:r>
+              <w:rPr>
+                <w:b w:val="false"/>
+                <w:bCs w:val="false"/>
+                <w:sz w:val="15"/>
+                <w:szCs w:val="15"/>
+              </w:rPr>
+              <w:t xml:space="preserve">99</w:t>
+            </w:r>
+          </w:p>
+        </w:tc>
+        <w:tc>
+          <w:tcPr>
+            <w:tcW w:type="dxa" w:w="750"/>
+            <w:tcBorders>
+              <w:top w:val="none" w:color="FFFFFF" w:sz="0"/>
+              <w:left w:val="none" w:color="FFFFFF" w:sz="0"/>
+              <w:bottom w:val="none" w:color="FFFFFF" w:sz="0"/>
+              <w:right w:val="none" w:color="FFFFFF" w:sz="0"/>
+            </w:tcBorders>
+            <w:tcMar>
+              <w:top w:type="dxa" w:w="40"/>
+              <w:left w:type="dxa" w:w="80"/>
+              <w:bottom w:type="dxa" w:w="40"/>
+              <w:right w:type="dxa" w:w="80"/>
+            </w:tcMar>
+          </w:tcPr>
+          <w:p>
+            <w:pPr>
+              <w:spacing w:line="240"/>
+              <w:jc w:val="left"/>
+            </w:pPr>
+            <w:r>
+              <w:rPr>
+                <w:b w:val="false"/>
+                <w:bCs w:val="false"/>
+                <w:sz w:val="15"/>
+                <w:szCs w:val="15"/>
+              </w:rPr>
+              <w:t xml:space="preserve">69</w:t>
+            </w:r>
+          </w:p>
+        </w:tc>
+        <w:tc>
+          <w:tcPr>
+            <w:tcW w:type="dxa" w:w="750"/>
+            <w:tcBorders>
+              <w:top w:val="none" w:color="FFFFFF" w:sz="0"/>
+              <w:left w:val="none" w:color="FFFFFF" w:sz="0"/>
+              <w:bottom w:val="none" w:color="FFFFFF" w:sz="0"/>
+              <w:right w:val="none" w:color="FFFFFF" w:sz="0"/>
+            </w:tcBorders>
+            <w:tcMar>
+              <w:top w:type="dxa" w:w="40"/>
+              <w:left w:type="dxa" w:w="80"/>
+              <w:bottom w:type="dxa" w:w="40"/>
+              <w:right w:type="dxa" w:w="80"/>
+            </w:tcMar>
+          </w:tcPr>
+          <w:p>
+            <w:pPr>
+              <w:spacing w:line="240"/>
+              <w:jc w:val="left"/>
+            </w:pPr>
+            <w:r>
+              <w:rPr>
+                <w:b w:val="false"/>
+                <w:bCs w:val="false"/>
+                <w:sz w:val="15"/>
+                <w:szCs w:val="15"/>
+              </w:rPr>
+              <w:t xml:space="preserve">48</w:t>
+            </w:r>
+          </w:p>
+        </w:tc>
+        <w:tc>
+          <w:tcPr>
+            <w:tcW w:type="dxa" w:w="800"/>
+            <w:tcBorders>
+              <w:top w:val="none" w:color="FFFFFF" w:sz="0"/>
+              <w:left w:val="none" w:color="FFFFFF" w:sz="0"/>
+              <w:bottom w:val="none" w:color="FFFFFF" w:sz="0"/>
+              <w:right w:val="none" w:color="FFFFFF" w:sz="0"/>
+            </w:tcBorders>
+            <w:tcMar>
+              <w:top w:type="dxa" w:w="40"/>
+              <w:left w:type="dxa" w:w="80"/>
+              <w:bottom w:type="dxa" w:w="40"/>
+              <w:right w:type="dxa" w:w="80"/>
+            </w:tcMar>
+          </w:tcPr>
+          <w:p>
+            <w:pPr>
+              <w:spacing w:line="240"/>
+              <w:jc w:val="left"/>
+            </w:pPr>
+            <w:r>
+              <w:rPr>
+                <w:b w:val="false"/>
+                <w:bCs w:val="false"/>
+                <w:sz w:val="15"/>
+                <w:szCs w:val="15"/>
+              </w:rPr>
+              <w:t xml:space="preserve">93</w:t>
+            </w:r>
+          </w:p>
+        </w:tc>
+        <w:tc>
+          <w:tcPr>
+            <w:tcW w:type="dxa" w:w="500"/>
+            <w:tcBorders>
+              <w:top w:val="none" w:color="FFFFFF" w:sz="0"/>
+              <w:left w:val="none" w:color="FFFFFF" w:sz="0"/>
+              <w:bottom w:val="none" w:color="FFFFFF" w:sz="0"/>
+              <w:right w:val="none" w:color="FFFFFF" w:sz="0"/>
+            </w:tcBorders>
+            <w:tcMar>
+              <w:top w:type="dxa" w:w="40"/>
+              <w:left w:type="dxa" w:w="80"/>
+              <w:bottom w:type="dxa" w:w="40"/>
+              <w:right w:type="dxa" w:w="80"/>
+            </w:tcMar>
+          </w:tcPr>
+          <w:p>
+            <w:pPr>
+              <w:spacing w:line="240"/>
+              <w:jc w:val="left"/>
+            </w:pPr>
+            <w:r>
+              <w:rPr>
+                <w:b w:val="false"/>
+                <w:bCs w:val="false"/>
+                <w:sz w:val="15"/>
+                <w:szCs w:val="15"/>
+              </w:rPr>
+              <w:t xml:space="preserve">0.78</w:t>
+            </w:r>
+          </w:p>
+        </w:tc>
+        <w:tc>
+          <w:tcPr>
+            <w:tcW w:type="dxa" w:w="500"/>
+            <w:tcBorders>
+              <w:top w:val="none" w:color="FFFFFF" w:sz="0"/>
+              <w:left w:val="none" w:color="FFFFFF" w:sz="0"/>
+              <w:bottom w:val="none" w:color="FFFFFF" w:sz="0"/>
+              <w:right w:val="none" w:color="FFFFFF" w:sz="0"/>
+            </w:tcBorders>
+            <w:tcMar>
+              <w:top w:type="dxa" w:w="40"/>
+              <w:left w:type="dxa" w:w="80"/>
+              <w:bottom w:type="dxa" w:w="40"/>
+              <w:right w:type="dxa" w:w="80"/>
+            </w:tcMar>
+          </w:tcPr>
+          <w:p>
+            <w:pPr>
+              <w:spacing w:line="240"/>
+              <w:jc w:val="left"/>
+            </w:pPr>
+            <w:r>
+              <w:rPr>
+                <w:b w:val="false"/>
+                <w:bCs w:val="false"/>
+                <w:sz w:val="15"/>
+                <w:szCs w:val="15"/>
+              </w:rPr>
+              <w:t xml:space="preserve">0.11</w:t>
+            </w:r>
+          </w:p>
+        </w:tc>
+      </w:tr>
+      <w:tr>
+        <w:trPr>
+          <w:cantSplit/>
+        </w:trPr>
+        <w:tc>
+          <w:tcPr>
+            <w:tcW w:type="dxa" w:w="2470"/>
+            <w:tcBorders>
+              <w:top w:val="none" w:color="FFFFFF" w:sz="0"/>
+              <w:left w:val="none" w:color="FFFFFF" w:sz="0"/>
+              <w:bottom w:val="none" w:color="FFFFFF" w:sz="0"/>
+              <w:right w:val="none" w:color="FFFFFF" w:sz="0"/>
+            </w:tcBorders>
+            <w:tcMar>
+              <w:top w:type="dxa" w:w="40"/>
+              <w:left w:type="dxa" w:w="80"/>
+              <w:bottom w:type="dxa" w:w="40"/>
+              <w:right w:type="dxa" w:w="80"/>
+            </w:tcMar>
+          </w:tcPr>
+          <w:p>
+            <w:pPr>
+              <w:spacing w:line="240"/>
+              <w:jc w:val="left"/>
+            </w:pPr>
+            <w:r>
+              <w:rPr>
+                <w:b w:val="false"/>
+                <w:bCs w:val="false"/>
+                <w:sz w:val="15"/>
+                <w:szCs w:val="15"/>
+              </w:rPr>
+              <w:t xml:space="preserve">area, ensemble moments</w:t>
+            </w:r>
+          </w:p>
+        </w:tc>
+        <w:tc>
+          <w:tcPr>
+            <w:tcW w:type="dxa" w:w="750"/>
+            <w:tcBorders>
+              <w:top w:val="none" w:color="FFFFFF" w:sz="0"/>
+              <w:left w:val="none" w:color="FFFFFF" w:sz="0"/>
+              <w:bottom w:val="none" w:color="FFFFFF" w:sz="0"/>
+              <w:right w:val="none" w:color="FFFFFF" w:sz="0"/>
+            </w:tcBorders>
+            <w:tcMar>
+              <w:top w:type="dxa" w:w="40"/>
+              <w:left w:type="dxa" w:w="80"/>
+              <w:bottom w:type="dxa" w:w="40"/>
+              <w:right w:type="dxa" w:w="80"/>
+            </w:tcMar>
+          </w:tcPr>
+          <w:p>
+            <w:pPr>
+              <w:spacing w:line="240"/>
+              <w:jc w:val="left"/>
+            </w:pPr>
+            <w:r>
+              <w:rPr>
+                <w:b w:val="false"/>
+                <w:bCs w:val="false"/>
+                <w:sz w:val="15"/>
+                <w:szCs w:val="15"/>
+              </w:rPr>
+              <w:t xml:space="preserve">74</w:t>
+            </w:r>
+          </w:p>
+        </w:tc>
+        <w:tc>
+          <w:tcPr>
+            <w:tcW w:type="dxa" w:w="750"/>
+            <w:tcBorders>
+              <w:top w:val="none" w:color="FFFFFF" w:sz="0"/>
+              <w:left w:val="none" w:color="FFFFFF" w:sz="0"/>
+              <w:bottom w:val="none" w:color="FFFFFF" w:sz="0"/>
+              <w:right w:val="none" w:color="FFFFFF" w:sz="0"/>
+            </w:tcBorders>
+            <w:tcMar>
+              <w:top w:type="dxa" w:w="40"/>
+              <w:left w:type="dxa" w:w="80"/>
+              <w:bottom w:type="dxa" w:w="40"/>
+              <w:right w:type="dxa" w:w="80"/>
+            </w:tcMar>
+          </w:tcPr>
+          <w:p>
+            <w:pPr>
+              <w:spacing w:line="240"/>
+              <w:jc w:val="left"/>
+            </w:pPr>
+            <w:r>
+              <w:rPr>
+                <w:b w:val="false"/>
+                <w:bCs w:val="false"/>
+                <w:sz w:val="15"/>
+                <w:szCs w:val="15"/>
+              </w:rPr>
+              <w:t xml:space="preserve">52</w:t>
+            </w:r>
+          </w:p>
+        </w:tc>
+        <w:tc>
+          <w:tcPr>
+            <w:tcW w:type="dxa" w:w="800"/>
+            <w:tcBorders>
+              <w:top w:val="none" w:color="FFFFFF" w:sz="0"/>
+              <w:left w:val="none" w:color="FFFFFF" w:sz="0"/>
+              <w:bottom w:val="none" w:color="FFFFFF" w:sz="0"/>
+              <w:right w:val="none" w:color="FFFFFF" w:sz="0"/>
+            </w:tcBorders>
+            <w:tcMar>
+              <w:top w:type="dxa" w:w="40"/>
+              <w:left w:type="dxa" w:w="80"/>
+              <w:bottom w:type="dxa" w:w="40"/>
+              <w:right w:type="dxa" w:w="80"/>
+            </w:tcMar>
+          </w:tcPr>
+          <w:p>
+            <w:pPr>
+              <w:spacing w:line="240"/>
+              <w:jc w:val="left"/>
+            </w:pPr>
+            <w:r>
+              <w:rPr>
+                <w:b w:val="false"/>
+                <w:bCs w:val="false"/>
+                <w:sz w:val="15"/>
+                <w:szCs w:val="15"/>
+              </w:rPr>
+              <w:t xml:space="preserve">99</w:t>
+            </w:r>
+          </w:p>
+        </w:tc>
+        <w:tc>
+          <w:tcPr>
+            <w:tcW w:type="dxa" w:w="750"/>
+            <w:tcBorders>
+              <w:top w:val="none" w:color="FFFFFF" w:sz="0"/>
+              <w:left w:val="none" w:color="FFFFFF" w:sz="0"/>
+              <w:bottom w:val="none" w:color="FFFFFF" w:sz="0"/>
+              <w:right w:val="none" w:color="FFFFFF" w:sz="0"/>
+            </w:tcBorders>
+            <w:tcMar>
+              <w:top w:type="dxa" w:w="40"/>
+              <w:left w:type="dxa" w:w="80"/>
+              <w:bottom w:type="dxa" w:w="40"/>
+              <w:right w:type="dxa" w:w="80"/>
+            </w:tcMar>
+          </w:tcPr>
+          <w:p>
+            <w:pPr>
+              <w:spacing w:line="240"/>
+              <w:jc w:val="left"/>
+            </w:pPr>
+            <w:r>
+              <w:rPr>
+                <w:b w:val="false"/>
+                <w:bCs w:val="false"/>
+                <w:sz w:val="15"/>
+                <w:szCs w:val="15"/>
+              </w:rPr>
+              <w:t xml:space="preserve">71</w:t>
+            </w:r>
+          </w:p>
+        </w:tc>
+        <w:tc>
+          <w:tcPr>
+            <w:tcW w:type="dxa" w:w="750"/>
+            <w:tcBorders>
+              <w:top w:val="none" w:color="FFFFFF" w:sz="0"/>
+              <w:left w:val="none" w:color="FFFFFF" w:sz="0"/>
+              <w:bottom w:val="none" w:color="FFFFFF" w:sz="0"/>
+              <w:right w:val="none" w:color="FFFFFF" w:sz="0"/>
+            </w:tcBorders>
+            <w:tcMar>
+              <w:top w:type="dxa" w:w="40"/>
+              <w:left w:type="dxa" w:w="80"/>
+              <w:bottom w:type="dxa" w:w="40"/>
+              <w:right w:type="dxa" w:w="80"/>
+            </w:tcMar>
+          </w:tcPr>
+          <w:p>
+            <w:pPr>
+              <w:spacing w:line="240"/>
+              <w:jc w:val="left"/>
+            </w:pPr>
+            <w:r>
+              <w:rPr>
+                <w:b w:val="false"/>
+                <w:bCs w:val="false"/>
+                <w:sz w:val="15"/>
+                <w:szCs w:val="15"/>
+              </w:rPr>
+              <w:t xml:space="preserve">50</w:t>
+            </w:r>
+          </w:p>
+        </w:tc>
+        <w:tc>
+          <w:tcPr>
+            <w:tcW w:type="dxa" w:w="800"/>
+            <w:tcBorders>
+              <w:top w:val="none" w:color="FFFFFF" w:sz="0"/>
+              <w:left w:val="none" w:color="FFFFFF" w:sz="0"/>
+              <w:bottom w:val="none" w:color="FFFFFF" w:sz="0"/>
+              <w:right w:val="none" w:color="FFFFFF" w:sz="0"/>
+            </w:tcBorders>
+            <w:tcMar>
+              <w:top w:type="dxa" w:w="40"/>
+              <w:left w:type="dxa" w:w="80"/>
+              <w:bottom w:type="dxa" w:w="40"/>
+              <w:right w:type="dxa" w:w="80"/>
+            </w:tcMar>
+          </w:tcPr>
+          <w:p>
+            <w:pPr>
+              <w:spacing w:line="240"/>
+              <w:jc w:val="left"/>
+            </w:pPr>
+            <w:r>
+              <w:rPr>
+                <w:b w:val="false"/>
+                <w:bCs w:val="false"/>
+                <w:sz w:val="15"/>
+                <w:szCs w:val="15"/>
+              </w:rPr>
+              <w:t xml:space="preserve">93</w:t>
+            </w:r>
+          </w:p>
+        </w:tc>
+        <w:tc>
+          <w:tcPr>
+            <w:tcW w:type="dxa" w:w="500"/>
+            <w:tcBorders>
+              <w:top w:val="none" w:color="FFFFFF" w:sz="0"/>
+              <w:left w:val="none" w:color="FFFFFF" w:sz="0"/>
+              <w:bottom w:val="none" w:color="FFFFFF" w:sz="0"/>
+              <w:right w:val="none" w:color="FFFFFF" w:sz="0"/>
+            </w:tcBorders>
+            <w:tcMar>
+              <w:top w:type="dxa" w:w="40"/>
+              <w:left w:type="dxa" w:w="80"/>
+              <w:bottom w:type="dxa" w:w="40"/>
+              <w:right w:type="dxa" w:w="80"/>
+            </w:tcMar>
+          </w:tcPr>
+          <w:p>
+            <w:pPr>
+              <w:spacing w:line="240"/>
+              <w:jc w:val="left"/>
+            </w:pPr>
+            <w:r>
+              <w:rPr>
+                <w:b w:val="false"/>
+                <w:bCs w:val="false"/>
+                <w:sz w:val="15"/>
+                <w:szCs w:val="15"/>
+              </w:rPr>
+              <w:t xml:space="preserve">0.78</w:t>
+            </w:r>
+          </w:p>
+        </w:tc>
+        <w:tc>
+          <w:tcPr>
+            <w:tcW w:type="dxa" w:w="500"/>
+            <w:tcBorders>
+              <w:top w:val="none" w:color="FFFFFF" w:sz="0"/>
+              <w:left w:val="none" w:color="FFFFFF" w:sz="0"/>
+              <w:bottom w:val="none" w:color="FFFFFF" w:sz="0"/>
+              <w:right w:val="none" w:color="FFFFFF" w:sz="0"/>
+            </w:tcBorders>
+            <w:tcMar>
+              <w:top w:type="dxa" w:w="40"/>
+              <w:left w:type="dxa" w:w="80"/>
+              <w:bottom w:type="dxa" w:w="40"/>
+              <w:right w:type="dxa" w:w="80"/>
+            </w:tcMar>
+          </w:tcPr>
+          <w:p>
+            <w:pPr>
+              <w:spacing w:line="240"/>
+              <w:jc w:val="left"/>
+            </w:pPr>
+            <w:r>
+              <w:rPr>
+                <w:b w:val="false"/>
+                <w:bCs w:val="false"/>
+                <w:sz w:val="15"/>
+                <w:szCs w:val="15"/>
+              </w:rPr>
+              <w:t xml:space="preserve">0.10</w:t>
+            </w:r>
+          </w:p>
+        </w:tc>
+      </w:tr>
+      <w:tr>
+        <w:trPr>
+          <w:cantSplit/>
+        </w:trPr>
+        <w:tc>
+          <w:tcPr>
+            <w:tcW w:type="dxa" w:w="2470"/>
+            <w:tcBorders>
+              <w:top w:val="none" w:color="FFFFFF" w:sz="0"/>
+              <w:left w:val="none" w:color="FFFFFF" w:sz="0"/>
+              <w:bottom w:val="none" w:color="FFFFFF" w:sz="0"/>
+              <w:right w:val="none" w:color="FFFFFF" w:sz="0"/>
+            </w:tcBorders>
+            <w:tcMar>
+              <w:top w:type="dxa" w:w="40"/>
+              <w:left w:type="dxa" w:w="80"/>
+              <w:bottom w:type="dxa" w:w="40"/>
+              <w:right w:type="dxa" w:w="80"/>
+            </w:tcMar>
+          </w:tcPr>
+          <w:p>
+            <w:pPr>
+              <w:spacing w:line="240"/>
+              <w:jc w:val="left"/>
+            </w:pPr>
+            <w:r>
+              <w:rPr>
+                <w:b w:val="false"/>
+                <w:bCs w:val="false"/>
+                <w:sz w:val="15"/>
+                <w:szCs w:val="15"/>
+              </w:rPr>
+              <w:t xml:space="preserve">head at A</w:t>
+            </w:r>
+          </w:p>
+        </w:tc>
+        <w:tc>
+          <w:tcPr>
+            <w:tcW w:type="dxa" w:w="750"/>
+            <w:tcBorders>
+              <w:top w:val="none" w:color="FFFFFF" w:sz="0"/>
+              <w:left w:val="none" w:color="FFFFFF" w:sz="0"/>
+              <w:bottom w:val="none" w:color="FFFFFF" w:sz="0"/>
+              <w:right w:val="none" w:color="FFFFFF" w:sz="0"/>
+            </w:tcBorders>
+            <w:tcMar>
+              <w:top w:type="dxa" w:w="40"/>
+              <w:left w:type="dxa" w:w="80"/>
+              <w:bottom w:type="dxa" w:w="40"/>
+              <w:right w:type="dxa" w:w="80"/>
+            </w:tcMar>
+          </w:tcPr>
+          <w:p>
+            <w:pPr>
+              <w:spacing w:line="240"/>
+              <w:jc w:val="left"/>
+            </w:pPr>
+            <w:r>
+              <w:rPr>
+                <w:b w:val="false"/>
+                <w:bCs w:val="false"/>
+                <w:sz w:val="15"/>
+                <w:szCs w:val="15"/>
+              </w:rPr>
+              <w:t xml:space="preserve">100</w:t>
+            </w:r>
+          </w:p>
+        </w:tc>
+        <w:tc>
+          <w:tcPr>
+            <w:tcW w:type="dxa" w:w="750"/>
+            <w:tcBorders>
+              <w:top w:val="none" w:color="FFFFFF" w:sz="0"/>
+              <w:left w:val="none" w:color="FFFFFF" w:sz="0"/>
+              <w:bottom w:val="none" w:color="FFFFFF" w:sz="0"/>
+              <w:right w:val="none" w:color="FFFFFF" w:sz="0"/>
+            </w:tcBorders>
+            <w:tcMar>
+              <w:top w:type="dxa" w:w="40"/>
+              <w:left w:type="dxa" w:w="80"/>
+              <w:bottom w:type="dxa" w:w="40"/>
+              <w:right w:type="dxa" w:w="80"/>
+            </w:tcMar>
+          </w:tcPr>
+          <w:p>
+            <w:pPr>
+              <w:spacing w:line="240"/>
+              <w:jc w:val="left"/>
+            </w:pPr>
+            <w:r>
+              <w:rPr>
+                <w:b w:val="false"/>
+                <w:bCs w:val="false"/>
+                <w:sz w:val="15"/>
+                <w:szCs w:val="15"/>
+              </w:rPr>
+              <w:t xml:space="preserve">100</w:t>
+            </w:r>
+          </w:p>
+        </w:tc>
+        <w:tc>
+          <w:tcPr>
+            <w:tcW w:type="dxa" w:w="800"/>
+            <w:tcBorders>
+              <w:top w:val="none" w:color="FFFFFF" w:sz="0"/>
+              <w:left w:val="none" w:color="FFFFFF" w:sz="0"/>
+              <w:bottom w:val="none" w:color="FFFFFF" w:sz="0"/>
+              <w:right w:val="none" w:color="FFFFFF" w:sz="0"/>
+            </w:tcBorders>
+            <w:tcMar>
+              <w:top w:type="dxa" w:w="40"/>
+              <w:left w:type="dxa" w:w="80"/>
+              <w:bottom w:type="dxa" w:w="40"/>
+              <w:right w:type="dxa" w:w="80"/>
+            </w:tcMar>
+          </w:tcPr>
+          <w:p>
+            <w:pPr>
+              <w:spacing w:line="240"/>
+              <w:jc w:val="left"/>
+            </w:pPr>
+            <w:r>
+              <w:rPr>
+                <w:b w:val="false"/>
+                <w:bCs w:val="false"/>
+                <w:sz w:val="15"/>
+                <w:szCs w:val="15"/>
+              </w:rPr>
+              <w:t xml:space="preserve">99</w:t>
+            </w:r>
+          </w:p>
+        </w:tc>
+        <w:tc>
+          <w:tcPr>
+            <w:tcW w:type="dxa" w:w="750"/>
+            <w:tcBorders>
+              <w:top w:val="none" w:color="FFFFFF" w:sz="0"/>
+              <w:left w:val="none" w:color="FFFFFF" w:sz="0"/>
+              <w:bottom w:val="none" w:color="FFFFFF" w:sz="0"/>
+              <w:right w:val="none" w:color="FFFFFF" w:sz="0"/>
+            </w:tcBorders>
+            <w:tcMar>
+              <w:top w:type="dxa" w:w="40"/>
+              <w:left w:type="dxa" w:w="80"/>
+              <w:bottom w:type="dxa" w:w="40"/>
+              <w:right w:type="dxa" w:w="80"/>
+            </w:tcMar>
+          </w:tcPr>
+          <w:p>
+            <w:pPr>
+              <w:spacing w:line="240"/>
+              <w:jc w:val="left"/>
+            </w:pPr>
+            <w:r>
+              <w:rPr>
+                <w:b w:val="false"/>
+                <w:bCs w:val="false"/>
+                <w:sz w:val="15"/>
+                <w:szCs w:val="15"/>
+              </w:rPr>
+              <w:t xml:space="preserve">98</w:t>
+            </w:r>
+          </w:p>
+        </w:tc>
+        <w:tc>
+          <w:tcPr>
+            <w:tcW w:type="dxa" w:w="750"/>
+            <w:tcBorders>
+              <w:top w:val="none" w:color="FFFFFF" w:sz="0"/>
+              <w:left w:val="none" w:color="FFFFFF" w:sz="0"/>
+              <w:bottom w:val="none" w:color="FFFFFF" w:sz="0"/>
+              <w:right w:val="none" w:color="FFFFFF" w:sz="0"/>
+            </w:tcBorders>
+            <w:tcMar>
+              <w:top w:type="dxa" w:w="40"/>
+              <w:left w:type="dxa" w:w="80"/>
+              <w:bottom w:type="dxa" w:w="40"/>
+              <w:right w:type="dxa" w:w="80"/>
+            </w:tcMar>
+          </w:tcPr>
+          <w:p>
+            <w:pPr>
+              <w:spacing w:line="240"/>
+              <w:jc w:val="left"/>
+            </w:pPr>
+            <w:r>
+              <w:rPr>
+                <w:b w:val="false"/>
+                <w:bCs w:val="false"/>
+                <w:sz w:val="15"/>
+                <w:szCs w:val="15"/>
+              </w:rPr>
+              <w:t xml:space="preserve">98</w:t>
+            </w:r>
+          </w:p>
+        </w:tc>
+        <w:tc>
+          <w:tcPr>
+            <w:tcW w:type="dxa" w:w="800"/>
+            <w:tcBorders>
+              <w:top w:val="none" w:color="FFFFFF" w:sz="0"/>
+              <w:left w:val="none" w:color="FFFFFF" w:sz="0"/>
+              <w:bottom w:val="none" w:color="FFFFFF" w:sz="0"/>
+              <w:right w:val="none" w:color="FFFFFF" w:sz="0"/>
+            </w:tcBorders>
+            <w:tcMar>
+              <w:top w:type="dxa" w:w="40"/>
+              <w:left w:type="dxa" w:w="80"/>
+              <w:bottom w:type="dxa" w:w="40"/>
+              <w:right w:type="dxa" w:w="80"/>
+            </w:tcMar>
+          </w:tcPr>
+          <w:p>
+            <w:pPr>
+              <w:spacing w:line="240"/>
+              <w:jc w:val="left"/>
+            </w:pPr>
+            <w:r>
+              <w:rPr>
+                <w:b w:val="false"/>
+                <w:bCs w:val="false"/>
+                <w:sz w:val="15"/>
+                <w:szCs w:val="15"/>
+              </w:rPr>
+              <w:t xml:space="preserve">96</w:t>
+            </w:r>
+          </w:p>
+        </w:tc>
+        <w:tc>
+          <w:tcPr>
+            <w:tcW w:type="dxa" w:w="500"/>
+            <w:tcBorders>
+              <w:top w:val="none" w:color="FFFFFF" w:sz="0"/>
+              <w:left w:val="none" w:color="FFFFFF" w:sz="0"/>
+              <w:bottom w:val="none" w:color="FFFFFF" w:sz="0"/>
+              <w:right w:val="none" w:color="FFFFFF" w:sz="0"/>
+            </w:tcBorders>
+            <w:tcMar>
+              <w:top w:type="dxa" w:w="40"/>
+              <w:left w:type="dxa" w:w="80"/>
+              <w:bottom w:type="dxa" w:w="40"/>
+              <w:right w:type="dxa" w:w="80"/>
+            </w:tcMar>
+          </w:tcPr>
+          <w:p>
+            <w:pPr>
+              <w:spacing w:line="240"/>
+              <w:jc w:val="left"/>
+            </w:pPr>
+            <w:r>
+              <w:rPr>
+                <w:b w:val="false"/>
+                <w:bCs w:val="false"/>
+                <w:sz w:val="15"/>
+                <w:szCs w:val="15"/>
+              </w:rPr>
+              <w:t xml:space="preserve">0.96</w:t>
+            </w:r>
+          </w:p>
+        </w:tc>
+        <w:tc>
+          <w:tcPr>
+            <w:tcW w:type="dxa" w:w="500"/>
+            <w:tcBorders>
+              <w:top w:val="none" w:color="FFFFFF" w:sz="0"/>
+              <w:left w:val="none" w:color="FFFFFF" w:sz="0"/>
+              <w:bottom w:val="none" w:color="FFFFFF" w:sz="0"/>
+              <w:right w:val="none" w:color="FFFFFF" w:sz="0"/>
+            </w:tcBorders>
+            <w:tcMar>
+              <w:top w:type="dxa" w:w="40"/>
+              <w:left w:type="dxa" w:w="80"/>
+              <w:bottom w:type="dxa" w:w="40"/>
+              <w:right w:type="dxa" w:w="80"/>
+            </w:tcMar>
+          </w:tcPr>
+          <w:p>
+            <w:pPr>
+              <w:spacing w:line="240"/>
+              <w:jc w:val="left"/>
+            </w:pPr>
+            <w:r>
+              <w:rPr>
+                <w:b w:val="false"/>
+                <w:bCs w:val="false"/>
+                <w:sz w:val="15"/>
+                <w:szCs w:val="15"/>
+              </w:rPr>
+              <w:t xml:space="preserve">0.48</w:t>
+            </w:r>
+          </w:p>
+        </w:tc>
+      </w:tr>
+      <w:tr>
+        <w:trPr>
+          <w:cantSplit/>
+        </w:trPr>
+        <w:tc>
+          <w:tcPr>
+            <w:tcW w:type="dxa" w:w="2470"/>
+            <w:tcBorders>
+              <w:top w:val="none" w:color="FFFFFF" w:sz="0"/>
+              <w:left w:val="none" w:color="FFFFFF" w:sz="0"/>
+              <w:bottom w:val="none" w:color="FFFFFF" w:sz="0"/>
+              <w:right w:val="none" w:color="FFFFFF" w:sz="0"/>
+            </w:tcBorders>
+            <w:tcMar>
+              <w:top w:type="dxa" w:w="40"/>
+              <w:left w:type="dxa" w:w="80"/>
+              <w:bottom w:type="dxa" w:w="40"/>
+              <w:right w:type="dxa" w:w="80"/>
+            </w:tcMar>
+          </w:tcPr>
+          <w:p>
+            <w:pPr>
+              <w:spacing w:line="240"/>
+              <w:jc w:val="left"/>
+            </w:pPr>
+            <w:r>
+              <w:rPr>
+                <w:b w:val="false"/>
+                <w:bCs w:val="false"/>
+                <w:sz w:val="15"/>
+                <w:szCs w:val="15"/>
+              </w:rPr>
+              <w:t xml:space="preserve">mean head at A and B</w:t>
+            </w:r>
+          </w:p>
+        </w:tc>
+        <w:tc>
+          <w:tcPr>
+            <w:tcW w:type="dxa" w:w="750"/>
+            <w:tcBorders>
+              <w:top w:val="none" w:color="FFFFFF" w:sz="0"/>
+              <w:left w:val="none" w:color="FFFFFF" w:sz="0"/>
+              <w:bottom w:val="none" w:color="FFFFFF" w:sz="0"/>
+              <w:right w:val="none" w:color="FFFFFF" w:sz="0"/>
+            </w:tcBorders>
+            <w:tcMar>
+              <w:top w:type="dxa" w:w="40"/>
+              <w:left w:type="dxa" w:w="80"/>
+              <w:bottom w:type="dxa" w:w="40"/>
+              <w:right w:type="dxa" w:w="80"/>
+            </w:tcMar>
+          </w:tcPr>
+          <w:p>
+            <w:pPr>
+              <w:spacing w:line="240"/>
+              <w:jc w:val="left"/>
+            </w:pPr>
+            <w:r>
+              <w:rPr>
+                <w:b w:val="false"/>
+                <w:bCs w:val="false"/>
+                <w:sz w:val="15"/>
+                <w:szCs w:val="15"/>
+              </w:rPr>
+              <w:t xml:space="preserve">100</w:t>
+            </w:r>
+          </w:p>
+        </w:tc>
+        <w:tc>
+          <w:tcPr>
+            <w:tcW w:type="dxa" w:w="750"/>
+            <w:tcBorders>
+              <w:top w:val="none" w:color="FFFFFF" w:sz="0"/>
+              <w:left w:val="none" w:color="FFFFFF" w:sz="0"/>
+              <w:bottom w:val="none" w:color="FFFFFF" w:sz="0"/>
+              <w:right w:val="none" w:color="FFFFFF" w:sz="0"/>
+            </w:tcBorders>
+            <w:tcMar>
+              <w:top w:type="dxa" w:w="40"/>
+              <w:left w:type="dxa" w:w="80"/>
+              <w:bottom w:type="dxa" w:w="40"/>
+              <w:right w:type="dxa" w:w="80"/>
+            </w:tcMar>
+          </w:tcPr>
+          <w:p>
+            <w:pPr>
+              <w:spacing w:line="240"/>
+              <w:jc w:val="left"/>
+            </w:pPr>
+            <w:r>
+              <w:rPr>
+                <w:b w:val="false"/>
+                <w:bCs w:val="false"/>
+                <w:sz w:val="15"/>
+                <w:szCs w:val="15"/>
+              </w:rPr>
+              <w:t xml:space="preserve">100</w:t>
+            </w:r>
+          </w:p>
+        </w:tc>
+        <w:tc>
+          <w:tcPr>
+            <w:tcW w:type="dxa" w:w="800"/>
+            <w:tcBorders>
+              <w:top w:val="none" w:color="FFFFFF" w:sz="0"/>
+              <w:left w:val="none" w:color="FFFFFF" w:sz="0"/>
+              <w:bottom w:val="none" w:color="FFFFFF" w:sz="0"/>
+              <w:right w:val="none" w:color="FFFFFF" w:sz="0"/>
+            </w:tcBorders>
+            <w:tcMar>
+              <w:top w:type="dxa" w:w="40"/>
+              <w:left w:type="dxa" w:w="80"/>
+              <w:bottom w:type="dxa" w:w="40"/>
+              <w:right w:type="dxa" w:w="80"/>
+            </w:tcMar>
+          </w:tcPr>
+          <w:p>
+            <w:pPr>
+              <w:spacing w:line="240"/>
+              <w:jc w:val="left"/>
+            </w:pPr>
+            <w:r>
+              <w:rPr>
+                <w:b w:val="false"/>
+                <w:bCs w:val="false"/>
+                <w:sz w:val="15"/>
+                <w:szCs w:val="15"/>
+              </w:rPr>
+              <w:t xml:space="preserve">99</w:t>
+            </w:r>
+          </w:p>
+        </w:tc>
+        <w:tc>
+          <w:tcPr>
+            <w:tcW w:type="dxa" w:w="750"/>
+            <w:tcBorders>
+              <w:top w:val="none" w:color="FFFFFF" w:sz="0"/>
+              <w:left w:val="none" w:color="FFFFFF" w:sz="0"/>
+              <w:bottom w:val="none" w:color="FFFFFF" w:sz="0"/>
+              <w:right w:val="none" w:color="FFFFFF" w:sz="0"/>
+            </w:tcBorders>
+            <w:tcMar>
+              <w:top w:type="dxa" w:w="40"/>
+              <w:left w:type="dxa" w:w="80"/>
+              <w:bottom w:type="dxa" w:w="40"/>
+              <w:right w:type="dxa" w:w="80"/>
+            </w:tcMar>
+          </w:tcPr>
+          <w:p>
+            <w:pPr>
+              <w:spacing w:line="240"/>
+              <w:jc w:val="left"/>
+            </w:pPr>
+            <w:r>
+              <w:rPr>
+                <w:b w:val="false"/>
+                <w:bCs w:val="false"/>
+                <w:sz w:val="15"/>
+                <w:szCs w:val="15"/>
+              </w:rPr>
+              <w:t xml:space="preserve">98</w:t>
+            </w:r>
+          </w:p>
+        </w:tc>
+        <w:tc>
+          <w:tcPr>
+            <w:tcW w:type="dxa" w:w="750"/>
+            <w:tcBorders>
+              <w:top w:val="none" w:color="FFFFFF" w:sz="0"/>
+              <w:left w:val="none" w:color="FFFFFF" w:sz="0"/>
+              <w:bottom w:val="none" w:color="FFFFFF" w:sz="0"/>
+              <w:right w:val="none" w:color="FFFFFF" w:sz="0"/>
+            </w:tcBorders>
+            <w:tcMar>
+              <w:top w:type="dxa" w:w="40"/>
+              <w:left w:type="dxa" w:w="80"/>
+              <w:bottom w:type="dxa" w:w="40"/>
+              <w:right w:type="dxa" w:w="80"/>
+            </w:tcMar>
+          </w:tcPr>
+          <w:p>
+            <w:pPr>
+              <w:spacing w:line="240"/>
+              <w:jc w:val="left"/>
+            </w:pPr>
+            <w:r>
+              <w:rPr>
+                <w:b w:val="false"/>
+                <w:bCs w:val="false"/>
+                <w:sz w:val="15"/>
+                <w:szCs w:val="15"/>
+              </w:rPr>
+              <w:t xml:space="preserve">98</w:t>
+            </w:r>
+          </w:p>
+        </w:tc>
+        <w:tc>
+          <w:tcPr>
+            <w:tcW w:type="dxa" w:w="800"/>
+            <w:tcBorders>
+              <w:top w:val="none" w:color="FFFFFF" w:sz="0"/>
+              <w:left w:val="none" w:color="FFFFFF" w:sz="0"/>
+              <w:bottom w:val="none" w:color="FFFFFF" w:sz="0"/>
+              <w:right w:val="none" w:color="FFFFFF" w:sz="0"/>
+            </w:tcBorders>
+            <w:tcMar>
+              <w:top w:type="dxa" w:w="40"/>
+              <w:left w:type="dxa" w:w="80"/>
+              <w:bottom w:type="dxa" w:w="40"/>
+              <w:right w:type="dxa" w:w="80"/>
+            </w:tcMar>
+          </w:tcPr>
+          <w:p>
+            <w:pPr>
+              <w:spacing w:line="240"/>
+              <w:jc w:val="left"/>
+            </w:pPr>
+            <w:r>
+              <w:rPr>
+                <w:b w:val="false"/>
+                <w:bCs w:val="false"/>
+                <w:sz w:val="15"/>
+                <w:szCs w:val="15"/>
+              </w:rPr>
+              <w:t xml:space="preserve">96</w:t>
+            </w:r>
+          </w:p>
+        </w:tc>
+        <w:tc>
+          <w:tcPr>
+            <w:tcW w:type="dxa" w:w="500"/>
+            <w:tcBorders>
+              <w:top w:val="none" w:color="FFFFFF" w:sz="0"/>
+              <w:left w:val="none" w:color="FFFFFF" w:sz="0"/>
+              <w:bottom w:val="none" w:color="FFFFFF" w:sz="0"/>
+              <w:right w:val="none" w:color="FFFFFF" w:sz="0"/>
+            </w:tcBorders>
+            <w:tcMar>
+              <w:top w:type="dxa" w:w="40"/>
+              <w:left w:type="dxa" w:w="80"/>
+              <w:bottom w:type="dxa" w:w="40"/>
+              <w:right w:type="dxa" w:w="80"/>
+            </w:tcMar>
+          </w:tcPr>
+          <w:p>
+            <w:pPr>
+              <w:spacing w:line="240"/>
+              <w:jc w:val="left"/>
+            </w:pPr>
+            <w:r>
+              <w:rPr>
+                <w:b w:val="false"/>
+                <w:bCs w:val="false"/>
+                <w:sz w:val="15"/>
+                <w:szCs w:val="15"/>
+              </w:rPr>
+              <w:t xml:space="preserve">0.45</w:t>
+            </w:r>
+          </w:p>
+        </w:tc>
+        <w:tc>
+          <w:tcPr>
+            <w:tcW w:type="dxa" w:w="500"/>
+            <w:tcBorders>
+              <w:top w:val="none" w:color="FFFFFF" w:sz="0"/>
+              <w:left w:val="none" w:color="FFFFFF" w:sz="0"/>
+              <w:bottom w:val="none" w:color="FFFFFF" w:sz="0"/>
+              <w:right w:val="none" w:color="FFFFFF" w:sz="0"/>
+            </w:tcBorders>
+            <w:tcMar>
+              <w:top w:type="dxa" w:w="40"/>
+              <w:left w:type="dxa" w:w="80"/>
+              <w:bottom w:type="dxa" w:w="40"/>
+              <w:right w:type="dxa" w:w="80"/>
+            </w:tcMar>
+          </w:tcPr>
+          <w:p>
+            <w:pPr>
+              <w:spacing w:line="240"/>
+              <w:jc w:val="left"/>
+            </w:pPr>
+            <w:r>
+              <w:rPr>
+                <w:b w:val="false"/>
+                <w:bCs w:val="false"/>
+                <w:sz w:val="15"/>
+                <w:szCs w:val="15"/>
+              </w:rPr>
+              <w:t xml:space="preserve">0.96</w:t>
+            </w:r>
+          </w:p>
+        </w:tc>
+      </w:tr>
+      <w:tr>
+        <w:trPr>
+          <w:cantSplit/>
+        </w:trPr>
+        <w:tc>
+          <w:tcPr>
+            <w:tcW w:type="dxa" w:w="2470"/>
+            <w:tcBorders>
+              <w:top w:val="none" w:color="FFFFFF" w:sz="0"/>
+              <w:left w:val="none" w:color="FFFFFF" w:sz="0"/>
+              <w:bottom w:val="none" w:color="FFFFFF" w:sz="0"/>
+              <w:right w:val="none" w:color="FFFFFF" w:sz="0"/>
+            </w:tcBorders>
+            <w:tcMar>
+              <w:top w:type="dxa" w:w="40"/>
+              <w:left w:type="dxa" w:w="80"/>
+              <w:bottom w:type="dxa" w:w="40"/>
+              <w:right w:type="dxa" w:w="80"/>
+            </w:tcMar>
+          </w:tcPr>
+          <w:p>
+            <w:pPr>
+              <w:spacing w:line="240"/>
+              <w:jc w:val="left"/>
+            </w:pPr>
+            <w:r>
+              <w:rPr>
+                <w:b w:val="false"/>
+                <w:bCs w:val="false"/>
+                <w:sz w:val="15"/>
+                <w:szCs w:val="15"/>
+              </w:rPr>
+              <w:t xml:space="preserve">PRAG-GO, linearized</w:t>
+            </w:r>
+          </w:p>
+        </w:tc>
+        <w:tc>
+          <w:tcPr>
+            <w:tcW w:type="dxa" w:w="750"/>
+            <w:tcBorders>
+              <w:top w:val="none" w:color="FFFFFF" w:sz="0"/>
+              <w:left w:val="none" w:color="FFFFFF" w:sz="0"/>
+              <w:bottom w:val="none" w:color="FFFFFF" w:sz="0"/>
+              <w:right w:val="none" w:color="FFFFFF" w:sz="0"/>
+            </w:tcBorders>
+            <w:tcMar>
+              <w:top w:type="dxa" w:w="40"/>
+              <w:left w:type="dxa" w:w="80"/>
+              <w:bottom w:type="dxa" w:w="40"/>
+              <w:right w:type="dxa" w:w="80"/>
+            </w:tcMar>
+          </w:tcPr>
+          <w:p>
+            <w:pPr>
+              <w:spacing w:line="240"/>
+              <w:jc w:val="left"/>
+            </w:pPr>
+            <w:r>
+              <w:rPr>
+                <w:b w:val="false"/>
+                <w:bCs w:val="false"/>
+                <w:sz w:val="15"/>
+                <w:szCs w:val="15"/>
+              </w:rPr>
+              <w:t xml:space="preserve">100</w:t>
+            </w:r>
+          </w:p>
+        </w:tc>
+        <w:tc>
+          <w:tcPr>
+            <w:tcW w:type="dxa" w:w="750"/>
+            <w:tcBorders>
+              <w:top w:val="none" w:color="FFFFFF" w:sz="0"/>
+              <w:left w:val="none" w:color="FFFFFF" w:sz="0"/>
+              <w:bottom w:val="none" w:color="FFFFFF" w:sz="0"/>
+              <w:right w:val="none" w:color="FFFFFF" w:sz="0"/>
+            </w:tcBorders>
+            <w:tcMar>
+              <w:top w:type="dxa" w:w="40"/>
+              <w:left w:type="dxa" w:w="80"/>
+              <w:bottom w:type="dxa" w:w="40"/>
+              <w:right w:type="dxa" w:w="80"/>
+            </w:tcMar>
+          </w:tcPr>
+          <w:p>
+            <w:pPr>
+              <w:spacing w:line="240"/>
+              <w:jc w:val="left"/>
+            </w:pPr>
+            <w:r>
+              <w:rPr>
+                <w:b w:val="false"/>
+                <w:bCs w:val="false"/>
+                <w:sz w:val="15"/>
+                <w:szCs w:val="15"/>
+              </w:rPr>
+              <w:t xml:space="preserve">100</w:t>
+            </w:r>
+          </w:p>
+        </w:tc>
+        <w:tc>
+          <w:tcPr>
+            <w:tcW w:type="dxa" w:w="800"/>
+            <w:tcBorders>
+              <w:top w:val="none" w:color="FFFFFF" w:sz="0"/>
+              <w:left w:val="none" w:color="FFFFFF" w:sz="0"/>
+              <w:bottom w:val="none" w:color="FFFFFF" w:sz="0"/>
+              <w:right w:val="none" w:color="FFFFFF" w:sz="0"/>
+            </w:tcBorders>
+            <w:tcMar>
+              <w:top w:type="dxa" w:w="40"/>
+              <w:left w:type="dxa" w:w="80"/>
+              <w:bottom w:type="dxa" w:w="40"/>
+              <w:right w:type="dxa" w:w="80"/>
+            </w:tcMar>
+          </w:tcPr>
+          <w:p>
+            <w:pPr>
+              <w:spacing w:line="240"/>
+              <w:jc w:val="left"/>
+            </w:pPr>
+            <w:r>
+              <w:rPr>
+                <w:b w:val="false"/>
+                <w:bCs w:val="false"/>
+                <w:sz w:val="15"/>
+                <w:szCs w:val="15"/>
+              </w:rPr>
+              <w:t xml:space="preserve">99</w:t>
+            </w:r>
+          </w:p>
+        </w:tc>
+        <w:tc>
+          <w:tcPr>
+            <w:tcW w:type="dxa" w:w="750"/>
+            <w:tcBorders>
+              <w:top w:val="none" w:color="FFFFFF" w:sz="0"/>
+              <w:left w:val="none" w:color="FFFFFF" w:sz="0"/>
+              <w:bottom w:val="none" w:color="FFFFFF" w:sz="0"/>
+              <w:right w:val="none" w:color="FFFFFF" w:sz="0"/>
+            </w:tcBorders>
+            <w:tcMar>
+              <w:top w:type="dxa" w:w="40"/>
+              <w:left w:type="dxa" w:w="80"/>
+              <w:bottom w:type="dxa" w:w="40"/>
+              <w:right w:type="dxa" w:w="80"/>
+            </w:tcMar>
+          </w:tcPr>
+          <w:p>
+            <w:pPr>
+              <w:spacing w:line="240"/>
+              <w:jc w:val="left"/>
+            </w:pPr>
+            <w:r>
+              <w:rPr>
+                <w:b w:val="false"/>
+                <w:bCs w:val="false"/>
+                <w:sz w:val="15"/>
+                <w:szCs w:val="15"/>
+              </w:rPr>
+              <w:t xml:space="preserve">98</w:t>
+            </w:r>
+          </w:p>
+        </w:tc>
+        <w:tc>
+          <w:tcPr>
+            <w:tcW w:type="dxa" w:w="750"/>
+            <w:tcBorders>
+              <w:top w:val="none" w:color="FFFFFF" w:sz="0"/>
+              <w:left w:val="none" w:color="FFFFFF" w:sz="0"/>
+              <w:bottom w:val="none" w:color="FFFFFF" w:sz="0"/>
+              <w:right w:val="none" w:color="FFFFFF" w:sz="0"/>
+            </w:tcBorders>
+            <w:tcMar>
+              <w:top w:type="dxa" w:w="40"/>
+              <w:left w:type="dxa" w:w="80"/>
+              <w:bottom w:type="dxa" w:w="40"/>
+              <w:right w:type="dxa" w:w="80"/>
+            </w:tcMar>
+          </w:tcPr>
+          <w:p>
+            <w:pPr>
+              <w:spacing w:line="240"/>
+              <w:jc w:val="left"/>
+            </w:pPr>
+            <w:r>
+              <w:rPr>
+                <w:b w:val="false"/>
+                <w:bCs w:val="false"/>
+                <w:sz w:val="15"/>
+                <w:szCs w:val="15"/>
+              </w:rPr>
+              <w:t xml:space="preserve">98</w:t>
+            </w:r>
+          </w:p>
+        </w:tc>
+        <w:tc>
+          <w:tcPr>
+            <w:tcW w:type="dxa" w:w="800"/>
+            <w:tcBorders>
+              <w:top w:val="none" w:color="FFFFFF" w:sz="0"/>
+              <w:left w:val="none" w:color="FFFFFF" w:sz="0"/>
+              <w:bottom w:val="none" w:color="FFFFFF" w:sz="0"/>
+              <w:right w:val="none" w:color="FFFFFF" w:sz="0"/>
+            </w:tcBorders>
+            <w:tcMar>
+              <w:top w:type="dxa" w:w="40"/>
+              <w:left w:type="dxa" w:w="80"/>
+              <w:bottom w:type="dxa" w:w="40"/>
+              <w:right w:type="dxa" w:w="80"/>
+            </w:tcMar>
+          </w:tcPr>
+          <w:p>
+            <w:pPr>
+              <w:spacing w:line="240"/>
+              <w:jc w:val="left"/>
+            </w:pPr>
+            <w:r>
+              <w:rPr>
+                <w:b w:val="false"/>
+                <w:bCs w:val="false"/>
+                <w:sz w:val="15"/>
+                <w:szCs w:val="15"/>
+              </w:rPr>
+              <w:t xml:space="preserve">96</w:t>
+            </w:r>
+          </w:p>
+        </w:tc>
+        <w:tc>
+          <w:tcPr>
+            <w:tcW w:type="dxa" w:w="500"/>
+            <w:tcBorders>
+              <w:top w:val="none" w:color="FFFFFF" w:sz="0"/>
+              <w:left w:val="none" w:color="FFFFFF" w:sz="0"/>
+              <w:bottom w:val="none" w:color="FFFFFF" w:sz="0"/>
+              <w:right w:val="none" w:color="FFFFFF" w:sz="0"/>
+            </w:tcBorders>
+            <w:tcMar>
+              <w:top w:type="dxa" w:w="40"/>
+              <w:left w:type="dxa" w:w="80"/>
+              <w:bottom w:type="dxa" w:w="40"/>
+              <w:right w:type="dxa" w:w="80"/>
+            </w:tcMar>
+          </w:tcPr>
+          <w:p>
+            <w:pPr>
+              <w:spacing w:line="240"/>
+              <w:jc w:val="left"/>
+            </w:pPr>
+            <w:r>
+              <w:rPr>
+                <w:b w:val="false"/>
+                <w:bCs w:val="false"/>
+                <w:sz w:val="15"/>
+                <w:szCs w:val="15"/>
+              </w:rPr>
+              <w:t xml:space="preserve">0.55</w:t>
+            </w:r>
+          </w:p>
+        </w:tc>
+        <w:tc>
+          <w:tcPr>
+            <w:tcW w:type="dxa" w:w="500"/>
+            <w:tcBorders>
+              <w:top w:val="none" w:color="FFFFFF" w:sz="0"/>
+              <w:left w:val="none" w:color="FFFFFF" w:sz="0"/>
+              <w:bottom w:val="none" w:color="FFFFFF" w:sz="0"/>
+              <w:right w:val="none" w:color="FFFFFF" w:sz="0"/>
+            </w:tcBorders>
+            <w:tcMar>
+              <w:top w:type="dxa" w:w="40"/>
+              <w:left w:type="dxa" w:w="80"/>
+              <w:bottom w:type="dxa" w:w="40"/>
+              <w:right w:type="dxa" w:w="80"/>
+            </w:tcMar>
+          </w:tcPr>
+          <w:p>
+            <w:pPr>
+              <w:spacing w:line="240"/>
+              <w:jc w:val="left"/>
+            </w:pPr>
+            <w:r>
+              <w:rPr>
+                <w:b w:val="false"/>
+                <w:bCs w:val="false"/>
+                <w:sz w:val="15"/>
+                <w:szCs w:val="15"/>
+              </w:rPr>
+              <w:t xml:space="preserve">0.97</w:t>
+            </w:r>
+          </w:p>
+        </w:tc>
+      </w:tr>
+      <w:tr>
+        <w:trPr>
+          <w:cantSplit/>
+        </w:trPr>
+        <w:tc>
+          <w:tcPr>
+            <w:tcW w:type="dxa" w:w="2470"/>
+            <w:tcBorders>
+              <w:top w:val="none" w:color="FFFFFF" w:sz="0"/>
+              <w:left w:val="none" w:color="FFFFFF" w:sz="0"/>
+              <w:bottom w:val="none" w:color="FFFFFF" w:sz="0"/>
+              <w:right w:val="none" w:color="FFFFFF" w:sz="0"/>
+            </w:tcBorders>
+            <w:tcMar>
+              <w:top w:type="dxa" w:w="40"/>
+              <w:left w:type="dxa" w:w="80"/>
+              <w:bottom w:type="dxa" w:w="40"/>
+              <w:right w:type="dxa" w:w="80"/>
+            </w:tcMar>
+          </w:tcPr>
+          <w:p>
+            <w:pPr>
+              <w:spacing w:line="240"/>
+              <w:jc w:val="left"/>
+            </w:pPr>
+            <w:r>
+              <w:rPr>
+                <w:b w:val="false"/>
+                <w:bCs w:val="false"/>
+                <w:sz w:val="15"/>
+                <w:szCs w:val="15"/>
+              </w:rPr>
+              <w:t xml:space="preserve">PRAG-GO, ensemble</w:t>
+            </w:r>
+          </w:p>
+        </w:tc>
+        <w:tc>
+          <w:tcPr>
+            <w:tcW w:type="dxa" w:w="750"/>
+            <w:tcBorders>
+              <w:top w:val="none" w:color="FFFFFF" w:sz="0"/>
+              <w:left w:val="none" w:color="FFFFFF" w:sz="0"/>
+              <w:bottom w:val="none" w:color="FFFFFF" w:sz="0"/>
+              <w:right w:val="none" w:color="FFFFFF" w:sz="0"/>
+            </w:tcBorders>
+            <w:tcMar>
+              <w:top w:type="dxa" w:w="40"/>
+              <w:left w:type="dxa" w:w="80"/>
+              <w:bottom w:type="dxa" w:w="40"/>
+              <w:right w:type="dxa" w:w="80"/>
+            </w:tcMar>
+          </w:tcPr>
+          <w:p>
+            <w:pPr>
+              <w:spacing w:line="240"/>
+              <w:jc w:val="left"/>
+            </w:pPr>
+            <w:r>
+              <w:rPr>
+                <w:b w:val="false"/>
+                <w:bCs w:val="false"/>
+                <w:sz w:val="15"/>
+                <w:szCs w:val="15"/>
+              </w:rPr>
+              <w:t xml:space="preserve">100</w:t>
+            </w:r>
+          </w:p>
+        </w:tc>
+        <w:tc>
+          <w:tcPr>
+            <w:tcW w:type="dxa" w:w="750"/>
+            <w:tcBorders>
+              <w:top w:val="none" w:color="FFFFFF" w:sz="0"/>
+              <w:left w:val="none" w:color="FFFFFF" w:sz="0"/>
+              <w:bottom w:val="none" w:color="FFFFFF" w:sz="0"/>
+              <w:right w:val="none" w:color="FFFFFF" w:sz="0"/>
+            </w:tcBorders>
+            <w:tcMar>
+              <w:top w:type="dxa" w:w="40"/>
+              <w:left w:type="dxa" w:w="80"/>
+              <w:bottom w:type="dxa" w:w="40"/>
+              <w:right w:type="dxa" w:w="80"/>
+            </w:tcMar>
+          </w:tcPr>
+          <w:p>
+            <w:pPr>
+              <w:spacing w:line="240"/>
+              <w:jc w:val="left"/>
+            </w:pPr>
+            <w:r>
+              <w:rPr>
+                <w:b w:val="false"/>
+                <w:bCs w:val="false"/>
+                <w:sz w:val="15"/>
+                <w:szCs w:val="15"/>
+              </w:rPr>
+              <w:t xml:space="preserve">100</w:t>
+            </w:r>
+          </w:p>
+        </w:tc>
+        <w:tc>
+          <w:tcPr>
+            <w:tcW w:type="dxa" w:w="800"/>
+            <w:tcBorders>
+              <w:top w:val="none" w:color="FFFFFF" w:sz="0"/>
+              <w:left w:val="none" w:color="FFFFFF" w:sz="0"/>
+              <w:bottom w:val="none" w:color="FFFFFF" w:sz="0"/>
+              <w:right w:val="none" w:color="FFFFFF" w:sz="0"/>
+            </w:tcBorders>
+            <w:tcMar>
+              <w:top w:type="dxa" w:w="40"/>
+              <w:left w:type="dxa" w:w="80"/>
+              <w:bottom w:type="dxa" w:w="40"/>
+              <w:right w:type="dxa" w:w="80"/>
+            </w:tcMar>
+          </w:tcPr>
+          <w:p>
+            <w:pPr>
+              <w:spacing w:line="240"/>
+              <w:jc w:val="left"/>
+            </w:pPr>
+            <w:r>
+              <w:rPr>
+                <w:b w:val="false"/>
+                <w:bCs w:val="false"/>
+                <w:sz w:val="15"/>
+                <w:szCs w:val="15"/>
+              </w:rPr>
+              <w:t xml:space="preserve">99</w:t>
+            </w:r>
+          </w:p>
+        </w:tc>
+        <w:tc>
+          <w:tcPr>
+            <w:tcW w:type="dxa" w:w="750"/>
+            <w:tcBorders>
+              <w:top w:val="none" w:color="FFFFFF" w:sz="0"/>
+              <w:left w:val="none" w:color="FFFFFF" w:sz="0"/>
+              <w:bottom w:val="none" w:color="FFFFFF" w:sz="0"/>
+              <w:right w:val="none" w:color="FFFFFF" w:sz="0"/>
+            </w:tcBorders>
+            <w:tcMar>
+              <w:top w:type="dxa" w:w="40"/>
+              <w:left w:type="dxa" w:w="80"/>
+              <w:bottom w:type="dxa" w:w="40"/>
+              <w:right w:type="dxa" w:w="80"/>
+            </w:tcMar>
+          </w:tcPr>
+          <w:p>
+            <w:pPr>
+              <w:spacing w:line="240"/>
+              <w:jc w:val="left"/>
+            </w:pPr>
+            <w:r>
+              <w:rPr>
+                <w:b w:val="false"/>
+                <w:bCs w:val="false"/>
+                <w:sz w:val="15"/>
+                <w:szCs w:val="15"/>
+              </w:rPr>
+              <w:t xml:space="preserve">97</w:t>
+            </w:r>
+          </w:p>
+        </w:tc>
+        <w:tc>
+          <w:tcPr>
+            <w:tcW w:type="dxa" w:w="750"/>
+            <w:tcBorders>
+              <w:top w:val="none" w:color="FFFFFF" w:sz="0"/>
+              <w:left w:val="none" w:color="FFFFFF" w:sz="0"/>
+              <w:bottom w:val="none" w:color="FFFFFF" w:sz="0"/>
+              <w:right w:val="none" w:color="FFFFFF" w:sz="0"/>
+            </w:tcBorders>
+            <w:tcMar>
+              <w:top w:type="dxa" w:w="40"/>
+              <w:left w:type="dxa" w:w="80"/>
+              <w:bottom w:type="dxa" w:w="40"/>
+              <w:right w:type="dxa" w:w="80"/>
+            </w:tcMar>
+          </w:tcPr>
+          <w:p>
+            <w:pPr>
+              <w:spacing w:line="240"/>
+              <w:jc w:val="left"/>
+            </w:pPr>
+            <w:r>
+              <w:rPr>
+                <w:b w:val="false"/>
+                <w:bCs w:val="false"/>
+                <w:sz w:val="15"/>
+                <w:szCs w:val="15"/>
+              </w:rPr>
+              <w:t xml:space="preserve">97</w:t>
+            </w:r>
+          </w:p>
+        </w:tc>
+        <w:tc>
+          <w:tcPr>
+            <w:tcW w:type="dxa" w:w="800"/>
+            <w:tcBorders>
+              <w:top w:val="none" w:color="FFFFFF" w:sz="0"/>
+              <w:left w:val="none" w:color="FFFFFF" w:sz="0"/>
+              <w:bottom w:val="none" w:color="FFFFFF" w:sz="0"/>
+              <w:right w:val="none" w:color="FFFFFF" w:sz="0"/>
+            </w:tcBorders>
+            <w:tcMar>
+              <w:top w:type="dxa" w:w="40"/>
+              <w:left w:type="dxa" w:w="80"/>
+              <w:bottom w:type="dxa" w:w="40"/>
+              <w:right w:type="dxa" w:w="80"/>
+            </w:tcMar>
+          </w:tcPr>
+          <w:p>
+            <w:pPr>
+              <w:spacing w:line="240"/>
+              <w:jc w:val="left"/>
+            </w:pPr>
+            <w:r>
+              <w:rPr>
+                <w:b w:val="false"/>
+                <w:bCs w:val="false"/>
+                <w:sz w:val="15"/>
+                <w:szCs w:val="15"/>
+              </w:rPr>
+              <w:t xml:space="preserve">96</w:t>
+            </w:r>
+          </w:p>
+        </w:tc>
+        <w:tc>
+          <w:tcPr>
+            <w:tcW w:type="dxa" w:w="500"/>
+            <w:tcBorders>
+              <w:top w:val="none" w:color="FFFFFF" w:sz="0"/>
+              <w:left w:val="none" w:color="FFFFFF" w:sz="0"/>
+              <w:bottom w:val="none" w:color="FFFFFF" w:sz="0"/>
+              <w:right w:val="none" w:color="FFFFFF" w:sz="0"/>
+            </w:tcBorders>
+            <w:tcMar>
+              <w:top w:type="dxa" w:w="40"/>
+              <w:left w:type="dxa" w:w="80"/>
+              <w:bottom w:type="dxa" w:w="40"/>
+              <w:right w:type="dxa" w:w="80"/>
+            </w:tcMar>
+          </w:tcPr>
+          <w:p>
+            <w:pPr>
+              <w:spacing w:line="240"/>
+              <w:jc w:val="left"/>
+            </w:pPr>
+            <w:r>
+              <w:rPr>
+                <w:b w:val="false"/>
+                <w:bCs w:val="false"/>
+                <w:sz w:val="15"/>
+                <w:szCs w:val="15"/>
+              </w:rPr>
+              <w:t xml:space="preserve">0.54</w:t>
+            </w:r>
+          </w:p>
+        </w:tc>
+        <w:tc>
+          <w:tcPr>
+            <w:tcW w:type="dxa" w:w="500"/>
+            <w:tcBorders>
+              <w:top w:val="none" w:color="FFFFFF" w:sz="0"/>
+              <w:left w:val="none" w:color="FFFFFF" w:sz="0"/>
+              <w:bottom w:val="none" w:color="FFFFFF" w:sz="0"/>
+              <w:right w:val="none" w:color="FFFFFF" w:sz="0"/>
+            </w:tcBorders>
+            <w:tcMar>
+              <w:top w:type="dxa" w:w="40"/>
+              <w:left w:type="dxa" w:w="80"/>
+              <w:bottom w:type="dxa" w:w="40"/>
+              <w:right w:type="dxa" w:w="80"/>
+            </w:tcMar>
+          </w:tcPr>
+          <w:p>
+            <w:pPr>
+              <w:spacing w:line="240"/>
+              <w:jc w:val="left"/>
+            </w:pPr>
+            <w:r>
+              <w:rPr>
+                <w:b w:val="false"/>
+                <w:bCs w:val="false"/>
+                <w:sz w:val="15"/>
+                <w:szCs w:val="15"/>
+              </w:rPr>
+              <w:t xml:space="preserve">0.96</w:t>
+            </w:r>
+          </w:p>
+        </w:tc>
+      </w:tr>
+      <w:tr>
+        <w:trPr>
+          <w:cantSplit/>
+        </w:trPr>
+        <w:tc>
+          <w:tcPr>
+            <w:tcW w:type="dxa" w:w="2470"/>
+            <w:tcBorders>
+              <w:top w:val="none" w:color="FFFFFF" w:sz="0"/>
+              <w:left w:val="none" w:color="FFFFFF" w:sz="0"/>
+              <w:bottom w:val="none" w:color="FFFFFF" w:sz="0"/>
+              <w:right w:val="none" w:color="FFFFFF" w:sz="0"/>
+            </w:tcBorders>
+            <w:tcMar>
+              <w:top w:type="dxa" w:w="40"/>
+              <w:left w:type="dxa" w:w="80"/>
+              <w:bottom w:type="dxa" w:w="40"/>
+              <w:right w:type="dxa" w:w="80"/>
+            </w:tcMar>
+          </w:tcPr>
+          <w:p>
+            <w:pPr>
+              <w:spacing w:line="240"/>
+              <w:jc w:val="left"/>
+            </w:pPr>
+            <w:r>
+              <w:rPr>
+                <w:b w:val="false"/>
+                <w:bCs w:val="false"/>
+                <w:sz w:val="15"/>
+                <w:szCs w:val="15"/>
+              </w:rPr>
+              <w:t xml:space="preserve">PRAG-GO (A), normal scores</w:t>
+            </w:r>
+          </w:p>
+        </w:tc>
+        <w:tc>
+          <w:tcPr>
+            <w:tcW w:type="dxa" w:w="750"/>
+            <w:tcBorders>
+              <w:top w:val="none" w:color="FFFFFF" w:sz="0"/>
+              <w:left w:val="none" w:color="FFFFFF" w:sz="0"/>
+              <w:bottom w:val="none" w:color="FFFFFF" w:sz="0"/>
+              <w:right w:val="none" w:color="FFFFFF" w:sz="0"/>
+            </w:tcBorders>
+            <w:tcMar>
+              <w:top w:type="dxa" w:w="40"/>
+              <w:left w:type="dxa" w:w="80"/>
+              <w:bottom w:type="dxa" w:w="40"/>
+              <w:right w:type="dxa" w:w="80"/>
+            </w:tcMar>
+          </w:tcPr>
+          <w:p>
+            <w:pPr>
+              <w:spacing w:line="240"/>
+              <w:jc w:val="left"/>
+            </w:pPr>
+            <w:r>
+              <w:rPr>
+                <w:b w:val="false"/>
+                <w:bCs w:val="false"/>
+                <w:sz w:val="15"/>
+                <w:szCs w:val="15"/>
+              </w:rPr>
+              <w:t xml:space="preserve">100</w:t>
+            </w:r>
+          </w:p>
+        </w:tc>
+        <w:tc>
+          <w:tcPr>
+            <w:tcW w:type="dxa" w:w="750"/>
+            <w:tcBorders>
+              <w:top w:val="none" w:color="FFFFFF" w:sz="0"/>
+              <w:left w:val="none" w:color="FFFFFF" w:sz="0"/>
+              <w:bottom w:val="none" w:color="FFFFFF" w:sz="0"/>
+              <w:right w:val="none" w:color="FFFFFF" w:sz="0"/>
+            </w:tcBorders>
+            <w:tcMar>
+              <w:top w:type="dxa" w:w="40"/>
+              <w:left w:type="dxa" w:w="80"/>
+              <w:bottom w:type="dxa" w:w="40"/>
+              <w:right w:type="dxa" w:w="80"/>
+            </w:tcMar>
+          </w:tcPr>
+          <w:p>
+            <w:pPr>
+              <w:spacing w:line="240"/>
+              <w:jc w:val="left"/>
+            </w:pPr>
+            <w:r>
+              <w:rPr>
+                <w:b w:val="false"/>
+                <w:bCs w:val="false"/>
+                <w:sz w:val="15"/>
+                <w:szCs w:val="15"/>
+              </w:rPr>
+              <w:t xml:space="preserve">100</w:t>
+            </w:r>
+          </w:p>
+        </w:tc>
+        <w:tc>
+          <w:tcPr>
+            <w:tcW w:type="dxa" w:w="800"/>
+            <w:tcBorders>
+              <w:top w:val="none" w:color="FFFFFF" w:sz="0"/>
+              <w:left w:val="none" w:color="FFFFFF" w:sz="0"/>
+              <w:bottom w:val="none" w:color="FFFFFF" w:sz="0"/>
+              <w:right w:val="none" w:color="FFFFFF" w:sz="0"/>
+            </w:tcBorders>
+            <w:tcMar>
+              <w:top w:type="dxa" w:w="40"/>
+              <w:left w:type="dxa" w:w="80"/>
+              <w:bottom w:type="dxa" w:w="40"/>
+              <w:right w:type="dxa" w:w="80"/>
+            </w:tcMar>
+          </w:tcPr>
+          <w:p>
+            <w:pPr>
+              <w:spacing w:line="240"/>
+              <w:jc w:val="left"/>
+            </w:pPr>
+            <w:r>
+              <w:rPr>
+                <w:b w:val="false"/>
+                <w:bCs w:val="false"/>
+                <w:sz w:val="15"/>
+                <w:szCs w:val="15"/>
+              </w:rPr>
+              <w:t xml:space="preserve">99</w:t>
+            </w:r>
+          </w:p>
+        </w:tc>
+        <w:tc>
+          <w:tcPr>
+            <w:tcW w:type="dxa" w:w="750"/>
+            <w:tcBorders>
+              <w:top w:val="none" w:color="FFFFFF" w:sz="0"/>
+              <w:left w:val="none" w:color="FFFFFF" w:sz="0"/>
+              <w:bottom w:val="none" w:color="FFFFFF" w:sz="0"/>
+              <w:right w:val="none" w:color="FFFFFF" w:sz="0"/>
+            </w:tcBorders>
+            <w:tcMar>
+              <w:top w:type="dxa" w:w="40"/>
+              <w:left w:type="dxa" w:w="80"/>
+              <w:bottom w:type="dxa" w:w="40"/>
+              <w:right w:type="dxa" w:w="80"/>
+            </w:tcMar>
+          </w:tcPr>
+          <w:p>
+            <w:pPr>
+              <w:spacing w:line="240"/>
+              <w:jc w:val="left"/>
+            </w:pPr>
+            <w:r>
+              <w:rPr>
+                <w:b w:val="false"/>
+                <w:bCs w:val="false"/>
+                <w:sz w:val="15"/>
+                <w:szCs w:val="15"/>
+              </w:rPr>
+              <w:t xml:space="preserve">97</w:t>
+            </w:r>
+          </w:p>
+        </w:tc>
+        <w:tc>
+          <w:tcPr>
+            <w:tcW w:type="dxa" w:w="750"/>
+            <w:tcBorders>
+              <w:top w:val="none" w:color="FFFFFF" w:sz="0"/>
+              <w:left w:val="none" w:color="FFFFFF" w:sz="0"/>
+              <w:bottom w:val="none" w:color="FFFFFF" w:sz="0"/>
+              <w:right w:val="none" w:color="FFFFFF" w:sz="0"/>
+            </w:tcBorders>
+            <w:tcMar>
+              <w:top w:type="dxa" w:w="40"/>
+              <w:left w:type="dxa" w:w="80"/>
+              <w:bottom w:type="dxa" w:w="40"/>
+              <w:right w:type="dxa" w:w="80"/>
+            </w:tcMar>
+          </w:tcPr>
+          <w:p>
+            <w:pPr>
+              <w:spacing w:line="240"/>
+              <w:jc w:val="left"/>
+            </w:pPr>
+            <w:r>
+              <w:rPr>
+                <w:b w:val="false"/>
+                <w:bCs w:val="false"/>
+                <w:sz w:val="15"/>
+                <w:szCs w:val="15"/>
+              </w:rPr>
+              <w:t xml:space="preserve">97</w:t>
+            </w:r>
+          </w:p>
+        </w:tc>
+        <w:tc>
+          <w:tcPr>
+            <w:tcW w:type="dxa" w:w="800"/>
+            <w:tcBorders>
+              <w:top w:val="none" w:color="FFFFFF" w:sz="0"/>
+              <w:left w:val="none" w:color="FFFFFF" w:sz="0"/>
+              <w:bottom w:val="none" w:color="FFFFFF" w:sz="0"/>
+              <w:right w:val="none" w:color="FFFFFF" w:sz="0"/>
+            </w:tcBorders>
+            <w:tcMar>
+              <w:top w:type="dxa" w:w="40"/>
+              <w:left w:type="dxa" w:w="80"/>
+              <w:bottom w:type="dxa" w:w="40"/>
+              <w:right w:type="dxa" w:w="80"/>
+            </w:tcMar>
+          </w:tcPr>
+          <w:p>
+            <w:pPr>
+              <w:spacing w:line="240"/>
+              <w:jc w:val="left"/>
+            </w:pPr>
+            <w:r>
+              <w:rPr>
+                <w:b w:val="false"/>
+                <w:bCs w:val="false"/>
+                <w:sz w:val="15"/>
+                <w:szCs w:val="15"/>
+              </w:rPr>
+              <w:t xml:space="preserve">96</w:t>
+            </w:r>
+          </w:p>
+        </w:tc>
+        <w:tc>
+          <w:tcPr>
+            <w:tcW w:type="dxa" w:w="500"/>
+            <w:tcBorders>
+              <w:top w:val="none" w:color="FFFFFF" w:sz="0"/>
+              <w:left w:val="none" w:color="FFFFFF" w:sz="0"/>
+              <w:bottom w:val="none" w:color="FFFFFF" w:sz="0"/>
+              <w:right w:val="none" w:color="FFFFFF" w:sz="0"/>
+            </w:tcBorders>
+            <w:tcMar>
+              <w:top w:type="dxa" w:w="40"/>
+              <w:left w:type="dxa" w:w="80"/>
+              <w:bottom w:type="dxa" w:w="40"/>
+              <w:right w:type="dxa" w:w="80"/>
+            </w:tcMar>
+          </w:tcPr>
+          <w:p>
+            <w:pPr>
+              <w:spacing w:line="240"/>
+              <w:jc w:val="left"/>
+            </w:pPr>
+            <w:r>
+              <w:rPr>
+                <w:b w:val="false"/>
+                <w:bCs w:val="false"/>
+                <w:sz w:val="15"/>
+                <w:szCs w:val="15"/>
+              </w:rPr>
+              <w:t xml:space="preserve">0.96</w:t>
+            </w:r>
+          </w:p>
+        </w:tc>
+        <w:tc>
+          <w:tcPr>
+            <w:tcW w:type="dxa" w:w="500"/>
+            <w:tcBorders>
+              <w:top w:val="none" w:color="FFFFFF" w:sz="0"/>
+              <w:left w:val="none" w:color="FFFFFF" w:sz="0"/>
+              <w:bottom w:val="none" w:color="FFFFFF" w:sz="0"/>
+              <w:right w:val="none" w:color="FFFFFF" w:sz="0"/>
+            </w:tcBorders>
+            <w:tcMar>
+              <w:top w:type="dxa" w:w="40"/>
+              <w:left w:type="dxa" w:w="80"/>
+              <w:bottom w:type="dxa" w:w="40"/>
+              <w:right w:type="dxa" w:w="80"/>
+            </w:tcMar>
+          </w:tcPr>
+          <w:p>
+            <w:pPr>
+              <w:spacing w:line="240"/>
+              <w:jc w:val="left"/>
+            </w:pPr>
+            <w:r>
+              <w:rPr>
+                <w:b w:val="false"/>
+                <w:bCs w:val="false"/>
+                <w:sz w:val="15"/>
+                <w:szCs w:val="15"/>
+              </w:rPr>
+              <w:t xml:space="preserve">0.48</w:t>
+            </w:r>
+          </w:p>
+        </w:tc>
+      </w:tr>
+      <w:tr>
+        <w:trPr>
+          <w:cantSplit/>
+        </w:trPr>
+        <w:tc>
+          <w:tcPr>
+            <w:tcW w:type="dxa" w:w="2470"/>
+            <w:tcBorders>
+              <w:top w:val="none" w:color="FFFFFF" w:sz="0"/>
+              <w:left w:val="none" w:color="FFFFFF" w:sz="0"/>
+              <w:bottom w:val="single" w:color="000000" w:sz="6"/>
+              <w:right w:val="none" w:color="FFFFFF" w:sz="0"/>
+            </w:tcBorders>
+            <w:tcMar>
+              <w:top w:type="dxa" w:w="40"/>
+              <w:left w:type="dxa" w:w="80"/>
+              <w:bottom w:type="dxa" w:w="40"/>
+              <w:right w:type="dxa" w:w="80"/>
+            </w:tcMar>
+          </w:tcPr>
+          <w:p>
+            <w:pPr>
+              <w:spacing w:line="240"/>
+              <w:jc w:val="left"/>
+            </w:pPr>
+            <w:r>
+              <w:rPr>
+                <w:b w:val="false"/>
+                <w:bCs w:val="false"/>
+                <w:sz w:val="15"/>
+                <w:szCs w:val="15"/>
+              </w:rPr>
+              <w:t xml:space="preserve">PRAG-GO, normal scores</w:t>
+            </w:r>
+          </w:p>
+        </w:tc>
+        <w:tc>
+          <w:tcPr>
+            <w:tcW w:type="dxa" w:w="750"/>
+            <w:tcBorders>
+              <w:top w:val="none" w:color="FFFFFF" w:sz="0"/>
+              <w:left w:val="none" w:color="FFFFFF" w:sz="0"/>
+              <w:bottom w:val="single" w:color="000000" w:sz="6"/>
+              <w:right w:val="none" w:color="FFFFFF" w:sz="0"/>
+            </w:tcBorders>
+            <w:tcMar>
+              <w:top w:type="dxa" w:w="40"/>
+              <w:left w:type="dxa" w:w="80"/>
+              <w:bottom w:type="dxa" w:w="40"/>
+              <w:right w:type="dxa" w:w="80"/>
+            </w:tcMar>
+          </w:tcPr>
+          <w:p>
+            <w:pPr>
+              <w:spacing w:line="240"/>
+              <w:jc w:val="left"/>
+            </w:pPr>
+            <w:r>
+              <w:rPr>
+                <w:b w:val="false"/>
+                <w:bCs w:val="false"/>
+                <w:sz w:val="15"/>
+                <w:szCs w:val="15"/>
+              </w:rPr>
+              <w:t xml:space="preserve">100</w:t>
+            </w:r>
+          </w:p>
+        </w:tc>
+        <w:tc>
+          <w:tcPr>
+            <w:tcW w:type="dxa" w:w="750"/>
+            <w:tcBorders>
+              <w:top w:val="none" w:color="FFFFFF" w:sz="0"/>
+              <w:left w:val="none" w:color="FFFFFF" w:sz="0"/>
+              <w:bottom w:val="single" w:color="000000" w:sz="6"/>
+              <w:right w:val="none" w:color="FFFFFF" w:sz="0"/>
+            </w:tcBorders>
+            <w:tcMar>
+              <w:top w:type="dxa" w:w="40"/>
+              <w:left w:type="dxa" w:w="80"/>
+              <w:bottom w:type="dxa" w:w="40"/>
+              <w:right w:type="dxa" w:w="80"/>
+            </w:tcMar>
+          </w:tcPr>
+          <w:p>
+            <w:pPr>
+              <w:spacing w:line="240"/>
+              <w:jc w:val="left"/>
+            </w:pPr>
+            <w:r>
+              <w:rPr>
+                <w:b w:val="false"/>
+                <w:bCs w:val="false"/>
+                <w:sz w:val="15"/>
+                <w:szCs w:val="15"/>
+              </w:rPr>
+              <w:t xml:space="preserve">100</w:t>
+            </w:r>
+          </w:p>
+        </w:tc>
+        <w:tc>
+          <w:tcPr>
+            <w:tcW w:type="dxa" w:w="800"/>
+            <w:tcBorders>
+              <w:top w:val="none" w:color="FFFFFF" w:sz="0"/>
+              <w:left w:val="none" w:color="FFFFFF" w:sz="0"/>
+              <w:bottom w:val="single" w:color="000000" w:sz="6"/>
+              <w:right w:val="none" w:color="FFFFFF" w:sz="0"/>
+            </w:tcBorders>
+            <w:tcMar>
+              <w:top w:type="dxa" w:w="40"/>
+              <w:left w:type="dxa" w:w="80"/>
+              <w:bottom w:type="dxa" w:w="40"/>
+              <w:right w:type="dxa" w:w="80"/>
+            </w:tcMar>
+          </w:tcPr>
+          <w:p>
+            <w:pPr>
+              <w:spacing w:line="240"/>
+              <w:jc w:val="left"/>
+            </w:pPr>
+            <w:r>
+              <w:rPr>
+                <w:b w:val="false"/>
+                <w:bCs w:val="false"/>
+                <w:sz w:val="15"/>
+                <w:szCs w:val="15"/>
+              </w:rPr>
+              <w:t xml:space="preserve">99</w:t>
+            </w:r>
+          </w:p>
+        </w:tc>
+        <w:tc>
+          <w:tcPr>
+            <w:tcW w:type="dxa" w:w="750"/>
+            <w:tcBorders>
+              <w:top w:val="none" w:color="FFFFFF" w:sz="0"/>
+              <w:left w:val="none" w:color="FFFFFF" w:sz="0"/>
+              <w:bottom w:val="single" w:color="000000" w:sz="6"/>
+              <w:right w:val="none" w:color="FFFFFF" w:sz="0"/>
+            </w:tcBorders>
+            <w:tcMar>
+              <w:top w:type="dxa" w:w="40"/>
+              <w:left w:type="dxa" w:w="80"/>
+              <w:bottom w:type="dxa" w:w="40"/>
+              <w:right w:type="dxa" w:w="80"/>
+            </w:tcMar>
+          </w:tcPr>
+          <w:p>
+            <w:pPr>
+              <w:spacing w:line="240"/>
+              <w:jc w:val="left"/>
+            </w:pPr>
+            <w:r>
+              <w:rPr>
+                <w:b w:val="false"/>
+                <w:bCs w:val="false"/>
+                <w:sz w:val="15"/>
+                <w:szCs w:val="15"/>
+              </w:rPr>
+              <w:t xml:space="preserve">97</w:t>
+            </w:r>
+          </w:p>
+        </w:tc>
+        <w:tc>
+          <w:tcPr>
+            <w:tcW w:type="dxa" w:w="750"/>
+            <w:tcBorders>
+              <w:top w:val="none" w:color="FFFFFF" w:sz="0"/>
+              <w:left w:val="none" w:color="FFFFFF" w:sz="0"/>
+              <w:bottom w:val="single" w:color="000000" w:sz="6"/>
+              <w:right w:val="none" w:color="FFFFFF" w:sz="0"/>
+            </w:tcBorders>
+            <w:tcMar>
+              <w:top w:type="dxa" w:w="40"/>
+              <w:left w:type="dxa" w:w="80"/>
+              <w:bottom w:type="dxa" w:w="40"/>
+              <w:right w:type="dxa" w:w="80"/>
+            </w:tcMar>
+          </w:tcPr>
+          <w:p>
+            <w:pPr>
+              <w:spacing w:line="240"/>
+              <w:jc w:val="left"/>
+            </w:pPr>
+            <w:r>
+              <w:rPr>
+                <w:b w:val="false"/>
+                <w:bCs w:val="false"/>
+                <w:sz w:val="15"/>
+                <w:szCs w:val="15"/>
+              </w:rPr>
+              <w:t xml:space="preserve">97</w:t>
+            </w:r>
+          </w:p>
+        </w:tc>
+        <w:tc>
+          <w:tcPr>
+            <w:tcW w:type="dxa" w:w="800"/>
+            <w:tcBorders>
+              <w:top w:val="none" w:color="FFFFFF" w:sz="0"/>
+              <w:left w:val="none" w:color="FFFFFF" w:sz="0"/>
+              <w:bottom w:val="single" w:color="000000" w:sz="6"/>
+              <w:right w:val="none" w:color="FFFFFF" w:sz="0"/>
+            </w:tcBorders>
+            <w:tcMar>
+              <w:top w:type="dxa" w:w="40"/>
+              <w:left w:type="dxa" w:w="80"/>
+              <w:bottom w:type="dxa" w:w="40"/>
+              <w:right w:type="dxa" w:w="80"/>
+            </w:tcMar>
+          </w:tcPr>
+          <w:p>
+            <w:pPr>
+              <w:spacing w:line="240"/>
+              <w:jc w:val="left"/>
+            </w:pPr>
+            <w:r>
+              <w:rPr>
+                <w:b w:val="false"/>
+                <w:bCs w:val="false"/>
+                <w:sz w:val="15"/>
+                <w:szCs w:val="15"/>
+              </w:rPr>
+              <w:t xml:space="preserve">96</w:t>
+            </w:r>
+          </w:p>
+        </w:tc>
+        <w:tc>
+          <w:tcPr>
+            <w:tcW w:type="dxa" w:w="500"/>
+            <w:tcBorders>
+              <w:top w:val="none" w:color="FFFFFF" w:sz="0"/>
+              <w:left w:val="none" w:color="FFFFFF" w:sz="0"/>
+              <w:bottom w:val="single" w:color="000000" w:sz="6"/>
+              <w:right w:val="none" w:color="FFFFFF" w:sz="0"/>
+            </w:tcBorders>
+            <w:tcMar>
+              <w:top w:type="dxa" w:w="40"/>
+              <w:left w:type="dxa" w:w="80"/>
+              <w:bottom w:type="dxa" w:w="40"/>
+              <w:right w:type="dxa" w:w="80"/>
+            </w:tcMar>
+          </w:tcPr>
+          <w:p>
+            <w:pPr>
+              <w:spacing w:line="240"/>
+              <w:jc w:val="left"/>
+            </w:pPr>
+            <w:r>
+              <w:rPr>
+                <w:b w:val="false"/>
+                <w:bCs w:val="false"/>
+                <w:sz w:val="15"/>
+                <w:szCs w:val="15"/>
+              </w:rPr>
+              <w:t xml:space="preserve">0.61</w:t>
+            </w:r>
+          </w:p>
+        </w:tc>
+        <w:tc>
+          <w:tcPr>
+            <w:tcW w:type="dxa" w:w="500"/>
+            <w:tcBorders>
+              <w:top w:val="none" w:color="FFFFFF" w:sz="0"/>
+              <w:left w:val="none" w:color="FFFFFF" w:sz="0"/>
+              <w:bottom w:val="single" w:color="000000" w:sz="6"/>
+              <w:right w:val="none" w:color="FFFFFF" w:sz="0"/>
+            </w:tcBorders>
+            <w:tcMar>
+              <w:top w:type="dxa" w:w="40"/>
+              <w:left w:type="dxa" w:w="80"/>
+              <w:bottom w:type="dxa" w:w="40"/>
+              <w:right w:type="dxa" w:w="80"/>
+            </w:tcMar>
+          </w:tcPr>
+          <w:p>
+            <w:pPr>
+              <w:spacing w:line="240"/>
+              <w:jc w:val="left"/>
+            </w:pPr>
+            <w:r>
+              <w:rPr>
+                <w:b w:val="false"/>
+                <w:bCs w:val="false"/>
+                <w:sz w:val="15"/>
+                <w:szCs w:val="15"/>
+              </w:rPr>
+              <w:t xml:space="preserve">0.97</w:t>
+            </w:r>
+          </w:p>
+        </w:tc>
+      </w:tr>
+    </w:tbl>
+    <w:p>
+      <w:pPr>
+        <w:spacing w:after="160"/>
+      </w:pPr>
+    </w:p>
+    <w:p>
+      <w:pPr>
+        <w:keepNext/>
+        <w:spacing w:after="60" w:before="120"/>
+        <w:jc w:val="center"/>
+      </w:pPr>
+      <w:r>
+        <w:drawing>
+          <wp:inline distT="0" distB="0" distL="0" distR="0">
+            <wp:extent cx="5762625" cy="3419475"/>
+            <wp:effectExtent t="0" r="0" b="0" l="0"/>
+            <wp:docPr id="1" name="" descr="" title=""/>
+            <wp:cNvGraphicFramePr>
+              <a:graphicFrameLocks xmlns:a="http://schemas.openxmlformats.org/drawingml/2006/main" noChangeAspect="1"/>
+            </wp:cNvGraphicFramePr>
+            <a:graphic xmlns:a="http://schemas.openxmlformats.org/drawingml/2006/main">
+              <a:graphicData uri="http://schemas.openxmlformats.org/drawingml/2006/picture">
+                <pic:pic xmlns:pic="http://schemas.openxmlformats.org/drawingml/2006/picture">
+                  <pic:nvPicPr>
+                    <pic:cNvPr id="0" name="" descr=""/>
+                    <pic:cNvPicPr>
+                      <a:picLocks noChangeAspect="1" noChangeArrowheads="1"/>
+                    </pic:cNvPicPr>
+                  </pic:nvPicPr>
+                  <pic:blipFill>
+                    <a:blip r:embed="rId10" cstate="none"/>
+                    <a:srcRect/>
+                    <a:stretch>
+                      <a:fillRect/>
+                    </a:stretch>
+                  </pic:blipFill>
+                  <pic:spPr bwMode="auto">
+                    <a:xfrm>
+                      <a:off x="0" y="0"/>
+                      <a:ext cx="5762625" cy="3419475"/>
+                    </a:xfrm>
+                    <a:prstGeom prst="rect">
+                      <a:avLst/>
+                    </a:prstGeom>
+                  </pic:spPr>
+                </pic:pic>
+              </a:graphicData>
+            </a:graphic>
+          </wp:inline>
+        </w:drawing>
+      </w:r>
+    </w:p>
+    <w:p>
+      <w:pPr>
+        <w:spacing w:after="240" w:line="276"/>
+        <w:jc w:val="both"/>
+      </w:pPr>
+      <w:r>
+        <w:rPr>
+          <w:b/>
+          <w:bCs/>
+          <w:sz w:val="20"/>
+          <w:szCs w:val="20"/>
+        </w:rPr>
+        <w:t xml:space="preserve">Fig. S2.</w:t>
+      </w:r>
+      <w:r>
+        <w:rPr>
+          <w:sz w:val="20"/>
+          <w:szCs w:val="20"/>
+        </w:rPr>
+        <w:t xml:space="preserve"> PRAG-GO with the geolocated sea boundary. (a) Candidate wells, the pumped supply wells, the three-well designs chosen by PRAG-GO (A3, A10, A23) and by the area criterion of the published pipeline (A3, A10, A28) for the goal "A or B intruded", and the two published monitoring wells that lie in the sector. (b) Exact EIG of the design chosen by each criterion, in % of the exact optimum, for three wells (bars) and five wells (black marks; re-estimated with 48 000 realizations, Table S13). (c) Criterion against exact EIG over all 560 three-well designs for the goal "A or B intruded".</w:t>
+      </w:r>
+    </w:p>
+    <w:p>
+      <w:pPr>
+        <w:spacing w:after="120" w:line="360"/>
+        <w:jc w:val="both"/>
+      </w:pPr>
+      <w:r>
+        <w:rPr>
+          <w:b/>
+          <w:bCs/>
+        </w:rPr>
+        <w:t xml:space="preserve">Results.</w:t>
+      </w:r>
+      <w:r>
+        <w:t xml:space="preserve"> For the two supply-well goals the PRAG-GO design of three wells (A3, A10, A23) is the exact optimum, whereas the design chosen for the intruded area reaches 74 % (rA) and 52 % (rAB) of the optimal information; with five wells, re-estimated with 48 000 realizations, 100 and 100 % against 69 and 48 % (Table S13). The area criterion ranks the designs almost at random for rAB (ρ</w:t>
+      </w:r>
+      <w:r>
+        <w:rPr>
+          <w:vertAlign w:val="subscript"/>
+        </w:rPr>
+        <w:t xml:space="preserve">s</w:t>
+      </w:r>
+      <w:r>
+        <w:t xml:space="preserve"> = 0.11, against 0.97 for PRAG-GO; Fig. S2c). For the area goal every criterion reaches 93–99 %: the three-well designs of all criteria share the wells A3 and A10, which constrain the transmissivity of the coastal sector, so in this setting the area and the supply wells call for overlapping data. Two published monitoring wells lie in the sector (A10, A13); as a pair they carry 69 % (rA) and 66 % (rAB) of the information of the best pair.</w:t>
+      </w:r>
+    </w:p>
+    <w:p>
+      <w:pPr>
+        <w:spacing w:after="120" w:line="360"/>
+        <w:jc w:val="both"/>
+      </w:pPr>
+      <w:r>
+        <w:t xml:space="preserve">One difference from the full-margin test (S7.1) must be stated. There, the linear EIG of the head at A alone reached only 34–40 % of the optimum for "A or B intruded", because the two supply wells, 18 km apart in different sectors, were nearly independent. Here the two pumped wells of the same well field are strongly correlated (r = 0.87 at the prior mean), the exceedance events are close to linear in their heads, and the head criteria (hA, meanAB) find the same designs as PRAG-GO. In this setting what decides the outcome is the target of the design, the supply wells or the intruded area, rather than the closed form of the threshold criterion; the closed form matters when the receptors are several and weakly dependent.</w:t>
+      </w:r>
+    </w:p>
+    <w:p>
+      <w:pPr>
+        <w:spacing w:after="120" w:line="360"/>
+        <w:jc w:val="both"/>
+      </w:pPr>
+      <w:r>
+        <w:rPr>
+          <w:b/>
+          <w:bCs/>
+        </w:rPr>
+        <w:t xml:space="preserve">Robustness (Table S13).</w:t>
+      </w:r>
+      <w:r>
+        <w:t xml:space="preserve"> With the field cross-facies correlation ρ</w:t>
+      </w:r>
+      <w:r>
+        <w:rPr>
+          <w:vertAlign w:val="subscript"/>
+        </w:rPr>
+        <w:t xml:space="preserve">F</w:t>
+      </w:r>
+      <w:r>
+        <w:t xml:space="preserve"> = 0.805 the results are the same within a few percent. The five-well optima rest on an effective sample of about 20 under the 12 000-member ensemble, where re-weighting overestimates the EIG; re-estimated with 48 000 inner realizations (effective sample 77) for the 40 best designs of each goal and every criterion's choice, the best designs are the same and the criteria keep their order.</w:t>
+      </w:r>
+    </w:p>
+    <w:p>
+      <w:pPr>
+        <w:keepNext/>
+        <w:spacing w:after="80" w:before="200" w:line="276"/>
+      </w:pPr>
+      <w:r>
+        <w:rPr>
+          <w:b/>
+          <w:bCs/>
+          <w:sz w:val="20"/>
+          <w:szCs w:val="20"/>
+        </w:rPr>
+        <w:t xml:space="preserve">Table S13.</w:t>
+      </w:r>
+      <w:r>
+        <w:rPr>
+          <w:sz w:val="20"/>
+          <w:szCs w:val="20"/>
+        </w:rPr>
+        <w:t xml:space="preserve"> Robustness of Table S12: exact EIG of each criterion's best design in % of the optimum, with the prior ρ</w:t>
+      </w:r>
+      <w:r>
+        <w:rPr>
+          <w:sz w:val="20"/>
+          <w:szCs w:val="20"/>
+          <w:vertAlign w:val="subscript"/>
+        </w:rPr>
+        <w:t xml:space="preserve">F</w:t>
+      </w:r>
+      <w:r>
+        <w:rPr>
+          <w:sz w:val="20"/>
+          <w:szCs w:val="20"/>
+        </w:rPr>
+        <w:t xml:space="preserve"> = 0.805 (three and five wells) and for five wells re-estimated with 48 000 inner realizations (base prior; % of the best re-estimated design).</w:t>
+      </w:r>
+    </w:p>
+    <w:tbl>
+      <w:tblPr>
+        <w:tblW w:type="dxa" w:w="9070"/>
+        <w:tblBorders>
+          <w:top w:val="none" w:color="FFFFFF" w:sz="0"/>
+          <w:left w:val="none" w:color="FFFFFF" w:sz="0"/>
+          <w:bottom w:val="none" w:color="FFFFFF" w:sz="0"/>
+          <w:right w:val="none" w:color="FFFFFF" w:sz="0"/>
+          <w:insideH w:val="none" w:color="FFFFFF" w:sz="0"/>
+          <w:insideV w:val="none" w:color="FFFFFF" w:sz="0"/>
+        </w:tblBorders>
+        <w:tblLayout w:type="fixed"/>
+      </w:tblPr>
+      <w:tblGrid>
+        <w:gridCol w:w="1690"/>
+        <w:gridCol w:w="820"/>
+        <w:gridCol w:w="820"/>
+        <w:gridCol w:w="820"/>
+        <w:gridCol w:w="820"/>
+        <w:gridCol w:w="820"/>
+        <w:gridCol w:w="820"/>
+        <w:gridCol w:w="820"/>
+        <w:gridCol w:w="820"/>
+        <w:gridCol w:w="820"/>
+      </w:tblGrid>
+      <w:tr>
+        <w:trPr>
+          <w:cantSplit/>
+          <w:tblHeader/>
+        </w:trPr>
+        <w:tc>
+          <w:tcPr>
+            <w:tcW w:type="dxa" w:w="1690"/>
+            <w:tcBorders>
+              <w:top w:val="single" w:color="000000" w:sz="6"/>
+              <w:left w:val="none" w:color="FFFFFF" w:sz="0"/>
+              <w:bottom w:val="single" w:color="000000" w:sz="6"/>
+              <w:right w:val="none" w:color="FFFFFF" w:sz="0"/>
+            </w:tcBorders>
+            <w:tcMar>
+              <w:top w:type="dxa" w:w="40"/>
+              <w:left w:type="dxa" w:w="80"/>
+              <w:bottom w:type="dxa" w:w="40"/>
+              <w:right w:type="dxa" w:w="80"/>
+            </w:tcMar>
+          </w:tcPr>
+          <w:p>
+            <w:pPr>
+              <w:spacing w:line="240"/>
+              <w:jc w:val="left"/>
+            </w:pPr>
+            <w:r>
+              <w:rPr>
+                <w:b/>
+                <w:bCs/>
+                <w:sz w:val="14"/>
+                <w:szCs w:val="14"/>
+              </w:rPr>
+              <w:t xml:space="preserve">Criterion</w:t>
+            </w:r>
+          </w:p>
+        </w:tc>
+        <w:tc>
+          <w:tcPr>
+            <w:tcW w:type="dxa" w:w="820"/>
+            <w:tcBorders>
+              <w:top w:val="single" w:color="000000" w:sz="6"/>
+              <w:left w:val="none" w:color="FFFFFF" w:sz="0"/>
+              <w:bottom w:val="single" w:color="000000" w:sz="6"/>
+              <w:right w:val="none" w:color="FFFFFF" w:sz="0"/>
+            </w:tcBorders>
+            <w:tcMar>
+              <w:top w:type="dxa" w:w="40"/>
+              <w:left w:type="dxa" w:w="80"/>
+              <w:bottom w:type="dxa" w:w="40"/>
+              <w:right w:type="dxa" w:w="80"/>
+            </w:tcMar>
+          </w:tcPr>
+          <w:p>
+            <w:pPr>
+              <w:spacing w:line="240"/>
+              <w:jc w:val="left"/>
+            </w:pPr>
+            <w:r>
+              <w:rPr>
+                <w:b/>
+                <w:bCs/>
+                <w:sz w:val="14"/>
+                <w:szCs w:val="14"/>
+              </w:rPr>
+              <w:t xml:space="preserve">ρ</w:t>
+            </w:r>
+            <w:r>
+              <w:rPr>
+                <w:b/>
+                <w:bCs/>
+                <w:sz w:val="14"/>
+                <w:szCs w:val="14"/>
+                <w:vertAlign w:val="subscript"/>
+              </w:rPr>
+              <w:t xml:space="preserve">F</w:t>
+            </w:r>
+            <w:r>
+              <w:rPr>
+                <w:b/>
+                <w:bCs/>
+                <w:sz w:val="14"/>
+                <w:szCs w:val="14"/>
+              </w:rPr>
+              <w:t xml:space="preserve"> 0.805: rA, 3</w:t>
+            </w:r>
+          </w:p>
+        </w:tc>
+        <w:tc>
+          <w:tcPr>
+            <w:tcW w:type="dxa" w:w="820"/>
+            <w:tcBorders>
+              <w:top w:val="single" w:color="000000" w:sz="6"/>
+              <w:left w:val="none" w:color="FFFFFF" w:sz="0"/>
+              <w:bottom w:val="single" w:color="000000" w:sz="6"/>
+              <w:right w:val="none" w:color="FFFFFF" w:sz="0"/>
+            </w:tcBorders>
+            <w:tcMar>
+              <w:top w:type="dxa" w:w="40"/>
+              <w:left w:type="dxa" w:w="80"/>
+              <w:bottom w:type="dxa" w:w="40"/>
+              <w:right w:type="dxa" w:w="80"/>
+            </w:tcMar>
+          </w:tcPr>
+          <w:p>
+            <w:pPr>
+              <w:spacing w:line="240"/>
+              <w:jc w:val="left"/>
+            </w:pPr>
+            <w:r>
+              <w:rPr>
+                <w:b/>
+                <w:bCs/>
+                <w:sz w:val="14"/>
+                <w:szCs w:val="14"/>
+              </w:rPr>
+              <w:t xml:space="preserve">rAB, 3</w:t>
+            </w:r>
+          </w:p>
+        </w:tc>
+        <w:tc>
+          <w:tcPr>
+            <w:tcW w:type="dxa" w:w="820"/>
+            <w:tcBorders>
+              <w:top w:val="single" w:color="000000" w:sz="6"/>
+              <w:left w:val="none" w:color="FFFFFF" w:sz="0"/>
+              <w:bottom w:val="single" w:color="000000" w:sz="6"/>
+              <w:right w:val="none" w:color="FFFFFF" w:sz="0"/>
+            </w:tcBorders>
+            <w:tcMar>
+              <w:top w:type="dxa" w:w="40"/>
+              <w:left w:type="dxa" w:w="80"/>
+              <w:bottom w:type="dxa" w:w="40"/>
+              <w:right w:type="dxa" w:w="80"/>
+            </w:tcMar>
+          </w:tcPr>
+          <w:p>
+            <w:pPr>
+              <w:spacing w:line="240"/>
+              <w:jc w:val="left"/>
+            </w:pPr>
+            <w:r>
+              <w:rPr>
+                <w:b/>
+                <w:bCs/>
+                <w:sz w:val="14"/>
+                <w:szCs w:val="14"/>
+              </w:rPr>
+              <w:t xml:space="preserve">rArea, 3</w:t>
+            </w:r>
+          </w:p>
+        </w:tc>
+        <w:tc>
+          <w:tcPr>
+            <w:tcW w:type="dxa" w:w="820"/>
+            <w:tcBorders>
+              <w:top w:val="single" w:color="000000" w:sz="6"/>
+              <w:left w:val="none" w:color="FFFFFF" w:sz="0"/>
+              <w:bottom w:val="single" w:color="000000" w:sz="6"/>
+              <w:right w:val="none" w:color="FFFFFF" w:sz="0"/>
+            </w:tcBorders>
+            <w:tcMar>
+              <w:top w:type="dxa" w:w="40"/>
+              <w:left w:type="dxa" w:w="80"/>
+              <w:bottom w:type="dxa" w:w="40"/>
+              <w:right w:type="dxa" w:w="80"/>
+            </w:tcMar>
+          </w:tcPr>
+          <w:p>
+            <w:pPr>
+              <w:spacing w:line="240"/>
+              <w:jc w:val="left"/>
+            </w:pPr>
+            <w:r>
+              <w:rPr>
+                <w:b/>
+                <w:bCs/>
+                <w:sz w:val="14"/>
+                <w:szCs w:val="14"/>
+              </w:rPr>
+              <w:t xml:space="preserve">rA, 5</w:t>
+            </w:r>
+          </w:p>
+        </w:tc>
+        <w:tc>
+          <w:tcPr>
+            <w:tcW w:type="dxa" w:w="820"/>
+            <w:tcBorders>
+              <w:top w:val="single" w:color="000000" w:sz="6"/>
+              <w:left w:val="none" w:color="FFFFFF" w:sz="0"/>
+              <w:bottom w:val="single" w:color="000000" w:sz="6"/>
+              <w:right w:val="none" w:color="FFFFFF" w:sz="0"/>
+            </w:tcBorders>
+            <w:tcMar>
+              <w:top w:type="dxa" w:w="40"/>
+              <w:left w:type="dxa" w:w="80"/>
+              <w:bottom w:type="dxa" w:w="40"/>
+              <w:right w:type="dxa" w:w="80"/>
+            </w:tcMar>
+          </w:tcPr>
+          <w:p>
+            <w:pPr>
+              <w:spacing w:line="240"/>
+              <w:jc w:val="left"/>
+            </w:pPr>
+            <w:r>
+              <w:rPr>
+                <w:b/>
+                <w:bCs/>
+                <w:sz w:val="14"/>
+                <w:szCs w:val="14"/>
+              </w:rPr>
+              <w:t xml:space="preserve">rAB, 5</w:t>
+            </w:r>
+          </w:p>
+        </w:tc>
+        <w:tc>
+          <w:tcPr>
+            <w:tcW w:type="dxa" w:w="820"/>
+            <w:tcBorders>
+              <w:top w:val="single" w:color="000000" w:sz="6"/>
+              <w:left w:val="none" w:color="FFFFFF" w:sz="0"/>
+              <w:bottom w:val="single" w:color="000000" w:sz="6"/>
+              <w:right w:val="none" w:color="FFFFFF" w:sz="0"/>
+            </w:tcBorders>
+            <w:tcMar>
+              <w:top w:type="dxa" w:w="40"/>
+              <w:left w:type="dxa" w:w="80"/>
+              <w:bottom w:type="dxa" w:w="40"/>
+              <w:right w:type="dxa" w:w="80"/>
+            </w:tcMar>
+          </w:tcPr>
+          <w:p>
+            <w:pPr>
+              <w:spacing w:line="240"/>
+              <w:jc w:val="left"/>
+            </w:pPr>
+            <w:r>
+              <w:rPr>
+                <w:b/>
+                <w:bCs/>
+                <w:sz w:val="14"/>
+                <w:szCs w:val="14"/>
+              </w:rPr>
+              <w:t xml:space="preserve">rArea, 5</w:t>
+            </w:r>
+          </w:p>
+        </w:tc>
+        <w:tc>
+          <w:tcPr>
+            <w:tcW w:type="dxa" w:w="820"/>
+            <w:tcBorders>
+              <w:top w:val="single" w:color="000000" w:sz="6"/>
+              <w:left w:val="none" w:color="FFFFFF" w:sz="0"/>
+              <w:bottom w:val="single" w:color="000000" w:sz="6"/>
+              <w:right w:val="none" w:color="FFFFFF" w:sz="0"/>
+            </w:tcBorders>
+            <w:tcMar>
+              <w:top w:type="dxa" w:w="40"/>
+              <w:left w:type="dxa" w:w="80"/>
+              <w:bottom w:type="dxa" w:w="40"/>
+              <w:right w:type="dxa" w:w="80"/>
+            </w:tcMar>
+          </w:tcPr>
+          <w:p>
+            <w:pPr>
+              <w:spacing w:line="240"/>
+              <w:jc w:val="left"/>
+            </w:pPr>
+            <w:r>
+              <w:rPr>
+                <w:b/>
+                <w:bCs/>
+                <w:sz w:val="14"/>
+                <w:szCs w:val="14"/>
+              </w:rPr>
+              <w:t xml:space="preserve">48 000: rA, 5</w:t>
+            </w:r>
+          </w:p>
+        </w:tc>
+        <w:tc>
+          <w:tcPr>
+            <w:tcW w:type="dxa" w:w="820"/>
+            <w:tcBorders>
+              <w:top w:val="single" w:color="000000" w:sz="6"/>
+              <w:left w:val="none" w:color="FFFFFF" w:sz="0"/>
+              <w:bottom w:val="single" w:color="000000" w:sz="6"/>
+              <w:right w:val="none" w:color="FFFFFF" w:sz="0"/>
+            </w:tcBorders>
+            <w:tcMar>
+              <w:top w:type="dxa" w:w="40"/>
+              <w:left w:type="dxa" w:w="80"/>
+              <w:bottom w:type="dxa" w:w="40"/>
+              <w:right w:type="dxa" w:w="80"/>
+            </w:tcMar>
+          </w:tcPr>
+          <w:p>
+            <w:pPr>
+              <w:spacing w:line="240"/>
+              <w:jc w:val="left"/>
+            </w:pPr>
+            <w:r>
+              <w:rPr>
+                <w:b/>
+                <w:bCs/>
+                <w:sz w:val="14"/>
+                <w:szCs w:val="14"/>
+              </w:rPr>
+              <w:t xml:space="preserve">rAB, 5</w:t>
+            </w:r>
+          </w:p>
+        </w:tc>
+        <w:tc>
+          <w:tcPr>
+            <w:tcW w:type="dxa" w:w="820"/>
+            <w:tcBorders>
+              <w:top w:val="single" w:color="000000" w:sz="6"/>
+              <w:left w:val="none" w:color="FFFFFF" w:sz="0"/>
+              <w:bottom w:val="single" w:color="000000" w:sz="6"/>
+              <w:right w:val="none" w:color="FFFFFF" w:sz="0"/>
+            </w:tcBorders>
+            <w:tcMar>
+              <w:top w:type="dxa" w:w="40"/>
+              <w:left w:type="dxa" w:w="80"/>
+              <w:bottom w:type="dxa" w:w="40"/>
+              <w:right w:type="dxa" w:w="80"/>
+            </w:tcMar>
+          </w:tcPr>
+          <w:p>
+            <w:pPr>
+              <w:spacing w:line="240"/>
+              <w:jc w:val="left"/>
+            </w:pPr>
+            <w:r>
+              <w:rPr>
+                <w:b/>
+                <w:bCs/>
+                <w:sz w:val="14"/>
+                <w:szCs w:val="14"/>
+              </w:rPr>
+              <w:t xml:space="preserve">rArea, 5</w:t>
+            </w:r>
+          </w:p>
+        </w:tc>
+      </w:tr>
+      <w:tr>
+        <w:trPr>
+          <w:cantSplit/>
+        </w:trPr>
+        <w:tc>
+          <w:tcPr>
+            <w:tcW w:type="dxa" w:w="1690"/>
+            <w:tcBorders>
+              <w:top w:val="none" w:color="FFFFFF" w:sz="0"/>
+              <w:left w:val="none" w:color="FFFFFF" w:sz="0"/>
+              <w:bottom w:val="none" w:color="FFFFFF" w:sz="0"/>
+              <w:right w:val="none" w:color="FFFFFF" w:sz="0"/>
+            </w:tcBorders>
+            <w:tcMar>
+              <w:top w:type="dxa" w:w="40"/>
+              <w:left w:type="dxa" w:w="80"/>
+              <w:bottom w:type="dxa" w:w="40"/>
+              <w:right w:type="dxa" w:w="80"/>
+            </w:tcMar>
+          </w:tcPr>
+          <w:p>
+            <w:pPr>
+              <w:spacing w:line="240"/>
+              <w:jc w:val="left"/>
+            </w:pPr>
+            <w:r>
+              <w:rPr>
+                <w:b w:val="false"/>
+                <w:bCs w:val="false"/>
+                <w:sz w:val="14"/>
+                <w:szCs w:val="14"/>
+              </w:rPr>
+              <w:t xml:space="preserve">area (published pipeline)</w:t>
+            </w:r>
+          </w:p>
+        </w:tc>
+        <w:tc>
+          <w:tcPr>
+            <w:tcW w:type="dxa" w:w="820"/>
+            <w:tcBorders>
+              <w:top w:val="none" w:color="FFFFFF" w:sz="0"/>
+              <w:left w:val="none" w:color="FFFFFF" w:sz="0"/>
+              <w:bottom w:val="none" w:color="FFFFFF" w:sz="0"/>
+              <w:right w:val="none" w:color="FFFFFF" w:sz="0"/>
+            </w:tcBorders>
+            <w:tcMar>
+              <w:top w:type="dxa" w:w="40"/>
+              <w:left w:type="dxa" w:w="80"/>
+              <w:bottom w:type="dxa" w:w="40"/>
+              <w:right w:type="dxa" w:w="80"/>
+            </w:tcMar>
+          </w:tcPr>
+          <w:p>
+            <w:pPr>
+              <w:spacing w:line="240"/>
+              <w:jc w:val="left"/>
+            </w:pPr>
+            <w:r>
+              <w:rPr>
+                <w:b w:val="false"/>
+                <w:bCs w:val="false"/>
+                <w:sz w:val="14"/>
+                <w:szCs w:val="14"/>
+              </w:rPr>
+              <w:t xml:space="preserve">76</w:t>
+            </w:r>
+          </w:p>
+        </w:tc>
+        <w:tc>
+          <w:tcPr>
+            <w:tcW w:type="dxa" w:w="820"/>
+            <w:tcBorders>
+              <w:top w:val="none" w:color="FFFFFF" w:sz="0"/>
+              <w:left w:val="none" w:color="FFFFFF" w:sz="0"/>
+              <w:bottom w:val="none" w:color="FFFFFF" w:sz="0"/>
+              <w:right w:val="none" w:color="FFFFFF" w:sz="0"/>
+            </w:tcBorders>
+            <w:tcMar>
+              <w:top w:type="dxa" w:w="40"/>
+              <w:left w:type="dxa" w:w="80"/>
+              <w:bottom w:type="dxa" w:w="40"/>
+              <w:right w:type="dxa" w:w="80"/>
+            </w:tcMar>
+          </w:tcPr>
+          <w:p>
+            <w:pPr>
+              <w:spacing w:line="240"/>
+              <w:jc w:val="left"/>
+            </w:pPr>
+            <w:r>
+              <w:rPr>
+                <w:b w:val="false"/>
+                <w:bCs w:val="false"/>
+                <w:sz w:val="14"/>
+                <w:szCs w:val="14"/>
+              </w:rPr>
+              <w:t xml:space="preserve">55</w:t>
+            </w:r>
+          </w:p>
+        </w:tc>
+        <w:tc>
+          <w:tcPr>
+            <w:tcW w:type="dxa" w:w="820"/>
+            <w:tcBorders>
+              <w:top w:val="none" w:color="FFFFFF" w:sz="0"/>
+              <w:left w:val="none" w:color="FFFFFF" w:sz="0"/>
+              <w:bottom w:val="none" w:color="FFFFFF" w:sz="0"/>
+              <w:right w:val="none" w:color="FFFFFF" w:sz="0"/>
+            </w:tcBorders>
+            <w:tcMar>
+              <w:top w:type="dxa" w:w="40"/>
+              <w:left w:type="dxa" w:w="80"/>
+              <w:bottom w:type="dxa" w:w="40"/>
+              <w:right w:type="dxa" w:w="80"/>
+            </w:tcMar>
+          </w:tcPr>
+          <w:p>
+            <w:pPr>
+              <w:spacing w:line="240"/>
+              <w:jc w:val="left"/>
+            </w:pPr>
+            <w:r>
+              <w:rPr>
+                <w:b w:val="false"/>
+                <w:bCs w:val="false"/>
+                <w:sz w:val="14"/>
+                <w:szCs w:val="14"/>
+              </w:rPr>
+              <w:t xml:space="preserve">99</w:t>
+            </w:r>
+          </w:p>
+        </w:tc>
+        <w:tc>
+          <w:tcPr>
+            <w:tcW w:type="dxa" w:w="820"/>
+            <w:tcBorders>
+              <w:top w:val="none" w:color="FFFFFF" w:sz="0"/>
+              <w:left w:val="none" w:color="FFFFFF" w:sz="0"/>
+              <w:bottom w:val="none" w:color="FFFFFF" w:sz="0"/>
+              <w:right w:val="none" w:color="FFFFFF" w:sz="0"/>
+            </w:tcBorders>
+            <w:tcMar>
+              <w:top w:type="dxa" w:w="40"/>
+              <w:left w:type="dxa" w:w="80"/>
+              <w:bottom w:type="dxa" w:w="40"/>
+              <w:right w:type="dxa" w:w="80"/>
+            </w:tcMar>
+          </w:tcPr>
+          <w:p>
+            <w:pPr>
+              <w:spacing w:line="240"/>
+              <w:jc w:val="left"/>
+            </w:pPr>
+            <w:r>
+              <w:rPr>
+                <w:b w:val="false"/>
+                <w:bCs w:val="false"/>
+                <w:sz w:val="14"/>
+                <w:szCs w:val="14"/>
+              </w:rPr>
+              <w:t xml:space="preserve">72</w:t>
+            </w:r>
+          </w:p>
+        </w:tc>
+        <w:tc>
+          <w:tcPr>
+            <w:tcW w:type="dxa" w:w="820"/>
+            <w:tcBorders>
+              <w:top w:val="none" w:color="FFFFFF" w:sz="0"/>
+              <w:left w:val="none" w:color="FFFFFF" w:sz="0"/>
+              <w:bottom w:val="none" w:color="FFFFFF" w:sz="0"/>
+              <w:right w:val="none" w:color="FFFFFF" w:sz="0"/>
+            </w:tcBorders>
+            <w:tcMar>
+              <w:top w:type="dxa" w:w="40"/>
+              <w:left w:type="dxa" w:w="80"/>
+              <w:bottom w:type="dxa" w:w="40"/>
+              <w:right w:type="dxa" w:w="80"/>
+            </w:tcMar>
+          </w:tcPr>
+          <w:p>
+            <w:pPr>
+              <w:spacing w:line="240"/>
+              <w:jc w:val="left"/>
+            </w:pPr>
+            <w:r>
+              <w:rPr>
+                <w:b w:val="false"/>
+                <w:bCs w:val="false"/>
+                <w:sz w:val="14"/>
+                <w:szCs w:val="14"/>
+              </w:rPr>
+              <w:t xml:space="preserve">50</w:t>
+            </w:r>
+          </w:p>
+        </w:tc>
+        <w:tc>
+          <w:tcPr>
+            <w:tcW w:type="dxa" w:w="820"/>
+            <w:tcBorders>
+              <w:top w:val="none" w:color="FFFFFF" w:sz="0"/>
+              <w:left w:val="none" w:color="FFFFFF" w:sz="0"/>
+              <w:bottom w:val="none" w:color="FFFFFF" w:sz="0"/>
+              <w:right w:val="none" w:color="FFFFFF" w:sz="0"/>
+            </w:tcBorders>
+            <w:tcMar>
+              <w:top w:type="dxa" w:w="40"/>
+              <w:left w:type="dxa" w:w="80"/>
+              <w:bottom w:type="dxa" w:w="40"/>
+              <w:right w:type="dxa" w:w="80"/>
+            </w:tcMar>
+          </w:tcPr>
+          <w:p>
+            <w:pPr>
+              <w:spacing w:line="240"/>
+              <w:jc w:val="left"/>
+            </w:pPr>
+            <w:r>
+              <w:rPr>
+                <w:b w:val="false"/>
+                <w:bCs w:val="false"/>
+                <w:sz w:val="14"/>
+                <w:szCs w:val="14"/>
+              </w:rPr>
+              <w:t xml:space="preserve">94</w:t>
+            </w:r>
+          </w:p>
+        </w:tc>
+        <w:tc>
+          <w:tcPr>
+            <w:tcW w:type="dxa" w:w="820"/>
+            <w:tcBorders>
+              <w:top w:val="none" w:color="FFFFFF" w:sz="0"/>
+              <w:left w:val="none" w:color="FFFFFF" w:sz="0"/>
+              <w:bottom w:val="none" w:color="FFFFFF" w:sz="0"/>
+              <w:right w:val="none" w:color="FFFFFF" w:sz="0"/>
+            </w:tcBorders>
+            <w:tcMar>
+              <w:top w:type="dxa" w:w="40"/>
+              <w:left w:type="dxa" w:w="80"/>
+              <w:bottom w:type="dxa" w:w="40"/>
+              <w:right w:type="dxa" w:w="80"/>
+            </w:tcMar>
+          </w:tcPr>
+          <w:p>
+            <w:pPr>
+              <w:spacing w:line="240"/>
+              <w:jc w:val="left"/>
+            </w:pPr>
+            <w:r>
+              <w:rPr>
+                <w:b w:val="false"/>
+                <w:bCs w:val="false"/>
+                <w:sz w:val="14"/>
+                <w:szCs w:val="14"/>
+              </w:rPr>
+              <w:t xml:space="preserve">69</w:t>
+            </w:r>
+          </w:p>
+        </w:tc>
+        <w:tc>
+          <w:tcPr>
+            <w:tcW w:type="dxa" w:w="820"/>
+            <w:tcBorders>
+              <w:top w:val="none" w:color="FFFFFF" w:sz="0"/>
+              <w:left w:val="none" w:color="FFFFFF" w:sz="0"/>
+              <w:bottom w:val="none" w:color="FFFFFF" w:sz="0"/>
+              <w:right w:val="none" w:color="FFFFFF" w:sz="0"/>
+            </w:tcBorders>
+            <w:tcMar>
+              <w:top w:type="dxa" w:w="40"/>
+              <w:left w:type="dxa" w:w="80"/>
+              <w:bottom w:type="dxa" w:w="40"/>
+              <w:right w:type="dxa" w:w="80"/>
+            </w:tcMar>
+          </w:tcPr>
+          <w:p>
+            <w:pPr>
+              <w:spacing w:line="240"/>
+              <w:jc w:val="left"/>
+            </w:pPr>
+            <w:r>
+              <w:rPr>
+                <w:b w:val="false"/>
+                <w:bCs w:val="false"/>
+                <w:sz w:val="14"/>
+                <w:szCs w:val="14"/>
+              </w:rPr>
+              <w:t xml:space="preserve">48</w:t>
+            </w:r>
+          </w:p>
+        </w:tc>
+        <w:tc>
+          <w:tcPr>
+            <w:tcW w:type="dxa" w:w="820"/>
+            <w:tcBorders>
+              <w:top w:val="none" w:color="FFFFFF" w:sz="0"/>
+              <w:left w:val="none" w:color="FFFFFF" w:sz="0"/>
+              <w:bottom w:val="none" w:color="FFFFFF" w:sz="0"/>
+              <w:right w:val="none" w:color="FFFFFF" w:sz="0"/>
+            </w:tcBorders>
+            <w:tcMar>
+              <w:top w:type="dxa" w:w="40"/>
+              <w:left w:type="dxa" w:w="80"/>
+              <w:bottom w:type="dxa" w:w="40"/>
+              <w:right w:type="dxa" w:w="80"/>
+            </w:tcMar>
+          </w:tcPr>
+          <w:p>
+            <w:pPr>
+              <w:spacing w:line="240"/>
+              <w:jc w:val="left"/>
+            </w:pPr>
+            <w:r>
+              <w:rPr>
+                <w:b w:val="false"/>
+                <w:bCs w:val="false"/>
+                <w:sz w:val="14"/>
+                <w:szCs w:val="14"/>
+              </w:rPr>
+              <w:t xml:space="preserve">96</w:t>
+            </w:r>
+          </w:p>
+        </w:tc>
+      </w:tr>
+      <w:tr>
+        <w:trPr>
+          <w:cantSplit/>
+        </w:trPr>
+        <w:tc>
+          <w:tcPr>
+            <w:tcW w:type="dxa" w:w="1690"/>
+            <w:tcBorders>
+              <w:top w:val="none" w:color="FFFFFF" w:sz="0"/>
+              <w:left w:val="none" w:color="FFFFFF" w:sz="0"/>
+              <w:bottom w:val="none" w:color="FFFFFF" w:sz="0"/>
+              <w:right w:val="none" w:color="FFFFFF" w:sz="0"/>
+            </w:tcBorders>
+            <w:tcMar>
+              <w:top w:type="dxa" w:w="40"/>
+              <w:left w:type="dxa" w:w="80"/>
+              <w:bottom w:type="dxa" w:w="40"/>
+              <w:right w:type="dxa" w:w="80"/>
+            </w:tcMar>
+          </w:tcPr>
+          <w:p>
+            <w:pPr>
+              <w:spacing w:line="240"/>
+              <w:jc w:val="left"/>
+            </w:pPr>
+            <w:r>
+              <w:rPr>
+                <w:b w:val="false"/>
+                <w:bCs w:val="false"/>
+                <w:sz w:val="14"/>
+                <w:szCs w:val="14"/>
+              </w:rPr>
+              <w:t xml:space="preserve">head at A</w:t>
+            </w:r>
+          </w:p>
+        </w:tc>
+        <w:tc>
+          <w:tcPr>
+            <w:tcW w:type="dxa" w:w="820"/>
+            <w:tcBorders>
+              <w:top w:val="none" w:color="FFFFFF" w:sz="0"/>
+              <w:left w:val="none" w:color="FFFFFF" w:sz="0"/>
+              <w:bottom w:val="none" w:color="FFFFFF" w:sz="0"/>
+              <w:right w:val="none" w:color="FFFFFF" w:sz="0"/>
+            </w:tcBorders>
+            <w:tcMar>
+              <w:top w:type="dxa" w:w="40"/>
+              <w:left w:type="dxa" w:w="80"/>
+              <w:bottom w:type="dxa" w:w="40"/>
+              <w:right w:type="dxa" w:w="80"/>
+            </w:tcMar>
+          </w:tcPr>
+          <w:p>
+            <w:pPr>
+              <w:spacing w:line="240"/>
+              <w:jc w:val="left"/>
+            </w:pPr>
+            <w:r>
+              <w:rPr>
+                <w:b w:val="false"/>
+                <w:bCs w:val="false"/>
+                <w:sz w:val="14"/>
+                <w:szCs w:val="14"/>
+              </w:rPr>
+              <w:t xml:space="preserve">100</w:t>
+            </w:r>
+          </w:p>
+        </w:tc>
+        <w:tc>
+          <w:tcPr>
+            <w:tcW w:type="dxa" w:w="820"/>
+            <w:tcBorders>
+              <w:top w:val="none" w:color="FFFFFF" w:sz="0"/>
+              <w:left w:val="none" w:color="FFFFFF" w:sz="0"/>
+              <w:bottom w:val="none" w:color="FFFFFF" w:sz="0"/>
+              <w:right w:val="none" w:color="FFFFFF" w:sz="0"/>
+            </w:tcBorders>
+            <w:tcMar>
+              <w:top w:type="dxa" w:w="40"/>
+              <w:left w:type="dxa" w:w="80"/>
+              <w:bottom w:type="dxa" w:w="40"/>
+              <w:right w:type="dxa" w:w="80"/>
+            </w:tcMar>
+          </w:tcPr>
+          <w:p>
+            <w:pPr>
+              <w:spacing w:line="240"/>
+              <w:jc w:val="left"/>
+            </w:pPr>
+            <w:r>
+              <w:rPr>
+                <w:b w:val="false"/>
+                <w:bCs w:val="false"/>
+                <w:sz w:val="14"/>
+                <w:szCs w:val="14"/>
+              </w:rPr>
+              <w:t xml:space="preserve">100</w:t>
+            </w:r>
+          </w:p>
+        </w:tc>
+        <w:tc>
+          <w:tcPr>
+            <w:tcW w:type="dxa" w:w="820"/>
+            <w:tcBorders>
+              <w:top w:val="none" w:color="FFFFFF" w:sz="0"/>
+              <w:left w:val="none" w:color="FFFFFF" w:sz="0"/>
+              <w:bottom w:val="none" w:color="FFFFFF" w:sz="0"/>
+              <w:right w:val="none" w:color="FFFFFF" w:sz="0"/>
+            </w:tcBorders>
+            <w:tcMar>
+              <w:top w:type="dxa" w:w="40"/>
+              <w:left w:type="dxa" w:w="80"/>
+              <w:bottom w:type="dxa" w:w="40"/>
+              <w:right w:type="dxa" w:w="80"/>
+            </w:tcMar>
+          </w:tcPr>
+          <w:p>
+            <w:pPr>
+              <w:spacing w:line="240"/>
+              <w:jc w:val="left"/>
+            </w:pPr>
+            <w:r>
+              <w:rPr>
+                <w:b w:val="false"/>
+                <w:bCs w:val="false"/>
+                <w:sz w:val="14"/>
+                <w:szCs w:val="14"/>
+              </w:rPr>
+              <w:t xml:space="preserve">99</w:t>
+            </w:r>
+          </w:p>
+        </w:tc>
+        <w:tc>
+          <w:tcPr>
+            <w:tcW w:type="dxa" w:w="820"/>
+            <w:tcBorders>
+              <w:top w:val="none" w:color="FFFFFF" w:sz="0"/>
+              <w:left w:val="none" w:color="FFFFFF" w:sz="0"/>
+              <w:bottom w:val="none" w:color="FFFFFF" w:sz="0"/>
+              <w:right w:val="none" w:color="FFFFFF" w:sz="0"/>
+            </w:tcBorders>
+            <w:tcMar>
+              <w:top w:type="dxa" w:w="40"/>
+              <w:left w:type="dxa" w:w="80"/>
+              <w:bottom w:type="dxa" w:w="40"/>
+              <w:right w:type="dxa" w:w="80"/>
+            </w:tcMar>
+          </w:tcPr>
+          <w:p>
+            <w:pPr>
+              <w:spacing w:line="240"/>
+              <w:jc w:val="left"/>
+            </w:pPr>
+            <w:r>
+              <w:rPr>
+                <w:b w:val="false"/>
+                <w:bCs w:val="false"/>
+                <w:sz w:val="14"/>
+                <w:szCs w:val="14"/>
+              </w:rPr>
+              <w:t xml:space="preserve">98</w:t>
+            </w:r>
+          </w:p>
+        </w:tc>
+        <w:tc>
+          <w:tcPr>
+            <w:tcW w:type="dxa" w:w="820"/>
+            <w:tcBorders>
+              <w:top w:val="none" w:color="FFFFFF" w:sz="0"/>
+              <w:left w:val="none" w:color="FFFFFF" w:sz="0"/>
+              <w:bottom w:val="none" w:color="FFFFFF" w:sz="0"/>
+              <w:right w:val="none" w:color="FFFFFF" w:sz="0"/>
+            </w:tcBorders>
+            <w:tcMar>
+              <w:top w:type="dxa" w:w="40"/>
+              <w:left w:type="dxa" w:w="80"/>
+              <w:bottom w:type="dxa" w:w="40"/>
+              <w:right w:type="dxa" w:w="80"/>
+            </w:tcMar>
+          </w:tcPr>
+          <w:p>
+            <w:pPr>
+              <w:spacing w:line="240"/>
+              <w:jc w:val="left"/>
+            </w:pPr>
+            <w:r>
+              <w:rPr>
+                <w:b w:val="false"/>
+                <w:bCs w:val="false"/>
+                <w:sz w:val="14"/>
+                <w:szCs w:val="14"/>
+              </w:rPr>
+              <w:t xml:space="preserve">98</w:t>
+            </w:r>
+          </w:p>
+        </w:tc>
+        <w:tc>
+          <w:tcPr>
+            <w:tcW w:type="dxa" w:w="820"/>
+            <w:tcBorders>
+              <w:top w:val="none" w:color="FFFFFF" w:sz="0"/>
+              <w:left w:val="none" w:color="FFFFFF" w:sz="0"/>
+              <w:bottom w:val="none" w:color="FFFFFF" w:sz="0"/>
+              <w:right w:val="none" w:color="FFFFFF" w:sz="0"/>
+            </w:tcBorders>
+            <w:tcMar>
+              <w:top w:type="dxa" w:w="40"/>
+              <w:left w:type="dxa" w:w="80"/>
+              <w:bottom w:type="dxa" w:w="40"/>
+              <w:right w:type="dxa" w:w="80"/>
+            </w:tcMar>
+          </w:tcPr>
+          <w:p>
+            <w:pPr>
+              <w:spacing w:line="240"/>
+              <w:jc w:val="left"/>
+            </w:pPr>
+            <w:r>
+              <w:rPr>
+                <w:b w:val="false"/>
+                <w:bCs w:val="false"/>
+                <w:sz w:val="14"/>
+                <w:szCs w:val="14"/>
+              </w:rPr>
+              <w:t xml:space="preserve">96</w:t>
+            </w:r>
+          </w:p>
+        </w:tc>
+        <w:tc>
+          <w:tcPr>
+            <w:tcW w:type="dxa" w:w="820"/>
+            <w:tcBorders>
+              <w:top w:val="none" w:color="FFFFFF" w:sz="0"/>
+              <w:left w:val="none" w:color="FFFFFF" w:sz="0"/>
+              <w:bottom w:val="none" w:color="FFFFFF" w:sz="0"/>
+              <w:right w:val="none" w:color="FFFFFF" w:sz="0"/>
+            </w:tcBorders>
+            <w:tcMar>
+              <w:top w:type="dxa" w:w="40"/>
+              <w:left w:type="dxa" w:w="80"/>
+              <w:bottom w:type="dxa" w:w="40"/>
+              <w:right w:type="dxa" w:w="80"/>
+            </w:tcMar>
+          </w:tcPr>
+          <w:p>
+            <w:pPr>
+              <w:spacing w:line="240"/>
+              <w:jc w:val="left"/>
+            </w:pPr>
+            <w:r>
+              <w:rPr>
+                <w:b w:val="false"/>
+                <w:bCs w:val="false"/>
+                <w:sz w:val="14"/>
+                <w:szCs w:val="14"/>
+              </w:rPr>
+              <w:t xml:space="preserve">100</w:t>
+            </w:r>
+          </w:p>
+        </w:tc>
+        <w:tc>
+          <w:tcPr>
+            <w:tcW w:type="dxa" w:w="820"/>
+            <w:tcBorders>
+              <w:top w:val="none" w:color="FFFFFF" w:sz="0"/>
+              <w:left w:val="none" w:color="FFFFFF" w:sz="0"/>
+              <w:bottom w:val="none" w:color="FFFFFF" w:sz="0"/>
+              <w:right w:val="none" w:color="FFFFFF" w:sz="0"/>
+            </w:tcBorders>
+            <w:tcMar>
+              <w:top w:type="dxa" w:w="40"/>
+              <w:left w:type="dxa" w:w="80"/>
+              <w:bottom w:type="dxa" w:w="40"/>
+              <w:right w:type="dxa" w:w="80"/>
+            </w:tcMar>
+          </w:tcPr>
+          <w:p>
+            <w:pPr>
+              <w:spacing w:line="240"/>
+              <w:jc w:val="left"/>
+            </w:pPr>
+            <w:r>
+              <w:rPr>
+                <w:b w:val="false"/>
+                <w:bCs w:val="false"/>
+                <w:sz w:val="14"/>
+                <w:szCs w:val="14"/>
+              </w:rPr>
+              <w:t xml:space="preserve">100</w:t>
+            </w:r>
+          </w:p>
+        </w:tc>
+        <w:tc>
+          <w:tcPr>
+            <w:tcW w:type="dxa" w:w="820"/>
+            <w:tcBorders>
+              <w:top w:val="none" w:color="FFFFFF" w:sz="0"/>
+              <w:left w:val="none" w:color="FFFFFF" w:sz="0"/>
+              <w:bottom w:val="none" w:color="FFFFFF" w:sz="0"/>
+              <w:right w:val="none" w:color="FFFFFF" w:sz="0"/>
+            </w:tcBorders>
+            <w:tcMar>
+              <w:top w:type="dxa" w:w="40"/>
+              <w:left w:type="dxa" w:w="80"/>
+              <w:bottom w:type="dxa" w:w="40"/>
+              <w:right w:type="dxa" w:w="80"/>
+            </w:tcMar>
+          </w:tcPr>
+          <w:p>
+            <w:pPr>
+              <w:spacing w:line="240"/>
+              <w:jc w:val="left"/>
+            </w:pPr>
+            <w:r>
+              <w:rPr>
+                <w:b w:val="false"/>
+                <w:bCs w:val="false"/>
+                <w:sz w:val="14"/>
+                <w:szCs w:val="14"/>
+              </w:rPr>
+              <w:t xml:space="preserve">97</w:t>
+            </w:r>
+          </w:p>
+        </w:tc>
+      </w:tr>
+      <w:tr>
+        <w:trPr>
+          <w:cantSplit/>
+        </w:trPr>
+        <w:tc>
+          <w:tcPr>
+            <w:tcW w:type="dxa" w:w="1690"/>
+            <w:tcBorders>
+              <w:top w:val="none" w:color="FFFFFF" w:sz="0"/>
+              <w:left w:val="none" w:color="FFFFFF" w:sz="0"/>
+              <w:bottom w:val="none" w:color="FFFFFF" w:sz="0"/>
+              <w:right w:val="none" w:color="FFFFFF" w:sz="0"/>
+            </w:tcBorders>
+            <w:tcMar>
+              <w:top w:type="dxa" w:w="40"/>
+              <w:left w:type="dxa" w:w="80"/>
+              <w:bottom w:type="dxa" w:w="40"/>
+              <w:right w:type="dxa" w:w="80"/>
+            </w:tcMar>
+          </w:tcPr>
+          <w:p>
+            <w:pPr>
+              <w:spacing w:line="240"/>
+              <w:jc w:val="left"/>
+            </w:pPr>
+            <w:r>
+              <w:rPr>
+                <w:b w:val="false"/>
+                <w:bCs w:val="false"/>
+                <w:sz w:val="14"/>
+                <w:szCs w:val="14"/>
+              </w:rPr>
+              <w:t xml:space="preserve">PRAG-GO, linearized</w:t>
+            </w:r>
+          </w:p>
+        </w:tc>
+        <w:tc>
+          <w:tcPr>
+            <w:tcW w:type="dxa" w:w="820"/>
+            <w:tcBorders>
+              <w:top w:val="none" w:color="FFFFFF" w:sz="0"/>
+              <w:left w:val="none" w:color="FFFFFF" w:sz="0"/>
+              <w:bottom w:val="none" w:color="FFFFFF" w:sz="0"/>
+              <w:right w:val="none" w:color="FFFFFF" w:sz="0"/>
+            </w:tcBorders>
+            <w:tcMar>
+              <w:top w:type="dxa" w:w="40"/>
+              <w:left w:type="dxa" w:w="80"/>
+              <w:bottom w:type="dxa" w:w="40"/>
+              <w:right w:type="dxa" w:w="80"/>
+            </w:tcMar>
+          </w:tcPr>
+          <w:p>
+            <w:pPr>
+              <w:spacing w:line="240"/>
+              <w:jc w:val="left"/>
+            </w:pPr>
+            <w:r>
+              <w:rPr>
+                <w:b w:val="false"/>
+                <w:bCs w:val="false"/>
+                <w:sz w:val="14"/>
+                <w:szCs w:val="14"/>
+              </w:rPr>
+              <w:t xml:space="preserve">100</w:t>
+            </w:r>
+          </w:p>
+        </w:tc>
+        <w:tc>
+          <w:tcPr>
+            <w:tcW w:type="dxa" w:w="820"/>
+            <w:tcBorders>
+              <w:top w:val="none" w:color="FFFFFF" w:sz="0"/>
+              <w:left w:val="none" w:color="FFFFFF" w:sz="0"/>
+              <w:bottom w:val="none" w:color="FFFFFF" w:sz="0"/>
+              <w:right w:val="none" w:color="FFFFFF" w:sz="0"/>
+            </w:tcBorders>
+            <w:tcMar>
+              <w:top w:type="dxa" w:w="40"/>
+              <w:left w:type="dxa" w:w="80"/>
+              <w:bottom w:type="dxa" w:w="40"/>
+              <w:right w:type="dxa" w:w="80"/>
+            </w:tcMar>
+          </w:tcPr>
+          <w:p>
+            <w:pPr>
+              <w:spacing w:line="240"/>
+              <w:jc w:val="left"/>
+            </w:pPr>
+            <w:r>
+              <w:rPr>
+                <w:b w:val="false"/>
+                <w:bCs w:val="false"/>
+                <w:sz w:val="14"/>
+                <w:szCs w:val="14"/>
+              </w:rPr>
+              <w:t xml:space="preserve">100</w:t>
+            </w:r>
+          </w:p>
+        </w:tc>
+        <w:tc>
+          <w:tcPr>
+            <w:tcW w:type="dxa" w:w="820"/>
+            <w:tcBorders>
+              <w:top w:val="none" w:color="FFFFFF" w:sz="0"/>
+              <w:left w:val="none" w:color="FFFFFF" w:sz="0"/>
+              <w:bottom w:val="none" w:color="FFFFFF" w:sz="0"/>
+              <w:right w:val="none" w:color="FFFFFF" w:sz="0"/>
+            </w:tcBorders>
+            <w:tcMar>
+              <w:top w:type="dxa" w:w="40"/>
+              <w:left w:type="dxa" w:w="80"/>
+              <w:bottom w:type="dxa" w:w="40"/>
+              <w:right w:type="dxa" w:w="80"/>
+            </w:tcMar>
+          </w:tcPr>
+          <w:p>
+            <w:pPr>
+              <w:spacing w:line="240"/>
+              <w:jc w:val="left"/>
+            </w:pPr>
+            <w:r>
+              <w:rPr>
+                <w:b w:val="false"/>
+                <w:bCs w:val="false"/>
+                <w:sz w:val="14"/>
+                <w:szCs w:val="14"/>
+              </w:rPr>
+              <w:t xml:space="preserve">99</w:t>
+            </w:r>
+          </w:p>
+        </w:tc>
+        <w:tc>
+          <w:tcPr>
+            <w:tcW w:type="dxa" w:w="820"/>
+            <w:tcBorders>
+              <w:top w:val="none" w:color="FFFFFF" w:sz="0"/>
+              <w:left w:val="none" w:color="FFFFFF" w:sz="0"/>
+              <w:bottom w:val="none" w:color="FFFFFF" w:sz="0"/>
+              <w:right w:val="none" w:color="FFFFFF" w:sz="0"/>
+            </w:tcBorders>
+            <w:tcMar>
+              <w:top w:type="dxa" w:w="40"/>
+              <w:left w:type="dxa" w:w="80"/>
+              <w:bottom w:type="dxa" w:w="40"/>
+              <w:right w:type="dxa" w:w="80"/>
+            </w:tcMar>
+          </w:tcPr>
+          <w:p>
+            <w:pPr>
+              <w:spacing w:line="240"/>
+              <w:jc w:val="left"/>
+            </w:pPr>
+            <w:r>
+              <w:rPr>
+                <w:b w:val="false"/>
+                <w:bCs w:val="false"/>
+                <w:sz w:val="14"/>
+                <w:szCs w:val="14"/>
+              </w:rPr>
+              <w:t xml:space="preserve">98</w:t>
+            </w:r>
+          </w:p>
+        </w:tc>
+        <w:tc>
+          <w:tcPr>
+            <w:tcW w:type="dxa" w:w="820"/>
+            <w:tcBorders>
+              <w:top w:val="none" w:color="FFFFFF" w:sz="0"/>
+              <w:left w:val="none" w:color="FFFFFF" w:sz="0"/>
+              <w:bottom w:val="none" w:color="FFFFFF" w:sz="0"/>
+              <w:right w:val="none" w:color="FFFFFF" w:sz="0"/>
+            </w:tcBorders>
+            <w:tcMar>
+              <w:top w:type="dxa" w:w="40"/>
+              <w:left w:type="dxa" w:w="80"/>
+              <w:bottom w:type="dxa" w:w="40"/>
+              <w:right w:type="dxa" w:w="80"/>
+            </w:tcMar>
+          </w:tcPr>
+          <w:p>
+            <w:pPr>
+              <w:spacing w:line="240"/>
+              <w:jc w:val="left"/>
+            </w:pPr>
+            <w:r>
+              <w:rPr>
+                <w:b w:val="false"/>
+                <w:bCs w:val="false"/>
+                <w:sz w:val="14"/>
+                <w:szCs w:val="14"/>
+              </w:rPr>
+              <w:t xml:space="preserve">98</w:t>
+            </w:r>
+          </w:p>
+        </w:tc>
+        <w:tc>
+          <w:tcPr>
+            <w:tcW w:type="dxa" w:w="820"/>
+            <w:tcBorders>
+              <w:top w:val="none" w:color="FFFFFF" w:sz="0"/>
+              <w:left w:val="none" w:color="FFFFFF" w:sz="0"/>
+              <w:bottom w:val="none" w:color="FFFFFF" w:sz="0"/>
+              <w:right w:val="none" w:color="FFFFFF" w:sz="0"/>
+            </w:tcBorders>
+            <w:tcMar>
+              <w:top w:type="dxa" w:w="40"/>
+              <w:left w:type="dxa" w:w="80"/>
+              <w:bottom w:type="dxa" w:w="40"/>
+              <w:right w:type="dxa" w:w="80"/>
+            </w:tcMar>
+          </w:tcPr>
+          <w:p>
+            <w:pPr>
+              <w:spacing w:line="240"/>
+              <w:jc w:val="left"/>
+            </w:pPr>
+            <w:r>
+              <w:rPr>
+                <w:b w:val="false"/>
+                <w:bCs w:val="false"/>
+                <w:sz w:val="14"/>
+                <w:szCs w:val="14"/>
+              </w:rPr>
+              <w:t xml:space="preserve">96</w:t>
+            </w:r>
+          </w:p>
+        </w:tc>
+        <w:tc>
+          <w:tcPr>
+            <w:tcW w:type="dxa" w:w="820"/>
+            <w:tcBorders>
+              <w:top w:val="none" w:color="FFFFFF" w:sz="0"/>
+              <w:left w:val="none" w:color="FFFFFF" w:sz="0"/>
+              <w:bottom w:val="none" w:color="FFFFFF" w:sz="0"/>
+              <w:right w:val="none" w:color="FFFFFF" w:sz="0"/>
+            </w:tcBorders>
+            <w:tcMar>
+              <w:top w:type="dxa" w:w="40"/>
+              <w:left w:type="dxa" w:w="80"/>
+              <w:bottom w:type="dxa" w:w="40"/>
+              <w:right w:type="dxa" w:w="80"/>
+            </w:tcMar>
+          </w:tcPr>
+          <w:p>
+            <w:pPr>
+              <w:spacing w:line="240"/>
+              <w:jc w:val="left"/>
+            </w:pPr>
+            <w:r>
+              <w:rPr>
+                <w:b w:val="false"/>
+                <w:bCs w:val="false"/>
+                <w:sz w:val="14"/>
+                <w:szCs w:val="14"/>
+              </w:rPr>
+              <w:t xml:space="preserve">100</w:t>
+            </w:r>
+          </w:p>
+        </w:tc>
+        <w:tc>
+          <w:tcPr>
+            <w:tcW w:type="dxa" w:w="820"/>
+            <w:tcBorders>
+              <w:top w:val="none" w:color="FFFFFF" w:sz="0"/>
+              <w:left w:val="none" w:color="FFFFFF" w:sz="0"/>
+              <w:bottom w:val="none" w:color="FFFFFF" w:sz="0"/>
+              <w:right w:val="none" w:color="FFFFFF" w:sz="0"/>
+            </w:tcBorders>
+            <w:tcMar>
+              <w:top w:type="dxa" w:w="40"/>
+              <w:left w:type="dxa" w:w="80"/>
+              <w:bottom w:type="dxa" w:w="40"/>
+              <w:right w:type="dxa" w:w="80"/>
+            </w:tcMar>
+          </w:tcPr>
+          <w:p>
+            <w:pPr>
+              <w:spacing w:line="240"/>
+              <w:jc w:val="left"/>
+            </w:pPr>
+            <w:r>
+              <w:rPr>
+                <w:b w:val="false"/>
+                <w:bCs w:val="false"/>
+                <w:sz w:val="14"/>
+                <w:szCs w:val="14"/>
+              </w:rPr>
+              <w:t xml:space="preserve">100</w:t>
+            </w:r>
+          </w:p>
+        </w:tc>
+        <w:tc>
+          <w:tcPr>
+            <w:tcW w:type="dxa" w:w="820"/>
+            <w:tcBorders>
+              <w:top w:val="none" w:color="FFFFFF" w:sz="0"/>
+              <w:left w:val="none" w:color="FFFFFF" w:sz="0"/>
+              <w:bottom w:val="none" w:color="FFFFFF" w:sz="0"/>
+              <w:right w:val="none" w:color="FFFFFF" w:sz="0"/>
+            </w:tcBorders>
+            <w:tcMar>
+              <w:top w:type="dxa" w:w="40"/>
+              <w:left w:type="dxa" w:w="80"/>
+              <w:bottom w:type="dxa" w:w="40"/>
+              <w:right w:type="dxa" w:w="80"/>
+            </w:tcMar>
+          </w:tcPr>
+          <w:p>
+            <w:pPr>
+              <w:spacing w:line="240"/>
+              <w:jc w:val="left"/>
+            </w:pPr>
+            <w:r>
+              <w:rPr>
+                <w:b w:val="false"/>
+                <w:bCs w:val="false"/>
+                <w:sz w:val="14"/>
+                <w:szCs w:val="14"/>
+              </w:rPr>
+              <w:t xml:space="preserve">97</w:t>
+            </w:r>
+          </w:p>
+        </w:tc>
+      </w:tr>
+      <w:tr>
+        <w:trPr>
+          <w:cantSplit/>
+        </w:trPr>
+        <w:tc>
+          <w:tcPr>
+            <w:tcW w:type="dxa" w:w="1690"/>
+            <w:tcBorders>
+              <w:top w:val="none" w:color="FFFFFF" w:sz="0"/>
+              <w:left w:val="none" w:color="FFFFFF" w:sz="0"/>
+              <w:bottom w:val="single" w:color="000000" w:sz="6"/>
+              <w:right w:val="none" w:color="FFFFFF" w:sz="0"/>
+            </w:tcBorders>
+            <w:tcMar>
+              <w:top w:type="dxa" w:w="40"/>
+              <w:left w:type="dxa" w:w="80"/>
+              <w:bottom w:type="dxa" w:w="40"/>
+              <w:right w:type="dxa" w:w="80"/>
+            </w:tcMar>
+          </w:tcPr>
+          <w:p>
+            <w:pPr>
+              <w:spacing w:line="240"/>
+              <w:jc w:val="left"/>
+            </w:pPr>
+            <w:r>
+              <w:rPr>
+                <w:b w:val="false"/>
+                <w:bCs w:val="false"/>
+                <w:sz w:val="14"/>
+                <w:szCs w:val="14"/>
+              </w:rPr>
+              <w:t xml:space="preserve">PRAG-GO, normal scores</w:t>
+            </w:r>
+          </w:p>
+        </w:tc>
+        <w:tc>
+          <w:tcPr>
+            <w:tcW w:type="dxa" w:w="820"/>
+            <w:tcBorders>
+              <w:top w:val="none" w:color="FFFFFF" w:sz="0"/>
+              <w:left w:val="none" w:color="FFFFFF" w:sz="0"/>
+              <w:bottom w:val="single" w:color="000000" w:sz="6"/>
+              <w:right w:val="none" w:color="FFFFFF" w:sz="0"/>
+            </w:tcBorders>
+            <w:tcMar>
+              <w:top w:type="dxa" w:w="40"/>
+              <w:left w:type="dxa" w:w="80"/>
+              <w:bottom w:type="dxa" w:w="40"/>
+              <w:right w:type="dxa" w:w="80"/>
+            </w:tcMar>
+          </w:tcPr>
+          <w:p>
+            <w:pPr>
+              <w:spacing w:line="240"/>
+              <w:jc w:val="left"/>
+            </w:pPr>
+            <w:r>
+              <w:rPr>
+                <w:b w:val="false"/>
+                <w:bCs w:val="false"/>
+                <w:sz w:val="14"/>
+                <w:szCs w:val="14"/>
+              </w:rPr>
+              <w:t xml:space="preserve">100</w:t>
+            </w:r>
+          </w:p>
+        </w:tc>
+        <w:tc>
+          <w:tcPr>
+            <w:tcW w:type="dxa" w:w="820"/>
+            <w:tcBorders>
+              <w:top w:val="none" w:color="FFFFFF" w:sz="0"/>
+              <w:left w:val="none" w:color="FFFFFF" w:sz="0"/>
+              <w:bottom w:val="single" w:color="000000" w:sz="6"/>
+              <w:right w:val="none" w:color="FFFFFF" w:sz="0"/>
+            </w:tcBorders>
+            <w:tcMar>
+              <w:top w:type="dxa" w:w="40"/>
+              <w:left w:type="dxa" w:w="80"/>
+              <w:bottom w:type="dxa" w:w="40"/>
+              <w:right w:type="dxa" w:w="80"/>
+            </w:tcMar>
+          </w:tcPr>
+          <w:p>
+            <w:pPr>
+              <w:spacing w:line="240"/>
+              <w:jc w:val="left"/>
+            </w:pPr>
+            <w:r>
+              <w:rPr>
+                <w:b w:val="false"/>
+                <w:bCs w:val="false"/>
+                <w:sz w:val="14"/>
+                <w:szCs w:val="14"/>
+              </w:rPr>
+              <w:t xml:space="preserve">100</w:t>
+            </w:r>
+          </w:p>
+        </w:tc>
+        <w:tc>
+          <w:tcPr>
+            <w:tcW w:type="dxa" w:w="820"/>
+            <w:tcBorders>
+              <w:top w:val="none" w:color="FFFFFF" w:sz="0"/>
+              <w:left w:val="none" w:color="FFFFFF" w:sz="0"/>
+              <w:bottom w:val="single" w:color="000000" w:sz="6"/>
+              <w:right w:val="none" w:color="FFFFFF" w:sz="0"/>
+            </w:tcBorders>
+            <w:tcMar>
+              <w:top w:type="dxa" w:w="40"/>
+              <w:left w:type="dxa" w:w="80"/>
+              <w:bottom w:type="dxa" w:w="40"/>
+              <w:right w:type="dxa" w:w="80"/>
+            </w:tcMar>
+          </w:tcPr>
+          <w:p>
+            <w:pPr>
+              <w:spacing w:line="240"/>
+              <w:jc w:val="left"/>
+            </w:pPr>
+            <w:r>
+              <w:rPr>
+                <w:b w:val="false"/>
+                <w:bCs w:val="false"/>
+                <w:sz w:val="14"/>
+                <w:szCs w:val="14"/>
+              </w:rPr>
+              <w:t xml:space="preserve">99</w:t>
+            </w:r>
+          </w:p>
+        </w:tc>
+        <w:tc>
+          <w:tcPr>
+            <w:tcW w:type="dxa" w:w="820"/>
+            <w:tcBorders>
+              <w:top w:val="none" w:color="FFFFFF" w:sz="0"/>
+              <w:left w:val="none" w:color="FFFFFF" w:sz="0"/>
+              <w:bottom w:val="single" w:color="000000" w:sz="6"/>
+              <w:right w:val="none" w:color="FFFFFF" w:sz="0"/>
+            </w:tcBorders>
+            <w:tcMar>
+              <w:top w:type="dxa" w:w="40"/>
+              <w:left w:type="dxa" w:w="80"/>
+              <w:bottom w:type="dxa" w:w="40"/>
+              <w:right w:type="dxa" w:w="80"/>
+            </w:tcMar>
+          </w:tcPr>
+          <w:p>
+            <w:pPr>
+              <w:spacing w:line="240"/>
+              <w:jc w:val="left"/>
+            </w:pPr>
+            <w:r>
+              <w:rPr>
+                <w:b w:val="false"/>
+                <w:bCs w:val="false"/>
+                <w:sz w:val="14"/>
+                <w:szCs w:val="14"/>
+              </w:rPr>
+              <w:t xml:space="preserve">97</w:t>
+            </w:r>
+          </w:p>
+        </w:tc>
+        <w:tc>
+          <w:tcPr>
+            <w:tcW w:type="dxa" w:w="820"/>
+            <w:tcBorders>
+              <w:top w:val="none" w:color="FFFFFF" w:sz="0"/>
+              <w:left w:val="none" w:color="FFFFFF" w:sz="0"/>
+              <w:bottom w:val="single" w:color="000000" w:sz="6"/>
+              <w:right w:val="none" w:color="FFFFFF" w:sz="0"/>
+            </w:tcBorders>
+            <w:tcMar>
+              <w:top w:type="dxa" w:w="40"/>
+              <w:left w:type="dxa" w:w="80"/>
+              <w:bottom w:type="dxa" w:w="40"/>
+              <w:right w:type="dxa" w:w="80"/>
+            </w:tcMar>
+          </w:tcPr>
+          <w:p>
+            <w:pPr>
+              <w:spacing w:line="240"/>
+              <w:jc w:val="left"/>
+            </w:pPr>
+            <w:r>
+              <w:rPr>
+                <w:b w:val="false"/>
+                <w:bCs w:val="false"/>
+                <w:sz w:val="14"/>
+                <w:szCs w:val="14"/>
+              </w:rPr>
+              <w:t xml:space="preserve">97</w:t>
+            </w:r>
+          </w:p>
+        </w:tc>
+        <w:tc>
+          <w:tcPr>
+            <w:tcW w:type="dxa" w:w="820"/>
+            <w:tcBorders>
+              <w:top w:val="none" w:color="FFFFFF" w:sz="0"/>
+              <w:left w:val="none" w:color="FFFFFF" w:sz="0"/>
+              <w:bottom w:val="single" w:color="000000" w:sz="6"/>
+              <w:right w:val="none" w:color="FFFFFF" w:sz="0"/>
+            </w:tcBorders>
+            <w:tcMar>
+              <w:top w:type="dxa" w:w="40"/>
+              <w:left w:type="dxa" w:w="80"/>
+              <w:bottom w:type="dxa" w:w="40"/>
+              <w:right w:type="dxa" w:w="80"/>
+            </w:tcMar>
+          </w:tcPr>
+          <w:p>
+            <w:pPr>
+              <w:spacing w:line="240"/>
+              <w:jc w:val="left"/>
+            </w:pPr>
+            <w:r>
+              <w:rPr>
+                <w:b w:val="false"/>
+                <w:bCs w:val="false"/>
+                <w:sz w:val="14"/>
+                <w:szCs w:val="14"/>
+              </w:rPr>
+              <w:t xml:space="preserve">97</w:t>
+            </w:r>
+          </w:p>
+        </w:tc>
+        <w:tc>
+          <w:tcPr>
+            <w:tcW w:type="dxa" w:w="820"/>
+            <w:tcBorders>
+              <w:top w:val="none" w:color="FFFFFF" w:sz="0"/>
+              <w:left w:val="none" w:color="FFFFFF" w:sz="0"/>
+              <w:bottom w:val="single" w:color="000000" w:sz="6"/>
+              <w:right w:val="none" w:color="FFFFFF" w:sz="0"/>
+            </w:tcBorders>
+            <w:tcMar>
+              <w:top w:type="dxa" w:w="40"/>
+              <w:left w:type="dxa" w:w="80"/>
+              <w:bottom w:type="dxa" w:w="40"/>
+              <w:right w:type="dxa" w:w="80"/>
+            </w:tcMar>
+          </w:tcPr>
+          <w:p>
+            <w:pPr>
+              <w:spacing w:line="240"/>
+              <w:jc w:val="left"/>
+            </w:pPr>
+            <w:r>
+              <w:rPr>
+                <w:b w:val="false"/>
+                <w:bCs w:val="false"/>
+                <w:sz w:val="14"/>
+                <w:szCs w:val="14"/>
+              </w:rPr>
+              <w:t xml:space="preserve">99</w:t>
+            </w:r>
+          </w:p>
+        </w:tc>
+        <w:tc>
+          <w:tcPr>
+            <w:tcW w:type="dxa" w:w="820"/>
+            <w:tcBorders>
+              <w:top w:val="none" w:color="FFFFFF" w:sz="0"/>
+              <w:left w:val="none" w:color="FFFFFF" w:sz="0"/>
+              <w:bottom w:val="single" w:color="000000" w:sz="6"/>
+              <w:right w:val="none" w:color="FFFFFF" w:sz="0"/>
+            </w:tcBorders>
+            <w:tcMar>
+              <w:top w:type="dxa" w:w="40"/>
+              <w:left w:type="dxa" w:w="80"/>
+              <w:bottom w:type="dxa" w:w="40"/>
+              <w:right w:type="dxa" w:w="80"/>
+            </w:tcMar>
+          </w:tcPr>
+          <w:p>
+            <w:pPr>
+              <w:spacing w:line="240"/>
+              <w:jc w:val="left"/>
+            </w:pPr>
+            <w:r>
+              <w:rPr>
+                <w:b w:val="false"/>
+                <w:bCs w:val="false"/>
+                <w:sz w:val="14"/>
+                <w:szCs w:val="14"/>
+              </w:rPr>
+              <w:t xml:space="preserve">99</w:t>
+            </w:r>
+          </w:p>
+        </w:tc>
+        <w:tc>
+          <w:tcPr>
+            <w:tcW w:type="dxa" w:w="820"/>
+            <w:tcBorders>
+              <w:top w:val="none" w:color="FFFFFF" w:sz="0"/>
+              <w:left w:val="none" w:color="FFFFFF" w:sz="0"/>
+              <w:bottom w:val="single" w:color="000000" w:sz="6"/>
+              <w:right w:val="none" w:color="FFFFFF" w:sz="0"/>
+            </w:tcBorders>
+            <w:tcMar>
+              <w:top w:type="dxa" w:w="40"/>
+              <w:left w:type="dxa" w:w="80"/>
+              <w:bottom w:type="dxa" w:w="40"/>
+              <w:right w:type="dxa" w:w="80"/>
+            </w:tcMar>
+          </w:tcPr>
+          <w:p>
+            <w:pPr>
+              <w:spacing w:line="240"/>
+              <w:jc w:val="left"/>
+            </w:pPr>
+            <w:r>
+              <w:rPr>
+                <w:b w:val="false"/>
+                <w:bCs w:val="false"/>
+                <w:sz w:val="14"/>
+                <w:szCs w:val="14"/>
+              </w:rPr>
+              <w:t xml:space="preserve">98</w:t>
+            </w:r>
+          </w:p>
+        </w:tc>
+      </w:tr>
+    </w:tbl>
+    <w:p>
+      <w:pPr>
+        <w:spacing w:after="160"/>
+      </w:pPr>
+    </w:p>
+    <w:p>
+      <w:pPr>
+        <w:pStyle w:val="Heading2"/>
+        <w:keepNext/>
+        <w:spacing w:after="120" w:before="200" w:line="360"/>
+      </w:pPr>
+      <w:r>
+        <w:rPr>
+          <w:rFonts w:ascii="Times New Roman" w:cs="Times New Roman" w:eastAsia="Times New Roman" w:hAnsi="Times New Roman"/>
+          <w:b/>
+          <w:bCs/>
+          <w:i w:val="false"/>
+          <w:iCs w:val="false"/>
+          <w:color w:val="000000"/>
+          <w:sz w:val="23"/>
+          <w:szCs w:val="23"/>
+        </w:rPr>
         <w:t xml:space="preserve">S7.3. KRITIK-GO (early warning of a saddle-node tipping of the toe)</w:t>
       </w:r>
     </w:p>
@@ -30162,6 +35073,107 @@
                 <w:szCs w:val="17"/>
               </w:rPr>
               <w:t xml:space="preserve">experiments/prag_go_fushe_kuqe/fk_mar_geo.py</w:t>
+            </w:r>
+          </w:p>
+        </w:tc>
+      </w:tr>
+      <w:tr>
+        <w:trPr>
+          <w:cantSplit/>
+        </w:trPr>
+        <w:tc>
+          <w:tcPr>
+            <w:tcW w:type="dxa" w:w="3600"/>
+            <w:tcBorders>
+              <w:top w:val="none" w:color="FFFFFF" w:sz="0"/>
+              <w:left w:val="none" w:color="FFFFFF" w:sz="0"/>
+              <w:bottom w:val="none" w:color="FFFFFF" w:sz="0"/>
+              <w:right w:val="none" w:color="FFFFFF" w:sz="0"/>
+            </w:tcBorders>
+            <w:tcMar>
+              <w:top w:type="dxa" w:w="40"/>
+              <w:left w:type="dxa" w:w="80"/>
+              <w:bottom w:type="dxa" w:w="40"/>
+              <w:right w:type="dxa" w:w="80"/>
+            </w:tcMar>
+          </w:tcPr>
+          <w:p>
+            <w:pPr>
+              <w:spacing w:line="240"/>
+              <w:jc w:val="left"/>
+            </w:pPr>
+            <w:r>
+              <w:rPr>
+                <w:b w:val="false"/>
+                <w:bCs w:val="false"/>
+                <w:sz w:val="17"/>
+                <w:szCs w:val="17"/>
+              </w:rPr>
+              <w:t xml:space="preserve">PRAG-GO, geolocated boundary (Fig. S2, Tables S12–S13)</w:t>
+            </w:r>
+          </w:p>
+        </w:tc>
+        <w:tc>
+          <w:tcPr>
+            <w:tcW w:type="dxa" w:w="2900"/>
+            <w:tcBorders>
+              <w:top w:val="none" w:color="FFFFFF" w:sz="0"/>
+              <w:left w:val="none" w:color="FFFFFF" w:sz="0"/>
+              <w:bottom w:val="none" w:color="FFFFFF" w:sz="0"/>
+              <w:right w:val="none" w:color="FFFFFF" w:sz="0"/>
+            </w:tcBorders>
+            <w:tcMar>
+              <w:top w:type="dxa" w:w="40"/>
+              <w:left w:type="dxa" w:w="80"/>
+              <w:bottom w:type="dxa" w:w="40"/>
+              <w:right w:type="dxa" w:w="80"/>
+            </w:tcMar>
+          </w:tcPr>
+          <w:p>
+            <w:pPr>
+              <w:spacing w:line="240"/>
+              <w:jc w:val="left"/>
+            </w:pPr>
+            <w:r>
+              <w:rPr>
+                <w:b w:val="false"/>
+                <w:bCs w:val="false"/>
+                <w:sz w:val="17"/>
+                <w:szCs w:val="17"/>
+              </w:rPr>
+              <w:t xml:space="preserve">—</w:t>
+            </w:r>
+          </w:p>
+        </w:tc>
+        <w:tc>
+          <w:tcPr>
+            <w:tcW w:type="dxa" w:w="2570"/>
+            <w:tcBorders>
+              <w:top w:val="none" w:color="FFFFFF" w:sz="0"/>
+              <w:left w:val="none" w:color="FFFFFF" w:sz="0"/>
+              <w:bottom w:val="none" w:color="FFFFFF" w:sz="0"/>
+              <w:right w:val="none" w:color="FFFFFF" w:sz="0"/>
+            </w:tcBorders>
+            <w:tcMar>
+              <w:top w:type="dxa" w:w="40"/>
+              <w:left w:type="dxa" w:w="80"/>
+              <w:bottom w:type="dxa" w:w="40"/>
+              <w:right w:type="dxa" w:w="80"/>
+            </w:tcMar>
+          </w:tcPr>
+          <w:p>
+            <w:pPr>
+              <w:spacing w:line="240"/>
+              <w:jc w:val="left"/>
+            </w:pPr>
+            <w:r>
+              <w:rPr>
+                <w:b w:val="false"/>
+                <w:bCs w:val="false"/>
+                <w:sz w:val="17"/>
+                <w:szCs w:val="17"/>
+              </w:rPr>
+              <w:t xml:space="preserve">experiments/prag_go_fushe_kuqe/fk_prag_geo.py, fk_prag_geo_check.py</w:t>
             </w:r>
           </w:p>
         </w:tc>

--- a/docs/manuscript/Chloride_Fushe_Kuqe_Supplementary_Material.docx
+++ b/docs/manuscript/Chloride_Fushe_Kuqe_Supplementary_Material.docx
@@ -109,7 +109,7 @@
       <w:r>
         <w:t xml:space="preserve">Paths refer to the code repository </w:t>
       </w:r>
-      <w:hyperlink w:history="1" r:id="rIdynaufi1ydzfvd1qy3vwpq">
+      <w:hyperlink w:history="1" r:id="rIdqny4_8ly3medlarcghgrp">
         <w:r>
           <w:rPr>
             <w:color w:val="1D4ED8"/>
@@ -20264,7 +20264,7 @@
         <w:jc w:val="both"/>
       </w:pPr>
       <w:r>
-        <w:t xml:space="preserve">Each module is a Python experiment in the folder experiments/ of the repository, with its own README, scripts, result file and figures; PRAG-MAR is also implemented in MATLAB (src/prag_mar.m). The tests use simplified models parameterized for Fushë-Kuqe with a known truth. PRAG-GO and PRAG-MAR were first tested on the companion field model with its full-margin sea boundary (S7.1–S7.2; see Section 5.2 of the main text) and then recomputed with the geolocated sea contact of Section 2.3: PRAG-MAR in S7.2a (Fig. S1, Tables S10–S11) and PRAG-GO in S7.2b (Fig. S2, Tables S12–S13). The summaries below give, for each module, the question, the model, the criterion, the experiment, the results, the limitations and the files.</w:t>
+        <w:t xml:space="preserve">Each module is a Python experiment in the folder experiments/ of the repository, with its own README, scripts, result file and figures; PRAG-MAR is also implemented in MATLAB (src/prag_mar.m), and with the geolocated boundary both PRAG-MAR and PRAG-GO are part of the MATLAB package (chloride_fk/matlab/fkcl_prag_mar.m, fkcl_prag_go.m). The tests use simplified models parameterized for Fushë-Kuqe with a known truth. PRAG-GO and PRAG-MAR were first tested on the companion field model with its full-margin sea boundary (S7.1–S7.2; see Section 5.2 of the main text) and then recomputed with the geolocated sea contact of Section 2.3: PRAG-MAR in S7.2a (Fig. S1, Tables S10–S11) and PRAG-GO in S7.2b (Fig. S2, Tables S12–S13). The summaries below give, for each module, the question, the model, the criterion, the experiment, the results, the limitations and the files.</w:t>
       </w:r>
     </w:p>
     <w:p>
@@ -26243,7 +26243,7 @@
         <w:t xml:space="preserve">Code:</w:t>
       </w:r>
       <w:r>
-        <w:t xml:space="preserve"> experiments/prag_go_fushe_kuqe/fk_prag_geo.py (designs, exact EIG), fk_prag_geo_check.py (re-check of the 5-well results with a 4× larger inner ensemble).</w:t>
+        <w:t xml:space="preserve"> experiments/prag_go_fushe_kuqe/fk_prag_geo.py (designs, exact EIG), fk_prag_geo_check.py (re-check of the 5-well results with a 4× larger inner ensemble); MATLAB chloride_fk/matlab/fkcl_prag_go.m, which reproduces the base-prior results of Table S12 from the same prior draws and noise (exported by fk_prag_geo_export.py to res_geo/prag_draws_base.bin).</w:t>
       </w:r>
     </w:p>
     <w:p>
@@ -33852,7 +33852,7 @@
         <w:jc w:val="both"/>
       </w:pPr>
       <w:r>
-        <w:t xml:space="preserve">The folder chloride_fk/matlab contains 32 functions that use base MATLAB only (no toolboxes). They were written for MATLAB R2026b and run unchanged in GNU Octave 8.4, where the workbook sheets are read from TSV copies (fkcl_export.py --tsv) because readcell is not available. To reproduce the study:</w:t>
+        <w:t xml:space="preserve">The folder chloride_fk/matlab contains 34 functions that use base MATLAB only (no toolboxes). They were written for MATLAB R2026b and run unchanged in GNU Octave 8.4, where the workbook sheets are read from TSV copies (fkcl_export.py --tsv) because readcell is not available. To reproduce the study:</w:t>
       </w:r>
     </w:p>
     <w:p>
@@ -33909,6 +33909,20 @@
       </w:pPr>
       <w:r>
         <w:t xml:space="preserve">out = fkcl_prag_mar(); recomputes PRAG-MAR with the geolocated sea boundary (Section S7.2a, Fig. S1) in about a minute; struct('mode', 'equal') gives Table S11.</w:t>
+      </w:r>
+    </w:p>
+    <w:p>
+      <w:pPr>
+        <w:pStyle w:val="ListParagraph"/>
+        <w:numPr>
+          <w:ilvl w:val="0"/>
+          <w:numId w:val="2"/>
+        </w:numPr>
+        <w:spacing w:after="60" w:line="360"/>
+        <w:jc w:val="both"/>
+      </w:pPr>
+      <w:r>
+        <w:t xml:space="preserve">out = fkcl_prag_go(); recomputes PRAG-GO with the geolocated sea boundary (Section S7.2b, Table S12, Fig. S2) and prints the largest difference from the Python result; struct('budgets', [2 3]) skips the 4 368 five-well designs, which take most of the time (in GNU Octave 8.4 on one core, about 8 min for two and three wells and about 55 min more for five; MATLAB is faster). The exact EIG of every design needs about 2 GB of memory.</w:t>
       </w:r>
     </w:p>
     <w:p>
@@ -35141,7 +35155,7 @@
                 <w:sz w:val="17"/>
                 <w:szCs w:val="17"/>
               </w:rPr>
-              <w:t xml:space="preserve">—</w:t>
+              <w:t xml:space="preserve">fkcl_prag_go.m (Table S12, Fig. S2)</w:t>
             </w:r>
           </w:p>
         </w:tc>

--- a/docs/manuscript/Chloride_Fushe_Kuqe_Supplementary_Material.docx
+++ b/docs/manuscript/Chloride_Fushe_Kuqe_Supplementary_Material.docx
@@ -109,7 +109,7 @@
       <w:r>
         <w:t xml:space="preserve">Paths refer to the code repository </w:t>
       </w:r>
-      <w:hyperlink w:history="1" r:id="rIdoxlnvhbgncoiz7vjeosro">
+      <w:hyperlink w:history="1" r:id="rIdzqx_pvrkvxsgneqeg2th6">
         <w:r>
           <w:rPr>
             <w:color w:val="1D4ED8"/>
@@ -1765,6 +1765,9 @@
       </w:r>
       <m:oMath>
         <m:r>
+          <m:rPr>
+            <m:sty m:val="p"/>
+          </m:rPr>
           <m:t>Δ</m:t>
         </m:r>
         <m:r>
@@ -1792,6 +1795,9 @@
           <m:t>+</m:t>
         </m:r>
         <m:r>
+          <m:rPr>
+            <m:sty m:val="p"/>
+          </m:rPr>
           <m:t>Δ</m:t>
         </m:r>
         <m:r>
@@ -1911,13 +1917,24 @@
           </w:rPr>
           <m:t xml:space="preserve">km</m:t>
         </m:r>
+        <m:r>
+          <m:rPr>
+            <m:sty m:val="p"/>
+          </m:rPr>
+          <w:rPr>
+            <w:rFonts w:ascii="Cambria Math" w:hAnsi="Cambria Math"/>
+            <w:sz w:val="20"/>
+            <w:szCs w:val="20"/>
+          </w:rPr>
+          <m:t>)</m:t>
+        </m:r>
       </m:oMath>
       <w:r>
         <w:rPr>
           <w:sz w:val="20"/>
           <w:szCs w:val="20"/>
         </w:rPr>
-        <w:t xml:space="preserve">).</w:t>
+        <w:t xml:space="preserve">.</w:t>
       </w:r>
     </w:p>
     <w:tbl>
@@ -3202,16 +3219,10 @@
           <m:t>=</m:t>
         </m:r>
         <m:r>
-          <m:t>30</m:t>
-        </m:r>
-        <m:r>
           <m:rPr>
             <m:nor/>
           </m:rPr>
-          <m:t>–</m:t>
-        </m:r>
-        <m:r>
-          <m:t>40</m:t>
+          <m:t>30–40</m:t>
         </m:r>
         <m:r>
           <m:t> </m:t>
@@ -3237,16 +3248,10 @@
           <m:t>=</m:t>
         </m:r>
         <m:r>
-          <m:t>30</m:t>
-        </m:r>
-        <m:r>
           <m:rPr>
             <m:nor/>
           </m:rPr>
-          <m:t>–</m:t>
-        </m:r>
-        <m:r>
-          <m:t>40</m:t>
+          <m:t>30–40</m:t>
         </m:r>
         <m:r>
           <m:t> </m:t>
@@ -3272,16 +3277,10 @@
           <m:t>=</m:t>
         </m:r>
         <m:r>
-          <m:t>36</m:t>
-        </m:r>
-        <m:r>
           <m:rPr>
             <m:nor/>
           </m:rPr>
-          <m:t>–</m:t>
-        </m:r>
-        <m:r>
-          <m:t>46</m:t>
+          <m:t>36–46</m:t>
         </m:r>
         <m:r>
           <m:t> </m:t>
@@ -3934,22 +3933,14 @@
                 <m:sup>
                   <m:r>
                     <m:rPr>
-                      <m:sty m:val="p"/>
+                      <m:nor/>
                     </m:rPr>
                     <w:rPr>
                       <w:rFonts w:ascii="Cambria Math" w:hAnsi="Cambria Math"/>
                       <w:sz w:val="16"/>
                       <w:szCs w:val="16"/>
                     </w:rPr>
-                    <m:t>−</m:t>
-                  </m:r>
-                  <m:r>
-                    <w:rPr>
-                      <w:rFonts w:ascii="Cambria Math" w:hAnsi="Cambria Math"/>
-                      <w:sz w:val="16"/>
-                      <w:szCs w:val="16"/>
-                    </w:rPr>
-                    <m:t>65</m:t>
+                    <m:t>−65</m:t>
                   </m:r>
                 </m:sup>
               </m:sSup>
@@ -3997,22 +3988,14 @@
                 <m:sup>
                   <m:r>
                     <m:rPr>
-                      <m:sty m:val="p"/>
+                      <m:nor/>
                     </m:rPr>
                     <w:rPr>
                       <w:rFonts w:ascii="Cambria Math" w:hAnsi="Cambria Math"/>
                       <w:sz w:val="16"/>
                       <w:szCs w:val="16"/>
                     </w:rPr>
-                    <m:t>−</m:t>
-                  </m:r>
-                  <m:r>
-                    <w:rPr>
-                      <w:rFonts w:ascii="Cambria Math" w:hAnsi="Cambria Math"/>
-                      <w:sz w:val="16"/>
-                      <w:szCs w:val="16"/>
-                    </w:rPr>
-                    <m:t>6</m:t>
+                    <m:t>−6</m:t>
                   </m:r>
                 </m:sup>
               </m:sSup>
@@ -4083,22 +4066,14 @@
                 <m:sup>
                   <m:r>
                     <m:rPr>
-                      <m:sty m:val="p"/>
+                      <m:nor/>
                     </m:rPr>
                     <w:rPr>
                       <w:rFonts w:ascii="Cambria Math" w:hAnsi="Cambria Math"/>
                       <w:sz w:val="16"/>
                       <w:szCs w:val="16"/>
                     </w:rPr>
-                    <m:t>−</m:t>
-                  </m:r>
-                  <m:r>
-                    <w:rPr>
-                      <w:rFonts w:ascii="Cambria Math" w:hAnsi="Cambria Math"/>
-                      <w:sz w:val="16"/>
-                      <w:szCs w:val="16"/>
-                    </w:rPr>
-                    <m:t>10</m:t>
+                    <m:t>−10</m:t>
                   </m:r>
                 </m:sup>
               </m:sSup>
@@ -4146,22 +4121,14 @@
                 <m:sup>
                   <m:r>
                     <m:rPr>
-                      <m:sty m:val="p"/>
+                      <m:nor/>
                     </m:rPr>
                     <w:rPr>
                       <w:rFonts w:ascii="Cambria Math" w:hAnsi="Cambria Math"/>
                       <w:sz w:val="16"/>
                       <w:szCs w:val="16"/>
                     </w:rPr>
-                    <m:t>−</m:t>
-                  </m:r>
-                  <m:r>
-                    <w:rPr>
-                      <w:rFonts w:ascii="Cambria Math" w:hAnsi="Cambria Math"/>
-                      <w:sz w:val="16"/>
-                      <w:szCs w:val="16"/>
-                    </w:rPr>
-                    <m:t>4</m:t>
+                    <m:t>−4</m:t>
                   </m:r>
                 </m:sup>
               </m:sSup>
@@ -4301,22 +4268,14 @@
                 <m:sup>
                   <m:r>
                     <m:rPr>
-                      <m:sty m:val="p"/>
+                      <m:nor/>
                     </m:rPr>
                     <w:rPr>
                       <w:rFonts w:ascii="Cambria Math" w:hAnsi="Cambria Math"/>
                       <w:sz w:val="16"/>
                       <w:szCs w:val="16"/>
                     </w:rPr>
-                    <m:t>−</m:t>
-                  </m:r>
-                  <m:r>
-                    <w:rPr>
-                      <w:rFonts w:ascii="Cambria Math" w:hAnsi="Cambria Math"/>
-                      <w:sz w:val="16"/>
-                      <w:szCs w:val="16"/>
-                    </w:rPr>
-                    <m:t>194</m:t>
+                    <m:t>−194</m:t>
                   </m:r>
                 </m:sup>
               </m:sSup>
@@ -4364,22 +4323,14 @@
                 <m:sup>
                   <m:r>
                     <m:rPr>
-                      <m:sty m:val="p"/>
+                      <m:nor/>
                     </m:rPr>
                     <w:rPr>
                       <w:rFonts w:ascii="Cambria Math" w:hAnsi="Cambria Math"/>
                       <w:sz w:val="16"/>
                       <w:szCs w:val="16"/>
                     </w:rPr>
-                    <m:t>−</m:t>
-                  </m:r>
-                  <m:r>
-                    <w:rPr>
-                      <w:rFonts w:ascii="Cambria Math" w:hAnsi="Cambria Math"/>
-                      <w:sz w:val="16"/>
-                      <w:szCs w:val="16"/>
-                    </w:rPr>
-                    <m:t>13</m:t>
+                    <m:t>−13</m:t>
                   </m:r>
                 </m:sup>
               </m:sSup>
@@ -4450,22 +4401,14 @@
                 <m:sup>
                   <m:r>
                     <m:rPr>
-                      <m:sty m:val="p"/>
+                      <m:nor/>
                     </m:rPr>
                     <w:rPr>
                       <w:rFonts w:ascii="Cambria Math" w:hAnsi="Cambria Math"/>
                       <w:sz w:val="16"/>
                       <w:szCs w:val="16"/>
                     </w:rPr>
-                    <m:t>−</m:t>
-                  </m:r>
-                  <m:r>
-                    <w:rPr>
-                      <w:rFonts w:ascii="Cambria Math" w:hAnsi="Cambria Math"/>
-                      <w:sz w:val="16"/>
-                      <w:szCs w:val="16"/>
-                    </w:rPr>
-                    <m:t>19</m:t>
+                    <m:t>−19</m:t>
                   </m:r>
                 </m:sup>
               </m:sSup>
@@ -4513,22 +4456,14 @@
                 <m:sup>
                   <m:r>
                     <m:rPr>
-                      <m:sty m:val="p"/>
+                      <m:nor/>
                     </m:rPr>
                     <w:rPr>
                       <w:rFonts w:ascii="Cambria Math" w:hAnsi="Cambria Math"/>
                       <w:sz w:val="16"/>
                       <w:szCs w:val="16"/>
                     </w:rPr>
-                    <m:t>−</m:t>
-                  </m:r>
-                  <m:r>
-                    <w:rPr>
-                      <w:rFonts w:ascii="Cambria Math" w:hAnsi="Cambria Math"/>
-                      <w:sz w:val="16"/>
-                      <w:szCs w:val="16"/>
-                    </w:rPr>
-                    <m:t>7</m:t>
+                    <m:t>−7</m:t>
                   </m:r>
                 </m:sup>
               </m:sSup>
@@ -4576,22 +4511,14 @@
                 <m:sup>
                   <m:r>
                     <m:rPr>
-                      <m:sty m:val="p"/>
+                      <m:nor/>
                     </m:rPr>
                     <w:rPr>
                       <w:rFonts w:ascii="Cambria Math" w:hAnsi="Cambria Math"/>
                       <w:sz w:val="16"/>
                       <w:szCs w:val="16"/>
                     </w:rPr>
-                    <m:t>−</m:t>
-                  </m:r>
-                  <m:r>
-                    <w:rPr>
-                      <w:rFonts w:ascii="Cambria Math" w:hAnsi="Cambria Math"/>
-                      <w:sz w:val="16"/>
-                      <w:szCs w:val="16"/>
-                    </w:rPr>
-                    <m:t>4</m:t>
+                    <m:t>−4</m:t>
                   </m:r>
                 </m:sup>
               </m:sSup>
@@ -5192,22 +5119,14 @@
                 <m:sup>
                   <m:r>
                     <m:rPr>
-                      <m:sty m:val="p"/>
+                      <m:nor/>
                     </m:rPr>
                     <w:rPr>
                       <w:rFonts w:ascii="Cambria Math" w:hAnsi="Cambria Math"/>
                       <w:sz w:val="16"/>
                       <w:szCs w:val="16"/>
                     </w:rPr>
-                    <m:t>−</m:t>
-                  </m:r>
-                  <m:r>
-                    <w:rPr>
-                      <w:rFonts w:ascii="Cambria Math" w:hAnsi="Cambria Math"/>
-                      <w:sz w:val="16"/>
-                      <w:szCs w:val="16"/>
-                    </w:rPr>
-                    <m:t>8</m:t>
+                    <m:t>−8</m:t>
                   </m:r>
                 </m:sup>
               </m:sSup>
@@ -5645,22 +5564,14 @@
                 <m:sup>
                   <m:r>
                     <m:rPr>
-                      <m:sty m:val="p"/>
+                      <m:nor/>
                     </m:rPr>
                     <w:rPr>
                       <w:rFonts w:ascii="Cambria Math" w:hAnsi="Cambria Math"/>
                       <w:sz w:val="16"/>
                       <w:szCs w:val="16"/>
                     </w:rPr>
-                    <m:t>−</m:t>
-                  </m:r>
-                  <m:r>
-                    <w:rPr>
-                      <w:rFonts w:ascii="Cambria Math" w:hAnsi="Cambria Math"/>
-                      <w:sz w:val="16"/>
-                      <w:szCs w:val="16"/>
-                    </w:rPr>
-                    <m:t>26</m:t>
+                    <m:t>−26</m:t>
                   </m:r>
                 </m:sup>
               </m:sSup>
@@ -6302,22 +6213,14 @@
                 <m:sup>
                   <m:r>
                     <m:rPr>
-                      <m:sty m:val="p"/>
+                      <m:nor/>
                     </m:rPr>
                     <w:rPr>
                       <w:rFonts w:ascii="Cambria Math" w:hAnsi="Cambria Math"/>
                       <w:sz w:val="16"/>
                       <w:szCs w:val="16"/>
                     </w:rPr>
-                    <m:t>−</m:t>
-                  </m:r>
-                  <m:r>
-                    <w:rPr>
-                      <w:rFonts w:ascii="Cambria Math" w:hAnsi="Cambria Math"/>
-                      <w:sz w:val="16"/>
-                      <w:szCs w:val="16"/>
-                    </w:rPr>
-                    <m:t>133</m:t>
+                    <m:t>−133</m:t>
                   </m:r>
                 </m:sup>
               </m:sSup>
@@ -6365,22 +6268,14 @@
                 <m:sup>
                   <m:r>
                     <m:rPr>
-                      <m:sty m:val="p"/>
+                      <m:nor/>
                     </m:rPr>
                     <w:rPr>
                       <w:rFonts w:ascii="Cambria Math" w:hAnsi="Cambria Math"/>
                       <w:sz w:val="16"/>
                       <w:szCs w:val="16"/>
                     </w:rPr>
-                    <m:t>−</m:t>
-                  </m:r>
-                  <m:r>
-                    <w:rPr>
-                      <w:rFonts w:ascii="Cambria Math" w:hAnsi="Cambria Math"/>
-                      <w:sz w:val="16"/>
-                      <w:szCs w:val="16"/>
-                    </w:rPr>
-                    <m:t>6</m:t>
+                    <m:t>−6</m:t>
                   </m:r>
                 </m:sup>
               </m:sSup>
@@ -6451,22 +6346,14 @@
                 <m:sup>
                   <m:r>
                     <m:rPr>
-                      <m:sty m:val="p"/>
+                      <m:nor/>
                     </m:rPr>
                     <w:rPr>
                       <w:rFonts w:ascii="Cambria Math" w:hAnsi="Cambria Math"/>
                       <w:sz w:val="16"/>
                       <w:szCs w:val="16"/>
                     </w:rPr>
-                    <m:t>−</m:t>
-                  </m:r>
-                  <m:r>
-                    <w:rPr>
-                      <w:rFonts w:ascii="Cambria Math" w:hAnsi="Cambria Math"/>
-                      <w:sz w:val="16"/>
-                      <w:szCs w:val="16"/>
-                    </w:rPr>
-                    <m:t>8</m:t>
+                    <m:t>−8</m:t>
                   </m:r>
                 </m:sup>
               </m:sSup>
@@ -6514,22 +6401,14 @@
                 <m:sup>
                   <m:r>
                     <m:rPr>
-                      <m:sty m:val="p"/>
+                      <m:nor/>
                     </m:rPr>
                     <w:rPr>
                       <w:rFonts w:ascii="Cambria Math" w:hAnsi="Cambria Math"/>
                       <w:sz w:val="16"/>
                       <w:szCs w:val="16"/>
                     </w:rPr>
-                    <m:t>−</m:t>
-                  </m:r>
-                  <m:r>
-                    <w:rPr>
-                      <w:rFonts w:ascii="Cambria Math" w:hAnsi="Cambria Math"/>
-                      <w:sz w:val="16"/>
-                      <w:szCs w:val="16"/>
-                    </w:rPr>
-                    <m:t>4</m:t>
+                    <m:t>−4</m:t>
                   </m:r>
                 </m:sup>
               </m:sSup>
@@ -10868,6 +10747,9 @@
           </m:sub>
         </m:sSub>
         <m:r>
+          <m:rPr>
+            <m:sty m:val="p"/>
+          </m:rPr>
           <m:t>Δ</m:t>
         </m:r>
         <m:r>
@@ -10887,18 +10769,21 @@
           <m:sup>
             <m:r>
               <m:rPr>
-                <m:sty m:val="p"/>
+                <m:nor/>
               </m:rPr>
-              <m:t>−</m:t>
-            </m:r>
-            <m:r>
-              <m:t>8</m:t>
+              <m:t>−8</m:t>
             </m:r>
           </m:sup>
         </m:sSup>
+        <m:r>
+          <m:rPr>
+            <m:sty m:val="p"/>
+          </m:rPr>
+          <m:t>)</m:t>
+        </m:r>
       </m:oMath>
       <w:r>
-        <w:t xml:space="preserve">); a step is halved when the inner loop fails and the next one lengthened by 1.6 when it converges in fewer than seven iterations. Every 25 steps the steady transport equation is solved with the current velocities, and the march stops when that solution differs from the current concentration by less than </w:t>
+        <w:t xml:space="preserve">; a step is halved when the inner loop fails and the next one lengthened by 1.6 when it converges in fewer than seven iterations. Every 25 steps the steady transport equation is solved with the current velocities, and the march stops when that solution differs from the current concentration by less than </w:t>
       </w:r>
       <m:oMath>
         <m:sSup>
@@ -10910,12 +10795,9 @@
           <m:sup>
             <m:r>
               <m:rPr>
-                <m:sty m:val="p"/>
+                <m:nor/>
               </m:rPr>
-              <m:t>−</m:t>
-            </m:r>
-            <m:r>
-              <m:t>6</m:t>
+              <m:t>−6</m:t>
             </m:r>
           </m:sup>
         </m:sSup>
@@ -10930,10 +10812,16 @@
         <w:jc w:val="both"/>
       </w:pPr>
       <w:r>
-        <w:t xml:space="preserve">In Henry mode the concentration boundary values are applied at ghost cells one full cell beyond the domain, as in the Newton solver of the companion study (src/vd_solve_forward.m). The toe position at the base (</w:t>
+        <w:t xml:space="preserve">In Henry mode the concentration boundary values are applied at ghost cells one full cell beyond the domain, as in the Newton solver of the companion study (src/vd_solve_forward.m). The toe position at the base </w:t>
       </w:r>
       <m:oMath>
         <m:r>
+          <m:rPr>
+            <m:sty m:val="p"/>
+          </m:rPr>
+          <m:t>(</m:t>
+        </m:r>
+        <m:r>
           <m:t>c</m:t>
         </m:r>
         <m:r>
@@ -10945,9 +10833,15 @@
         <m:r>
           <m:t>0.5</m:t>
         </m:r>
+        <m:r>
+          <m:rPr>
+            <m:sty m:val="p"/>
+          </m:rPr>
+          <m:t>)</m:t>
+        </m:r>
       </m:oMath>
       <w:r>
-        <w:t xml:space="preserve">) then matches that solver on the refinement ladder: 1.4226, 1.3971, 1.3918 and 1.3864 m at </w:t>
+        <w:t xml:space="preserve"> then matches that solver on the refinement ladder: 1.4226, 1.3971, 1.3918 and 1.3864 m at </w:t>
       </w:r>
       <m:oMath>
         <m:r>
@@ -11037,9 +10931,20 @@
           <w:sz w:val="20"/>
           <w:szCs w:val="20"/>
         </w:rPr>
-        <w:t xml:space="preserve"> Variable-density runs on section A–A′ (</w:t>
+        <w:t xml:space="preserve"> Variable-density runs on section A–A′ </w:t>
       </w:r>
       <m:oMath>
+        <m:r>
+          <m:rPr>
+            <m:sty m:val="p"/>
+          </m:rPr>
+          <w:rPr>
+            <w:rFonts w:ascii="Cambria Math" w:hAnsi="Cambria Math"/>
+            <w:sz w:val="20"/>
+            <w:szCs w:val="20"/>
+          </w:rPr>
+          <m:t>(</m:t>
+        </m:r>
         <m:r>
           <w:rPr>
             <w:rFonts w:ascii="Cambria Math" w:hAnsi="Cambria Math"/>
@@ -11086,13 +10991,24 @@
           </w:rPr>
           <m:t xml:space="preserve">km</m:t>
         </m:r>
+        <m:r>
+          <m:rPr>
+            <m:sty m:val="p"/>
+          </m:rPr>
+          <w:rPr>
+            <w:rFonts w:ascii="Cambria Math" w:hAnsi="Cambria Math"/>
+            <w:sz w:val="20"/>
+            <w:szCs w:val="20"/>
+          </w:rPr>
+          <m:t>)</m:t>
+        </m:r>
       </m:oMath>
       <w:r>
         <w:rPr>
           <w:sz w:val="20"/>
           <w:szCs w:val="20"/>
         </w:rPr>
-        <w:t xml:space="preserve">). Toe: </w:t>
+        <w:t xml:space="preserve">. Toe: </w:t>
       </w:r>
       <m:oMath>
         <m:r>
@@ -12089,22 +12005,14 @@
                 <m:sup>
                   <m:r>
                     <m:rPr>
-                      <m:sty m:val="p"/>
+                      <m:nor/>
                     </m:rPr>
                     <w:rPr>
                       <w:rFonts w:ascii="Cambria Math" w:hAnsi="Cambria Math"/>
                       <w:sz w:val="15"/>
                       <w:szCs w:val="15"/>
                     </w:rPr>
-                    <m:t>−</m:t>
-                  </m:r>
-                  <m:r>
-                    <w:rPr>
-                      <w:rFonts w:ascii="Cambria Math" w:hAnsi="Cambria Math"/>
-                      <w:sz w:val="15"/>
-                      <w:szCs w:val="15"/>
-                    </w:rPr>
-                    <m:t>7</m:t>
+                    <m:t>−7</m:t>
                   </m:r>
                 </m:sup>
               </m:sSup>
@@ -12511,22 +12419,14 @@
                 <m:sup>
                   <m:r>
                     <m:rPr>
-                      <m:sty m:val="p"/>
+                      <m:nor/>
                     </m:rPr>
                     <w:rPr>
                       <w:rFonts w:ascii="Cambria Math" w:hAnsi="Cambria Math"/>
                       <w:sz w:val="15"/>
                       <w:szCs w:val="15"/>
                     </w:rPr>
-                    <m:t>−</m:t>
-                  </m:r>
-                  <m:r>
-                    <w:rPr>
-                      <w:rFonts w:ascii="Cambria Math" w:hAnsi="Cambria Math"/>
-                      <w:sz w:val="15"/>
-                      <w:szCs w:val="15"/>
-                    </w:rPr>
-                    <m:t>7</m:t>
+                    <m:t>−7</m:t>
                   </m:r>
                 </m:sup>
               </m:sSup>
@@ -12933,22 +12833,14 @@
                 <m:sup>
                   <m:r>
                     <m:rPr>
-                      <m:sty m:val="p"/>
+                      <m:nor/>
                     </m:rPr>
                     <w:rPr>
                       <w:rFonts w:ascii="Cambria Math" w:hAnsi="Cambria Math"/>
                       <w:sz w:val="15"/>
                       <w:szCs w:val="15"/>
                     </w:rPr>
-                    <m:t>−</m:t>
-                  </m:r>
-                  <m:r>
-                    <w:rPr>
-                      <w:rFonts w:ascii="Cambria Math" w:hAnsi="Cambria Math"/>
-                      <w:sz w:val="15"/>
-                      <w:szCs w:val="15"/>
-                    </w:rPr>
-                    <m:t>7</m:t>
+                    <m:t>−7</m:t>
                   </m:r>
                 </m:sup>
               </m:sSup>
@@ -13355,22 +13247,14 @@
                 <m:sup>
                   <m:r>
                     <m:rPr>
-                      <m:sty m:val="p"/>
+                      <m:nor/>
                     </m:rPr>
                     <w:rPr>
                       <w:rFonts w:ascii="Cambria Math" w:hAnsi="Cambria Math"/>
                       <w:sz w:val="15"/>
                       <w:szCs w:val="15"/>
                     </w:rPr>
-                    <m:t>−</m:t>
-                  </m:r>
-                  <m:r>
-                    <w:rPr>
-                      <w:rFonts w:ascii="Cambria Math" w:hAnsi="Cambria Math"/>
-                      <w:sz w:val="15"/>
-                      <w:szCs w:val="15"/>
-                    </w:rPr>
-                    <m:t>7</m:t>
+                    <m:t>−7</m:t>
                   </m:r>
                 </m:sup>
               </m:sSup>
@@ -13839,22 +13723,14 @@
                 <m:sup>
                   <m:r>
                     <m:rPr>
-                      <m:sty m:val="p"/>
+                      <m:nor/>
                     </m:rPr>
                     <w:rPr>
                       <w:rFonts w:ascii="Cambria Math" w:hAnsi="Cambria Math"/>
                       <w:sz w:val="15"/>
                       <w:szCs w:val="15"/>
                     </w:rPr>
-                    <m:t>−</m:t>
-                  </m:r>
-                  <m:r>
-                    <w:rPr>
-                      <w:rFonts w:ascii="Cambria Math" w:hAnsi="Cambria Math"/>
-                      <w:sz w:val="15"/>
-                      <w:szCs w:val="15"/>
-                    </w:rPr>
-                    <m:t>7</m:t>
+                    <m:t>−7</m:t>
                   </m:r>
                 </m:sup>
               </m:sSup>
@@ -14323,22 +14199,14 @@
                 <m:sup>
                   <m:r>
                     <m:rPr>
-                      <m:sty m:val="p"/>
+                      <m:nor/>
                     </m:rPr>
                     <w:rPr>
                       <w:rFonts w:ascii="Cambria Math" w:hAnsi="Cambria Math"/>
                       <w:sz w:val="15"/>
                       <w:szCs w:val="15"/>
                     </w:rPr>
-                    <m:t>−</m:t>
-                  </m:r>
-                  <m:r>
-                    <w:rPr>
-                      <w:rFonts w:ascii="Cambria Math" w:hAnsi="Cambria Math"/>
-                      <w:sz w:val="15"/>
-                      <w:szCs w:val="15"/>
-                    </w:rPr>
-                    <m:t>7</m:t>
+                    <m:t>−7</m:t>
                   </m:r>
                 </m:sup>
               </m:sSup>
@@ -14695,22 +14563,14 @@
           <m:sup>
             <m:r>
               <m:rPr>
-                <m:sty m:val="p"/>
+                <m:nor/>
               </m:rPr>
               <w:rPr>
                 <w:rFonts w:ascii="Cambria Math" w:hAnsi="Cambria Math"/>
                 <w:sz w:val="14"/>
                 <w:szCs w:val="14"/>
               </w:rPr>
-              <m:t>−</m:t>
-            </m:r>
-            <m:r>
-              <w:rPr>
-                <w:rFonts w:ascii="Cambria Math" w:hAnsi="Cambria Math"/>
-                <w:sz w:val="14"/>
-                <w:szCs w:val="14"/>
-              </w:rPr>
-              <m:t>5</m:t>
+              <m:t>−5</m:t>
             </m:r>
           </m:sup>
         </m:sSup>
@@ -23544,7 +23404,7 @@
         <w:jc w:val="both"/>
       </w:pPr>
       <w:r>
-        <w:t xml:space="preserve">Each module is a Python experiment in the folder experiments/ of the repository, with its own README, scripts, result file and figures; PRAG-MAR is also implemented in MATLAB (src/prag_mar.m), and with the geolocated boundary both PRAG-MAR and PRAG-GO are part of the MATLAB package (chloride_fk/matlab/fkcl_prag_mar.m, fkcl_prag_go.m). The tests use simplified models parameterized for Fushë-Kuqe with a known truth. PRAG-GO and PRAG-MAR were first tested on the companion field model with its full-margin sea boundary (S7.1–S7.2; see Section 5.2 of the main text) and then recomputed with the geolocated sea contact of Section 2.3: PRAG-MAR in S7.2a (Fig. S1, Tables S10–S11) and PRAG-GO in S7.2b (Fig. S2, Tables S12–S13). The summaries below give, for each module, the question, the model, the criterion, the experiment, the results, the limitations and the files.</w:t>
+        <w:t xml:space="preserve">Each module is a Python experiment in the folder experiments/ of the repository, with its own README, scripts, result file and figures; PRAG-MAR is also implemented in MATLAB (src/prag_mar.m), and with the geolocated boundary both PRAG-MAR and PRAG-GO are part of the MATLAB package (chloride_fk/matlab/fkcl_prag_mar.m, fkcl_prag_go.m). The tests use simplified models parameterized for Fushë-Kuqe with a known truth. PRAG-GO and PRAG-MAR were first tested on the companion field model with its full-margin sea boundary (S7.1–S7.2; see Section 5.2 of the main text) and then recomputed with the geolocated sea contact of Section 2.3: PRAG-MAR in S7.2a (Fig. S1, Tables S9–S10) and PRAG-GO in S7.2b (Fig. S2, Tables S11–S12). The summaries below give, for each module, the question, the model, the criterion, the experiment, the results, the limitations and the files.</w:t>
       </w:r>
     </w:p>
     <w:p>
@@ -23714,12 +23574,9 @@
           <m:sup>
             <m:r>
               <m:rPr>
-                <m:sty m:val="p"/>
+                <m:nor/>
               </m:rPr>
-              <m:t>−</m:t>
-            </m:r>
-            <m:r>
-              <m:t>6</m:t>
+              <m:t>−6</m:t>
             </m:r>
           </m:sup>
         </m:sSup>
@@ -23779,12 +23636,9 @@
           <m:sup>
             <m:r>
               <m:rPr>
-                <m:sty m:val="p"/>
+                <m:nor/>
               </m:rPr>
-              <m:t>−</m:t>
-            </m:r>
-            <m:r>
-              <m:t>5</m:t>
+              <m:t>−5</m:t>
             </m:r>
           </m:sup>
         </m:sSup>
@@ -23848,23 +23702,47 @@
         </m:r>
       </m:oMath>
       <w:r>
-        <w:t xml:space="preserve">, lengths 0.5 m (</w:t>
+        <w:t xml:space="preserve">, lengths 0.5 m </w:t>
       </w:r>
       <m:oMath>
         <m:r>
+          <m:rPr>
+            <m:sty m:val="p"/>
+          </m:rPr>
+          <m:t>(</m:t>
+        </m:r>
+        <m:r>
           <m:t>x</m:t>
         </m:r>
+        <m:r>
+          <m:rPr>
+            <m:sty m:val="p"/>
+          </m:rPr>
+          <m:t>)</m:t>
+        </m:r>
       </m:oMath>
       <w:r>
-        <w:t xml:space="preserve">) / 0.2 m (</w:t>
+        <w:t xml:space="preserve"> / 0.2 m </w:t>
       </w:r>
       <m:oMath>
         <m:r>
+          <m:rPr>
+            <m:sty m:val="p"/>
+          </m:rPr>
+          <m:t>(</m:t>
+        </m:r>
+        <m:r>
           <m:t>z</m:t>
         </m:r>
+        <m:r>
+          <m:rPr>
+            <m:sty m:val="p"/>
+          </m:rPr>
+          <m:t>)</m:t>
+        </m:r>
       </m:oMath>
       <w:r>
-        <w:t xml:space="preserve">); local </w:t>
+        <w:t xml:space="preserve">; local </w:t>
       </w:r>
       <m:oMath>
         <m:r>
@@ -23940,10 +23818,16 @@
         </m:r>
       </m:oMath>
       <w:r>
-        <w:t xml:space="preserve"> (1% seawater); 32 candidates (</w:t>
+        <w:t xml:space="preserve"> (1% seawater); 32 candidates </w:t>
       </w:r>
       <m:oMath>
         <m:r>
+          <m:rPr>
+            <m:sty m:val="p"/>
+          </m:rPr>
+          <m:t>(</m:t>
+        </m:r>
+        <m:r>
           <m:t>x</m:t>
         </m:r>
         <m:r>
@@ -24041,9 +23925,15 @@
           </m:rPr>
           <m:t>m</m:t>
         </m:r>
+        <m:r>
+          <m:rPr>
+            <m:sty m:val="p"/>
+          </m:rPr>
+          <m:t>)</m:t>
+        </m:r>
       </m:oMath>
       <w:r>
-        <w:t xml:space="preserve">), noise sd 0.01, 3 wells/design </w:t>
+        <w:t xml:space="preserve">, noise sd 0.01, 3 wells/design </w:t>
       </w:r>
       <m:oMath>
         <m:r>
@@ -24236,12 +24126,9 @@
           <m:sup>
             <m:r>
               <m:rPr>
-                <m:sty m:val="p"/>
+                <m:nor/>
               </m:rPr>
-              <m:t>−</m:t>
-            </m:r>
-            <m:r>
-              <m:t>4</m:t>
+              <m:t>−4</m:t>
             </m:r>
           </m:sup>
         </m:sSup>
@@ -24411,18 +24298,56 @@
         </m:r>
       </m:oMath>
       <w:r>
-        <w:t xml:space="preserve">; head noise 0.2 m. Alternative priors rho805 (</w:t>
+        <w:t xml:space="preserve">; head noise 0.2 m. Alternative priors rho805 </w:t>
+      </w:r>
+      <m:oMath>
+        <m:r>
+          <m:rPr>
+            <m:sty m:val="p"/>
+          </m:rPr>
+          <m:t>(</m:t>
+        </m:r>
+        <m:sSub>
+          <m:e>
+            <m:r>
+              <m:t>ρ</m:t>
+            </m:r>
+          </m:e>
+          <m:sub>
+            <m:r>
+              <m:t>F</m:t>
+            </m:r>
+          </m:sub>
+        </m:sSub>
+        <m:r>
+          <m:rPr>
+            <m:sty m:val="p"/>
+          </m:rPr>
+          <m:t>=</m:t>
+        </m:r>
+        <m:r>
+          <m:t>0.805</m:t>
+        </m:r>
+        <m:r>
+          <m:rPr>
+            <m:sty m:val="p"/>
+          </m:rPr>
+          <m:t>)</m:t>
+        </m:r>
+      </m:oMath>
+      <w:r>
+        <w:t xml:space="preserve"> and fine (50 zones, </w:t>
       </w:r>
       <m:oMath>
         <m:sSub>
           <m:e>
             <m:r>
-              <m:t>ρ</m:t>
+              <m:t>L</m:t>
             </m:r>
           </m:e>
           <m:sub>
             <m:r>
-              <m:t>F</m:t>
+              <m:t>c</m:t>
             </m:r>
           </m:sub>
         </m:sSub>
@@ -24433,25 +24358,34 @@
           <m:t>=</m:t>
         </m:r>
         <m:r>
-          <m:t>0.805</m:t>
+          <m:t>3</m:t>
+        </m:r>
+        <m:r>
+          <m:t> </m:t>
+        </m:r>
+        <m:r>
+          <m:rPr>
+            <m:nor/>
+          </m:rPr>
+          <m:t xml:space="preserve">km</m:t>
+        </m:r>
+        <m:r>
+          <m:rPr>
+            <m:sty m:val="p"/>
+          </m:rPr>
+          <m:t>)</m:t>
         </m:r>
       </m:oMath>
       <w:r>
-        <w:t xml:space="preserve">) and fine (50 zones, </w:t>
+        <w:t xml:space="preserve">. Supply wells </w:t>
       </w:r>
       <m:oMath>
-        <m:sSub>
-          <m:e>
-            <m:r>
-              <m:t>L</m:t>
-            </m:r>
-          </m:e>
-          <m:sub>
-            <m:r>
-              <m:t>c</m:t>
-            </m:r>
-          </m:sub>
-        </m:sSub>
+        <m:r>
+          <m:rPr>
+            <m:nor/>
+          </m:rPr>
+          <m:t>A</m:t>
+        </m:r>
         <m:r>
           <m:rPr>
             <m:sty m:val="p"/>
@@ -24459,27 +24393,21 @@
           <m:t>=</m:t>
         </m:r>
         <m:r>
-          <m:t>3</m:t>
-        </m:r>
-        <m:r>
-          <m:t> </m:t>
-        </m:r>
-        <m:r>
           <m:rPr>
             <m:nor/>
           </m:rPr>
-          <m:t xml:space="preserve">km</m:t>
+          <m:t xml:space="preserve">A23</m:t>
         </m:r>
       </m:oMath>
       <w:r>
-        <w:t xml:space="preserve">). Supply wells </w:t>
+        <w:t xml:space="preserve"> (north), </w:t>
       </w:r>
       <m:oMath>
         <m:r>
           <m:rPr>
             <m:nor/>
           </m:rPr>
-          <m:t>A</m:t>
+          <m:t>B</m:t>
         </m:r>
         <m:r>
           <m:rPr>
@@ -24491,42 +24419,7 @@
           <m:rPr>
             <m:nor/>
           </m:rPr>
-          <m:t>A</m:t>
-        </m:r>
-        <m:r>
-          <m:rPr>
-            <m:sty m:val="p"/>
-          </m:rPr>
-          <m:t>23</m:t>
-        </m:r>
-      </m:oMath>
-      <w:r>
-        <w:t xml:space="preserve"> (north), </w:t>
-      </w:r>
-      <m:oMath>
-        <m:r>
-          <m:rPr>
-            <m:nor/>
-          </m:rPr>
-          <m:t>B</m:t>
-        </m:r>
-        <m:r>
-          <m:rPr>
-            <m:sty m:val="p"/>
-          </m:rPr>
-          <m:t>=</m:t>
-        </m:r>
-        <m:r>
-          <m:rPr>
-            <m:nor/>
-          </m:rPr>
-          <m:t>R</m:t>
-        </m:r>
-        <m:r>
-          <m:rPr>
-            <m:sty m:val="p"/>
-          </m:rPr>
-          <m:t>16</m:t>
+          <m:t xml:space="preserve">R16</m:t>
         </m:r>
       </m:oMath>
       <w:r>
@@ -24926,12 +24819,9 @@
           <m:sup>
             <m:r>
               <m:rPr>
-                <m:sty m:val="p"/>
+                <m:nor/>
               </m:rPr>
-              <m:t>−</m:t>
-            </m:r>
-            <m:r>
-              <m:t>1</m:t>
+              <m:t>−1</m:t>
             </m:r>
           </m:sup>
         </m:sSup>
@@ -25062,7 +24952,7 @@
               <m:rPr>
                 <m:nor/>
               </m:rPr>
-              <m:t>E</m:t>
+              <m:t>𝔼</m:t>
             </m:r>
           </m:e>
           <m:sub>
@@ -25305,7 +25195,7 @@
               <m:rPr>
                 <m:nor/>
               </m:rPr>
-              <m:t>E</m:t>
+              <m:t>𝔼</m:t>
             </m:r>
           </m:e>
           <m:sub>
@@ -25655,12 +25545,9 @@
           <m:sup>
             <m:r>
               <m:rPr>
-                <m:sty m:val="p"/>
+                <m:nor/>
               </m:rPr>
-              <m:t>−</m:t>
-            </m:r>
-            <m:r>
-              <m:t>1</m:t>
+              <m:t>−1</m:t>
             </m:r>
           </m:sup>
         </m:sSup>
@@ -25837,19 +25724,16 @@
           <m:sup>
             <m:r>
               <m:rPr>
-                <m:sty m:val="p"/>
+                <m:nor/>
               </m:rPr>
-              <m:t>−</m:t>
-            </m:r>
-            <m:r>
-              <m:t>1</m:t>
+              <m:t>−1</m:t>
             </m:r>
           </m:sup>
         </m:sSubSup>
         <m:nary>
           <m:naryPr>
             <m:chr m:val="∑"/>
-            <m:limLoc m:val="undOvr"/>
+            <m:limLoc m:val="subSup"/>
             <m:subHide m:val="off"/>
             <m:supHide m:val="on"/>
           </m:naryPr>
@@ -25919,7 +25803,7 @@
         <m:nary>
           <m:naryPr>
             <m:chr m:val="∑"/>
-            <m:limLoc m:val="undOvr"/>
+            <m:limLoc m:val="subSup"/>
             <m:subHide m:val="off"/>
             <m:supHide m:val="on"/>
           </m:naryPr>
@@ -25972,7 +25856,7 @@
         <m:nary>
           <m:naryPr>
             <m:chr m:val="∑"/>
-            <m:limLoc m:val="undOvr"/>
+            <m:limLoc m:val="subSup"/>
             <m:subHide m:val="off"/>
             <m:supHide m:val="on"/>
           </m:naryPr>
@@ -26248,9 +26132,15 @@
         <w:jc w:val="both"/>
       </w:pPr>
       <w:r>
-        <w:t xml:space="preserve">Henry, PRAG-GO adjoint two-zone form pragAdj: gauss 99.9/100.0, local 97.1/99.6, facies 99.1/99.8; single-well form pragAdjA (</w:t>
+        <w:t xml:space="preserve">Henry, PRAG-GO adjoint two-zone form pragAdj: gauss 99.9/100.0, local 97.1/99.6, facies 99.1/99.8; single-well form pragAdjA </w:t>
       </w:r>
       <m:oMath>
+        <m:r>
+          <m:rPr>
+            <m:sty m:val="p"/>
+          </m:rPr>
+          <m:t>(</m:t>
+        </m:r>
         <m:r>
           <m:rPr>
             <m:nor/>
@@ -26274,9 +26164,15 @@
             </m:r>
           </m:sub>
         </m:sSub>
+        <m:r>
+          <m:rPr>
+            <m:sty m:val="p"/>
+          </m:rPr>
+          <m:t>)</m:t>
+        </m:r>
       </m:oMath>
       <w:r>
-        <w:t xml:space="preserve">) on risk A: 98.5, 98.7, 99.4. Spearman, mass criterion vs exact EIG (A-or-B): 0.53/0.52/0.59. Half-ensemble re-estimation moved percentages </w:t>
+        <w:t xml:space="preserve"> on risk A: 98.5, 98.7, 99.4. Spearman, mass criterion vs exact EIG (A-or-B): 0.53/0.52/0.59. Half-ensemble re-estimation moved percentages </w:t>
       </w:r>
       <m:oMath>
         <m:r>
@@ -28747,10 +28643,16 @@
         </m:r>
       </m:oMath>
       <w:r>
-        <w:t xml:space="preserve"> (</w:t>
+        <w:t xml:space="preserve"> </w:t>
       </w:r>
       <m:oMath>
         <m:r>
+          <m:rPr>
+            <m:sty m:val="p"/>
+          </m:rPr>
+          <m:t>(</m:t>
+        </m:r>
+        <m:r>
           <m:t>b</m:t>
         </m:r>
         <m:r>
@@ -28771,9 +28673,15 @@
           </m:rPr>
           <m:t>m</m:t>
         </m:r>
+        <m:r>
+          <m:rPr>
+            <m:sty m:val="p"/>
+          </m:rPr>
+          <m:t>)</m:t>
+        </m:r>
       </m:oMath>
       <w:r>
-        <w:t xml:space="preserve">), recharge </w:t>
+        <w:t xml:space="preserve">, recharge </w:t>
       </w:r>
       <m:oMath>
         <m:r>
@@ -28794,12 +28702,9 @@
           <m:sup>
             <m:r>
               <m:rPr>
-                <m:sty m:val="p"/>
+                <m:nor/>
               </m:rPr>
-              <m:t>−</m:t>
-            </m:r>
-            <m:r>
-              <m:t>4</m:t>
+              <m:t>−4</m:t>
             </m:r>
           </m:sup>
         </m:sSup>
@@ -28826,9 +28731,15 @@
         </m:r>
       </m:oMath>
       <w:r>
-        <w:t xml:space="preserve">, the 12 pilot zones with the facies prior (</w:t>
+        <w:t xml:space="preserve">, the 12 pilot zones with the facies prior </w:t>
       </w:r>
       <m:oMath>
+        <m:r>
+          <m:rPr>
+            <m:sty m:val="p"/>
+          </m:rPr>
+          <m:t>(</m:t>
+        </m:r>
         <m:sSub>
           <m:e>
             <m:r>
@@ -28850,9 +28761,15 @@
         <m:r>
           <m:t>0.6</m:t>
         </m:r>
+        <m:r>
+          <m:rPr>
+            <m:sty m:val="p"/>
+          </m:rPr>
+          <m:t>)</m:t>
+        </m:r>
       </m:oMath>
       <w:r>
-        <w:t xml:space="preserve">) and the Ghyben–Herzberg criterion </w:t>
+        <w:t xml:space="preserve"> and the Ghyben–Herzberg criterion </w:t>
       </w:r>
       <m:oMath>
         <m:r>
@@ -28912,10 +28829,16 @@
         <w:t xml:space="preserve">Rules, fixed before the comparison.</w:t>
       </w:r>
       <w:r>
-        <w:t xml:space="preserve"> (i) Supply wells: the sector is split at section A–A′ (</w:t>
+        <w:t xml:space="preserve"> (i) Supply wells: the sector is split at section A–A′ </w:t>
       </w:r>
       <m:oMath>
         <m:r>
+          <m:rPr>
+            <m:sty m:val="p"/>
+          </m:rPr>
+          <m:t>(</m:t>
+        </m:r>
+        <m:r>
           <m:t>y</m:t>
         </m:r>
         <m:r>
@@ -28957,13 +28880,7 @@
           <m:rPr>
             <m:nor/>
           </m:rPr>
-          <m:t>A</m:t>
-        </m:r>
-        <m:r>
-          <m:rPr>
-            <m:sty m:val="p"/>
-          </m:rPr>
-          <m:t>1</m:t>
+          <m:t xml:space="preserve">A1</m:t>
         </m:r>
       </m:oMath>
       <w:r>
@@ -28986,13 +28903,7 @@
           <m:rPr>
             <m:nor/>
           </m:rPr>
-          <m:t>P</m:t>
-        </m:r>
-        <m:r>
-          <m:rPr>
-            <m:sty m:val="p"/>
-          </m:rPr>
-          <m:t>10</m:t>
+          <m:t xml:space="preserve">P10</m:t>
         </m:r>
       </m:oMath>
       <w:r>
@@ -29155,7 +29066,7 @@
         </m:r>
       </m:oMath>
       <w:r>
-        <w:t xml:space="preserve">, with mean drawdowns of 1.56 and 3.25 m. (iii) Recharge candidates: sector cells at least 1 km from both supply wells, since recharge at the pumping well itself would only mean pumping less (the full-margin experiment placed two of its sites at the supply wells). (iv) All designs use the published selection rule: three cells, at least 6 km apart in northing. The designs are compared exactly on 2000 prior realizations (Table S10, Fig. S1).</w:t>
+        <w:t xml:space="preserve">, with mean drawdowns of 1.56 and 3.25 m. (iii) Recharge candidates: sector cells at least 1 km from both supply wells, since recharge at the pumping well itself would only mean pumping less (the full-margin experiment placed two of its sites at the supply wells). (iv) All designs use the published selection rule: three cells, at least 6 km apart in northing. The designs are compared exactly on 2000 prior realizations (Table S9, Fig. S1).</w:t>
       </w:r>
     </w:p>
     <w:p>
@@ -29170,7 +29081,7 @@
           <w:sz w:val="20"/>
           <w:szCs w:val="20"/>
         </w:rPr>
-        <w:t xml:space="preserve">Table S10.</w:t>
+        <w:t xml:space="preserve">Table S9.</w:t>
       </w:r>
       <w:r>
         <w:rPr>
@@ -32515,7 +32426,7 @@
           <w:sz w:val="20"/>
           <w:szCs w:val="20"/>
         </w:rPr>
-        <w:t xml:space="preserve"> (Table S10); dashed: one pumping rate at both wells with </w:t>
+        <w:t xml:space="preserve"> (Table S9); dashed: one pumping rate at both wells with </w:t>
       </w:r>
       <m:oMath>
         <m:r>
@@ -32601,7 +32512,7 @@
           <w:sz w:val="20"/>
           <w:szCs w:val="20"/>
         </w:rPr>
-        <w:t xml:space="preserve"> (Table S11).</w:t>
+        <w:t xml:space="preserve"> (Table S10).</w:t>
       </w:r>
     </w:p>
     <w:p>
@@ -32617,7 +32528,7 @@
         <w:t xml:space="preserve">Results.</w:t>
       </w:r>
       <w:r>
-        <w:t xml:space="preserve"> Without recharge the probability that A or B is intruded is 0.559. At 5000 m³/d per site, the PRAG-MAR sites lower it to 0.06, close to the exact optimum of the ensemble (0.04); the sites chosen for the intruded area lower it to 0.30, and the published sites to 0.53, because two of them lie outside the sector and the third acts on the northern coast. The area design is the best for its own goal (mean intruded area 9.2 against 11.0 km² for PRAG-MAR), since it recharges the northern coastal strip where the intrusion is, far from the well field: the two goals call for different sites. The ranking does not depend on the pumping rule (Table S11): with one pumping rate at both wells the probability falls from 0.48 to 0.02 with PRAG-MAR, equal to the exact optimum (0.02), against 0.23 for the area design and 0.45 for the published sites.</w:t>
+        <w:t xml:space="preserve"> Without recharge the probability that A or B is intruded is 0.559. At 5000 m³/d per site, the PRAG-MAR sites lower it to 0.06, close to the exact optimum of the ensemble (0.04); the sites chosen for the intruded area lower it to 0.30, and the published sites to 0.53, because two of them lie outside the sector and the third acts on the northern coast. The area design is the best for its own goal (mean intruded area 9.2 against 11.0 km² for PRAG-MAR), since it recharges the northern coastal strip where the intrusion is, far from the well field: the two goals call for different sites. The ranking does not depend on the pumping rule (Table S10): with one pumping rate at both wells the probability falls from 0.48 to 0.02 with PRAG-MAR, equal to the exact optimum (0.02), against 0.23 for the area design and 0.45 for the published sites.</w:t>
       </w:r>
     </w:p>
     <w:p>
@@ -32632,16 +32543,27 @@
           <w:sz w:val="20"/>
           <w:szCs w:val="20"/>
         </w:rPr>
-        <w:t xml:space="preserve">Table S11.</w:t>
+        <w:t xml:space="preserve">Table S10.</w:t>
       </w:r>
       <w:r>
         <w:rPr>
           <w:sz w:val="20"/>
           <w:szCs w:val="20"/>
         </w:rPr>
-        <w:t xml:space="preserve"> Sensitivity to the pumping rule: one rate at both wells (</w:t>
+        <w:t xml:space="preserve"> Sensitivity to the pumping rule: one rate at both wells </w:t>
       </w:r>
       <m:oMath>
+        <m:r>
+          <m:rPr>
+            <m:sty m:val="p"/>
+          </m:rPr>
+          <w:rPr>
+            <w:rFonts w:ascii="Cambria Math" w:hAnsi="Cambria Math"/>
+            <w:sz w:val="20"/>
+            <w:szCs w:val="20"/>
+          </w:rPr>
+          <m:t>(</m:t>
+        </m:r>
         <m:sSub>
           <m:e>
             <m:r>
@@ -32774,13 +32696,24 @@
           </w:rPr>
           <m:t>d</m:t>
         </m:r>
+        <m:r>
+          <m:rPr>
+            <m:sty m:val="p"/>
+          </m:rPr>
+          <w:rPr>
+            <w:rFonts w:ascii="Cambria Math" w:hAnsi="Cambria Math"/>
+            <w:sz w:val="20"/>
+            <w:szCs w:val="20"/>
+          </w:rPr>
+          <m:t>)</m:t>
+        </m:r>
       </m:oMath>
       <w:r>
         <w:rPr>
           <w:sz w:val="20"/>
           <w:szCs w:val="20"/>
         </w:rPr>
-        <w:t xml:space="preserve">) with </w:t>
+        <w:t xml:space="preserve"> with </w:t>
       </w:r>
       <m:oMath>
         <m:r>
@@ -33812,9 +33745,15 @@
         <w:t xml:space="preserve">Limitations.</w:t>
       </w:r>
       <w:r>
-        <w:t xml:space="preserve"> The physics is that of the uncalibrated companion model (</w:t>
+        <w:t xml:space="preserve"> The physics is that of the uncalibrated companion model </w:t>
       </w:r>
       <m:oMath>
+        <m:r>
+          <m:rPr>
+            <m:sty m:val="p"/>
+          </m:rPr>
+          <m:t>(</m:t>
+        </m:r>
         <m:r>
           <m:t>b</m:t>
         </m:r>
@@ -33908,7 +33847,7 @@
         </m:r>
       </m:oMath>
       <w:r>
-        <w:t xml:space="preserve"> larger inner ensemble); MATLAB chloride_fk/matlab/fkcl_prag_go.m, which reproduces Table S12 and the </w:t>
+        <w:t xml:space="preserve"> larger inner ensemble); MATLAB chloride_fk/matlab/fkcl_prag_go.m, which reproduces Table S11 and the </w:t>
       </w:r>
       <m:oMath>
         <m:sSub>
@@ -33934,7 +33873,7 @@
         </m:r>
       </m:oMath>
       <w:r>
-        <w:t xml:space="preserve"> columns of Table S13 from the same prior draws and noise (exported by fk_prag_geo_export.py to res_geo/prag_draws_base.bin and prag_draws_rho805.bin).</w:t>
+        <w:t xml:space="preserve"> columns of Table S12 from the same prior draws and noise (exported by fk_prag_geo_export.py to res_geo/prag_draws_base.bin and prag_draws_rho805.bin).</w:t>
       </w:r>
     </w:p>
     <w:p>
@@ -33969,13 +33908,7 @@
           <m:rPr>
             <m:nor/>
           </m:rPr>
-          <m:t>A</m:t>
-        </m:r>
-        <m:r>
-          <m:rPr>
-            <m:sty m:val="p"/>
-          </m:rPr>
-          <m:t>1</m:t>
+          <m:t xml:space="preserve">A1</m:t>
         </m:r>
       </m:oMath>
       <w:r>
@@ -33998,17 +33931,11 @@
           <m:rPr>
             <m:nor/>
           </m:rPr>
-          <m:t>P</m:t>
-        </m:r>
-        <m:r>
-          <m:rPr>
-            <m:sty m:val="p"/>
-          </m:rPr>
-          <m:t>10</m:t>
+          <m:t xml:space="preserve">P10</m:t>
         </m:r>
       </m:oMath>
       <w:r>
-        <w:t xml:space="preserve"> and their pumping are those of S7.2a: without pumping no well in the sector is at risk, so there would be no threshold question to design for. The three goals of S7.1 are kept: A intruded (rA), A or B intruded (rAB) and the intruded area of the sector above a threshold (rArea), now 12 km², the prior median rounded to 1 km² (the full-margin test used 100 km², near its baseline area of 92.7 km²). Prior probabilities are 0.49, 0.57, 0.50. The candidates are the 16 other inside K-wells of the sector (P3, P4, P12, P13, P17, A3, A4, A9, A10, A11, A13, A23, A24, A25, A28, A30), read with a head error of 0.2 m. With 16 candidates every design can be evaluated exactly: all 560 three-well and 4368 five-well designs, by likelihood re-weighting of 12 000 inner and 2 000 outer prior realizations. The eight criteria of S7.1 rank the designs, and the best design of each is scored by its exact EIG as a percentage of the exact optimum (Table S12, Fig. S2).</w:t>
+        <w:t xml:space="preserve"> and their pumping are those of S7.2a: without pumping no well in the sector is at risk, so there would be no threshold question to design for. The three goals of S7.1 are kept: A intruded (rA), A or B intruded (rAB) and the intruded area of the sector above a threshold (rArea), now 12 km², the prior median rounded to 1 km² (the full-margin test used 100 km², near its baseline area of 92.7 km²). Prior probabilities are 0.49, 0.57, 0.50. The candidates are the 16 other inside K-wells of the sector (P3, P4, P12, P13, P17, A3, A4, A9, A10, A11, A13, A23, A24, A25, A28, A30), read with a head error of 0.2 m. With 16 candidates every design can be evaluated exactly: all 560 three-well and 4368 five-well designs, by likelihood re-weighting of 12 000 inner and 2 000 outer prior realizations. The eight criteria of S7.1 rank the designs, and the best design of each is scored by its exact EIG as a percentage of the exact optimum (Table S11, Fig. S2).</w:t>
       </w:r>
     </w:p>
     <w:p>
@@ -34023,7 +33950,7 @@
           <w:sz w:val="20"/>
           <w:szCs w:val="20"/>
         </w:rPr>
-        <w:t xml:space="preserve">Table S12.</w:t>
+        <w:t xml:space="preserve">Table S11.</w:t>
       </w:r>
       <w:r>
         <w:rPr>
@@ -37133,7 +37060,7 @@
           <w:sz w:val="20"/>
           <w:szCs w:val="20"/>
         </w:rPr>
-        <w:t xml:space="preserve"> PRAG-GO with the geolocated sea boundary. (a) Candidate wells, the pumped supply wells, the three-well designs chosen by PRAG-GO (A3, A10, A23) and by the area criterion of the published pipeline (A3, A10, A28) for the goal "A or B intruded", and the two published monitoring wells that lie in the sector. (b) Exact EIG of the design chosen by each criterion, in % of the exact optimum, for three wells (bars) and five wells (black marks; re-estimated with 48 000 realizations, Table S13). (c) Criterion against exact EIG over all 560 three-well designs for the goal "A or B intruded".</w:t>
+        <w:t xml:space="preserve"> PRAG-GO with the geolocated sea boundary. (a) Candidate wells, the pumped supply wells, the three-well designs chosen by PRAG-GO (A3, A10, A23) and by the area criterion of the published pipeline (A3, A10, A28) for the goal "A or B intruded", and the two published monitoring wells that lie in the sector. (b) Exact EIG of the design chosen by each criterion, in % of the exact optimum, for three wells (bars) and five wells (black marks; re-estimated with 48 000 realizations, Table S12). (c) Criterion against exact EIG over all 560 three-well designs for the goal "A or B intruded".</w:t>
       </w:r>
     </w:p>
     <w:p>
@@ -37149,9 +37076,15 @@
         <w:t xml:space="preserve">Results.</w:t>
       </w:r>
       <w:r>
-        <w:t xml:space="preserve"> For the two supply-well goals the PRAG-GO design of three wells (A3, A10, A23) is the exact optimum, whereas the design chosen for the intruded area reaches 74 % (rA) and 52 % (rAB) of the optimal information; with five wells, re-estimated with 48 000 realizations, 100 and 100 % against 69 and 48 % (Table S13). The area criterion ranks the designs almost at random for rAB (</w:t>
+        <w:t xml:space="preserve"> For the two supply-well goals the PRAG-GO design of three wells (A3, A10, A23) is the exact optimum, whereas the design chosen for the intruded area reaches 74 % (rA) and 52 % (rAB) of the optimal information; with five wells, re-estimated with 48 000 realizations, 100 and 100 % against 69 and 48 % (Table S12). The area criterion ranks the designs almost at random for rAB </w:t>
       </w:r>
       <m:oMath>
+        <m:r>
+          <m:rPr>
+            <m:sty m:val="p"/>
+          </m:rPr>
+          <m:t>(</m:t>
+        </m:r>
         <m:sSub>
           <m:e>
             <m:r>
@@ -37184,9 +37117,15 @@
         <w:jc w:val="both"/>
       </w:pPr>
       <w:r>
-        <w:t xml:space="preserve">One difference from the full-margin test (S7.1) must be stated. There, the linear EIG of the head at A alone reached only 34–40 % of the optimum for "A or B intruded", because the two supply wells, 18 km apart in different sectors, were nearly independent. Here the two pumped wells of the same well field are strongly correlated (</w:t>
+        <w:t xml:space="preserve">One difference from the full-margin test (S7.1) must be stated. There, the linear EIG of the head at A alone reached only 34–40 % of the optimum for "A or B intruded", because the two supply wells, 18 km apart in different sectors, were nearly independent. Here the two pumped wells of the same well field are strongly correlated </w:t>
       </w:r>
       <m:oMath>
+        <m:r>
+          <m:rPr>
+            <m:sty m:val="p"/>
+          </m:rPr>
+          <m:t>(</m:t>
+        </m:r>
         <m:r>
           <m:t>r</m:t>
         </m:r>
@@ -37214,7 +37153,7 @@
           <w:b/>
           <w:bCs/>
         </w:rPr>
-        <w:t xml:space="preserve">Robustness (Table S13).</w:t>
+        <w:t xml:space="preserve">Robustness (Table S12).</w:t>
       </w:r>
       <w:r>
         <w:t xml:space="preserve"> With the field cross-facies correlation </w:t>
@@ -37258,14 +37197,14 @@
           <w:sz w:val="20"/>
           <w:szCs w:val="20"/>
         </w:rPr>
-        <w:t xml:space="preserve">Table S13.</w:t>
+        <w:t xml:space="preserve">Table S12.</w:t>
       </w:r>
       <w:r>
         <w:rPr>
           <w:sz w:val="20"/>
           <w:szCs w:val="20"/>
         </w:rPr>
-        <w:t xml:space="preserve"> Robustness of Table S12: exact EIG of each criterion's best design in % of the optimum, with the prior </w:t>
+        <w:t xml:space="preserve"> Robustness of Table S11: exact EIG of each criterion's best design in % of the optimum, with the prior </w:t>
       </w:r>
       <m:oMath>
         <m:sSub>
@@ -37430,6 +37369,28 @@
                   </m:r>
                 </m:sub>
               </m:sSub>
+              <m:r>
+                <m:rPr>
+                  <m:sty m:val="b"/>
+                </m:rPr>
+                <w:rPr>
+                  <w:rFonts w:ascii="Cambria Math" w:hAnsi="Cambria Math"/>
+                  <w:sz w:val="14"/>
+                  <w:szCs w:val="14"/>
+                </w:rPr>
+                <m:t>=</m:t>
+              </m:r>
+              <m:r>
+                <m:rPr>
+                  <m:sty m:val="b"/>
+                </m:rPr>
+                <w:rPr>
+                  <w:rFonts w:ascii="Cambria Math" w:hAnsi="Cambria Math"/>
+                  <w:sz w:val="14"/>
+                  <w:szCs w:val="14"/>
+                </w:rPr>
+                <m:t>0.805</m:t>
+              </m:r>
             </m:oMath>
             <w:r>
               <w:rPr>
@@ -37438,7 +37399,7 @@
                 <w:sz w:val="14"/>
                 <w:szCs w:val="14"/>
               </w:rPr>
-              <w:t xml:space="preserve"> 0.805: rA, 3</w:t>
+              <w:t xml:space="preserve">: rA, 3</w:t>
             </w:r>
           </w:p>
         </w:tc>
@@ -39418,9 +39379,15 @@
         </m:sSub>
       </m:oMath>
       <w:r>
-        <w:t xml:space="preserve">. kritik.py: 400 ramp runs (</w:t>
+        <w:t xml:space="preserve">. kritik.py: 400 ramp runs </w:t>
       </w:r>
       <m:oMath>
+        <m:r>
+          <m:rPr>
+            <m:sty m:val="p"/>
+          </m:rPr>
+          <m:t>(</m:t>
+        </m:r>
         <m:r>
           <m:t>0.5</m:t>
         </m:r>
@@ -40031,7 +39998,7 @@
         <m:nary>
           <m:naryPr>
             <m:chr m:val="∑"/>
-            <m:limLoc m:val="undOvr"/>
+            <m:limLoc m:val="subSup"/>
             <m:subHide m:val="off"/>
             <m:supHide m:val="on"/>
           </m:naryPr>
@@ -41102,9 +41069,15 @@
         </m:r>
       </m:oMath>
       <w:r>
-        <w:t xml:space="preserve">. E3: 60 prior draws (</w:t>
+        <w:t xml:space="preserve">. E3: 60 prior draws </w:t>
       </w:r>
       <m:oMath>
+        <m:r>
+          <m:rPr>
+            <m:sty m:val="p"/>
+          </m:rPr>
+          <m:t>(</m:t>
+        </m:r>
         <m:r>
           <m:t>K</m:t>
         </m:r>
@@ -41389,12 +41362,9 @@
         </m:r>
         <m:r>
           <m:rPr>
-            <m:sty m:val="p"/>
-          </m:rPr>
-          <m:t>−</m:t>
-        </m:r>
-        <m:r>
-          <m:t>1</m:t>
+            <m:nor/>
+          </m:rPr>
+          <m:t>−1</m:t>
         </m:r>
       </m:oMath>
       <w:r>
@@ -41586,12 +41556,6 @@
             <m:nor/>
           </m:rPr>
           <m:t xml:space="preserve">Var</m:t>
-        </m:r>
-        <m:r>
-          <m:rPr>
-            <m:nor/>
-          </m:rPr>
-          <m:t xml:space="preserve"> </m:t>
         </m:r>
         <m:r>
           <m:rPr>
@@ -41914,16 +41878,10 @@
       </w:r>
       <m:oMath>
         <m:r>
-          <m:t>3.7</m:t>
-        </m:r>
-        <m:r>
-          <m:rPr>
-            <m:sty m:val="p"/>
-          </m:rPr>
-          <m:t>–</m:t>
-        </m:r>
-        <m:r>
-          <m:t>84</m:t>
+          <m:rPr>
+            <m:nor/>
+          </m:rPr>
+          <m:t>3.7–84</m:t>
         </m:r>
         <m:r>
           <m:rPr>
@@ -42094,9 +42052,15 @@
         </m:sSub>
       </m:oMath>
       <w:r>
-        <w:t xml:space="preserve"> (</w:t>
+        <w:t xml:space="preserve"> </w:t>
       </w:r>
       <m:oMath>
+        <m:r>
+          <m:rPr>
+            <m:sty m:val="p"/>
+          </m:rPr>
+          <m:t>(</m:t>
+        </m:r>
         <m:r>
           <m:rPr>
             <m:nor/>
@@ -42145,9 +42109,15 @@
           </m:rPr>
           <m:t>d</m:t>
         </m:r>
+        <m:r>
+          <m:rPr>
+            <m:sty m:val="p"/>
+          </m:rPr>
+          <m:t>)</m:t>
+        </m:r>
       </m:oMath>
       <w:r>
-        <w:t xml:space="preserve">).</w:t>
+        <w:t xml:space="preserve">.</w:t>
       </w:r>
     </w:p>
     <w:p>
@@ -42206,16 +42176,10 @@
           <m:t>=</m:t>
         </m:r>
         <m:r>
-          <m:t>0.618</m:t>
-        </m:r>
-        <m:r>
-          <m:rPr>
-            <m:sty m:val="p"/>
-          </m:rPr>
-          <m:t>–</m:t>
-        </m:r>
-        <m:r>
-          <m:t>0.888</m:t>
+          <m:rPr>
+            <m:nor/>
+          </m:rPr>
+          <m:t>0.618–0.888</m:t>
         </m:r>
       </m:oMath>
       <w:r>
@@ -42247,16 +42211,10 @@
           <m:t> </m:t>
         </m:r>
         <m:r>
-          <m:t>004</m:t>
-        </m:r>
-        <m:r>
-          <m:rPr>
-            <m:sty m:val="p"/>
-          </m:rPr>
-          <m:t>–</m:t>
-        </m:r>
-        <m:r>
-          <m:t>5</m:t>
+          <m:rPr>
+            <m:nor/>
+          </m:rPr>
+          <m:t>004–5</m:t>
         </m:r>
         <m:r>
           <m:t> </m:t>
@@ -42946,10 +42904,16 @@
         <w:t xml:space="preserve">1. Question.</w:t>
       </w:r>
       <w:r>
-        <w:t xml:space="preserve"> When exact coastal readings (</w:t>
+        <w:t xml:space="preserve"> When exact coastal readings </w:t>
       </w:r>
       <m:oMath>
         <m:r>
+          <m:rPr>
+            <m:sty m:val="p"/>
+          </m:rPr>
+          <m:t>(</m:t>
+        </m:r>
+        <m:r>
           <m:t>Φ</m:t>
         </m:r>
         <m:r>
@@ -42978,9 +42942,15 @@
         <m:r>
           <m:t>0</m:t>
         </m:r>
+        <m:r>
+          <m:rPr>
+            <m:sty m:val="p"/>
+          </m:rPr>
+          <m:t>)</m:t>
+        </m:r>
       </m:oMath>
       <w:r>
-        <w:t xml:space="preserve">) are added to noisy inland readings, does standard Bayes become overconfident about the toe, and does SafeBayes repair it and value monitoring additions correctly?</w:t>
+        <w:t xml:space="preserve"> are added to noisy inland readings, does standard Bayes become overconfident about the toe, and does SafeBayes repair it and value monitoring additions correctly?</w:t>
       </w:r>
     </w:p>
     <w:p>
@@ -43121,9 +43091,15 @@
         </m:r>
       </m:oMath>
       <w:r>
-        <w:t xml:space="preserve"> (</w:t>
+        <w:t xml:space="preserve"> </w:t>
       </w:r>
       <m:oMath>
+        <m:r>
+          <m:rPr>
+            <m:sty m:val="p"/>
+          </m:rPr>
+          <m:t>(</m:t>
+        </m:r>
         <m:sSub>
           <m:e>
             <m:r>
@@ -43169,9 +43145,15 @@
             </m:r>
           </m:sup>
         </m:sSup>
+        <m:r>
+          <m:rPr>
+            <m:sty m:val="p"/>
+          </m:rPr>
+          <m:t>)</m:t>
+        </m:r>
       </m:oMath>
       <w:r>
-        <w:t xml:space="preserve">); </w:t>
+        <w:t xml:space="preserve">; </w:t>
       </w:r>
       <m:oMath>
         <m:r>
@@ -43374,9 +43356,15 @@
         </m:r>
       </m:oMath>
       <w:r>
-        <w:t xml:space="preserve">, conjugate normal–inverse-gamma prior, BMA over degree, homoscedastic noise. Data: 30 inland wells at 100–1 800 m, noise sd 0.7 m² (</w:t>
+        <w:t xml:space="preserve">, conjugate normal–inverse-gamma prior, BMA over degree, homoscedastic noise. Data: 30 inland wells at 100–1 800 m, noise sd 0.7 m² </w:t>
       </w:r>
       <m:oMath>
+        <m:r>
+          <m:rPr>
+            <m:sty m:val="p"/>
+          </m:rPr>
+          <m:t>(</m:t>
+        </m:r>
         <m:sSup>
           <m:e>
             <m:r>
@@ -43398,9 +43386,15 @@
         <m:r>
           <m:t>0.49</m:t>
         </m:r>
+        <m:r>
+          <m:rPr>
+            <m:sty m:val="p"/>
+          </m:rPr>
+          <m:t>)</m:t>
+        </m:r>
       </m:oMath>
       <w:r>
-        <w:t xml:space="preserve">), plus </w:t>
+        <w:t xml:space="preserve">, plus </w:t>
       </w:r>
       <m:oMath>
         <m:sSub>
@@ -43512,12 +43506,9 @@
           <m:sup>
             <m:r>
               <m:rPr>
-                <m:sty m:val="p"/>
+                <m:nor/>
               </m:rPr>
-              <m:t>−</m:t>
-            </m:r>
-            <m:r>
-              <m:t>6</m:t>
+              <m:t>−6</m:t>
             </m:r>
           </m:sup>
         </m:sSup>
@@ -43683,10 +43674,16 @@
         <w:t xml:space="preserve">4. Design.</w:t>
       </w:r>
       <w:r>
-        <w:t xml:space="preserve"> Bayes (</w:t>
+        <w:t xml:space="preserve"> Bayes </w:t>
       </w:r>
       <m:oMath>
         <m:r>
+          <m:rPr>
+            <m:sty m:val="p"/>
+          </m:rPr>
+          <m:t>(</m:t>
+        </m:r>
+        <m:r>
           <m:t>η</m:t>
         </m:r>
         <m:r>
@@ -43698,9 +43695,15 @@
         <m:r>
           <m:t>1</m:t>
         </m:r>
+        <m:r>
+          <m:rPr>
+            <m:sty m:val="p"/>
+          </m:rPr>
+          <m:t>)</m:t>
+        </m:r>
       </m:oMath>
       <w:r>
-        <w:t xml:space="preserve">), SafeBayes (1 order), SAFE-GO, oracle (coastal readings used as one exact constraint, weight </w:t>
+        <w:t xml:space="preserve">, SafeBayes (1 order), SAFE-GO, oracle (coastal readings used as one exact constraint, weight </w:t>
       </w:r>
       <m:oMath>
         <m:sSup>
@@ -43715,11 +43718,23 @@
             </m:r>
           </m:sup>
         </m:sSup>
+        <m:r>
+          <m:rPr>
+            <m:sty m:val="p"/>
+          </m:rPr>
+          <m:t>)</m:t>
+        </m:r>
       </m:oMath>
       <w:r>
-        <w:t xml:space="preserve">). E2: baseline 60 coastal + 30 inland, three additions: +120 coastal readings (code; the docstring says +90), +6 wells near the SAFE-GO toe estimate (</w:t>
+        <w:t xml:space="preserve">. E2: baseline 60 coastal + 30 inland, three additions: +120 coastal readings (code; the docstring says +90), +6 wells near the SAFE-GO toe estimate </w:t>
       </w:r>
       <m:oMath>
+        <m:r>
+          <m:rPr>
+            <m:sty m:val="p"/>
+          </m:rPr>
+          <m:t>(</m:t>
+        </m:r>
         <m:r>
           <m:rPr>
             <m:nor/>
@@ -44094,12 +44109,9 @@
           <m:sup>
             <m:r>
               <m:rPr>
-                <m:sty m:val="p"/>
+                <m:nor/>
               </m:rPr>
-              <m:t>−</m:t>
-            </m:r>
-            <m:r>
-              <m:t>1</m:t>
+              <m:t>−1</m:t>
             </m:r>
             <m:r>
               <m:rPr>
@@ -44139,12 +44151,9 @@
           <m:sup>
             <m:r>
               <m:rPr>
-                <m:sty m:val="p"/>
+                <m:nor/>
               </m:rPr>
-              <m:t>−</m:t>
-            </m:r>
-            <m:r>
-              <m:t>6</m:t>
+              <m:t>−6</m:t>
             </m:r>
           </m:sup>
         </m:sSup>
@@ -44324,9 +44333,15 @@
         <m:r>
           <m:t>1</m:t>
         </m:r>
+        <m:r>
+          <m:rPr>
+            <m:sty m:val="p"/>
+          </m:rPr>
+          <m:t>)</m:t>
+        </m:r>
       </m:oMath>
       <w:r>
-        <w:t xml:space="preserve">) as comparator.</w:t>
+        <w:t xml:space="preserve"> as comparator.</w:t>
       </w:r>
     </w:p>
     <w:p>
@@ -44364,9 +44379,15 @@
         <m:r>
           <m:t>η</m:t>
         </m:r>
+        <m:r>
+          <m:rPr>
+            <m:sty m:val="p"/>
+          </m:rPr>
+          <m:t>)</m:t>
+        </m:r>
       </m:oMath>
       <w:r>
-        <w:t xml:space="preserve">):</w:t>
+        <w:t xml:space="preserve">:</w:t>
       </w:r>
     </w:p>
     <w:p>
@@ -44548,10 +44569,16 @@
         <w:t xml:space="preserve">2. Model and parameters.</w:t>
       </w:r>
       <w:r>
-        <w:t xml:space="preserve"> KRAMERS-GO toe (</w:t>
+        <w:t xml:space="preserve"> KRAMERS-GO toe </w:t>
       </w:r>
       <m:oMath>
         <m:r>
+          <m:rPr>
+            <m:sty m:val="p"/>
+          </m:rPr>
+          <m:t>(</m:t>
+        </m:r>
+        <m:r>
           <m:t>τ</m:t>
         </m:r>
         <m:r>
@@ -44615,9 +44642,15 @@
           </m:rPr>
           <m:t xml:space="preserve">yr</m:t>
         </m:r>
+        <m:r>
+          <m:rPr>
+            <m:sty m:val="p"/>
+          </m:rPr>
+          <m:t>)</m:t>
+        </m:r>
       </m:oMath>
       <w:r>
-        <w:t xml:space="preserve">), </w:t>
+        <w:t xml:space="preserve">, </w:t>
       </w:r>
       <m:oMath>
         <m:sSub>
@@ -45131,7 +45164,7 @@
           <m:rPr>
             <m:nor/>
           </m:rPr>
-          <m:t>E</m:t>
+          <m:t>𝔼</m:t>
         </m:r>
         <m:r>
           <m:rPr>
@@ -45440,10 +45473,16 @@
         </m:r>
       </m:oMath>
       <w:r>
-        <w:t xml:space="preserve">; no monotonicity violations. Other increases: PN 0.948 (</w:t>
+        <w:t xml:space="preserve">; no monotonicity violations. Other increases: PN 0.948 </w:t>
       </w:r>
       <m:oMath>
         <m:r>
+          <m:rPr>
+            <m:sty m:val="p"/>
+          </m:rPr>
+          <m:t>(</m:t>
+        </m:r>
+        <m:r>
           <m:t>0.70</m:t>
         </m:r>
         <m:r>
@@ -45455,12 +45494,24 @@
         <m:r>
           <m:t>0.85</m:t>
         </m:r>
+        <m:r>
+          <m:rPr>
+            <m:sty m:val="p"/>
+          </m:rPr>
+          <m:t>)</m:t>
+        </m:r>
       </m:oMath>
       <w:r>
-        <w:t xml:space="preserve">), 0.895 (</w:t>
+        <w:t xml:space="preserve">, 0.895 </w:t>
       </w:r>
       <m:oMath>
         <m:r>
+          <m:rPr>
+            <m:sty m:val="p"/>
+          </m:rPr>
+          <m:t>(</m:t>
+        </m:r>
+        <m:r>
           <m:t>0.75</m:t>
         </m:r>
         <m:r>
@@ -45472,12 +45523,24 @@
         <m:r>
           <m:t>0.90</m:t>
         </m:r>
+        <m:r>
+          <m:rPr>
+            <m:sty m:val="p"/>
+          </m:rPr>
+          <m:t>)</m:t>
+        </m:r>
       </m:oMath>
       <w:r>
-        <w:t xml:space="preserve">), 0.551 (</w:t>
+        <w:t xml:space="preserve">, 0.551 </w:t>
       </w:r>
       <m:oMath>
         <m:r>
+          <m:rPr>
+            <m:sty m:val="p"/>
+          </m:rPr>
+          <m:t>(</m:t>
+        </m:r>
+        <m:r>
           <m:t>0.85</m:t>
         </m:r>
         <m:r>
@@ -45489,9 +45552,15 @@
         <m:r>
           <m:t>0.95</m:t>
         </m:r>
+        <m:r>
+          <m:rPr>
+            <m:sty m:val="p"/>
+          </m:rPr>
+          <m:t>)</m:t>
+        </m:r>
       </m:oMath>
       <w:r>
-        <w:t xml:space="preserve">).</w:t>
+        <w:t xml:space="preserve">.</w:t>
       </w:r>
     </w:p>
     <w:p>
@@ -45553,9 +45622,15 @@
         <m:r>
           <m:t>3</m:t>
         </m:r>
+        <m:r>
+          <m:rPr>
+            <m:sty m:val="p"/>
+          </m:rPr>
+          <m:t>)</m:t>
+        </m:r>
       </m:oMath>
       <w:r>
-        <w:t xml:space="preserve">) and false confidence; replaced by the particle filter.</w:t>
+        <w:t xml:space="preserve"> and false confidence; replaced by the particle filter.</w:t>
       </w:r>
     </w:p>
     <w:p>
@@ -45777,9 +45852,9 @@
         </m:r>
         <m:r>
           <m:rPr>
-            <m:sty m:val="b"/>
-          </m:rPr>
-          <m:t>1</m:t>
+            <m:sty m:val="p"/>
+          </m:rPr>
+          <m:t>𝟏</m:t>
         </m:r>
         <m:r>
           <m:rPr>
@@ -45849,9 +45924,15 @@
         <m:r>
           <m:t>0</m:t>
         </m:r>
+        <m:r>
+          <m:rPr>
+            <m:sty m:val="p"/>
+          </m:rPr>
+          <m:t>)</m:t>
+        </m:r>
       </m:oMath>
       <w:r>
-        <w:t xml:space="preserve">), max 16; toe reading noise </w:t>
+        <w:t xml:space="preserve">, max 16; toe reading noise </w:t>
       </w:r>
       <m:oMath>
         <m:r>
@@ -46246,7 +46327,7 @@
           <m:rPr>
             <m:nor/>
           </m:rPr>
-          <m:t>E</m:t>
+          <m:t>𝔼</m:t>
         </m:r>
         <m:r>
           <m:rPr>
@@ -46835,11 +46916,23 @@
           </m:rPr>
           <m:t>)</m:t>
         </m:r>
+        <m:r>
+          <m:rPr>
+            <m:sty m:val="p"/>
+          </m:rPr>
+          <m:t>)</m:t>
+        </m:r>
       </m:oMath>
       <w:r>
-        <w:t xml:space="preserve">); first-crossing band; MSM band (</w:t>
+        <w:t xml:space="preserve">; first-crossing band; MSM band </w:t>
       </w:r>
       <m:oMath>
+        <m:r>
+          <m:rPr>
+            <m:sty m:val="p"/>
+          </m:rPr>
+          <m:t>(</m:t>
+        </m:r>
         <m:r>
           <m:rPr>
             <m:nor/>
@@ -47014,10 +47107,16 @@
         </m:r>
       </m:oMath>
       <w:r>
-        <w:t xml:space="preserve"> (</w:t>
+        <w:t xml:space="preserve"> </w:t>
       </w:r>
       <m:oMath>
         <m:r>
+          <m:rPr>
+            <m:sty m:val="p"/>
+          </m:rPr>
+          <m:t>(</m:t>
+        </m:r>
+        <m:r>
           <m:t>α</m:t>
         </m:r>
         <m:r>
@@ -47029,12 +47128,24 @@
         <m:r>
           <m:t>0.35</m:t>
         </m:r>
+        <m:r>
+          <m:rPr>
+            <m:sty m:val="p"/>
+          </m:rPr>
+          <m:t>)</m:t>
+        </m:r>
       </m:oMath>
       <w:r>
-        <w:t xml:space="preserve">), 0.72 (</w:t>
+        <w:t xml:space="preserve">, 0.72 </w:t>
       </w:r>
       <m:oMath>
         <m:r>
+          <m:rPr>
+            <m:sty m:val="p"/>
+          </m:rPr>
+          <m:t>(</m:t>
+        </m:r>
+        <m:r>
           <m:t>α</m:t>
         </m:r>
         <m:r>
@@ -47046,9 +47157,15 @@
         <m:r>
           <m:t>0.38</m:t>
         </m:r>
+        <m:r>
+          <m:rPr>
+            <m:sty m:val="p"/>
+          </m:rPr>
+          <m:t>)</m:t>
+        </m:r>
       </m:oMath>
       <w:r>
-        <w:t xml:space="preserve">). Violation </w:t>
+        <w:t xml:space="preserve">. Violation </w:t>
       </w:r>
       <m:oMath>
         <m:r>
@@ -47216,9 +47333,15 @@
         <w:t xml:space="preserve">5. Key results</w:t>
       </w:r>
       <w:r>
-        <w:t xml:space="preserve"> (</w:t>
+        <w:t xml:space="preserve"> </w:t>
       </w:r>
       <m:oMath>
+        <m:r>
+          <m:rPr>
+            <m:sty m:val="p"/>
+          </m:rPr>
+          <m:t>(</m:t>
+        </m:r>
         <m:r>
           <m:t>α</m:t>
         </m:r>
@@ -47277,11 +47400,17 @@
         <w:t xml:space="preserve">6. Limitations (README).</w:t>
       </w:r>
       <w:r>
-        <w:t xml:space="preserve"> Simultaneous-band coverage below nominal (64–80%) because positivity is weak; the band rule mostly falls back to low pumping (</w:t>
+        <w:t xml:space="preserve"> Simultaneous-band coverage below nominal (64–80%) because positivity is weak; the band rule mostly falls back to low pumping </w:t>
       </w:r>
       <m:oMath>
         <m:r>
           <m:rPr>
+            <m:sty m:val="p"/>
+          </m:rPr>
+          <m:t>(</m:t>
+        </m:r>
+        <m:r>
+          <m:rPr>
             <m:nor/>
           </m:rPr>
           <m:t>∼</m:t>
@@ -47300,9 +47429,15 @@
         <m:r>
           <m:t>n</m:t>
         </m:r>
+        <m:r>
+          <m:rPr>
+            <m:sty m:val="p"/>
+          </m:rPr>
+          <m:t>)</m:t>
+        </m:r>
       </m:oMath>
       <w:r>
-        <w:t xml:space="preserve">); the experiment's advantage partly comes from keeping every well monitored.</w:t>
+        <w:t xml:space="preserve">; the experiment's advantage partly comes from keeping every well monitored.</w:t>
       </w:r>
     </w:p>
     <w:p>
@@ -47515,6 +47650,9 @@
       </w:r>
       <m:oMath>
         <m:r>
+          <m:rPr>
+            <m:sty m:val="p"/>
+          </m:rPr>
           <m:t>Δ</m:t>
         </m:r>
         <m:r>
@@ -47762,12 +47900,9 @@
         </m:r>
         <m:r>
           <m:rPr>
-            <m:sty m:val="p"/>
-          </m:rPr>
-          <m:t>−</m:t>
-        </m:r>
-        <m:r>
-          <m:t>1</m:t>
+            <m:nor/>
+          </m:rPr>
+          <m:t>−1</m:t>
         </m:r>
         <m:r>
           <m:rPr>
@@ -47777,12 +47912,9 @@
         </m:r>
         <m:r>
           <m:rPr>
-            <m:sty m:val="p"/>
-          </m:rPr>
-          <m:t>−</m:t>
-        </m:r>
-        <m:r>
-          <m:t>2</m:t>
+            <m:nor/>
+          </m:rPr>
+          <m:t>−2</m:t>
         </m:r>
         <m:r>
           <m:rPr>
@@ -47839,12 +47971,9 @@
         </m:r>
         <m:r>
           <m:rPr>
-            <m:sty m:val="p"/>
-          </m:rPr>
-          <m:t>−</m:t>
-        </m:r>
-        <m:r>
-          <m:t>0.8</m:t>
+            <m:nor/>
+          </m:rPr>
+          <m:t>−0.8</m:t>
         </m:r>
         <m:r>
           <m:rPr>
@@ -47907,6 +48036,9 @@
           <m:t>(</m:t>
         </m:r>
         <m:r>
+          <m:rPr>
+            <m:sty m:val="p"/>
+          </m:rPr>
           <m:t>Δ</m:t>
         </m:r>
         <m:r>
@@ -47968,7 +48100,7 @@
         <m:nary>
           <m:naryPr>
             <m:chr m:val="∑"/>
-            <m:limLoc m:val="undOvr"/>
+            <m:limLoc m:val="subSup"/>
             <m:subHide m:val="off"/>
             <m:supHide m:val="on"/>
           </m:naryPr>
@@ -48006,7 +48138,7 @@
         <m:nary>
           <m:naryPr>
             <m:chr m:val="∑"/>
-            <m:limLoc m:val="undOvr"/>
+            <m:limLoc m:val="subSup"/>
             <m:subHide m:val="off"/>
             <m:supHide m:val="on"/>
           </m:naryPr>
@@ -48075,6 +48207,9 @@
           <m:t>(</m:t>
         </m:r>
         <m:r>
+          <m:rPr>
+            <m:sty m:val="p"/>
+          </m:rPr>
           <m:t>Δ</m:t>
         </m:r>
         <m:r>
@@ -48128,7 +48263,7 @@
         <m:nary>
           <m:naryPr>
             <m:chr m:val="∑"/>
-            <m:limLoc m:val="undOvr"/>
+            <m:limLoc m:val="subSup"/>
             <m:subHide m:val="off"/>
             <m:supHide m:val="on"/>
           </m:naryPr>
@@ -48194,6 +48329,9 @@
           <m:t>(</m:t>
         </m:r>
         <m:r>
+          <m:rPr>
+            <m:sty m:val="p"/>
+          </m:rPr>
           <m:t>Δ</m:t>
         </m:r>
         <m:r>
@@ -48413,6 +48551,9 @@
           <m:t>(</m:t>
         </m:r>
         <m:r>
+          <m:rPr>
+            <m:sty m:val="p"/>
+          </m:rPr>
           <m:t>Δ</m:t>
         </m:r>
         <m:r>
@@ -48772,6 +48913,9 @@
           <m:t>(</m:t>
         </m:r>
         <m:r>
+          <m:rPr>
+            <m:sty m:val="p"/>
+          </m:rPr>
           <m:t>Δ</m:t>
         </m:r>
         <m:r>
@@ -49194,10 +49338,16 @@
         </m:f>
       </m:oMath>
       <w:r>
-        <w:t xml:space="preserve">; designs: natural (</w:t>
+        <w:t xml:space="preserve">; designs: natural </w:t>
       </w:r>
       <m:oMath>
         <m:r>
+          <m:rPr>
+            <m:sty m:val="p"/>
+          </m:rPr>
+          <m:t>(</m:t>
+        </m:r>
+        <m:r>
           <m:t>q</m:t>
         </m:r>
         <m:r>
@@ -49209,11 +49359,23 @@
         <m:r>
           <m:t>π</m:t>
         </m:r>
+        <m:r>
+          <m:rPr>
+            <m:sty m:val="p"/>
+          </m:rPr>
+          <m:t>)</m:t>
+        </m:r>
       </m:oMath>
       <w:r>
-        <w:t xml:space="preserve">), balanced (</w:t>
+        <w:t xml:space="preserve">, balanced </w:t>
       </w:r>
       <m:oMath>
+        <m:r>
+          <m:rPr>
+            <m:sty m:val="p"/>
+          </m:rPr>
+          <m:t>(</m:t>
+        </m:r>
         <m:r>
           <m:t>q</m:t>
         </m:r>
@@ -49238,11 +49400,23 @@
             </m:r>
           </m:den>
         </m:f>
+        <m:r>
+          <m:rPr>
+            <m:sty m:val="p"/>
+          </m:rPr>
+          <m:t>)</m:t>
+        </m:r>
       </m:oMath>
       <w:r>
-        <w:t xml:space="preserve">), capped (</w:t>
+        <w:t xml:space="preserve">, capped </w:t>
       </w:r>
       <m:oMath>
+        <m:r>
+          <m:rPr>
+            <m:sty m:val="p"/>
+          </m:rPr>
+          <m:t>(</m:t>
+        </m:r>
         <m:f>
           <m:fPr>
             <m:type m:val="lin"/>
@@ -49464,7 +49638,7 @@
         <m:nary>
           <m:naryPr>
             <m:chr m:val="∑"/>
-            <m:limLoc m:val="undOvr"/>
+            <m:limLoc m:val="subSup"/>
             <m:subHide m:val="off"/>
             <m:supHide m:val="on"/>
           </m:naryPr>
@@ -49482,6 +49656,9 @@
             <m:sSubSup>
               <m:e>
                 <m:r>
+                  <m:rPr>
+                    <m:sty m:val="p"/>
+                  </m:rPr>
                   <m:t>Δ</m:t>
                 </m:r>
               </m:e>
@@ -49531,6 +49708,9 @@
         <m:sSub>
           <m:e>
             <m:r>
+              <m:rPr>
+                <m:sty m:val="p"/>
+              </m:rPr>
               <m:t>Δ</m:t>
             </m:r>
           </m:e>
@@ -50073,16 +50253,10 @@
           <m:t>=</m:t>
         </m:r>
         <m:r>
-          <m:t>0.4985</m:t>
-        </m:r>
-        <m:r>
-          <m:rPr>
-            <m:sty m:val="p"/>
-          </m:rPr>
-          <m:t>–</m:t>
-        </m:r>
-        <m:r>
-          <m:t>0.5005</m:t>
+          <m:rPr>
+            <m:nor/>
+          </m:rPr>
+          <m:t>0.4985–0.5005</m:t>
         </m:r>
       </m:oMath>
       <w:r>
@@ -50252,10 +50426,16 @@
         <w:t xml:space="preserve">2. Model and parameters.</w:t>
       </w:r>
       <w:r>
-        <w:t xml:space="preserve"> RRJEDHA-GO field (</w:t>
+        <w:t xml:space="preserve"> RRJEDHA-GO field </w:t>
       </w:r>
       <m:oMath>
         <m:r>
+          <m:rPr>
+            <m:sty m:val="p"/>
+          </m:rPr>
+          <m:t>(</m:t>
+        </m:r>
+        <m:r>
           <m:t>s</m:t>
         </m:r>
         <m:r>
@@ -50267,9 +50447,15 @@
         <m:r>
           <m:t>0.30</m:t>
         </m:r>
+        <m:r>
+          <m:rPr>
+            <m:sty m:val="p"/>
+          </m:rPr>
+          <m:t>)</m:t>
+        </m:r>
       </m:oMath>
       <w:r>
-        <w:t xml:space="preserve">), 200 000 wells </w:t>
+        <w:t xml:space="preserve">, 200 000 wells </w:t>
       </w:r>
       <m:oMath>
         <m:r>
@@ -50604,10 +50790,16 @@
         </m:r>
       </m:oMath>
       <w:r>
-        <w:t xml:space="preserve"> (24 designs) + no monitoring (</w:t>
+        <w:t xml:space="preserve"> (24 designs) + no monitoring </w:t>
       </w:r>
       <m:oMath>
         <m:r>
+          <m:rPr>
+            <m:sty m:val="p"/>
+          </m:rPr>
+          <m:t>(</m:t>
+        </m:r>
+        <m:r>
           <m:t>R</m:t>
         </m:r>
       </m:oMath>
@@ -50618,9 +50810,15 @@
         <m:r>
           <m:t>X</m:t>
         </m:r>
+        <m:r>
+          <m:rPr>
+            <m:sty m:val="p"/>
+          </m:rPr>
+          <m:t>)</m:t>
+        </m:r>
       </m:oMath>
       <w:r>
-        <w:t xml:space="preserve">); </w:t>
+        <w:t xml:space="preserve">; </w:t>
       </w:r>
       <m:oMath>
         <m:sSub>
@@ -50637,10 +50835,16 @@
         </m:sSub>
       </m:oMath>
       <w:r>
-        <w:t xml:space="preserve"> calibrated (30 000 wells, common random numbers) so mean pumping equals the reference (</w:t>
+        <w:t xml:space="preserve"> calibrated (30 000 wells, common random numbers) so mean pumping equals the reference </w:t>
       </w:r>
       <m:oMath>
         <m:r>
+          <m:rPr>
+            <m:sty m:val="p"/>
+          </m:rPr>
+          <m:t>(</m:t>
+        </m:r>
+        <m:r>
           <m:t>σ</m:t>
         </m:r>
         <m:r>
@@ -50669,9 +50873,15 @@
         <m:r>
           <m:t>1</m:t>
         </m:r>
+        <m:r>
+          <m:rPr>
+            <m:sty m:val="p"/>
+          </m:rPr>
+          <m:t>)</m:t>
+        </m:r>
       </m:oMath>
       <w:r>
-        <w:t xml:space="preserve">), target 0.366; seeds 1 (reference), </w:t>
+        <w:t xml:space="preserve">, target 0.366; seeds 1 (reference), </w:t>
       </w:r>
       <m:oMath>
         <m:r>
@@ -50914,7 +51124,7 @@
           <m:rPr>
             <m:nor/>
           </m:rPr>
-          <m:t>E</m:t>
+          <m:t>𝔼</m:t>
         </m:r>
         <m:r>
           <m:rPr>
@@ -51112,10 +51322,16 @@
         <w:jc w:val="both"/>
       </w:pPr>
       <w:r>
-        <w:t xml:space="preserve">Risk: no monitoring 0.452, best design (</w:t>
+        <w:t xml:space="preserve">Risk: no monitoring 0.452, best design </w:t>
       </w:r>
       <m:oMath>
         <m:r>
+          <m:rPr>
+            <m:sty m:val="p"/>
+          </m:rPr>
+          <m:t>(</m:t>
+        </m:r>
+        <m:r>
           <m:t>σ</m:t>
         </m:r>
         <m:r>
@@ -51144,9 +51360,15 @@
         <m:r>
           <m:t>3</m:t>
         </m:r>
+        <m:r>
+          <m:rPr>
+            <m:sty m:val="p"/>
+          </m:rPr>
+          <m:t>)</m:t>
+        </m:r>
       </m:oMath>
       <w:r>
-        <w:t xml:space="preserve">) 0.375.</w:t>
+        <w:t xml:space="preserve"> 0.375.</w:t>
       </w:r>
     </w:p>
     <w:p>
@@ -51574,7 +51796,7 @@
         <w:jc w:val="both"/>
       </w:pPr>
       <w:r>
-        <w:t xml:space="preserve">out = fkcl_prag_mar(); recomputes PRAG-MAR with the geolocated sea boundary (Section S7.2a, Fig. S1) in about a minute; struct('mode', 'equal') gives Table S11.</w:t>
+        <w:t xml:space="preserve">out = fkcl_prag_mar(); recomputes PRAG-MAR with the geolocated sea boundary (Section S7.2a, Fig. S1) in about a minute; struct('mode', 'equal') gives Table S10.</w:t>
       </w:r>
     </w:p>
     <w:p>
@@ -51588,7 +51810,7 @@
         <w:jc w:val="both"/>
       </w:pPr>
       <w:r>
-        <w:t xml:space="preserve">out = fkcl_prag_go(); recomputes PRAG-GO with the geolocated sea boundary (Section S7.2b, Table S12, Fig. S2) and prints the largest difference from the Python result; struct('prior', 'rho805') repeats it with </w:t>
+        <w:t xml:space="preserve">out = fkcl_prag_go(); recomputes PRAG-GO with the geolocated sea boundary (Section S7.2b, Table S11, Fig. S2) and prints the largest difference from the Python result; struct('prior', 'rho805') repeats it with </w:t>
       </w:r>
       <m:oMath>
         <m:sSub>
@@ -51614,7 +51836,7 @@
         </m:r>
       </m:oMath>
       <w:r>
-        <w:t xml:space="preserve"> (Table S13); struct('budgets', [2 3]) skips the 4 368 five-well designs, which take most of the time (in GNU Octave 8.4 on one core, about 8 min for two and three wells and about 55 min more for five; MATLAB is faster). The exact EIG of every design needs about 2 GB of memory.</w:t>
+        <w:t xml:space="preserve"> (Table S12); struct('budgets', [2 3]) skips the 4 368 five-well designs, which take most of the time (in GNU Octave 8.4 on one core, about 8 min for two and three wells and about 55 min more for five; MATLAB is faster). The exact EIG of every design needs about 2 GB of memory.</w:t>
       </w:r>
     </w:p>
     <w:p>
@@ -51643,7 +51865,7 @@
           <w:sz w:val="20"/>
           <w:szCs w:val="20"/>
         </w:rPr>
-        <w:t xml:space="preserve">Table S9.</w:t>
+        <w:t xml:space="preserve">Table S13.</w:t>
       </w:r>
       <w:r>
         <w:rPr>
@@ -52714,7 +52936,7 @@
                 <w:sz w:val="17"/>
                 <w:szCs w:val="17"/>
               </w:rPr>
-              <w:t xml:space="preserve">PRAG-MAR, geolocated boundary (Fig. S1, Tables S10–S11)</w:t>
+              <w:t xml:space="preserve">PRAG-MAR, geolocated boundary (Fig. S1, Tables S9–S10)</w:t>
             </w:r>
           </w:p>
         </w:tc>
@@ -52815,7 +53037,7 @@
                 <w:sz w:val="17"/>
                 <w:szCs w:val="17"/>
               </w:rPr>
-              <w:t xml:space="preserve">PRAG-GO, geolocated boundary (Fig. S2, Tables S12–S13)</w:t>
+              <w:t xml:space="preserve">PRAG-GO, geolocated boundary (Fig. S2, Tables S11–S12)</w:t>
             </w:r>
           </w:p>
         </w:tc>
@@ -52847,7 +53069,7 @@
                 <w:sz w:val="17"/>
                 <w:szCs w:val="17"/>
               </w:rPr>
-              <w:t xml:space="preserve">fkcl_prag_go.m (Table S12; Table S13, </w:t>
+              <w:t xml:space="preserve">fkcl_prag_go.m (Table S11; Table S12, </w:t>
             </w:r>
             <m:oMath>
               <m:sSub>

--- a/docs/manuscript/Chloride_Fushe_Kuqe_Supplementary_Material.docx
+++ b/docs/manuscript/Chloride_Fushe_Kuqe_Supplementary_Material.docx
@@ -109,7 +109,7 @@
       <w:r>
         <w:t xml:space="preserve">Paths refer to the code repository </w:t>
       </w:r>
-      <w:hyperlink w:history="1" r:id="rIdzqx_pvrkvxsgneqeg2th6">
+      <w:hyperlink w:history="1" r:id="rIdjhb55yyhyjbdsa0r_ndn7">
         <w:r>
           <w:rPr>
             <w:color w:val="1D4ED8"/>
@@ -23404,7 +23404,7 @@
         <w:jc w:val="both"/>
       </w:pPr>
       <w:r>
-        <w:t xml:space="preserve">Each module is a Python experiment in the folder experiments/ of the repository, with its own README, scripts, result file and figures; PRAG-MAR is also implemented in MATLAB (src/prag_mar.m), and with the geolocated boundary both PRAG-MAR and PRAG-GO are part of the MATLAB package (chloride_fk/matlab/fkcl_prag_mar.m, fkcl_prag_go.m). The tests use simplified models parameterized for Fushë-Kuqe with a known truth. PRAG-GO and PRAG-MAR were first tested on the companion field model with its full-margin sea boundary (S7.1–S7.2; see Section 5.2 of the main text) and then recomputed with the geolocated sea contact of Section 2.3: PRAG-MAR in S7.2a (Fig. S1, Tables S9–S10) and PRAG-GO in S7.2b (Fig. S2, Tables S11–S12). The summaries below give, for each module, the question, the model, the criterion, the experiment, the results, the limitations and the files.</w:t>
+        <w:t xml:space="preserve">Each module is a Python experiment in the folder experiments/ of the repository, with its own README, scripts, result file and figures; PRAG-MAR is also implemented in MATLAB (src/prag_mar.m), and with the geolocated boundary both PRAG-MAR and PRAG-GO are part of the MATLAB package (chloride_fk/matlab/fkcl_prag_mar.m, fkcl_prag_go.m). The tests use simplified models parameterized for Fushë-Kuqe with a known truth. PRAG-GO and PRAG-MAR were first tested on the companion field model with its full-margin sea boundary (S7.1–S7.2; see Section 5.2 of the main text) and then recomputed with the geolocated sea contact of Section 2.3: PRAG-MAR in S7.2a (Fig. S1, Tables S9–S10) and PRAG-GO in S7.2b (Fig. S2, Tables S11–S12); Section 4.7 of the main text summarizes these results (Fig. 9, Tables 6 and 7). The summaries below give, for each module, the question, the model, the criterion, the experiment, the results, the limitations and the files.</w:t>
       </w:r>
     </w:p>
     <w:p>
@@ -28813,7 +28813,7 @@
         </m:r>
       </m:oMath>
       <w:r>
-        <w:t xml:space="preserve"> are unchanged. With this boundary the intruded area at the prior mean is 10.1 km² (92.7 km² with the full-margin boundary), confined to the northern coast, and no inside well is at risk without pumping: the lowest prior-mean head of an inside K-well in the sector is 2.56 m (A1).</w:t>
+        <w:t xml:space="preserve"> are unchanged. With this boundary the intruded area at the prior mean is 10.1 km² (92.7 km² with the full-margin boundary; main text Fig. 9), confined to the northern coast, and no inside well is at risk without pumping: the lowest prior-mean head of an inside K-well in the sector is 2.56 m (A1).</w:t>
       </w:r>
     </w:p>
     <w:p>
@@ -51740,7 +51740,7 @@
         <w:jc w:val="both"/>
       </w:pPr>
       <w:r>
-        <w:t xml:space="preserve">The folder chloride_fk/matlab contains 34 functions that use base MATLAB only (no toolboxes). They were written for MATLAB R2026b and run unchanged in GNU Octave 8.4, where the workbook sheets are read from TSV copies (fkcl_export.py --tsv) because readcell is not available. To reproduce the study:</w:t>
+        <w:t xml:space="preserve">The folder chloride_fk/matlab contains 35 functions that use base MATLAB only (no toolboxes). They were written for MATLAB R2026b and run unchanged in GNU Octave 8.4, where the workbook sheets are read from TSV copies (fkcl_export.py --tsv) because readcell is not available. To reproduce the study:</w:t>
       </w:r>
     </w:p>
     <w:p>
@@ -51783,6 +51783,20 @@
       </w:pPr>
       <w:r>
         <w:t xml:space="preserve">fkcl_figures(load('results_matlab/fkcl_results.mat')) redraws the figures from saved results.</w:t>
+      </w:r>
+    </w:p>
+    <w:p>
+      <w:pPr>
+        <w:pStyle w:val="ListParagraph"/>
+        <w:numPr>
+          <w:ilvl w:val="0"/>
+          <w:numId w:val="2"/>
+        </w:numPr>
+        <w:spacing w:after="60" w:line="360"/>
+        <w:jc w:val="both"/>
+      </w:pPr>
+      <w:r>
+        <w:t xml:space="preserve">out = fkcl_boundary_figure(); draws Fig. 9 (the full-margin and the geolocated sea boundary) in a few seconds and prints the three intruded areas of Section 4.7 (92.7, 10.1 and 11.6 km²).</w:t>
       </w:r>
     </w:p>
     <w:p>
@@ -52900,6 +52914,208 @@
                 <w:szCs w:val="17"/>
               </w:rPr>
               <w:t xml:space="preserve">experiments/*</w:t>
+            </w:r>
+          </w:p>
+        </w:tc>
+      </w:tr>
+      <w:tr>
+        <w:trPr>
+          <w:cantSplit/>
+        </w:trPr>
+        <w:tc>
+          <w:tcPr>
+            <w:tcW w:type="dxa" w:w="3600"/>
+            <w:tcBorders>
+              <w:top w:val="none" w:color="FFFFFF" w:sz="0"/>
+              <w:left w:val="none" w:color="FFFFFF" w:sz="0"/>
+              <w:bottom w:val="none" w:color="FFFFFF" w:sz="0"/>
+              <w:right w:val="none" w:color="FFFFFF" w:sz="0"/>
+            </w:tcBorders>
+            <w:tcMar>
+              <w:top w:type="dxa" w:w="40"/>
+              <w:left w:type="dxa" w:w="80"/>
+              <w:bottom w:type="dxa" w:w="40"/>
+              <w:right w:type="dxa" w:w="80"/>
+            </w:tcMar>
+          </w:tcPr>
+          <w:p>
+            <w:pPr>
+              <w:spacing w:line="240"/>
+              <w:jc w:val="left"/>
+            </w:pPr>
+            <w:r>
+              <w:rPr>
+                <w:b w:val="false"/>
+                <w:bCs w:val="false"/>
+                <w:sz w:val="17"/>
+                <w:szCs w:val="17"/>
+              </w:rPr>
+              <w:t xml:space="preserve">Fig. 9 (sea boundaries)</w:t>
+            </w:r>
+          </w:p>
+        </w:tc>
+        <w:tc>
+          <w:tcPr>
+            <w:tcW w:type="dxa" w:w="2900"/>
+            <w:tcBorders>
+              <w:top w:val="none" w:color="FFFFFF" w:sz="0"/>
+              <w:left w:val="none" w:color="FFFFFF" w:sz="0"/>
+              <w:bottom w:val="none" w:color="FFFFFF" w:sz="0"/>
+              <w:right w:val="none" w:color="FFFFFF" w:sz="0"/>
+            </w:tcBorders>
+            <w:tcMar>
+              <w:top w:type="dxa" w:w="40"/>
+              <w:left w:type="dxa" w:w="80"/>
+              <w:bottom w:type="dxa" w:w="40"/>
+              <w:right w:type="dxa" w:w="80"/>
+            </w:tcMar>
+          </w:tcPr>
+          <w:p>
+            <w:pPr>
+              <w:spacing w:line="240"/>
+              <w:jc w:val="left"/>
+            </w:pPr>
+            <w:r>
+              <w:rPr>
+                <w:b w:val="false"/>
+                <w:bCs w:val="false"/>
+                <w:sz w:val="17"/>
+                <w:szCs w:val="17"/>
+              </w:rPr>
+              <w:t xml:space="preserve">fkcl_boundary_figure.m</w:t>
+            </w:r>
+          </w:p>
+        </w:tc>
+        <w:tc>
+          <w:tcPr>
+            <w:tcW w:type="dxa" w:w="2570"/>
+            <w:tcBorders>
+              <w:top w:val="none" w:color="FFFFFF" w:sz="0"/>
+              <w:left w:val="none" w:color="FFFFFF" w:sz="0"/>
+              <w:bottom w:val="none" w:color="FFFFFF" w:sz="0"/>
+              <w:right w:val="none" w:color="FFFFFF" w:sz="0"/>
+            </w:tcBorders>
+            <w:tcMar>
+              <w:top w:type="dxa" w:w="40"/>
+              <w:left w:type="dxa" w:w="80"/>
+              <w:bottom w:type="dxa" w:w="40"/>
+              <w:right w:type="dxa" w:w="80"/>
+            </w:tcMar>
+          </w:tcPr>
+          <w:p>
+            <w:pPr>
+              <w:spacing w:line="240"/>
+              <w:jc w:val="left"/>
+            </w:pPr>
+            <w:r>
+              <w:rPr>
+                <w:b w:val="false"/>
+                <w:bCs w:val="false"/>
+                <w:sz w:val="17"/>
+                <w:szCs w:val="17"/>
+              </w:rPr>
+              <w:t xml:space="preserve">experiments/prag_go_fushe_kuqe/fk_geo_figs.py --paper</w:t>
+            </w:r>
+          </w:p>
+        </w:tc>
+      </w:tr>
+      <w:tr>
+        <w:trPr>
+          <w:cantSplit/>
+        </w:trPr>
+        <w:tc>
+          <w:tcPr>
+            <w:tcW w:type="dxa" w:w="3600"/>
+            <w:tcBorders>
+              <w:top w:val="none" w:color="FFFFFF" w:sz="0"/>
+              <w:left w:val="none" w:color="FFFFFF" w:sz="0"/>
+              <w:bottom w:val="none" w:color="FFFFFF" w:sz="0"/>
+              <w:right w:val="none" w:color="FFFFFF" w:sz="0"/>
+            </w:tcBorders>
+            <w:tcMar>
+              <w:top w:type="dxa" w:w="40"/>
+              <w:left w:type="dxa" w:w="80"/>
+              <w:bottom w:type="dxa" w:w="40"/>
+              <w:right w:type="dxa" w:w="80"/>
+            </w:tcMar>
+          </w:tcPr>
+          <w:p>
+            <w:pPr>
+              <w:spacing w:line="240"/>
+              <w:jc w:val="left"/>
+            </w:pPr>
+            <w:r>
+              <w:rPr>
+                <w:b w:val="false"/>
+                <w:bCs w:val="false"/>
+                <w:sz w:val="17"/>
+                <w:szCs w:val="17"/>
+              </w:rPr>
+              <w:t xml:space="preserve">Tables 6–7 (threshold risk at the well field)</w:t>
+            </w:r>
+          </w:p>
+        </w:tc>
+        <w:tc>
+          <w:tcPr>
+            <w:tcW w:type="dxa" w:w="2900"/>
+            <w:tcBorders>
+              <w:top w:val="none" w:color="FFFFFF" w:sz="0"/>
+              <w:left w:val="none" w:color="FFFFFF" w:sz="0"/>
+              <w:bottom w:val="none" w:color="FFFFFF" w:sz="0"/>
+              <w:right w:val="none" w:color="FFFFFF" w:sz="0"/>
+            </w:tcBorders>
+            <w:tcMar>
+              <w:top w:type="dxa" w:w="40"/>
+              <w:left w:type="dxa" w:w="80"/>
+              <w:bottom w:type="dxa" w:w="40"/>
+              <w:right w:type="dxa" w:w="80"/>
+            </w:tcMar>
+          </w:tcPr>
+          <w:p>
+            <w:pPr>
+              <w:spacing w:line="240"/>
+              <w:jc w:val="left"/>
+            </w:pPr>
+            <w:r>
+              <w:rPr>
+                <w:b w:val="false"/>
+                <w:bCs w:val="false"/>
+                <w:sz w:val="17"/>
+                <w:szCs w:val="17"/>
+              </w:rPr>
+              <w:t xml:space="preserve">fkcl_prag_go.m, fkcl_prag_mar.m</w:t>
+            </w:r>
+          </w:p>
+        </w:tc>
+        <w:tc>
+          <w:tcPr>
+            <w:tcW w:type="dxa" w:w="2570"/>
+            <w:tcBorders>
+              <w:top w:val="none" w:color="FFFFFF" w:sz="0"/>
+              <w:left w:val="none" w:color="FFFFFF" w:sz="0"/>
+              <w:bottom w:val="none" w:color="FFFFFF" w:sz="0"/>
+              <w:right w:val="none" w:color="FFFFFF" w:sz="0"/>
+            </w:tcBorders>
+            <w:tcMar>
+              <w:top w:type="dxa" w:w="40"/>
+              <w:left w:type="dxa" w:w="80"/>
+              <w:bottom w:type="dxa" w:w="40"/>
+              <w:right w:type="dxa" w:w="80"/>
+            </w:tcMar>
+          </w:tcPr>
+          <w:p>
+            <w:pPr>
+              <w:spacing w:line="240"/>
+              <w:jc w:val="left"/>
+            </w:pPr>
+            <w:r>
+              <w:rPr>
+                <w:b w:val="false"/>
+                <w:bCs w:val="false"/>
+                <w:sz w:val="17"/>
+                <w:szCs w:val="17"/>
+              </w:rPr>
+              <w:t xml:space="preserve">experiments/prag_go_fushe_kuqe/fk_prag_geo.py, fk_prag_geo_check.py, fk_mar_geo.py</w:t>
             </w:r>
           </w:p>
         </w:tc>
